--- a/8.资源管理/1.流程制度规范类文件/TXHS-08-01-运维服务工具管理制度.docx
+++ b/8.资源管理/1.流程制度规范类文件/TXHS-08-01-运维服务工具管理制度.docx
@@ -550,18 +550,7 @@
                 <w:vertAlign w:val="baseline"/>
                 <w:lang w:val="en-US" w:eastAsia="zh-CN"/>
               </w:rPr>
-              <w:t>V2.</w:t>
-            </w:r>
-            <w:r>
-              <w:rPr>
-                <w:rFonts w:hint="eastAsia"/>
-                <w:spacing w:val="0"/>
-                <w:kern w:val="0"/>
-                <w:u w:val="single"/>
-                <w:vertAlign w:val="baseline"/>
-                <w:lang w:val="en-US" w:eastAsia="zh-CN"/>
-              </w:rPr>
-              <w:t>0</w:t>
+              <w:t>V1.0</w:t>
             </w:r>
           </w:p>
         </w:tc>
@@ -602,17 +591,7 @@
                 <w:vertAlign w:val="baseline"/>
                 <w:lang w:val="en-US" w:eastAsia="zh-CN"/>
               </w:rPr>
-              <w:t>审核</w:t>
-            </w:r>
-            <w:bookmarkStart w:id="20" w:name="_GoBack"/>
-            <w:bookmarkEnd w:id="20"/>
-            <w:r>
-              <w:rPr>
-                <w:rFonts w:hint="eastAsia"/>
-                <w:vertAlign w:val="baseline"/>
-                <w:lang w:val="en-US" w:eastAsia="zh-CN"/>
-              </w:rPr>
-              <w:t>时间</w:t>
+              <w:t>审核时间</w:t>
             </w:r>
             <w:r>
               <w:rPr>
@@ -1325,7 +1304,7 @@
                 <w:vertAlign w:val="baseline"/>
                 <w:lang w:val="en-US" w:eastAsia="zh-CN"/>
               </w:rPr>
-              <w:t>程方</w:t>
+              <w:t>强宇涛</w:t>
             </w:r>
           </w:p>
         </w:tc>
@@ -1368,7 +1347,7 @@
                 <w:vertAlign w:val="baseline"/>
                 <w:lang w:val="en-US" w:eastAsia="zh-CN"/>
               </w:rPr>
-              <w:t>茅建根</w:t>
+              <w:t>陈凯</w:t>
             </w:r>
           </w:p>
         </w:tc>
@@ -1553,28 +1532,7 @@
                 <w:sz w:val="20"/>
                 <w:szCs w:val="20"/>
               </w:rPr>
-              <w:t>V</w:t>
-            </w:r>
-            <w:r>
-              <w:rPr>
-                <w:rFonts w:hint="eastAsia" w:ascii="宋体" w:hAnsi="宋体" w:cs="宋体"/>
-                <w:spacing w:val="4"/>
-                <w:position w:val="1"/>
-                <w:sz w:val="20"/>
-                <w:szCs w:val="20"/>
-                <w:lang w:val="en-US" w:eastAsia="zh-CN"/>
-              </w:rPr>
-              <w:t>2</w:t>
-            </w:r>
-            <w:r>
-              <w:rPr>
-                <w:rFonts w:ascii="宋体" w:hAnsi="宋体" w:eastAsia="宋体" w:cs="宋体"/>
-                <w:spacing w:val="4"/>
-                <w:position w:val="1"/>
-                <w:sz w:val="20"/>
-                <w:szCs w:val="20"/>
-              </w:rPr>
-              <w:t>.0</w:t>
+              <w:t>V1.0</w:t>
             </w:r>
           </w:p>
         </w:tc>
@@ -1664,7 +1622,7 @@
                 <w:vertAlign w:val="baseline"/>
                 <w:lang w:val="en-US" w:eastAsia="zh-CN"/>
               </w:rPr>
-              <w:t>程方</w:t>
+              <w:t>强宇涛</w:t>
             </w:r>
           </w:p>
         </w:tc>
@@ -1711,7 +1669,7 @@
                 <w:vertAlign w:val="baseline"/>
                 <w:lang w:val="en-US" w:eastAsia="zh-CN"/>
               </w:rPr>
-              <w:t>茅建根</w:t>
+              <w:t>陈凯</w:t>
             </w:r>
           </w:p>
         </w:tc>
@@ -4558,6 +4516,8 @@
         </w:rPr>
       </w:pPr>
       <w:bookmarkStart w:id="18" w:name="_Toc3011"/>
+      <w:bookmarkStart w:id="20" w:name="_GoBack"/>
+      <w:bookmarkEnd w:id="20"/>
       <w:r>
         <w:rPr>
           <w:rFonts w:hint="eastAsia"/>
@@ -4831,6 +4791,7 @@
             <w:insideH w:val="none" w:color="auto" w:sz="0" w:space="0"/>
             <w:insideV w:val="none" w:color="auto" w:sz="0" w:space="0"/>
           </w:tblBorders>
+          <w:shd w:val="clear" w:color="auto" w:fill="auto"/>
           <w:tblCellMar>
             <w:top w:w="0" w:type="dxa"/>
             <w:left w:w="108" w:type="dxa"/>

--- a/8.资源管理/1.流程制度规范类文件/TXHS-08-01-运维服务工具管理制度.docx
+++ b/8.资源管理/1.流程制度规范类文件/TXHS-08-01-运维服务工具管理制度.docx
@@ -1,10 +1,11 @@
 
 <file path=word/document.xml><?xml version="1.0" encoding="utf-8"?>
-<w:document xmlns:wpc="http://schemas.microsoft.com/office/word/2010/wordprocessingCanvas" xmlns:mc="http://schemas.openxmlformats.org/markup-compatibility/2006" xmlns:o="urn:schemas-microsoft-com:office:office" xmlns:r="http://schemas.openxmlformats.org/officeDocument/2006/relationships" xmlns:m="http://schemas.openxmlformats.org/officeDocument/2006/math" xmlns:v="urn:schemas-microsoft-com:vml" xmlns:wp14="http://schemas.microsoft.com/office/word/2010/wordprocessingDrawing" xmlns:wp="http://schemas.openxmlformats.org/drawingml/2006/wordprocessingDrawing" xmlns:w="http://schemas.openxmlformats.org/wordprocessingml/2006/main" xmlns:w14="http://schemas.microsoft.com/office/word/2010/wordml" xmlns:w10="urn:schemas-microsoft-com:office:word" xmlns:w15="http://schemas.microsoft.com/office/word/2012/wordml" xmlns:wpg="http://schemas.microsoft.com/office/word/2010/wordprocessingGroup" xmlns:wpi="http://schemas.microsoft.com/office/word/2010/wordprocessingInk" xmlns:wne="http://schemas.microsoft.com/office/word/2006/wordml" xmlns:wps="http://schemas.microsoft.com/office/word/2010/wordprocessingShape" xmlns:wpsCustomData="http://www.wps.cn/officeDocument/2013/wpsCustomData" mc:Ignorable="w14 w15 wp14">
+<w:document xmlns:wpc="http://schemas.microsoft.com/office/word/2010/wordprocessingCanvas" xmlns:mc="http://schemas.openxmlformats.org/markup-compatibility/2006" xmlns:o="urn:schemas-microsoft-com:office:office" xmlns:r="http://schemas.openxmlformats.org/officeDocument/2006/relationships" xmlns:m="http://schemas.openxmlformats.org/officeDocument/2006/math" xmlns:v="urn:schemas-microsoft-com:vml" xmlns:wp14="http://schemas.microsoft.com/office/word/2010/wordprocessingDrawing" xmlns:wp="http://schemas.openxmlformats.org/drawingml/2006/wordprocessingDrawing" xmlns:w10="urn:schemas-microsoft-com:office:word" xmlns:w="http://schemas.openxmlformats.org/wordprocessingml/2006/main" xmlns:w14="http://schemas.microsoft.com/office/word/2010/wordml" xmlns:w15="http://schemas.microsoft.com/office/word/2012/wordml" xmlns:wne="http://schemas.microsoft.com/office/word/2006/wordml" xmlns:wpg="http://schemas.microsoft.com/office/word/2010/wordprocessingGroup" xmlns:wpi="http://schemas.microsoft.com/office/word/2010/wordprocessingInk" xmlns:wps="http://schemas.microsoft.com/office/word/2010/wordprocessingShape" mc:Ignorable="w14 w15 wp14">
+  <!-- Generated by Aspose.Words for .NET 13.3.0.1 -->
   <w:body>
     <w:p>
       <w:pPr>
-        <w:pStyle w:val="24"/>
+        <w:pStyle w:val="a"/>
         <w:keepNext w:val="0"/>
         <w:keepLines w:val="0"/>
         <w:pageBreakBefore w:val="0"/>
@@ -24,7 +25,7 @@
       <w:bookmarkStart w:id="0" w:name="_Toc20805"/>
       <w:r>
         <w:drawing>
-          <wp:anchor distT="0" distB="0" distL="114300" distR="114300" simplePos="0" relativeHeight="251661312" behindDoc="1" locked="0" layoutInCell="1" allowOverlap="1">
+          <wp:anchor distT="0" distB="0" distL="114300" distR="114300" simplePos="0" relativeHeight="251660288" behindDoc="1" locked="0" layoutInCell="1" allowOverlap="1">
             <wp:simplePos x="0" y="0"/>
             <wp:positionH relativeFrom="column">
               <wp:posOffset>-19050</wp:posOffset>
@@ -49,7 +50,7 @@
                     </pic:cNvPicPr>
                   </pic:nvPicPr>
                   <pic:blipFill>
-                    <a:blip r:embed="rId8"/>
+                    <a:blip xmlns:r="http://schemas.openxmlformats.org/officeDocument/2006/relationships" r:embed="rId4"/>
                     <a:stretch>
                       <a:fillRect/>
                     </a:stretch>
@@ -75,7 +76,7 @@
       </w:r>
       <w:r>
         <w:drawing>
-          <wp:anchor distT="0" distB="0" distL="114300" distR="114300" simplePos="0" relativeHeight="251660288" behindDoc="1" locked="0" layoutInCell="1" allowOverlap="1">
+          <wp:anchor distT="0" distB="0" distL="114300" distR="114300" simplePos="0" relativeHeight="251659264" behindDoc="1" locked="0" layoutInCell="1" allowOverlap="1">
             <wp:simplePos x="0" y="0"/>
             <wp:positionH relativeFrom="column">
               <wp:posOffset>0</wp:posOffset>
@@ -100,7 +101,7 @@
                     </pic:cNvPicPr>
                   </pic:nvPicPr>
                   <pic:blipFill>
-                    <a:blip r:embed="rId9"/>
+                    <a:blip xmlns:r="http://schemas.openxmlformats.org/officeDocument/2006/relationships" r:embed="rId5"/>
                     <a:stretch>
                       <a:fillRect/>
                     </a:stretch>
@@ -130,7 +131,7 @@
           <w:lang w:val="en-US" w:eastAsia="zh-CN"/>
         </w:rPr>
         <w:drawing>
-          <wp:anchor distT="0" distB="0" distL="114300" distR="114300" simplePos="0" relativeHeight="251659264" behindDoc="1" locked="0" layoutInCell="1" allowOverlap="1">
+          <wp:anchor distT="0" distB="0" distL="114300" distR="114300" simplePos="0" relativeHeight="251658240" behindDoc="1" locked="0" layoutInCell="1" allowOverlap="1">
             <wp:simplePos x="0" y="0"/>
             <wp:positionH relativeFrom="column">
               <wp:posOffset>635</wp:posOffset>
@@ -155,7 +156,7 @@
                     </pic:cNvPicPr>
                   </pic:nvPicPr>
                   <pic:blipFill>
-                    <a:blip r:embed="rId10">
+                    <a:blip xmlns:r="http://schemas.openxmlformats.org/officeDocument/2006/relationships" r:embed="rId6">
                       <a:alphaModFix amt="58000"/>
                       <a:lum contrast="-52000"/>
                     </a:blip>
@@ -189,7 +190,7 @@
     </w:p>
     <w:p>
       <w:pPr>
-        <w:pStyle w:val="25"/>
+        <w:pStyle w:val="a0"/>
         <w:keepNext w:val="0"/>
         <w:keepLines w:val="0"/>
         <w:pageBreakBefore w:val="0"/>
@@ -236,11 +237,11 @@
         <w:adjustRightInd w:val="0"/>
         <w:snapToGrid w:val="0"/>
         <w:spacing w:after="624" w:afterLines="200" w:line="219" w:lineRule="auto"/>
-        <w:ind w:left="0" w:leftChars="0" w:right="0" w:rightChars="0" w:firstLine="0" w:firstLineChars="0"/>
+        <w:ind w:left="0" w:right="0" w:firstLine="0" w:leftChars="0" w:rightChars="0" w:firstLineChars="0"/>
         <w:jc w:val="center"/>
         <w:textAlignment w:val="baseline"/>
         <w:rPr>
-          <w:rFonts w:hint="default" w:ascii="宋体" w:hAnsi="宋体" w:eastAsia="宋体" w:cs="宋体"/>
+          <w:rFonts w:ascii="宋体" w:eastAsia="宋体" w:hAnsi="宋体" w:cs="宋体" w:hint="default"/>
           <w:sz w:val="24"/>
           <w:szCs w:val="24"/>
           <w:lang w:val="en-US" w:eastAsia="zh-CN"/>
@@ -248,7 +249,7 @@
       </w:pPr>
       <w:r>
         <w:rPr>
-          <w:rFonts w:ascii="宋体" w:hAnsi="宋体" w:eastAsia="宋体" w:cs="宋体"/>
+          <w:rFonts w:ascii="宋体" w:eastAsia="宋体" w:hAnsi="宋体" w:cs="宋体"/>
           <w:b/>
           <w:bCs/>
           <w:spacing w:val="-3"/>
@@ -259,7 +260,7 @@
       </w:r>
       <w:r>
         <w:rPr>
-          <w:rFonts w:hint="eastAsia" w:ascii="宋体" w:hAnsi="宋体" w:eastAsia="宋体" w:cs="宋体"/>
+          <w:rFonts w:ascii="宋体" w:eastAsia="宋体" w:hAnsi="宋体" w:cs="宋体" w:hint="eastAsia"/>
           <w:b/>
           <w:bCs/>
           <w:spacing w:val="-3"/>
@@ -271,7 +272,7 @@
       </w:r>
       <w:r>
         <w:rPr>
-          <w:rFonts w:ascii="宋体" w:hAnsi="宋体" w:eastAsia="宋体" w:cs="宋体"/>
+          <w:rFonts w:ascii="宋体" w:eastAsia="宋体" w:hAnsi="宋体" w:cs="宋体"/>
           <w:b/>
           <w:bCs/>
           <w:spacing w:val="-3"/>
@@ -282,7 +283,7 @@
       </w:r>
       <w:r>
         <w:rPr>
-          <w:rFonts w:hint="eastAsia" w:ascii="宋体" w:hAnsi="宋体" w:cs="宋体"/>
+          <w:rFonts w:ascii="宋体" w:hAnsi="宋体" w:cs="宋体" w:hint="eastAsia"/>
           <w:b/>
           <w:bCs/>
           <w:spacing w:val="-3"/>
@@ -294,7 +295,7 @@
       </w:r>
       <w:r>
         <w:rPr>
-          <w:rFonts w:ascii="宋体" w:hAnsi="宋体" w:eastAsia="宋体" w:cs="宋体"/>
+          <w:rFonts w:ascii="宋体" w:eastAsia="宋体" w:hAnsi="宋体" w:cs="宋体"/>
           <w:b/>
           <w:bCs/>
           <w:spacing w:val="-3"/>
@@ -306,18 +307,17 @@
     </w:p>
     <w:tbl>
       <w:tblPr>
-        <w:tblStyle w:val="21"/>
+        <w:tblStyle w:val="TableGrid"/>
         <w:tblW w:w="0" w:type="auto"/>
         <w:jc w:val="center"/>
         <w:tblBorders>
-          <w:top w:val="none" w:color="auto" w:sz="0" w:space="0"/>
-          <w:left w:val="none" w:color="auto" w:sz="0" w:space="0"/>
-          <w:bottom w:val="none" w:color="auto" w:sz="0" w:space="0"/>
-          <w:right w:val="none" w:color="auto" w:sz="0" w:space="0"/>
-          <w:insideH w:val="none" w:color="auto" w:sz="0" w:space="0"/>
-          <w:insideV w:val="none" w:color="auto" w:sz="0" w:space="0"/>
+          <w:top w:val="nil"/>
+          <w:left w:val="nil"/>
+          <w:bottom w:val="nil"/>
+          <w:right w:val="nil"/>
+          <w:insideH w:val="nil"/>
+          <w:insideV w:val="nil"/>
         </w:tblBorders>
-        <w:tblLayout w:type="autofit"/>
         <w:tblCellMar>
           <w:top w:w="0" w:type="dxa"/>
           <w:left w:w="108" w:type="dxa"/>
@@ -331,13 +331,15 @@
       </w:tblGrid>
       <w:tr>
         <w:tblPrEx>
+          <w:tblW w:w="0" w:type="auto"/>
+          <w:jc w:val="center"/>
           <w:tblBorders>
-            <w:top w:val="none" w:color="auto" w:sz="0" w:space="0"/>
-            <w:left w:val="none" w:color="auto" w:sz="0" w:space="0"/>
-            <w:bottom w:val="none" w:color="auto" w:sz="0" w:space="0"/>
-            <w:right w:val="none" w:color="auto" w:sz="0" w:space="0"/>
-            <w:insideH w:val="none" w:color="auto" w:sz="0" w:space="0"/>
-            <w:insideV w:val="none" w:color="auto" w:sz="0" w:space="0"/>
+            <w:top w:val="nil"/>
+            <w:left w:val="nil"/>
+            <w:bottom w:val="nil"/>
+            <w:right w:val="nil"/>
+            <w:insideH w:val="nil"/>
+            <w:insideV w:val="nil"/>
           </w:tblBorders>
           <w:tblCellMar>
             <w:top w:w="0" w:type="dxa"/>
@@ -347,7 +349,7 @@
           </w:tblCellMar>
         </w:tblPrEx>
         <w:trPr>
-          <w:trHeight w:val="810" w:hRule="atLeast"/>
+          <w:trHeight w:val="810"/>
           <w:jc w:val="center"/>
         </w:trPr>
         <w:tc>
@@ -385,7 +387,7 @@
             </w:r>
             <w:r>
               <w:rPr>
-                <w:rFonts w:hint="default" w:asciiTheme="minorAscii" w:hAnsiTheme="minorAscii" w:eastAsiaTheme="minorEastAsia"/>
+                <w:rFonts w:asciiTheme="minorAscii" w:eastAsiaTheme="minorEastAsia" w:hAnsiTheme="minorAscii" w:hint="default"/>
                 <w:spacing w:val="227"/>
                 <w:sz w:val="21"/>
                 <w:vertAlign w:val="baseline"/>
@@ -439,7 +441,7 @@
             </w:r>
             <w:r>
               <w:rPr>
-                <w:rFonts w:hint="eastAsia" w:asciiTheme="minorAscii" w:hAnsiTheme="minorAscii" w:eastAsiaTheme="minorEastAsia"/>
+                <w:rFonts w:asciiTheme="minorAscii" w:eastAsiaTheme="minorEastAsia" w:hAnsiTheme="minorAscii" w:hint="eastAsia"/>
                 <w:spacing w:val="227"/>
                 <w:sz w:val="21"/>
                 <w:vertAlign w:val="baseline"/>
@@ -461,14 +463,8 @@
       </w:tr>
       <w:tr>
         <w:tblPrEx>
-          <w:tblBorders>
-            <w:top w:val="none" w:color="auto" w:sz="0" w:space="0"/>
-            <w:left w:val="none" w:color="auto" w:sz="0" w:space="0"/>
-            <w:bottom w:val="none" w:color="auto" w:sz="0" w:space="0"/>
-            <w:right w:val="none" w:color="auto" w:sz="0" w:space="0"/>
-            <w:insideH w:val="none" w:color="auto" w:sz="0" w:space="0"/>
-            <w:insideV w:val="none" w:color="auto" w:sz="0" w:space="0"/>
-          </w:tblBorders>
+          <w:tblW w:w="0" w:type="auto"/>
+          <w:jc w:val="center"/>
           <w:tblCellMar>
             <w:top w:w="0" w:type="dxa"/>
             <w:left w:w="108" w:type="dxa"/>
@@ -477,7 +473,7 @@
           </w:tblCellMar>
         </w:tblPrEx>
         <w:trPr>
-          <w:trHeight w:val="810" w:hRule="atLeast"/>
+          <w:trHeight w:val="810"/>
           <w:jc w:val="center"/>
         </w:trPr>
         <w:tc>
@@ -501,7 +497,7 @@
               <w:snapToGrid w:val="0"/>
               <w:textAlignment w:val="baseline"/>
               <w:rPr>
-                <w:rFonts w:hint="default" w:ascii="Arial" w:hAnsi="Arial" w:eastAsia="Arial" w:cs="Arial"/>
+                <w:rFonts w:ascii="Arial" w:eastAsia="Arial" w:hAnsi="Arial" w:cs="Arial" w:hint="default"/>
                 <w:snapToGrid w:val="0"/>
                 <w:color w:val="000000"/>
                 <w:kern w:val="0"/>
@@ -533,7 +529,7 @@
             </w:r>
             <w:r>
               <w:rPr>
-                <w:rFonts w:hint="default" w:asciiTheme="minorAscii" w:hAnsiTheme="minorAscii" w:eastAsiaTheme="minorEastAsia"/>
+                <w:rFonts w:asciiTheme="minorAscii" w:eastAsiaTheme="minorEastAsia" w:hAnsiTheme="minorAscii" w:hint="default"/>
                 <w:spacing w:val="227"/>
                 <w:sz w:val="21"/>
                 <w:vertAlign w:val="baseline"/>
@@ -575,7 +571,7 @@
               <w:snapToGrid w:val="0"/>
               <w:textAlignment w:val="baseline"/>
               <w:rPr>
-                <w:rFonts w:hint="default" w:ascii="Arial" w:hAnsi="Arial" w:eastAsia="Arial" w:cs="Arial"/>
+                <w:rFonts w:ascii="Arial" w:eastAsia="Arial" w:hAnsi="Arial" w:cs="Arial" w:hint="default"/>
                 <w:snapToGrid w:val="0"/>
                 <w:color w:val="000000"/>
                 <w:kern w:val="0"/>
@@ -595,7 +591,7 @@
             </w:r>
             <w:r>
               <w:rPr>
-                <w:rFonts w:hint="eastAsia" w:asciiTheme="minorAscii" w:hAnsiTheme="minorAscii" w:eastAsiaTheme="minorEastAsia"/>
+                <w:rFonts w:asciiTheme="minorAscii" w:eastAsiaTheme="minorEastAsia" w:hAnsiTheme="minorAscii" w:hint="eastAsia"/>
                 <w:spacing w:val="227"/>
                 <w:sz w:val="21"/>
                 <w:vertAlign w:val="baseline"/>
@@ -617,14 +613,8 @@
       </w:tr>
       <w:tr>
         <w:tblPrEx>
-          <w:tblBorders>
-            <w:top w:val="none" w:color="auto" w:sz="0" w:space="0"/>
-            <w:left w:val="none" w:color="auto" w:sz="0" w:space="0"/>
-            <w:bottom w:val="none" w:color="auto" w:sz="0" w:space="0"/>
-            <w:right w:val="none" w:color="auto" w:sz="0" w:space="0"/>
-            <w:insideH w:val="none" w:color="auto" w:sz="0" w:space="0"/>
-            <w:insideV w:val="none" w:color="auto" w:sz="0" w:space="0"/>
-          </w:tblBorders>
+          <w:tblW w:w="0" w:type="auto"/>
+          <w:jc w:val="center"/>
           <w:tblCellMar>
             <w:top w:w="0" w:type="dxa"/>
             <w:left w:w="108" w:type="dxa"/>
@@ -633,7 +623,7 @@
           </w:tblCellMar>
         </w:tblPrEx>
         <w:trPr>
-          <w:trHeight w:val="635" w:hRule="atLeast"/>
+          <w:trHeight w:val="635"/>
           <w:jc w:val="center"/>
         </w:trPr>
         <w:tc>
@@ -683,7 +673,7 @@
             </w:r>
             <w:r>
               <w:rPr>
-                <w:rFonts w:hint="eastAsia" w:asciiTheme="minorAscii" w:hAnsiTheme="minorAscii" w:eastAsiaTheme="minorEastAsia"/>
+                <w:rFonts w:asciiTheme="minorAscii" w:eastAsiaTheme="minorEastAsia" w:hAnsiTheme="minorAscii" w:hint="eastAsia"/>
                 <w:spacing w:val="227"/>
                 <w:sz w:val="21"/>
                 <w:vertAlign w:val="baseline"/>
@@ -736,7 +726,7 @@
             </w:r>
             <w:r>
               <w:rPr>
-                <w:rFonts w:hint="eastAsia" w:asciiTheme="minorAscii" w:hAnsiTheme="minorAscii" w:eastAsiaTheme="minorEastAsia"/>
+                <w:rFonts w:asciiTheme="minorAscii" w:eastAsiaTheme="minorEastAsia" w:hAnsiTheme="minorAscii" w:hint="eastAsia"/>
                 <w:spacing w:val="227"/>
                 <w:sz w:val="21"/>
                 <w:vertAlign w:val="baseline"/>
@@ -795,14 +785,14 @@
         <w:ind w:left="3634"/>
         <w:textAlignment w:val="baseline"/>
         <w:rPr>
-          <w:rFonts w:ascii="宋体" w:hAnsi="宋体" w:eastAsia="宋体" w:cs="宋体"/>
+          <w:rFonts w:ascii="宋体" w:eastAsia="宋体" w:hAnsi="宋体" w:cs="宋体"/>
           <w:sz w:val="31"/>
           <w:szCs w:val="31"/>
         </w:rPr>
       </w:pPr>
       <w:r>
         <w:rPr>
-          <w:rFonts w:ascii="宋体" w:hAnsi="宋体" w:eastAsia="宋体" w:cs="宋体"/>
+          <w:rFonts w:ascii="宋体" w:eastAsia="宋体" w:hAnsi="宋体" w:cs="宋体"/>
           <w:b/>
           <w:bCs/>
           <w:spacing w:val="4"/>
@@ -814,16 +804,16 @@
     </w:p>
     <w:tbl>
       <w:tblPr>
-        <w:tblStyle w:val="26"/>
+        <w:tblStyle w:val="TableNormal0"/>
         <w:tblW w:w="8214" w:type="dxa"/>
         <w:jc w:val="center"/>
         <w:tblBorders>
-          <w:top w:val="single" w:color="000000" w:sz="2" w:space="0"/>
-          <w:left w:val="single" w:color="000000" w:sz="2" w:space="0"/>
-          <w:bottom w:val="single" w:color="000000" w:sz="2" w:space="0"/>
-          <w:right w:val="single" w:color="000000" w:sz="2" w:space="0"/>
-          <w:insideH w:val="single" w:color="000000" w:sz="2" w:space="0"/>
-          <w:insideV w:val="single" w:color="000000" w:sz="2" w:space="0"/>
+          <w:top w:val="single" w:sz="2" w:space="0" w:color="000000"/>
+          <w:left w:val="single" w:sz="2" w:space="0" w:color="000000"/>
+          <w:bottom w:val="single" w:sz="2" w:space="0" w:color="000000"/>
+          <w:right w:val="single" w:sz="2" w:space="0" w:color="000000"/>
+          <w:insideH w:val="single" w:sz="2" w:space="0" w:color="000000"/>
+          <w:insideV w:val="single" w:sz="2" w:space="0" w:color="000000"/>
         </w:tblBorders>
         <w:tblLayout w:type="fixed"/>
         <w:tblCellMar>
@@ -843,14 +833,17 @@
       </w:tblGrid>
       <w:tr>
         <w:tblPrEx>
+          <w:tblW w:w="8214" w:type="dxa"/>
+          <w:jc w:val="center"/>
           <w:tblBorders>
-            <w:top w:val="single" w:color="000000" w:sz="2" w:space="0"/>
-            <w:left w:val="single" w:color="000000" w:sz="2" w:space="0"/>
-            <w:bottom w:val="single" w:color="000000" w:sz="2" w:space="0"/>
-            <w:right w:val="single" w:color="000000" w:sz="2" w:space="0"/>
-            <w:insideH w:val="single" w:color="000000" w:sz="2" w:space="0"/>
-            <w:insideV w:val="single" w:color="000000" w:sz="2" w:space="0"/>
+            <w:top w:val="single" w:sz="2" w:space="0" w:color="000000"/>
+            <w:left w:val="single" w:sz="2" w:space="0" w:color="000000"/>
+            <w:bottom w:val="single" w:sz="2" w:space="0" w:color="000000"/>
+            <w:right w:val="single" w:sz="2" w:space="0" w:color="000000"/>
+            <w:insideH w:val="single" w:sz="2" w:space="0" w:color="000000"/>
+            <w:insideV w:val="single" w:sz="2" w:space="0" w:color="000000"/>
           </w:tblBorders>
+          <w:tblLayout w:type="fixed"/>
           <w:tblCellMar>
             <w:top w:w="0" w:type="dxa"/>
             <w:left w:w="0" w:type="dxa"/>
@@ -859,7 +852,7 @@
           </w:tblCellMar>
         </w:tblPrEx>
         <w:trPr>
-          <w:trHeight w:val="593" w:hRule="atLeast"/>
+          <w:trHeight w:val="593"/>
           <w:jc w:val="center"/>
         </w:trPr>
         <w:tc>
@@ -881,18 +874,18 @@
               <w:adjustRightInd w:val="0"/>
               <w:snapToGrid w:val="0"/>
               <w:spacing w:before="176" w:line="228" w:lineRule="auto"/>
-              <w:ind w:left="0" w:leftChars="0" w:right="0" w:rightChars="0" w:firstLine="0" w:firstLineChars="0"/>
+              <w:ind w:left="0" w:right="0" w:firstLine="0" w:leftChars="0" w:rightChars="0" w:firstLineChars="0"/>
               <w:jc w:val="center"/>
               <w:textAlignment w:val="baseline"/>
               <w:rPr>
-                <w:rFonts w:ascii="宋体" w:hAnsi="宋体" w:eastAsia="宋体" w:cs="宋体"/>
+                <w:rFonts w:ascii="宋体" w:eastAsia="宋体" w:hAnsi="宋体" w:cs="宋体"/>
                 <w:sz w:val="20"/>
                 <w:szCs w:val="20"/>
               </w:rPr>
             </w:pPr>
             <w:r>
               <w:rPr>
-                <w:rFonts w:hint="eastAsia" w:ascii="宋体" w:hAnsi="宋体" w:cs="宋体"/>
+                <w:rFonts w:ascii="宋体" w:hAnsi="宋体" w:cs="宋体" w:hint="eastAsia"/>
                 <w:spacing w:val="-14"/>
                 <w:sz w:val="20"/>
                 <w:szCs w:val="20"/>
@@ -902,7 +895,7 @@
             </w:r>
             <w:r>
               <w:rPr>
-                <w:rFonts w:ascii="宋体" w:hAnsi="宋体" w:eastAsia="宋体" w:cs="宋体"/>
+                <w:rFonts w:ascii="宋体" w:eastAsia="宋体" w:hAnsi="宋体" w:cs="宋体"/>
                 <w:spacing w:val="-14"/>
                 <w:sz w:val="20"/>
                 <w:szCs w:val="20"/>
@@ -930,18 +923,18 @@
               <w:adjustRightInd w:val="0"/>
               <w:snapToGrid w:val="0"/>
               <w:spacing w:before="175" w:line="227" w:lineRule="auto"/>
-              <w:ind w:left="0" w:leftChars="0" w:right="0" w:rightChars="0" w:firstLine="0" w:firstLineChars="0"/>
+              <w:ind w:left="0" w:right="0" w:firstLine="0" w:leftChars="0" w:rightChars="0" w:firstLineChars="0"/>
               <w:jc w:val="center"/>
               <w:textAlignment w:val="baseline"/>
               <w:rPr>
-                <w:rFonts w:ascii="宋体" w:hAnsi="宋体" w:eastAsia="宋体" w:cs="宋体"/>
+                <w:rFonts w:ascii="宋体" w:eastAsia="宋体" w:hAnsi="宋体" w:cs="宋体"/>
                 <w:sz w:val="20"/>
                 <w:szCs w:val="20"/>
               </w:rPr>
             </w:pPr>
             <w:r>
               <w:rPr>
-                <w:rFonts w:ascii="宋体" w:hAnsi="宋体" w:eastAsia="宋体" w:cs="宋体"/>
+                <w:rFonts w:ascii="宋体" w:eastAsia="宋体" w:hAnsi="宋体" w:cs="宋体"/>
                 <w:spacing w:val="4"/>
                 <w:sz w:val="20"/>
                 <w:szCs w:val="20"/>
@@ -969,18 +962,18 @@
               <w:adjustRightInd w:val="0"/>
               <w:snapToGrid w:val="0"/>
               <w:spacing w:before="175" w:line="228" w:lineRule="auto"/>
-              <w:ind w:left="0" w:leftChars="0" w:right="0" w:rightChars="0" w:firstLine="0" w:firstLineChars="0"/>
+              <w:ind w:left="0" w:right="0" w:firstLine="0" w:leftChars="0" w:rightChars="0" w:firstLineChars="0"/>
               <w:jc w:val="center"/>
               <w:textAlignment w:val="baseline"/>
               <w:rPr>
-                <w:rFonts w:ascii="宋体" w:hAnsi="宋体" w:eastAsia="宋体" w:cs="宋体"/>
+                <w:rFonts w:ascii="宋体" w:eastAsia="宋体" w:hAnsi="宋体" w:cs="宋体"/>
                 <w:sz w:val="20"/>
                 <w:szCs w:val="20"/>
               </w:rPr>
             </w:pPr>
             <w:r>
               <w:rPr>
-                <w:rFonts w:ascii="宋体" w:hAnsi="宋体" w:eastAsia="宋体" w:cs="宋体"/>
+                <w:rFonts w:ascii="宋体" w:eastAsia="宋体" w:hAnsi="宋体" w:cs="宋体"/>
                 <w:spacing w:val="7"/>
                 <w:sz w:val="20"/>
                 <w:szCs w:val="20"/>
@@ -1008,11 +1001,11 @@
               <w:adjustRightInd w:val="0"/>
               <w:snapToGrid w:val="0"/>
               <w:spacing w:before="175" w:line="228" w:lineRule="auto"/>
-              <w:ind w:left="0" w:leftChars="0" w:right="0" w:rightChars="0" w:firstLine="0" w:firstLineChars="0"/>
+              <w:ind w:left="0" w:right="0" w:firstLine="0" w:leftChars="0" w:rightChars="0" w:firstLineChars="0"/>
               <w:jc w:val="center"/>
               <w:textAlignment w:val="baseline"/>
               <w:rPr>
-                <w:rFonts w:hint="eastAsia" w:ascii="宋体" w:hAnsi="宋体" w:eastAsia="宋体" w:cs="宋体"/>
+                <w:rFonts w:ascii="宋体" w:eastAsia="宋体" w:hAnsi="宋体" w:cs="宋体" w:hint="eastAsia"/>
                 <w:spacing w:val="7"/>
                 <w:sz w:val="20"/>
                 <w:szCs w:val="20"/>
@@ -1021,7 +1014,7 @@
             </w:pPr>
             <w:r>
               <w:rPr>
-                <w:rFonts w:hint="eastAsia" w:ascii="宋体" w:hAnsi="宋体" w:cs="宋体"/>
+                <w:rFonts w:ascii="宋体" w:hAnsi="宋体" w:cs="宋体" w:hint="eastAsia"/>
                 <w:spacing w:val="7"/>
                 <w:sz w:val="20"/>
                 <w:szCs w:val="20"/>
@@ -1050,11 +1043,11 @@
               <w:adjustRightInd w:val="0"/>
               <w:snapToGrid w:val="0"/>
               <w:spacing w:before="175" w:line="228" w:lineRule="auto"/>
-              <w:ind w:left="0" w:leftChars="0" w:right="0" w:rightChars="0" w:firstLine="0" w:firstLineChars="0"/>
+              <w:ind w:left="0" w:right="0" w:firstLine="0" w:leftChars="0" w:rightChars="0" w:firstLineChars="0"/>
               <w:jc w:val="center"/>
               <w:textAlignment w:val="baseline"/>
               <w:rPr>
-                <w:rFonts w:hint="default" w:ascii="宋体" w:hAnsi="宋体" w:cs="宋体"/>
+                <w:rFonts w:ascii="宋体" w:hAnsi="宋体" w:cs="宋体" w:hint="default"/>
                 <w:spacing w:val="7"/>
                 <w:sz w:val="20"/>
                 <w:szCs w:val="20"/>
@@ -1063,7 +1056,7 @@
             </w:pPr>
             <w:r>
               <w:rPr>
-                <w:rFonts w:hint="eastAsia" w:ascii="宋体" w:hAnsi="宋体" w:cs="宋体"/>
+                <w:rFonts w:ascii="宋体" w:hAnsi="宋体" w:cs="宋体" w:hint="eastAsia"/>
                 <w:spacing w:val="7"/>
                 <w:sz w:val="20"/>
                 <w:szCs w:val="20"/>
@@ -1092,18 +1085,18 @@
               <w:adjustRightInd w:val="0"/>
               <w:snapToGrid w:val="0"/>
               <w:spacing w:before="176" w:line="229" w:lineRule="auto"/>
-              <w:ind w:left="0" w:leftChars="0" w:right="0" w:rightChars="0" w:firstLine="0" w:firstLineChars="0"/>
+              <w:ind w:left="0" w:right="0" w:firstLine="0" w:leftChars="0" w:rightChars="0" w:firstLineChars="0"/>
               <w:jc w:val="center"/>
               <w:textAlignment w:val="baseline"/>
               <w:rPr>
-                <w:rFonts w:ascii="宋体" w:hAnsi="宋体" w:eastAsia="宋体" w:cs="宋体"/>
+                <w:rFonts w:ascii="宋体" w:eastAsia="宋体" w:hAnsi="宋体" w:cs="宋体"/>
                 <w:sz w:val="20"/>
                 <w:szCs w:val="20"/>
               </w:rPr>
             </w:pPr>
             <w:r>
               <w:rPr>
-                <w:rFonts w:ascii="宋体" w:hAnsi="宋体" w:eastAsia="宋体" w:cs="宋体"/>
+                <w:rFonts w:ascii="宋体" w:eastAsia="宋体" w:hAnsi="宋体" w:cs="宋体"/>
                 <w:spacing w:val="7"/>
                 <w:sz w:val="20"/>
                 <w:szCs w:val="20"/>
@@ -1115,14 +1108,9 @@
       </w:tr>
       <w:tr>
         <w:tblPrEx>
-          <w:tblBorders>
-            <w:top w:val="single" w:color="000000" w:sz="2" w:space="0"/>
-            <w:left w:val="single" w:color="000000" w:sz="2" w:space="0"/>
-            <w:bottom w:val="single" w:color="000000" w:sz="2" w:space="0"/>
-            <w:right w:val="single" w:color="000000" w:sz="2" w:space="0"/>
-            <w:insideH w:val="single" w:color="000000" w:sz="2" w:space="0"/>
-            <w:insideV w:val="single" w:color="000000" w:sz="2" w:space="0"/>
-          </w:tblBorders>
+          <w:tblW w:w="8214" w:type="dxa"/>
+          <w:jc w:val="center"/>
+          <w:tblLayout w:type="fixed"/>
           <w:tblCellMar>
             <w:top w:w="0" w:type="dxa"/>
             <w:left w:w="0" w:type="dxa"/>
@@ -1131,7 +1119,7 @@
           </w:tblCellMar>
         </w:tblPrEx>
         <w:trPr>
-          <w:trHeight w:val="516" w:hRule="atLeast"/>
+          <w:trHeight w:val="516"/>
           <w:jc w:val="center"/>
         </w:trPr>
         <w:tc>
@@ -1153,11 +1141,11 @@
               <w:adjustRightInd w:val="0"/>
               <w:snapToGrid w:val="0"/>
               <w:spacing w:before="173" w:line="267" w:lineRule="exact"/>
-              <w:ind w:left="0" w:leftChars="0" w:right="0" w:rightChars="0" w:firstLine="0" w:firstLineChars="0"/>
+              <w:ind w:left="0" w:right="0" w:firstLine="0" w:leftChars="0" w:rightChars="0" w:firstLineChars="0"/>
               <w:jc w:val="center"/>
               <w:textAlignment w:val="baseline"/>
               <w:rPr>
-                <w:rFonts w:hint="default" w:ascii="宋体" w:hAnsi="宋体" w:eastAsia="宋体" w:cs="宋体"/>
+                <w:rFonts w:ascii="宋体" w:eastAsia="宋体" w:hAnsi="宋体" w:cs="宋体" w:hint="default"/>
                 <w:sz w:val="20"/>
                 <w:szCs w:val="20"/>
                 <w:lang w:val="en-US"/>
@@ -1165,7 +1153,7 @@
             </w:pPr>
             <w:r>
               <w:rPr>
-                <w:rFonts w:ascii="宋体" w:hAnsi="宋体" w:eastAsia="宋体" w:cs="宋体"/>
+                <w:rFonts w:ascii="宋体" w:eastAsia="宋体" w:hAnsi="宋体" w:cs="宋体"/>
                 <w:spacing w:val="3"/>
                 <w:position w:val="1"/>
                 <w:sz w:val="20"/>
@@ -1194,18 +1182,18 @@
               <w:adjustRightInd w:val="0"/>
               <w:snapToGrid w:val="0"/>
               <w:spacing w:before="173" w:line="267" w:lineRule="exact"/>
-              <w:ind w:left="0" w:leftChars="0" w:right="0" w:rightChars="0" w:firstLine="0" w:firstLineChars="0"/>
+              <w:ind w:left="0" w:right="0" w:firstLine="0" w:leftChars="0" w:rightChars="0" w:firstLineChars="0"/>
               <w:jc w:val="center"/>
               <w:textAlignment w:val="baseline"/>
               <w:rPr>
-                <w:rFonts w:ascii="宋体" w:hAnsi="宋体" w:eastAsia="宋体" w:cs="宋体"/>
+                <w:rFonts w:ascii="宋体" w:eastAsia="宋体" w:hAnsi="宋体" w:cs="宋体"/>
                 <w:sz w:val="20"/>
                 <w:szCs w:val="20"/>
               </w:rPr>
             </w:pPr>
             <w:r>
               <w:rPr>
-                <w:rFonts w:ascii="宋体" w:hAnsi="宋体" w:eastAsia="宋体" w:cs="宋体"/>
+                <w:rFonts w:ascii="宋体" w:eastAsia="宋体" w:hAnsi="宋体" w:cs="宋体"/>
                 <w:spacing w:val="4"/>
                 <w:position w:val="1"/>
                 <w:sz w:val="20"/>
@@ -1234,18 +1222,18 @@
               <w:adjustRightInd w:val="0"/>
               <w:snapToGrid w:val="0"/>
               <w:spacing w:before="172" w:line="228" w:lineRule="auto"/>
-              <w:ind w:left="0" w:leftChars="0" w:right="0" w:rightChars="0" w:firstLine="0" w:firstLineChars="0"/>
+              <w:ind w:left="0" w:right="0" w:firstLine="0" w:leftChars="0" w:rightChars="0" w:firstLineChars="0"/>
               <w:jc w:val="center"/>
               <w:textAlignment w:val="baseline"/>
               <w:rPr>
-                <w:rFonts w:ascii="宋体" w:hAnsi="宋体" w:eastAsia="宋体" w:cs="宋体"/>
+                <w:rFonts w:ascii="宋体" w:eastAsia="宋体" w:hAnsi="宋体" w:cs="宋体"/>
                 <w:sz w:val="20"/>
                 <w:szCs w:val="20"/>
               </w:rPr>
             </w:pPr>
             <w:r>
               <w:rPr>
-                <w:rFonts w:ascii="宋体" w:hAnsi="宋体" w:eastAsia="宋体" w:cs="宋体"/>
+                <w:rFonts w:ascii="宋体" w:eastAsia="宋体" w:hAnsi="宋体" w:cs="宋体"/>
                 <w:spacing w:val="200"/>
                 <w:kern w:val="0"/>
                 <w:sz w:val="20"/>
@@ -1255,7 +1243,7 @@
             </w:r>
             <w:r>
               <w:rPr>
-                <w:rFonts w:ascii="宋体" w:hAnsi="宋体" w:eastAsia="宋体" w:cs="宋体"/>
+                <w:rFonts w:ascii="宋体" w:eastAsia="宋体" w:hAnsi="宋体" w:cs="宋体"/>
                 <w:spacing w:val="0"/>
                 <w:kern w:val="0"/>
                 <w:sz w:val="20"/>
@@ -1284,11 +1272,11 @@
               <w:adjustRightInd w:val="0"/>
               <w:snapToGrid w:val="0"/>
               <w:spacing w:before="173" w:line="229" w:lineRule="auto"/>
-              <w:ind w:left="0" w:leftChars="0" w:right="0" w:rightChars="0" w:firstLine="0" w:firstLineChars="0"/>
+              <w:ind w:left="0" w:right="0" w:firstLine="0" w:leftChars="0" w:rightChars="0" w:firstLineChars="0"/>
               <w:jc w:val="center"/>
               <w:textAlignment w:val="baseline"/>
               <w:rPr>
-                <w:rFonts w:ascii="宋体" w:hAnsi="宋体" w:eastAsia="宋体" w:cs="宋体"/>
+                <w:rFonts w:ascii="宋体" w:eastAsia="宋体" w:hAnsi="宋体" w:cs="宋体"/>
                 <w:spacing w:val="200"/>
                 <w:kern w:val="0"/>
                 <w:sz w:val="20"/>
@@ -1297,14 +1285,14 @@
             </w:pPr>
             <w:r>
               <w:rPr>
-                <w:rFonts w:hint="eastAsia" w:asciiTheme="minorAscii" w:hAnsiTheme="minorAscii" w:eastAsiaTheme="minorEastAsia"/>
+                <w:rFonts w:asciiTheme="minorAscii" w:eastAsiaTheme="minorEastAsia" w:hAnsiTheme="minorAscii" w:hint="eastAsia"/>
                 <w:spacing w:val="0"/>
                 <w:kern w:val="0"/>
                 <w:sz w:val="21"/>
                 <w:vertAlign w:val="baseline"/>
                 <w:lang w:val="en-US" w:eastAsia="zh-CN"/>
               </w:rPr>
-              <w:t>强宇涛</w:t>
+              <w:t>程方</w:t>
             </w:r>
           </w:p>
         </w:tc>
@@ -1327,11 +1315,11 @@
               <w:adjustRightInd w:val="0"/>
               <w:snapToGrid w:val="0"/>
               <w:spacing w:before="173" w:line="229" w:lineRule="auto"/>
-              <w:ind w:left="0" w:leftChars="0" w:right="0" w:rightChars="0" w:firstLine="0" w:firstLineChars="0"/>
+              <w:ind w:left="0" w:right="0" w:firstLine="0" w:leftChars="0" w:rightChars="0" w:firstLineChars="0"/>
               <w:jc w:val="center"/>
               <w:textAlignment w:val="baseline"/>
               <w:rPr>
-                <w:rFonts w:ascii="宋体" w:hAnsi="宋体" w:eastAsia="宋体" w:cs="宋体"/>
+                <w:rFonts w:ascii="宋体" w:eastAsia="宋体" w:hAnsi="宋体" w:cs="宋体"/>
                 <w:spacing w:val="200"/>
                 <w:kern w:val="0"/>
                 <w:sz w:val="20"/>
@@ -1340,14 +1328,14 @@
             </w:pPr>
             <w:r>
               <w:rPr>
-                <w:rFonts w:hint="eastAsia" w:asciiTheme="minorAscii" w:hAnsiTheme="minorAscii" w:eastAsiaTheme="minorEastAsia"/>
+                <w:rFonts w:asciiTheme="minorAscii" w:eastAsiaTheme="minorEastAsia" w:hAnsiTheme="minorAscii" w:hint="eastAsia"/>
                 <w:spacing w:val="0"/>
                 <w:kern w:val="0"/>
                 <w:sz w:val="21"/>
                 <w:vertAlign w:val="baseline"/>
                 <w:lang w:val="en-US" w:eastAsia="zh-CN"/>
               </w:rPr>
-              <w:t>陈凯</w:t>
+              <w:t>茅建根</w:t>
             </w:r>
           </w:p>
         </w:tc>
@@ -1370,18 +1358,18 @@
               <w:adjustRightInd w:val="0"/>
               <w:snapToGrid w:val="0"/>
               <w:spacing w:before="173" w:line="229" w:lineRule="auto"/>
-              <w:ind w:left="0" w:leftChars="0" w:right="0" w:rightChars="0" w:firstLine="0" w:firstLineChars="0"/>
+              <w:ind w:left="0" w:right="0" w:firstLine="0" w:leftChars="0" w:rightChars="0" w:firstLineChars="0"/>
               <w:jc w:val="center"/>
               <w:textAlignment w:val="baseline"/>
               <w:rPr>
-                <w:rFonts w:ascii="宋体" w:hAnsi="宋体" w:eastAsia="宋体" w:cs="宋体"/>
+                <w:rFonts w:ascii="宋体" w:eastAsia="宋体" w:hAnsi="宋体" w:cs="宋体"/>
                 <w:sz w:val="20"/>
                 <w:szCs w:val="20"/>
               </w:rPr>
             </w:pPr>
             <w:r>
               <w:rPr>
-                <w:rFonts w:hint="eastAsia" w:asciiTheme="minorAscii" w:hAnsiTheme="minorAscii" w:eastAsiaTheme="minorEastAsia"/>
+                <w:rFonts w:asciiTheme="minorAscii" w:eastAsiaTheme="minorEastAsia" w:hAnsiTheme="minorAscii" w:hint="eastAsia"/>
                 <w:spacing w:val="0"/>
                 <w:kern w:val="0"/>
                 <w:sz w:val="21"/>
@@ -1395,14 +1383,9 @@
       </w:tr>
       <w:tr>
         <w:tblPrEx>
-          <w:tblBorders>
-            <w:top w:val="single" w:color="000000" w:sz="2" w:space="0"/>
-            <w:left w:val="single" w:color="000000" w:sz="2" w:space="0"/>
-            <w:bottom w:val="single" w:color="000000" w:sz="2" w:space="0"/>
-            <w:right w:val="single" w:color="000000" w:sz="2" w:space="0"/>
-            <w:insideH w:val="single" w:color="000000" w:sz="2" w:space="0"/>
-            <w:insideV w:val="single" w:color="000000" w:sz="2" w:space="0"/>
-          </w:tblBorders>
+          <w:tblW w:w="8214" w:type="dxa"/>
+          <w:jc w:val="center"/>
+          <w:tblLayout w:type="fixed"/>
           <w:tblCellMar>
             <w:top w:w="0" w:type="dxa"/>
             <w:left w:w="0" w:type="dxa"/>
@@ -1411,7 +1394,7 @@
           </w:tblCellMar>
         </w:tblPrEx>
         <w:trPr>
-          <w:trHeight w:val="556" w:hRule="atLeast"/>
+          <w:trHeight w:val="556"/>
           <w:jc w:val="center"/>
         </w:trPr>
         <w:tc>
@@ -1434,11 +1417,11 @@
               <w:adjustRightInd w:val="0"/>
               <w:snapToGrid w:val="0"/>
               <w:spacing w:before="173" w:line="267" w:lineRule="exact"/>
-              <w:ind w:left="0" w:leftChars="0" w:right="0" w:rightChars="0" w:firstLine="0" w:firstLineChars="0"/>
+              <w:ind w:left="0" w:right="0" w:firstLine="0" w:leftChars="0" w:rightChars="0" w:firstLineChars="0"/>
               <w:jc w:val="center"/>
               <w:textAlignment w:val="baseline"/>
               <w:rPr>
-                <w:rFonts w:hint="default" w:ascii="宋体" w:hAnsi="宋体" w:eastAsia="宋体" w:cs="宋体"/>
+                <w:rFonts w:ascii="宋体" w:eastAsia="宋体" w:hAnsi="宋体" w:cs="宋体" w:hint="default"/>
                 <w:snapToGrid w:val="0"/>
                 <w:color w:val="000000"/>
                 <w:kern w:val="0"/>
@@ -1449,7 +1432,7 @@
             </w:pPr>
             <w:r>
               <w:rPr>
-                <w:rFonts w:ascii="宋体" w:hAnsi="宋体" w:eastAsia="宋体" w:cs="宋体"/>
+                <w:rFonts w:ascii="宋体" w:eastAsia="宋体" w:hAnsi="宋体" w:cs="宋体"/>
                 <w:spacing w:val="3"/>
                 <w:position w:val="1"/>
                 <w:sz w:val="20"/>
@@ -1459,7 +1442,7 @@
             </w:r>
             <w:r>
               <w:rPr>
-                <w:rFonts w:hint="eastAsia" w:ascii="宋体" w:hAnsi="宋体" w:cs="宋体"/>
+                <w:rFonts w:ascii="宋体" w:hAnsi="宋体" w:cs="宋体" w:hint="eastAsia"/>
                 <w:spacing w:val="3"/>
                 <w:position w:val="1"/>
                 <w:sz w:val="20"/>
@@ -1470,7 +1453,7 @@
             </w:r>
             <w:r>
               <w:rPr>
-                <w:rFonts w:ascii="宋体" w:hAnsi="宋体" w:eastAsia="宋体" w:cs="宋体"/>
+                <w:rFonts w:ascii="宋体" w:eastAsia="宋体" w:hAnsi="宋体" w:cs="宋体"/>
                 <w:spacing w:val="3"/>
                 <w:position w:val="1"/>
                 <w:sz w:val="20"/>
@@ -1480,7 +1463,7 @@
             </w:r>
             <w:r>
               <w:rPr>
-                <w:rFonts w:hint="eastAsia" w:ascii="宋体" w:hAnsi="宋体" w:cs="宋体"/>
+                <w:rFonts w:ascii="宋体" w:hAnsi="宋体" w:cs="宋体" w:hint="eastAsia"/>
                 <w:spacing w:val="3"/>
                 <w:position w:val="1"/>
                 <w:sz w:val="20"/>
@@ -1511,11 +1494,11 @@
               <w:adjustRightInd w:val="0"/>
               <w:snapToGrid w:val="0"/>
               <w:spacing w:before="173" w:line="267" w:lineRule="exact"/>
-              <w:ind w:left="0" w:leftChars="0" w:right="0" w:rightChars="0" w:firstLine="0" w:firstLineChars="0"/>
+              <w:ind w:left="0" w:right="0" w:firstLine="0" w:leftChars="0" w:rightChars="0" w:firstLineChars="0"/>
               <w:jc w:val="center"/>
               <w:textAlignment w:val="baseline"/>
               <w:rPr>
-                <w:rFonts w:ascii="宋体" w:hAnsi="宋体" w:eastAsia="宋体" w:cs="宋体"/>
+                <w:rFonts w:ascii="宋体" w:eastAsia="宋体" w:hAnsi="宋体" w:cs="宋体"/>
                 <w:snapToGrid w:val="0"/>
                 <w:color w:val="000000"/>
                 <w:kern w:val="0"/>
@@ -1526,7 +1509,7 @@
             </w:pPr>
             <w:r>
               <w:rPr>
-                <w:rFonts w:ascii="宋体" w:hAnsi="宋体" w:eastAsia="宋体" w:cs="宋体"/>
+                <w:rFonts w:ascii="宋体" w:eastAsia="宋体" w:hAnsi="宋体" w:cs="宋体"/>
                 <w:spacing w:val="4"/>
                 <w:position w:val="1"/>
                 <w:sz w:val="20"/>
@@ -1556,11 +1539,11 @@
               <w:adjustRightInd w:val="0"/>
               <w:snapToGrid w:val="0"/>
               <w:spacing w:before="173" w:line="229" w:lineRule="auto"/>
-              <w:ind w:left="0" w:leftChars="0" w:right="0" w:rightChars="0" w:firstLine="0" w:firstLineChars="0"/>
+              <w:ind w:left="0" w:right="0" w:firstLine="0" w:leftChars="0" w:rightChars="0" w:firstLineChars="0"/>
               <w:jc w:val="center"/>
               <w:textAlignment w:val="baseline"/>
               <w:rPr>
-                <w:rFonts w:hint="default" w:asciiTheme="minorAscii" w:hAnsiTheme="minorAscii" w:eastAsiaTheme="minorEastAsia"/>
+                <w:rFonts w:asciiTheme="minorAscii" w:eastAsiaTheme="minorEastAsia" w:hAnsiTheme="minorAscii" w:hint="default"/>
                 <w:spacing w:val="0"/>
                 <w:kern w:val="0"/>
                 <w:sz w:val="21"/>
@@ -1570,7 +1553,7 @@
             </w:pPr>
             <w:r>
               <w:rPr>
-                <w:rFonts w:hint="eastAsia" w:asciiTheme="minorAscii" w:hAnsiTheme="minorAscii" w:eastAsiaTheme="minorEastAsia"/>
+                <w:rFonts w:asciiTheme="minorAscii" w:eastAsiaTheme="minorEastAsia" w:hAnsiTheme="minorAscii" w:hint="eastAsia"/>
                 <w:spacing w:val="0"/>
                 <w:kern w:val="0"/>
                 <w:sz w:val="21"/>
@@ -1601,11 +1584,11 @@
               <w:adjustRightInd w:val="0"/>
               <w:snapToGrid w:val="0"/>
               <w:spacing w:before="173" w:line="229" w:lineRule="auto"/>
-              <w:ind w:left="0" w:leftChars="0" w:right="0" w:rightChars="0" w:firstLine="0" w:firstLineChars="0"/>
+              <w:ind w:left="0" w:right="0" w:firstLine="0" w:leftChars="0" w:rightChars="0" w:firstLineChars="0"/>
               <w:jc w:val="center"/>
               <w:textAlignment w:val="baseline"/>
               <w:rPr>
-                <w:rFonts w:hint="eastAsia" w:asciiTheme="minorAscii" w:hAnsiTheme="minorAscii" w:eastAsiaTheme="minorEastAsia"/>
+                <w:rFonts w:asciiTheme="minorAscii" w:eastAsiaTheme="minorEastAsia" w:hAnsiTheme="minorAscii" w:hint="eastAsia"/>
                 <w:spacing w:val="0"/>
                 <w:kern w:val="0"/>
                 <w:sz w:val="21"/>
@@ -1615,14 +1598,14 @@
             </w:pPr>
             <w:r>
               <w:rPr>
-                <w:rFonts w:hint="eastAsia" w:asciiTheme="minorAscii" w:hAnsiTheme="minorAscii" w:eastAsiaTheme="minorEastAsia"/>
+                <w:rFonts w:asciiTheme="minorAscii" w:eastAsiaTheme="minorEastAsia" w:hAnsiTheme="minorAscii" w:hint="eastAsia"/>
                 <w:spacing w:val="0"/>
                 <w:kern w:val="0"/>
                 <w:sz w:val="21"/>
                 <w:vertAlign w:val="baseline"/>
                 <w:lang w:val="en-US" w:eastAsia="zh-CN"/>
               </w:rPr>
-              <w:t>强宇涛</w:t>
+              <w:t>程方</w:t>
             </w:r>
           </w:p>
         </w:tc>
@@ -1646,11 +1629,11 @@
               <w:adjustRightInd w:val="0"/>
               <w:snapToGrid w:val="0"/>
               <w:spacing w:before="173" w:line="229" w:lineRule="auto"/>
-              <w:ind w:left="0" w:leftChars="0" w:right="0" w:rightChars="0" w:firstLine="0" w:firstLineChars="0"/>
+              <w:ind w:left="0" w:right="0" w:firstLine="0" w:leftChars="0" w:rightChars="0" w:firstLineChars="0"/>
               <w:jc w:val="center"/>
               <w:textAlignment w:val="baseline"/>
               <w:rPr>
-                <w:rFonts w:ascii="宋体" w:hAnsi="宋体" w:eastAsia="宋体" w:cs="宋体"/>
+                <w:rFonts w:ascii="宋体" w:eastAsia="宋体" w:hAnsi="宋体" w:cs="宋体"/>
                 <w:snapToGrid w:val="0"/>
                 <w:color w:val="000000"/>
                 <w:spacing w:val="200"/>
@@ -1662,14 +1645,14 @@
             </w:pPr>
             <w:r>
               <w:rPr>
-                <w:rFonts w:hint="eastAsia" w:asciiTheme="minorAscii" w:hAnsiTheme="minorAscii" w:eastAsiaTheme="minorEastAsia"/>
+                <w:rFonts w:asciiTheme="minorAscii" w:eastAsiaTheme="minorEastAsia" w:hAnsiTheme="minorAscii" w:hint="eastAsia"/>
                 <w:spacing w:val="0"/>
                 <w:kern w:val="0"/>
                 <w:sz w:val="21"/>
                 <w:vertAlign w:val="baseline"/>
                 <w:lang w:val="en-US" w:eastAsia="zh-CN"/>
               </w:rPr>
-              <w:t>陈凯</w:t>
+              <w:t>茅建根</w:t>
             </w:r>
           </w:p>
         </w:tc>
@@ -1693,11 +1676,11 @@
               <w:adjustRightInd w:val="0"/>
               <w:snapToGrid w:val="0"/>
               <w:spacing w:before="173" w:line="229" w:lineRule="auto"/>
-              <w:ind w:left="0" w:leftChars="0" w:right="0" w:rightChars="0" w:firstLine="0" w:firstLineChars="0"/>
+              <w:ind w:left="0" w:right="0" w:firstLine="0" w:leftChars="0" w:rightChars="0" w:firstLineChars="0"/>
               <w:jc w:val="center"/>
               <w:textAlignment w:val="baseline"/>
               <w:rPr>
-                <w:rFonts w:ascii="宋体" w:hAnsi="宋体" w:eastAsia="宋体" w:cs="宋体"/>
+                <w:rFonts w:ascii="宋体" w:eastAsia="宋体" w:hAnsi="宋体" w:cs="宋体"/>
                 <w:snapToGrid w:val="0"/>
                 <w:color w:val="000000"/>
                 <w:kern w:val="0"/>
@@ -1708,7 +1691,7 @@
             </w:pPr>
             <w:r>
               <w:rPr>
-                <w:rFonts w:hint="eastAsia" w:asciiTheme="minorAscii" w:hAnsiTheme="minorAscii" w:eastAsiaTheme="minorEastAsia"/>
+                <w:rFonts w:asciiTheme="minorAscii" w:eastAsiaTheme="minorEastAsia" w:hAnsiTheme="minorAscii" w:hint="eastAsia"/>
                 <w:spacing w:val="0"/>
                 <w:kern w:val="0"/>
                 <w:sz w:val="21"/>
@@ -1722,14 +1705,9 @@
       </w:tr>
       <w:tr>
         <w:tblPrEx>
-          <w:tblBorders>
-            <w:top w:val="single" w:color="000000" w:sz="2" w:space="0"/>
-            <w:left w:val="single" w:color="000000" w:sz="2" w:space="0"/>
-            <w:bottom w:val="single" w:color="000000" w:sz="2" w:space="0"/>
-            <w:right w:val="single" w:color="000000" w:sz="2" w:space="0"/>
-            <w:insideH w:val="single" w:color="000000" w:sz="2" w:space="0"/>
-            <w:insideV w:val="single" w:color="000000" w:sz="2" w:space="0"/>
-          </w:tblBorders>
+          <w:tblW w:w="8214" w:type="dxa"/>
+          <w:jc w:val="center"/>
+          <w:tblLayout w:type="fixed"/>
           <w:tblCellMar>
             <w:top w:w="0" w:type="dxa"/>
             <w:left w:w="0" w:type="dxa"/>
@@ -1738,7 +1716,7 @@
           </w:tblCellMar>
         </w:tblPrEx>
         <w:trPr>
-          <w:trHeight w:val="556" w:hRule="atLeast"/>
+          <w:trHeight w:val="556"/>
           <w:jc w:val="center"/>
         </w:trPr>
         <w:tc>
@@ -1747,7 +1725,7 @@
           </w:tcPr>
           <w:p>
             <w:pPr>
-              <w:pStyle w:val="27"/>
+              <w:pStyle w:val="TableText"/>
               <w:keepNext w:val="0"/>
               <w:keepLines w:val="0"/>
               <w:pageBreakBefore w:val="0"/>
@@ -1760,7 +1738,7 @@
               <w:bidi w:val="0"/>
               <w:adjustRightInd w:val="0"/>
               <w:snapToGrid w:val="0"/>
-              <w:ind w:left="0" w:leftChars="0" w:right="0" w:rightChars="0" w:firstLine="0" w:firstLineChars="0"/>
+              <w:ind w:left="0" w:right="0" w:firstLine="0" w:leftChars="0" w:rightChars="0" w:firstLineChars="0"/>
               <w:jc w:val="center"/>
               <w:textAlignment w:val="baseline"/>
             </w:pPr>
@@ -1772,7 +1750,7 @@
           </w:tcPr>
           <w:p>
             <w:pPr>
-              <w:pStyle w:val="27"/>
+              <w:pStyle w:val="TableText"/>
               <w:keepNext w:val="0"/>
               <w:keepLines w:val="0"/>
               <w:pageBreakBefore w:val="0"/>
@@ -1785,7 +1763,7 @@
               <w:bidi w:val="0"/>
               <w:adjustRightInd w:val="0"/>
               <w:snapToGrid w:val="0"/>
-              <w:ind w:left="0" w:leftChars="0" w:right="0" w:rightChars="0" w:firstLine="0" w:firstLineChars="0"/>
+              <w:ind w:left="0" w:right="0" w:firstLine="0" w:leftChars="0" w:rightChars="0" w:firstLineChars="0"/>
               <w:jc w:val="center"/>
               <w:textAlignment w:val="baseline"/>
             </w:pPr>
@@ -1797,7 +1775,7 @@
           </w:tcPr>
           <w:p>
             <w:pPr>
-              <w:pStyle w:val="27"/>
+              <w:pStyle w:val="TableText"/>
               <w:keepNext w:val="0"/>
               <w:keepLines w:val="0"/>
               <w:pageBreakBefore w:val="0"/>
@@ -1810,7 +1788,7 @@
               <w:bidi w:val="0"/>
               <w:adjustRightInd w:val="0"/>
               <w:snapToGrid w:val="0"/>
-              <w:ind w:left="0" w:leftChars="0" w:right="0" w:rightChars="0" w:firstLine="0" w:firstLineChars="0"/>
+              <w:ind w:left="0" w:right="0" w:firstLine="0" w:leftChars="0" w:rightChars="0" w:firstLineChars="0"/>
               <w:jc w:val="center"/>
               <w:textAlignment w:val="baseline"/>
             </w:pPr>
@@ -1822,7 +1800,7 @@
           </w:tcPr>
           <w:p>
             <w:pPr>
-              <w:pStyle w:val="27"/>
+              <w:pStyle w:val="TableText"/>
               <w:keepNext w:val="0"/>
               <w:keepLines w:val="0"/>
               <w:pageBreakBefore w:val="0"/>
@@ -1835,7 +1813,7 @@
               <w:bidi w:val="0"/>
               <w:adjustRightInd w:val="0"/>
               <w:snapToGrid w:val="0"/>
-              <w:ind w:left="0" w:leftChars="0" w:right="0" w:rightChars="0" w:firstLine="0" w:firstLineChars="0"/>
+              <w:ind w:left="0" w:right="0" w:firstLine="0" w:leftChars="0" w:rightChars="0" w:firstLineChars="0"/>
               <w:jc w:val="center"/>
               <w:textAlignment w:val="baseline"/>
             </w:pPr>
@@ -1847,7 +1825,7 @@
           </w:tcPr>
           <w:p>
             <w:pPr>
-              <w:pStyle w:val="27"/>
+              <w:pStyle w:val="TableText"/>
               <w:keepNext w:val="0"/>
               <w:keepLines w:val="0"/>
               <w:pageBreakBefore w:val="0"/>
@@ -1860,7 +1838,7 @@
               <w:bidi w:val="0"/>
               <w:adjustRightInd w:val="0"/>
               <w:snapToGrid w:val="0"/>
-              <w:ind w:left="0" w:leftChars="0" w:right="0" w:rightChars="0" w:firstLine="0" w:firstLineChars="0"/>
+              <w:ind w:left="0" w:right="0" w:firstLine="0" w:leftChars="0" w:rightChars="0" w:firstLineChars="0"/>
               <w:jc w:val="center"/>
               <w:textAlignment w:val="baseline"/>
             </w:pPr>
@@ -1872,7 +1850,7 @@
           </w:tcPr>
           <w:p>
             <w:pPr>
-              <w:pStyle w:val="27"/>
+              <w:pStyle w:val="TableText"/>
               <w:keepNext w:val="0"/>
               <w:keepLines w:val="0"/>
               <w:pageBreakBefore w:val="0"/>
@@ -1885,7 +1863,7 @@
               <w:bidi w:val="0"/>
               <w:adjustRightInd w:val="0"/>
               <w:snapToGrid w:val="0"/>
-              <w:ind w:left="0" w:leftChars="0" w:right="0" w:rightChars="0" w:firstLine="0" w:firstLineChars="0"/>
+              <w:ind w:left="0" w:right="0" w:firstLine="0" w:leftChars="0" w:rightChars="0" w:firstLineChars="0"/>
               <w:jc w:val="center"/>
               <w:textAlignment w:val="baseline"/>
             </w:pPr>
@@ -1894,14 +1872,9 @@
       </w:tr>
       <w:tr>
         <w:tblPrEx>
-          <w:tblBorders>
-            <w:top w:val="single" w:color="000000" w:sz="2" w:space="0"/>
-            <w:left w:val="single" w:color="000000" w:sz="2" w:space="0"/>
-            <w:bottom w:val="single" w:color="000000" w:sz="2" w:space="0"/>
-            <w:right w:val="single" w:color="000000" w:sz="2" w:space="0"/>
-            <w:insideH w:val="single" w:color="000000" w:sz="2" w:space="0"/>
-            <w:insideV w:val="single" w:color="000000" w:sz="2" w:space="0"/>
-          </w:tblBorders>
+          <w:tblW w:w="8214" w:type="dxa"/>
+          <w:jc w:val="center"/>
+          <w:tblLayout w:type="fixed"/>
           <w:tblCellMar>
             <w:top w:w="0" w:type="dxa"/>
             <w:left w:w="0" w:type="dxa"/>
@@ -1910,7 +1883,7 @@
           </w:tblCellMar>
         </w:tblPrEx>
         <w:trPr>
-          <w:trHeight w:val="557" w:hRule="atLeast"/>
+          <w:trHeight w:val="557"/>
           <w:jc w:val="center"/>
         </w:trPr>
         <w:tc>
@@ -1919,7 +1892,7 @@
           </w:tcPr>
           <w:p>
             <w:pPr>
-              <w:pStyle w:val="27"/>
+              <w:pStyle w:val="TableText"/>
               <w:keepNext w:val="0"/>
               <w:keepLines w:val="0"/>
               <w:pageBreakBefore w:val="0"/>
@@ -1932,7 +1905,7 @@
               <w:bidi w:val="0"/>
               <w:adjustRightInd w:val="0"/>
               <w:snapToGrid w:val="0"/>
-              <w:ind w:left="0" w:leftChars="0" w:right="0" w:rightChars="0" w:firstLine="0" w:firstLineChars="0"/>
+              <w:ind w:left="0" w:right="0" w:firstLine="0" w:leftChars="0" w:rightChars="0" w:firstLineChars="0"/>
               <w:jc w:val="center"/>
               <w:textAlignment w:val="baseline"/>
             </w:pPr>
@@ -1944,7 +1917,7 @@
           </w:tcPr>
           <w:p>
             <w:pPr>
-              <w:pStyle w:val="27"/>
+              <w:pStyle w:val="TableText"/>
               <w:keepNext w:val="0"/>
               <w:keepLines w:val="0"/>
               <w:pageBreakBefore w:val="0"/>
@@ -1957,7 +1930,7 @@
               <w:bidi w:val="0"/>
               <w:adjustRightInd w:val="0"/>
               <w:snapToGrid w:val="0"/>
-              <w:ind w:left="0" w:leftChars="0" w:right="0" w:rightChars="0" w:firstLine="0" w:firstLineChars="0"/>
+              <w:ind w:left="0" w:right="0" w:firstLine="0" w:leftChars="0" w:rightChars="0" w:firstLineChars="0"/>
               <w:jc w:val="center"/>
               <w:textAlignment w:val="baseline"/>
             </w:pPr>
@@ -1969,7 +1942,7 @@
           </w:tcPr>
           <w:p>
             <w:pPr>
-              <w:pStyle w:val="27"/>
+              <w:pStyle w:val="TableText"/>
               <w:keepNext w:val="0"/>
               <w:keepLines w:val="0"/>
               <w:pageBreakBefore w:val="0"/>
@@ -1982,7 +1955,7 @@
               <w:bidi w:val="0"/>
               <w:adjustRightInd w:val="0"/>
               <w:snapToGrid w:val="0"/>
-              <w:ind w:left="0" w:leftChars="0" w:right="0" w:rightChars="0" w:firstLine="0" w:firstLineChars="0"/>
+              <w:ind w:left="0" w:right="0" w:firstLine="0" w:leftChars="0" w:rightChars="0" w:firstLineChars="0"/>
               <w:jc w:val="center"/>
               <w:textAlignment w:val="baseline"/>
             </w:pPr>
@@ -1994,7 +1967,7 @@
           </w:tcPr>
           <w:p>
             <w:pPr>
-              <w:pStyle w:val="27"/>
+              <w:pStyle w:val="TableText"/>
               <w:keepNext w:val="0"/>
               <w:keepLines w:val="0"/>
               <w:pageBreakBefore w:val="0"/>
@@ -2007,7 +1980,7 @@
               <w:bidi w:val="0"/>
               <w:adjustRightInd w:val="0"/>
               <w:snapToGrid w:val="0"/>
-              <w:ind w:left="0" w:leftChars="0" w:right="0" w:rightChars="0" w:firstLine="0" w:firstLineChars="0"/>
+              <w:ind w:left="0" w:right="0" w:firstLine="0" w:leftChars="0" w:rightChars="0" w:firstLineChars="0"/>
               <w:jc w:val="center"/>
               <w:textAlignment w:val="baseline"/>
             </w:pPr>
@@ -2019,7 +1992,7 @@
           </w:tcPr>
           <w:p>
             <w:pPr>
-              <w:pStyle w:val="27"/>
+              <w:pStyle w:val="TableText"/>
               <w:keepNext w:val="0"/>
               <w:keepLines w:val="0"/>
               <w:pageBreakBefore w:val="0"/>
@@ -2032,7 +2005,7 @@
               <w:bidi w:val="0"/>
               <w:adjustRightInd w:val="0"/>
               <w:snapToGrid w:val="0"/>
-              <w:ind w:left="0" w:leftChars="0" w:right="0" w:rightChars="0" w:firstLine="0" w:firstLineChars="0"/>
+              <w:ind w:left="0" w:right="0" w:firstLine="0" w:leftChars="0" w:rightChars="0" w:firstLineChars="0"/>
               <w:jc w:val="center"/>
               <w:textAlignment w:val="baseline"/>
             </w:pPr>
@@ -2044,7 +2017,7 @@
           </w:tcPr>
           <w:p>
             <w:pPr>
-              <w:pStyle w:val="27"/>
+              <w:pStyle w:val="TableText"/>
               <w:keepNext w:val="0"/>
               <w:keepLines w:val="0"/>
               <w:pageBreakBefore w:val="0"/>
@@ -2057,7 +2030,7 @@
               <w:bidi w:val="0"/>
               <w:adjustRightInd w:val="0"/>
               <w:snapToGrid w:val="0"/>
-              <w:ind w:left="0" w:leftChars="0" w:right="0" w:rightChars="0" w:firstLine="0" w:firstLineChars="0"/>
+              <w:ind w:left="0" w:right="0" w:firstLine="0" w:leftChars="0" w:rightChars="0" w:firstLineChars="0"/>
               <w:jc w:val="center"/>
               <w:textAlignment w:val="baseline"/>
             </w:pPr>
@@ -2088,7 +2061,7 @@
     <w:sdt>
       <w:sdtPr>
         <w:rPr>
-          <w:rFonts w:ascii="宋体" w:hAnsi="宋体" w:eastAsia="宋体" w:cs="Arial"/>
+          <w:rFonts w:ascii="宋体" w:eastAsia="宋体" w:hAnsi="宋体" w:cs="Arial"/>
           <w:snapToGrid w:val="0"/>
           <w:color w:val="000000"/>
           <w:kern w:val="0"/>
@@ -2104,7 +2077,7 @@
       </w:sdtPr>
       <w:sdtEndPr>
         <w:rPr>
-          <w:rFonts w:hint="eastAsia" w:ascii="宋体" w:hAnsi="宋体" w:eastAsia="宋体" w:cs="宋体"/>
+          <w:rFonts w:ascii="宋体" w:eastAsia="宋体" w:hAnsi="宋体" w:cs="宋体" w:hint="eastAsia"/>
           <w:snapToGrid w:val="0"/>
           <w:color w:val="000000"/>
           <w:kern w:val="0"/>
@@ -2129,18 +2102,18 @@
             <w:adjustRightInd w:val="0"/>
             <w:snapToGrid w:val="0"/>
             <w:spacing w:before="0" w:beforeLines="0" w:after="0" w:afterLines="0" w:line="240" w:lineRule="auto"/>
-            <w:ind w:left="0" w:leftChars="0" w:right="0" w:rightChars="0" w:firstLine="0" w:firstLineChars="0"/>
+            <w:ind w:left="0" w:right="0" w:firstLine="0" w:leftChars="0" w:rightChars="0" w:firstLineChars="0"/>
             <w:jc w:val="center"/>
             <w:textAlignment w:val="baseline"/>
             <w:rPr>
-              <w:rFonts w:hint="eastAsia" w:ascii="宋体" w:hAnsi="宋体" w:eastAsia="宋体" w:cs="宋体"/>
+              <w:rFonts w:ascii="宋体" w:eastAsia="宋体" w:hAnsi="宋体" w:cs="宋体" w:hint="eastAsia"/>
               <w:sz w:val="24"/>
               <w:szCs w:val="24"/>
             </w:rPr>
           </w:pPr>
           <w:r>
             <w:rPr>
-              <w:rFonts w:hint="eastAsia" w:ascii="宋体" w:hAnsi="宋体" w:eastAsia="宋体" w:cs="宋体"/>
+              <w:rFonts w:ascii="宋体" w:eastAsia="宋体" w:hAnsi="宋体" w:cs="宋体" w:hint="eastAsia"/>
               <w:sz w:val="24"/>
               <w:szCs w:val="24"/>
             </w:rPr>
@@ -2149,14 +2122,14 @@
         </w:p>
         <w:p>
           <w:pPr>
-            <w:pStyle w:val="16"/>
+            <w:pStyle w:val="TOC1"/>
             <w:tabs>
               <w:tab w:val="right" w:leader="dot" w:pos="8306"/>
             </w:tabs>
           </w:pPr>
           <w:r>
             <w:rPr>
-              <w:rFonts w:hint="eastAsia" w:ascii="宋体" w:hAnsi="宋体" w:eastAsia="宋体" w:cs="宋体"/>
+              <w:rFonts w:ascii="宋体" w:eastAsia="宋体" w:hAnsi="宋体" w:cs="宋体" w:hint="eastAsia"/>
               <w:sz w:val="24"/>
               <w:szCs w:val="24"/>
             </w:rPr>
@@ -2164,7 +2137,7 @@
           </w:r>
           <w:r>
             <w:rPr>
-              <w:rFonts w:hint="eastAsia" w:ascii="宋体" w:hAnsi="宋体" w:eastAsia="宋体" w:cs="宋体"/>
+              <w:rFonts w:ascii="宋体" w:eastAsia="宋体" w:hAnsi="宋体" w:cs="宋体" w:hint="eastAsia"/>
               <w:sz w:val="24"/>
               <w:szCs w:val="24"/>
             </w:rPr>
@@ -2172,7 +2145,7 @@
           </w:r>
           <w:r>
             <w:rPr>
-              <w:rFonts w:hint="eastAsia" w:ascii="宋体" w:hAnsi="宋体" w:eastAsia="宋体" w:cs="宋体"/>
+              <w:rFonts w:ascii="宋体" w:eastAsia="宋体" w:hAnsi="宋体" w:cs="宋体" w:hint="eastAsia"/>
               <w:sz w:val="24"/>
               <w:szCs w:val="24"/>
             </w:rPr>
@@ -2180,21 +2153,21 @@
           </w:r>
           <w:r>
             <w:rPr>
-              <w:rFonts w:hint="eastAsia" w:ascii="宋体" w:hAnsi="宋体" w:eastAsia="宋体" w:cs="宋体"/>
+              <w:rFonts w:ascii="宋体" w:eastAsia="宋体" w:hAnsi="宋体" w:cs="宋体" w:hint="eastAsia"/>
               <w:szCs w:val="24"/>
             </w:rPr>
             <w:fldChar w:fldCharType="begin"/>
           </w:r>
           <w:r>
             <w:rPr>
-              <w:rFonts w:hint="eastAsia" w:ascii="宋体" w:hAnsi="宋体" w:eastAsia="宋体" w:cs="宋体"/>
+              <w:rFonts w:ascii="宋体" w:eastAsia="宋体" w:hAnsi="宋体" w:cs="宋体" w:hint="eastAsia"/>
               <w:szCs w:val="24"/>
             </w:rPr>
             <w:instrText xml:space="preserve"> HYPERLINK \l _Toc20805 </w:instrText>
           </w:r>
           <w:r>
             <w:rPr>
-              <w:rFonts w:hint="eastAsia" w:ascii="宋体" w:hAnsi="宋体" w:eastAsia="宋体" w:cs="宋体"/>
+              <w:rFonts w:ascii="宋体" w:eastAsia="宋体" w:hAnsi="宋体" w:cs="宋体" w:hint="eastAsia"/>
               <w:szCs w:val="24"/>
             </w:rPr>
             <w:fldChar w:fldCharType="separate"/>
@@ -2226,7 +2199,7 @@
           </w:r>
           <w:r>
             <w:rPr>
-              <w:rFonts w:hint="eastAsia" w:ascii="宋体" w:hAnsi="宋体" w:eastAsia="宋体" w:cs="宋体"/>
+              <w:rFonts w:ascii="宋体" w:eastAsia="宋体" w:hAnsi="宋体" w:cs="宋体" w:hint="eastAsia"/>
               <w:szCs w:val="24"/>
             </w:rPr>
             <w:fldChar w:fldCharType="end"/>
@@ -2234,28 +2207,28 @@
         </w:p>
         <w:p>
           <w:pPr>
-            <w:pStyle w:val="16"/>
+            <w:pStyle w:val="TOC1"/>
             <w:tabs>
               <w:tab w:val="right" w:leader="dot" w:pos="8306"/>
             </w:tabs>
           </w:pPr>
           <w:r>
             <w:rPr>
-              <w:rFonts w:hint="eastAsia" w:ascii="宋体" w:hAnsi="宋体" w:eastAsia="宋体" w:cs="宋体"/>
+              <w:rFonts w:ascii="宋体" w:eastAsia="宋体" w:hAnsi="宋体" w:cs="宋体" w:hint="eastAsia"/>
               <w:szCs w:val="24"/>
             </w:rPr>
             <w:fldChar w:fldCharType="begin"/>
           </w:r>
           <w:r>
             <w:rPr>
-              <w:rFonts w:hint="eastAsia" w:ascii="宋体" w:hAnsi="宋体" w:eastAsia="宋体" w:cs="宋体"/>
+              <w:rFonts w:ascii="宋体" w:eastAsia="宋体" w:hAnsi="宋体" w:cs="宋体" w:hint="eastAsia"/>
               <w:szCs w:val="24"/>
             </w:rPr>
             <w:instrText xml:space="preserve"> HYPERLINK \l _Toc26015 </w:instrText>
           </w:r>
           <w:r>
             <w:rPr>
-              <w:rFonts w:hint="eastAsia" w:ascii="宋体" w:hAnsi="宋体" w:eastAsia="宋体" w:cs="宋体"/>
+              <w:rFonts w:ascii="宋体" w:eastAsia="宋体" w:hAnsi="宋体" w:cs="宋体" w:hint="eastAsia"/>
               <w:szCs w:val="24"/>
             </w:rPr>
             <w:fldChar w:fldCharType="separate"/>
@@ -2287,7 +2260,7 @@
           </w:r>
           <w:r>
             <w:rPr>
-              <w:rFonts w:hint="eastAsia" w:ascii="宋体" w:hAnsi="宋体" w:eastAsia="宋体" w:cs="宋体"/>
+              <w:rFonts w:ascii="宋体" w:eastAsia="宋体" w:hAnsi="宋体" w:cs="宋体" w:hint="eastAsia"/>
               <w:szCs w:val="24"/>
             </w:rPr>
             <w:fldChar w:fldCharType="end"/>
@@ -2295,28 +2268,28 @@
         </w:p>
         <w:p>
           <w:pPr>
-            <w:pStyle w:val="16"/>
+            <w:pStyle w:val="TOC1"/>
             <w:tabs>
               <w:tab w:val="right" w:leader="dot" w:pos="8306"/>
             </w:tabs>
           </w:pPr>
           <w:r>
             <w:rPr>
-              <w:rFonts w:hint="eastAsia" w:ascii="宋体" w:hAnsi="宋体" w:eastAsia="宋体" w:cs="宋体"/>
+              <w:rFonts w:ascii="宋体" w:eastAsia="宋体" w:hAnsi="宋体" w:cs="宋体" w:hint="eastAsia"/>
               <w:szCs w:val="24"/>
             </w:rPr>
             <w:fldChar w:fldCharType="begin"/>
           </w:r>
           <w:r>
             <w:rPr>
-              <w:rFonts w:hint="eastAsia" w:ascii="宋体" w:hAnsi="宋体" w:eastAsia="宋体" w:cs="宋体"/>
+              <w:rFonts w:ascii="宋体" w:eastAsia="宋体" w:hAnsi="宋体" w:cs="宋体" w:hint="eastAsia"/>
               <w:szCs w:val="24"/>
             </w:rPr>
             <w:instrText xml:space="preserve"> HYPERLINK \l _Toc9887 </w:instrText>
           </w:r>
           <w:r>
             <w:rPr>
-              <w:rFonts w:hint="eastAsia" w:ascii="宋体" w:hAnsi="宋体" w:eastAsia="宋体" w:cs="宋体"/>
+              <w:rFonts w:ascii="宋体" w:eastAsia="宋体" w:hAnsi="宋体" w:cs="宋体" w:hint="eastAsia"/>
               <w:szCs w:val="24"/>
             </w:rPr>
             <w:fldChar w:fldCharType="separate"/>
@@ -2348,7 +2321,7 @@
           </w:r>
           <w:r>
             <w:rPr>
-              <w:rFonts w:hint="eastAsia" w:ascii="宋体" w:hAnsi="宋体" w:eastAsia="宋体" w:cs="宋体"/>
+              <w:rFonts w:ascii="宋体" w:eastAsia="宋体" w:hAnsi="宋体" w:cs="宋体" w:hint="eastAsia"/>
               <w:szCs w:val="24"/>
             </w:rPr>
             <w:fldChar w:fldCharType="end"/>
@@ -2356,28 +2329,28 @@
         </w:p>
         <w:p>
           <w:pPr>
-            <w:pStyle w:val="16"/>
+            <w:pStyle w:val="TOC1"/>
             <w:tabs>
               <w:tab w:val="right" w:leader="dot" w:pos="8306"/>
             </w:tabs>
           </w:pPr>
           <w:r>
             <w:rPr>
-              <w:rFonts w:hint="eastAsia" w:ascii="宋体" w:hAnsi="宋体" w:eastAsia="宋体" w:cs="宋体"/>
+              <w:rFonts w:ascii="宋体" w:eastAsia="宋体" w:hAnsi="宋体" w:cs="宋体" w:hint="eastAsia"/>
               <w:szCs w:val="24"/>
             </w:rPr>
             <w:fldChar w:fldCharType="begin"/>
           </w:r>
           <w:r>
             <w:rPr>
-              <w:rFonts w:hint="eastAsia" w:ascii="宋体" w:hAnsi="宋体" w:eastAsia="宋体" w:cs="宋体"/>
+              <w:rFonts w:ascii="宋体" w:eastAsia="宋体" w:hAnsi="宋体" w:cs="宋体" w:hint="eastAsia"/>
               <w:szCs w:val="24"/>
             </w:rPr>
             <w:instrText xml:space="preserve"> HYPERLINK \l _Toc16553 </w:instrText>
           </w:r>
           <w:r>
             <w:rPr>
-              <w:rFonts w:hint="eastAsia" w:ascii="宋体" w:hAnsi="宋体" w:eastAsia="宋体" w:cs="宋体"/>
+              <w:rFonts w:ascii="宋体" w:eastAsia="宋体" w:hAnsi="宋体" w:cs="宋体" w:hint="eastAsia"/>
               <w:szCs w:val="24"/>
             </w:rPr>
             <w:fldChar w:fldCharType="separate"/>
@@ -2409,7 +2382,7 @@
           </w:r>
           <w:r>
             <w:rPr>
-              <w:rFonts w:hint="eastAsia" w:ascii="宋体" w:hAnsi="宋体" w:eastAsia="宋体" w:cs="宋体"/>
+              <w:rFonts w:ascii="宋体" w:eastAsia="宋体" w:hAnsi="宋体" w:cs="宋体" w:hint="eastAsia"/>
               <w:szCs w:val="24"/>
             </w:rPr>
             <w:fldChar w:fldCharType="end"/>
@@ -2417,28 +2390,28 @@
         </w:p>
         <w:p>
           <w:pPr>
-            <w:pStyle w:val="16"/>
+            <w:pStyle w:val="TOC1"/>
             <w:tabs>
               <w:tab w:val="right" w:leader="dot" w:pos="8306"/>
             </w:tabs>
           </w:pPr>
           <w:r>
             <w:rPr>
-              <w:rFonts w:hint="eastAsia" w:ascii="宋体" w:hAnsi="宋体" w:eastAsia="宋体" w:cs="宋体"/>
+              <w:rFonts w:ascii="宋体" w:eastAsia="宋体" w:hAnsi="宋体" w:cs="宋体" w:hint="eastAsia"/>
               <w:szCs w:val="24"/>
             </w:rPr>
             <w:fldChar w:fldCharType="begin"/>
           </w:r>
           <w:r>
             <w:rPr>
-              <w:rFonts w:hint="eastAsia" w:ascii="宋体" w:hAnsi="宋体" w:eastAsia="宋体" w:cs="宋体"/>
+              <w:rFonts w:ascii="宋体" w:eastAsia="宋体" w:hAnsi="宋体" w:cs="宋体" w:hint="eastAsia"/>
               <w:szCs w:val="24"/>
             </w:rPr>
             <w:instrText xml:space="preserve"> HYPERLINK \l _Toc5592 </w:instrText>
           </w:r>
           <w:r>
             <w:rPr>
-              <w:rFonts w:hint="eastAsia" w:ascii="宋体" w:hAnsi="宋体" w:eastAsia="宋体" w:cs="宋体"/>
+              <w:rFonts w:ascii="宋体" w:eastAsia="宋体" w:hAnsi="宋体" w:cs="宋体" w:hint="eastAsia"/>
               <w:szCs w:val="24"/>
             </w:rPr>
             <w:fldChar w:fldCharType="separate"/>
@@ -2470,7 +2443,7 @@
           </w:r>
           <w:r>
             <w:rPr>
-              <w:rFonts w:hint="eastAsia" w:ascii="宋体" w:hAnsi="宋体" w:eastAsia="宋体" w:cs="宋体"/>
+              <w:rFonts w:ascii="宋体" w:eastAsia="宋体" w:hAnsi="宋体" w:cs="宋体" w:hint="eastAsia"/>
               <w:szCs w:val="24"/>
             </w:rPr>
             <w:fldChar w:fldCharType="end"/>
@@ -2478,28 +2451,28 @@
         </w:p>
         <w:p>
           <w:pPr>
-            <w:pStyle w:val="17"/>
+            <w:pStyle w:val="TOC2"/>
             <w:tabs>
               <w:tab w:val="right" w:leader="dot" w:pos="8306"/>
             </w:tabs>
           </w:pPr>
           <w:r>
             <w:rPr>
-              <w:rFonts w:hint="eastAsia" w:ascii="宋体" w:hAnsi="宋体" w:eastAsia="宋体" w:cs="宋体"/>
+              <w:rFonts w:ascii="宋体" w:eastAsia="宋体" w:hAnsi="宋体" w:cs="宋体" w:hint="eastAsia"/>
               <w:szCs w:val="24"/>
             </w:rPr>
             <w:fldChar w:fldCharType="begin"/>
           </w:r>
           <w:r>
             <w:rPr>
-              <w:rFonts w:hint="eastAsia" w:ascii="宋体" w:hAnsi="宋体" w:eastAsia="宋体" w:cs="宋体"/>
+              <w:rFonts w:ascii="宋体" w:eastAsia="宋体" w:hAnsi="宋体" w:cs="宋体" w:hint="eastAsia"/>
               <w:szCs w:val="24"/>
             </w:rPr>
             <w:instrText xml:space="preserve"> HYPERLINK \l _Toc15637 </w:instrText>
           </w:r>
           <w:r>
             <w:rPr>
-              <w:rFonts w:hint="eastAsia" w:ascii="宋体" w:hAnsi="宋体" w:eastAsia="宋体" w:cs="宋体"/>
+              <w:rFonts w:ascii="宋体" w:eastAsia="宋体" w:hAnsi="宋体" w:cs="宋体" w:hint="eastAsia"/>
               <w:szCs w:val="24"/>
             </w:rPr>
             <w:fldChar w:fldCharType="separate"/>
@@ -2531,7 +2504,7 @@
           </w:r>
           <w:r>
             <w:rPr>
-              <w:rFonts w:hint="eastAsia" w:ascii="宋体" w:hAnsi="宋体" w:eastAsia="宋体" w:cs="宋体"/>
+              <w:rFonts w:ascii="宋体" w:eastAsia="宋体" w:hAnsi="宋体" w:cs="宋体" w:hint="eastAsia"/>
               <w:szCs w:val="24"/>
             </w:rPr>
             <w:fldChar w:fldCharType="end"/>
@@ -2539,28 +2512,28 @@
         </w:p>
         <w:p>
           <w:pPr>
-            <w:pStyle w:val="17"/>
+            <w:pStyle w:val="TOC2"/>
             <w:tabs>
               <w:tab w:val="right" w:leader="dot" w:pos="8306"/>
             </w:tabs>
           </w:pPr>
           <w:r>
             <w:rPr>
-              <w:rFonts w:hint="eastAsia" w:ascii="宋体" w:hAnsi="宋体" w:eastAsia="宋体" w:cs="宋体"/>
+              <w:rFonts w:ascii="宋体" w:eastAsia="宋体" w:hAnsi="宋体" w:cs="宋体" w:hint="eastAsia"/>
               <w:szCs w:val="24"/>
             </w:rPr>
             <w:fldChar w:fldCharType="begin"/>
           </w:r>
           <w:r>
             <w:rPr>
-              <w:rFonts w:hint="eastAsia" w:ascii="宋体" w:hAnsi="宋体" w:eastAsia="宋体" w:cs="宋体"/>
+              <w:rFonts w:ascii="宋体" w:eastAsia="宋体" w:hAnsi="宋体" w:cs="宋体" w:hint="eastAsia"/>
               <w:szCs w:val="24"/>
             </w:rPr>
             <w:instrText xml:space="preserve"> HYPERLINK \l _Toc24815 </w:instrText>
           </w:r>
           <w:r>
             <w:rPr>
-              <w:rFonts w:hint="eastAsia" w:ascii="宋体" w:hAnsi="宋体" w:eastAsia="宋体" w:cs="宋体"/>
+              <w:rFonts w:ascii="宋体" w:eastAsia="宋体" w:hAnsi="宋体" w:cs="宋体" w:hint="eastAsia"/>
               <w:szCs w:val="24"/>
             </w:rPr>
             <w:fldChar w:fldCharType="separate"/>
@@ -2592,7 +2565,7 @@
           </w:r>
           <w:r>
             <w:rPr>
-              <w:rFonts w:hint="eastAsia" w:ascii="宋体" w:hAnsi="宋体" w:eastAsia="宋体" w:cs="宋体"/>
+              <w:rFonts w:ascii="宋体" w:eastAsia="宋体" w:hAnsi="宋体" w:cs="宋体" w:hint="eastAsia"/>
               <w:szCs w:val="24"/>
             </w:rPr>
             <w:fldChar w:fldCharType="end"/>
@@ -2600,28 +2573,28 @@
         </w:p>
         <w:p>
           <w:pPr>
-            <w:pStyle w:val="17"/>
+            <w:pStyle w:val="TOC2"/>
             <w:tabs>
               <w:tab w:val="right" w:leader="dot" w:pos="8306"/>
             </w:tabs>
           </w:pPr>
           <w:r>
             <w:rPr>
-              <w:rFonts w:hint="eastAsia" w:ascii="宋体" w:hAnsi="宋体" w:eastAsia="宋体" w:cs="宋体"/>
+              <w:rFonts w:ascii="宋体" w:eastAsia="宋体" w:hAnsi="宋体" w:cs="宋体" w:hint="eastAsia"/>
               <w:szCs w:val="24"/>
             </w:rPr>
             <w:fldChar w:fldCharType="begin"/>
           </w:r>
           <w:r>
             <w:rPr>
-              <w:rFonts w:hint="eastAsia" w:ascii="宋体" w:hAnsi="宋体" w:eastAsia="宋体" w:cs="宋体"/>
+              <w:rFonts w:ascii="宋体" w:eastAsia="宋体" w:hAnsi="宋体" w:cs="宋体" w:hint="eastAsia"/>
               <w:szCs w:val="24"/>
             </w:rPr>
             <w:instrText xml:space="preserve"> HYPERLINK \l _Toc16098 </w:instrText>
           </w:r>
           <w:r>
             <w:rPr>
-              <w:rFonts w:hint="eastAsia" w:ascii="宋体" w:hAnsi="宋体" w:eastAsia="宋体" w:cs="宋体"/>
+              <w:rFonts w:ascii="宋体" w:eastAsia="宋体" w:hAnsi="宋体" w:cs="宋体" w:hint="eastAsia"/>
               <w:szCs w:val="24"/>
             </w:rPr>
             <w:fldChar w:fldCharType="separate"/>
@@ -2653,7 +2626,7 @@
           </w:r>
           <w:r>
             <w:rPr>
-              <w:rFonts w:hint="eastAsia" w:ascii="宋体" w:hAnsi="宋体" w:eastAsia="宋体" w:cs="宋体"/>
+              <w:rFonts w:ascii="宋体" w:eastAsia="宋体" w:hAnsi="宋体" w:cs="宋体" w:hint="eastAsia"/>
               <w:szCs w:val="24"/>
             </w:rPr>
             <w:fldChar w:fldCharType="end"/>
@@ -2661,28 +2634,28 @@
         </w:p>
         <w:p>
           <w:pPr>
-            <w:pStyle w:val="16"/>
+            <w:pStyle w:val="TOC1"/>
             <w:tabs>
               <w:tab w:val="right" w:leader="dot" w:pos="8306"/>
             </w:tabs>
           </w:pPr>
           <w:r>
             <w:rPr>
-              <w:rFonts w:hint="eastAsia" w:ascii="宋体" w:hAnsi="宋体" w:eastAsia="宋体" w:cs="宋体"/>
+              <w:rFonts w:ascii="宋体" w:eastAsia="宋体" w:hAnsi="宋体" w:cs="宋体" w:hint="eastAsia"/>
               <w:szCs w:val="24"/>
             </w:rPr>
             <w:fldChar w:fldCharType="begin"/>
           </w:r>
           <w:r>
             <w:rPr>
-              <w:rFonts w:hint="eastAsia" w:ascii="宋体" w:hAnsi="宋体" w:eastAsia="宋体" w:cs="宋体"/>
+              <w:rFonts w:ascii="宋体" w:eastAsia="宋体" w:hAnsi="宋体" w:cs="宋体" w:hint="eastAsia"/>
               <w:szCs w:val="24"/>
             </w:rPr>
             <w:instrText xml:space="preserve"> HYPERLINK \l _Toc17911 </w:instrText>
           </w:r>
           <w:r>
             <w:rPr>
-              <w:rFonts w:hint="eastAsia" w:ascii="宋体" w:hAnsi="宋体" w:eastAsia="宋体" w:cs="宋体"/>
+              <w:rFonts w:ascii="宋体" w:eastAsia="宋体" w:hAnsi="宋体" w:cs="宋体" w:hint="eastAsia"/>
               <w:szCs w:val="24"/>
             </w:rPr>
             <w:fldChar w:fldCharType="separate"/>
@@ -2714,7 +2687,7 @@
           </w:r>
           <w:r>
             <w:rPr>
-              <w:rFonts w:hint="eastAsia" w:ascii="宋体" w:hAnsi="宋体" w:eastAsia="宋体" w:cs="宋体"/>
+              <w:rFonts w:ascii="宋体" w:eastAsia="宋体" w:hAnsi="宋体" w:cs="宋体" w:hint="eastAsia"/>
               <w:szCs w:val="24"/>
             </w:rPr>
             <w:fldChar w:fldCharType="end"/>
@@ -2722,28 +2695,28 @@
         </w:p>
         <w:p>
           <w:pPr>
-            <w:pStyle w:val="17"/>
+            <w:pStyle w:val="TOC2"/>
             <w:tabs>
               <w:tab w:val="right" w:leader="dot" w:pos="8306"/>
             </w:tabs>
           </w:pPr>
           <w:r>
             <w:rPr>
-              <w:rFonts w:hint="eastAsia" w:ascii="宋体" w:hAnsi="宋体" w:eastAsia="宋体" w:cs="宋体"/>
+              <w:rFonts w:ascii="宋体" w:eastAsia="宋体" w:hAnsi="宋体" w:cs="宋体" w:hint="eastAsia"/>
               <w:szCs w:val="24"/>
             </w:rPr>
             <w:fldChar w:fldCharType="begin"/>
           </w:r>
           <w:r>
             <w:rPr>
-              <w:rFonts w:hint="eastAsia" w:ascii="宋体" w:hAnsi="宋体" w:eastAsia="宋体" w:cs="宋体"/>
+              <w:rFonts w:ascii="宋体" w:eastAsia="宋体" w:hAnsi="宋体" w:cs="宋体" w:hint="eastAsia"/>
               <w:szCs w:val="24"/>
             </w:rPr>
             <w:instrText xml:space="preserve"> HYPERLINK \l _Toc5534 </w:instrText>
           </w:r>
           <w:r>
             <w:rPr>
-              <w:rFonts w:hint="eastAsia" w:ascii="宋体" w:hAnsi="宋体" w:eastAsia="宋体" w:cs="宋体"/>
+              <w:rFonts w:ascii="宋体" w:eastAsia="宋体" w:hAnsi="宋体" w:cs="宋体" w:hint="eastAsia"/>
               <w:szCs w:val="24"/>
             </w:rPr>
             <w:fldChar w:fldCharType="separate"/>
@@ -2775,7 +2748,7 @@
           </w:r>
           <w:r>
             <w:rPr>
-              <w:rFonts w:hint="eastAsia" w:ascii="宋体" w:hAnsi="宋体" w:eastAsia="宋体" w:cs="宋体"/>
+              <w:rFonts w:ascii="宋体" w:eastAsia="宋体" w:hAnsi="宋体" w:cs="宋体" w:hint="eastAsia"/>
               <w:szCs w:val="24"/>
             </w:rPr>
             <w:fldChar w:fldCharType="end"/>
@@ -2783,28 +2756,28 @@
         </w:p>
         <w:p>
           <w:pPr>
-            <w:pStyle w:val="17"/>
+            <w:pStyle w:val="TOC2"/>
             <w:tabs>
               <w:tab w:val="right" w:leader="dot" w:pos="8306"/>
             </w:tabs>
           </w:pPr>
           <w:r>
             <w:rPr>
-              <w:rFonts w:hint="eastAsia" w:ascii="宋体" w:hAnsi="宋体" w:eastAsia="宋体" w:cs="宋体"/>
+              <w:rFonts w:ascii="宋体" w:eastAsia="宋体" w:hAnsi="宋体" w:cs="宋体" w:hint="eastAsia"/>
               <w:szCs w:val="24"/>
             </w:rPr>
             <w:fldChar w:fldCharType="begin"/>
           </w:r>
           <w:r>
             <w:rPr>
-              <w:rFonts w:hint="eastAsia" w:ascii="宋体" w:hAnsi="宋体" w:eastAsia="宋体" w:cs="宋体"/>
+              <w:rFonts w:ascii="宋体" w:eastAsia="宋体" w:hAnsi="宋体" w:cs="宋体" w:hint="eastAsia"/>
               <w:szCs w:val="24"/>
             </w:rPr>
             <w:instrText xml:space="preserve"> HYPERLINK \l _Toc24807 </w:instrText>
           </w:r>
           <w:r>
             <w:rPr>
-              <w:rFonts w:hint="eastAsia" w:ascii="宋体" w:hAnsi="宋体" w:eastAsia="宋体" w:cs="宋体"/>
+              <w:rFonts w:ascii="宋体" w:eastAsia="宋体" w:hAnsi="宋体" w:cs="宋体" w:hint="eastAsia"/>
               <w:szCs w:val="24"/>
             </w:rPr>
             <w:fldChar w:fldCharType="separate"/>
@@ -2836,7 +2809,7 @@
           </w:r>
           <w:r>
             <w:rPr>
-              <w:rFonts w:hint="eastAsia" w:ascii="宋体" w:hAnsi="宋体" w:eastAsia="宋体" w:cs="宋体"/>
+              <w:rFonts w:ascii="宋体" w:eastAsia="宋体" w:hAnsi="宋体" w:cs="宋体" w:hint="eastAsia"/>
               <w:szCs w:val="24"/>
             </w:rPr>
             <w:fldChar w:fldCharType="end"/>
@@ -2844,28 +2817,28 @@
         </w:p>
         <w:p>
           <w:pPr>
-            <w:pStyle w:val="16"/>
+            <w:pStyle w:val="TOC1"/>
             <w:tabs>
               <w:tab w:val="right" w:leader="dot" w:pos="8306"/>
             </w:tabs>
           </w:pPr>
           <w:r>
             <w:rPr>
-              <w:rFonts w:hint="eastAsia" w:ascii="宋体" w:hAnsi="宋体" w:eastAsia="宋体" w:cs="宋体"/>
+              <w:rFonts w:ascii="宋体" w:eastAsia="宋体" w:hAnsi="宋体" w:cs="宋体" w:hint="eastAsia"/>
               <w:szCs w:val="24"/>
             </w:rPr>
             <w:fldChar w:fldCharType="begin"/>
           </w:r>
           <w:r>
             <w:rPr>
-              <w:rFonts w:hint="eastAsia" w:ascii="宋体" w:hAnsi="宋体" w:eastAsia="宋体" w:cs="宋体"/>
+              <w:rFonts w:ascii="宋体" w:eastAsia="宋体" w:hAnsi="宋体" w:cs="宋体" w:hint="eastAsia"/>
               <w:szCs w:val="24"/>
             </w:rPr>
             <w:instrText xml:space="preserve"> HYPERLINK \l _Toc21886 </w:instrText>
           </w:r>
           <w:r>
             <w:rPr>
-              <w:rFonts w:hint="eastAsia" w:ascii="宋体" w:hAnsi="宋体" w:eastAsia="宋体" w:cs="宋体"/>
+              <w:rFonts w:ascii="宋体" w:eastAsia="宋体" w:hAnsi="宋体" w:cs="宋体" w:hint="eastAsia"/>
               <w:szCs w:val="24"/>
             </w:rPr>
             <w:fldChar w:fldCharType="separate"/>
@@ -2897,7 +2870,7 @@
           </w:r>
           <w:r>
             <w:rPr>
-              <w:rFonts w:hint="eastAsia" w:ascii="宋体" w:hAnsi="宋体" w:eastAsia="宋体" w:cs="宋体"/>
+              <w:rFonts w:ascii="宋体" w:eastAsia="宋体" w:hAnsi="宋体" w:cs="宋体" w:hint="eastAsia"/>
               <w:szCs w:val="24"/>
             </w:rPr>
             <w:fldChar w:fldCharType="end"/>
@@ -2905,28 +2878,28 @@
         </w:p>
         <w:p>
           <w:pPr>
-            <w:pStyle w:val="17"/>
+            <w:pStyle w:val="TOC2"/>
             <w:tabs>
               <w:tab w:val="right" w:leader="dot" w:pos="8306"/>
             </w:tabs>
           </w:pPr>
           <w:r>
             <w:rPr>
-              <w:rFonts w:hint="eastAsia" w:ascii="宋体" w:hAnsi="宋体" w:eastAsia="宋体" w:cs="宋体"/>
+              <w:rFonts w:ascii="宋体" w:eastAsia="宋体" w:hAnsi="宋体" w:cs="宋体" w:hint="eastAsia"/>
               <w:szCs w:val="24"/>
             </w:rPr>
             <w:fldChar w:fldCharType="begin"/>
           </w:r>
           <w:r>
             <w:rPr>
-              <w:rFonts w:hint="eastAsia" w:ascii="宋体" w:hAnsi="宋体" w:eastAsia="宋体" w:cs="宋体"/>
+              <w:rFonts w:ascii="宋体" w:eastAsia="宋体" w:hAnsi="宋体" w:cs="宋体" w:hint="eastAsia"/>
               <w:szCs w:val="24"/>
             </w:rPr>
             <w:instrText xml:space="preserve"> HYPERLINK \l _Toc9429 </w:instrText>
           </w:r>
           <w:r>
             <w:rPr>
-              <w:rFonts w:hint="eastAsia" w:ascii="宋体" w:hAnsi="宋体" w:eastAsia="宋体" w:cs="宋体"/>
+              <w:rFonts w:ascii="宋体" w:eastAsia="宋体" w:hAnsi="宋体" w:cs="宋体" w:hint="eastAsia"/>
               <w:szCs w:val="24"/>
             </w:rPr>
             <w:fldChar w:fldCharType="separate"/>
@@ -2958,7 +2931,7 @@
           </w:r>
           <w:r>
             <w:rPr>
-              <w:rFonts w:hint="eastAsia" w:ascii="宋体" w:hAnsi="宋体" w:eastAsia="宋体" w:cs="宋体"/>
+              <w:rFonts w:ascii="宋体" w:eastAsia="宋体" w:hAnsi="宋体" w:cs="宋体" w:hint="eastAsia"/>
               <w:szCs w:val="24"/>
             </w:rPr>
             <w:fldChar w:fldCharType="end"/>
@@ -2966,28 +2939,28 @@
         </w:p>
         <w:p>
           <w:pPr>
-            <w:pStyle w:val="17"/>
+            <w:pStyle w:val="TOC2"/>
             <w:tabs>
               <w:tab w:val="right" w:leader="dot" w:pos="8306"/>
             </w:tabs>
           </w:pPr>
           <w:r>
             <w:rPr>
-              <w:rFonts w:hint="eastAsia" w:ascii="宋体" w:hAnsi="宋体" w:eastAsia="宋体" w:cs="宋体"/>
+              <w:rFonts w:ascii="宋体" w:eastAsia="宋体" w:hAnsi="宋体" w:cs="宋体" w:hint="eastAsia"/>
               <w:szCs w:val="24"/>
             </w:rPr>
             <w:fldChar w:fldCharType="begin"/>
           </w:r>
           <w:r>
             <w:rPr>
-              <w:rFonts w:hint="eastAsia" w:ascii="宋体" w:hAnsi="宋体" w:eastAsia="宋体" w:cs="宋体"/>
+              <w:rFonts w:ascii="宋体" w:eastAsia="宋体" w:hAnsi="宋体" w:cs="宋体" w:hint="eastAsia"/>
               <w:szCs w:val="24"/>
             </w:rPr>
             <w:instrText xml:space="preserve"> HYPERLINK \l _Toc24107 </w:instrText>
           </w:r>
           <w:r>
             <w:rPr>
-              <w:rFonts w:hint="eastAsia" w:ascii="宋体" w:hAnsi="宋体" w:eastAsia="宋体" w:cs="宋体"/>
+              <w:rFonts w:ascii="宋体" w:eastAsia="宋体" w:hAnsi="宋体" w:cs="宋体" w:hint="eastAsia"/>
               <w:szCs w:val="24"/>
             </w:rPr>
             <w:fldChar w:fldCharType="separate"/>
@@ -3019,7 +2992,7 @@
           </w:r>
           <w:r>
             <w:rPr>
-              <w:rFonts w:hint="eastAsia" w:ascii="宋体" w:hAnsi="宋体" w:eastAsia="宋体" w:cs="宋体"/>
+              <w:rFonts w:ascii="宋体" w:eastAsia="宋体" w:hAnsi="宋体" w:cs="宋体" w:hint="eastAsia"/>
               <w:szCs w:val="24"/>
             </w:rPr>
             <w:fldChar w:fldCharType="end"/>
@@ -3027,28 +3000,28 @@
         </w:p>
         <w:p>
           <w:pPr>
-            <w:pStyle w:val="17"/>
+            <w:pStyle w:val="TOC2"/>
             <w:tabs>
               <w:tab w:val="right" w:leader="dot" w:pos="8306"/>
             </w:tabs>
           </w:pPr>
           <w:r>
             <w:rPr>
-              <w:rFonts w:hint="eastAsia" w:ascii="宋体" w:hAnsi="宋体" w:eastAsia="宋体" w:cs="宋体"/>
+              <w:rFonts w:ascii="宋体" w:eastAsia="宋体" w:hAnsi="宋体" w:cs="宋体" w:hint="eastAsia"/>
               <w:szCs w:val="24"/>
             </w:rPr>
             <w:fldChar w:fldCharType="begin"/>
           </w:r>
           <w:r>
             <w:rPr>
-              <w:rFonts w:hint="eastAsia" w:ascii="宋体" w:hAnsi="宋体" w:eastAsia="宋体" w:cs="宋体"/>
+              <w:rFonts w:ascii="宋体" w:eastAsia="宋体" w:hAnsi="宋体" w:cs="宋体" w:hint="eastAsia"/>
               <w:szCs w:val="24"/>
             </w:rPr>
             <w:instrText xml:space="preserve"> HYPERLINK \l _Toc28676 </w:instrText>
           </w:r>
           <w:r>
             <w:rPr>
-              <w:rFonts w:hint="eastAsia" w:ascii="宋体" w:hAnsi="宋体" w:eastAsia="宋体" w:cs="宋体"/>
+              <w:rFonts w:ascii="宋体" w:eastAsia="宋体" w:hAnsi="宋体" w:cs="宋体" w:hint="eastAsia"/>
               <w:szCs w:val="24"/>
             </w:rPr>
             <w:fldChar w:fldCharType="separate"/>
@@ -3080,7 +3053,7 @@
           </w:r>
           <w:r>
             <w:rPr>
-              <w:rFonts w:hint="eastAsia" w:ascii="宋体" w:hAnsi="宋体" w:eastAsia="宋体" w:cs="宋体"/>
+              <w:rFonts w:ascii="宋体" w:eastAsia="宋体" w:hAnsi="宋体" w:cs="宋体" w:hint="eastAsia"/>
               <w:szCs w:val="24"/>
             </w:rPr>
             <w:fldChar w:fldCharType="end"/>
@@ -3088,28 +3061,28 @@
         </w:p>
         <w:p>
           <w:pPr>
-            <w:pStyle w:val="16"/>
+            <w:pStyle w:val="TOC1"/>
             <w:tabs>
               <w:tab w:val="right" w:leader="dot" w:pos="8306"/>
             </w:tabs>
           </w:pPr>
           <w:r>
             <w:rPr>
-              <w:rFonts w:hint="eastAsia" w:ascii="宋体" w:hAnsi="宋体" w:eastAsia="宋体" w:cs="宋体"/>
+              <w:rFonts w:ascii="宋体" w:eastAsia="宋体" w:hAnsi="宋体" w:cs="宋体" w:hint="eastAsia"/>
               <w:szCs w:val="24"/>
             </w:rPr>
             <w:fldChar w:fldCharType="begin"/>
           </w:r>
           <w:r>
             <w:rPr>
-              <w:rFonts w:hint="eastAsia" w:ascii="宋体" w:hAnsi="宋体" w:eastAsia="宋体" w:cs="宋体"/>
+              <w:rFonts w:ascii="宋体" w:eastAsia="宋体" w:hAnsi="宋体" w:cs="宋体" w:hint="eastAsia"/>
               <w:szCs w:val="24"/>
             </w:rPr>
             <w:instrText xml:space="preserve"> HYPERLINK \l _Toc9497 </w:instrText>
           </w:r>
           <w:r>
             <w:rPr>
-              <w:rFonts w:hint="eastAsia" w:ascii="宋体" w:hAnsi="宋体" w:eastAsia="宋体" w:cs="宋体"/>
+              <w:rFonts w:ascii="宋体" w:eastAsia="宋体" w:hAnsi="宋体" w:cs="宋体" w:hint="eastAsia"/>
               <w:szCs w:val="24"/>
             </w:rPr>
             <w:fldChar w:fldCharType="separate"/>
@@ -3141,7 +3114,7 @@
           </w:r>
           <w:r>
             <w:rPr>
-              <w:rFonts w:hint="eastAsia" w:ascii="宋体" w:hAnsi="宋体" w:eastAsia="宋体" w:cs="宋体"/>
+              <w:rFonts w:ascii="宋体" w:eastAsia="宋体" w:hAnsi="宋体" w:cs="宋体" w:hint="eastAsia"/>
               <w:szCs w:val="24"/>
             </w:rPr>
             <w:fldChar w:fldCharType="end"/>
@@ -3149,28 +3122,28 @@
         </w:p>
         <w:p>
           <w:pPr>
-            <w:pStyle w:val="17"/>
+            <w:pStyle w:val="TOC2"/>
             <w:tabs>
               <w:tab w:val="right" w:leader="dot" w:pos="8306"/>
             </w:tabs>
           </w:pPr>
           <w:r>
             <w:rPr>
-              <w:rFonts w:hint="eastAsia" w:ascii="宋体" w:hAnsi="宋体" w:eastAsia="宋体" w:cs="宋体"/>
+              <w:rFonts w:ascii="宋体" w:eastAsia="宋体" w:hAnsi="宋体" w:cs="宋体" w:hint="eastAsia"/>
               <w:szCs w:val="24"/>
             </w:rPr>
             <w:fldChar w:fldCharType="begin"/>
           </w:r>
           <w:r>
             <w:rPr>
-              <w:rFonts w:hint="eastAsia" w:ascii="宋体" w:hAnsi="宋体" w:eastAsia="宋体" w:cs="宋体"/>
+              <w:rFonts w:ascii="宋体" w:eastAsia="宋体" w:hAnsi="宋体" w:cs="宋体" w:hint="eastAsia"/>
               <w:szCs w:val="24"/>
             </w:rPr>
             <w:instrText xml:space="preserve"> HYPERLINK \l _Toc6512 </w:instrText>
           </w:r>
           <w:r>
             <w:rPr>
-              <w:rFonts w:hint="eastAsia" w:ascii="宋体" w:hAnsi="宋体" w:eastAsia="宋体" w:cs="宋体"/>
+              <w:rFonts w:ascii="宋体" w:eastAsia="宋体" w:hAnsi="宋体" w:cs="宋体" w:hint="eastAsia"/>
               <w:szCs w:val="24"/>
             </w:rPr>
             <w:fldChar w:fldCharType="separate"/>
@@ -3202,7 +3175,7 @@
           </w:r>
           <w:r>
             <w:rPr>
-              <w:rFonts w:hint="eastAsia" w:ascii="宋体" w:hAnsi="宋体" w:eastAsia="宋体" w:cs="宋体"/>
+              <w:rFonts w:ascii="宋体" w:eastAsia="宋体" w:hAnsi="宋体" w:cs="宋体" w:hint="eastAsia"/>
               <w:szCs w:val="24"/>
             </w:rPr>
             <w:fldChar w:fldCharType="end"/>
@@ -3210,28 +3183,28 @@
         </w:p>
         <w:p>
           <w:pPr>
-            <w:pStyle w:val="17"/>
+            <w:pStyle w:val="TOC2"/>
             <w:tabs>
               <w:tab w:val="right" w:leader="dot" w:pos="8306"/>
             </w:tabs>
           </w:pPr>
           <w:r>
             <w:rPr>
-              <w:rFonts w:hint="eastAsia" w:ascii="宋体" w:hAnsi="宋体" w:eastAsia="宋体" w:cs="宋体"/>
+              <w:rFonts w:ascii="宋体" w:eastAsia="宋体" w:hAnsi="宋体" w:cs="宋体" w:hint="eastAsia"/>
               <w:szCs w:val="24"/>
             </w:rPr>
             <w:fldChar w:fldCharType="begin"/>
           </w:r>
           <w:r>
             <w:rPr>
-              <w:rFonts w:hint="eastAsia" w:ascii="宋体" w:hAnsi="宋体" w:eastAsia="宋体" w:cs="宋体"/>
+              <w:rFonts w:ascii="宋体" w:eastAsia="宋体" w:hAnsi="宋体" w:cs="宋体" w:hint="eastAsia"/>
               <w:szCs w:val="24"/>
             </w:rPr>
             <w:instrText xml:space="preserve"> HYPERLINK \l _Toc18264 </w:instrText>
           </w:r>
           <w:r>
             <w:rPr>
-              <w:rFonts w:hint="eastAsia" w:ascii="宋体" w:hAnsi="宋体" w:eastAsia="宋体" w:cs="宋体"/>
+              <w:rFonts w:ascii="宋体" w:eastAsia="宋体" w:hAnsi="宋体" w:cs="宋体" w:hint="eastAsia"/>
               <w:szCs w:val="24"/>
             </w:rPr>
             <w:fldChar w:fldCharType="separate"/>
@@ -3263,7 +3236,7 @@
           </w:r>
           <w:r>
             <w:rPr>
-              <w:rFonts w:hint="eastAsia" w:ascii="宋体" w:hAnsi="宋体" w:eastAsia="宋体" w:cs="宋体"/>
+              <w:rFonts w:ascii="宋体" w:eastAsia="宋体" w:hAnsi="宋体" w:cs="宋体" w:hint="eastAsia"/>
               <w:szCs w:val="24"/>
             </w:rPr>
             <w:fldChar w:fldCharType="end"/>
@@ -3271,28 +3244,28 @@
         </w:p>
         <w:p>
           <w:pPr>
-            <w:pStyle w:val="16"/>
+            <w:pStyle w:val="TOC1"/>
             <w:tabs>
               <w:tab w:val="right" w:leader="dot" w:pos="8306"/>
             </w:tabs>
           </w:pPr>
           <w:r>
             <w:rPr>
-              <w:rFonts w:hint="eastAsia" w:ascii="宋体" w:hAnsi="宋体" w:eastAsia="宋体" w:cs="宋体"/>
+              <w:rFonts w:ascii="宋体" w:eastAsia="宋体" w:hAnsi="宋体" w:cs="宋体" w:hint="eastAsia"/>
               <w:szCs w:val="24"/>
             </w:rPr>
             <w:fldChar w:fldCharType="begin"/>
           </w:r>
           <w:r>
             <w:rPr>
-              <w:rFonts w:hint="eastAsia" w:ascii="宋体" w:hAnsi="宋体" w:eastAsia="宋体" w:cs="宋体"/>
+              <w:rFonts w:ascii="宋体" w:eastAsia="宋体" w:hAnsi="宋体" w:cs="宋体" w:hint="eastAsia"/>
               <w:szCs w:val="24"/>
             </w:rPr>
             <w:instrText xml:space="preserve"> HYPERLINK \l _Toc3011 </w:instrText>
           </w:r>
           <w:r>
             <w:rPr>
-              <w:rFonts w:hint="eastAsia" w:ascii="宋体" w:hAnsi="宋体" w:eastAsia="宋体" w:cs="宋体"/>
+              <w:rFonts w:ascii="宋体" w:eastAsia="宋体" w:hAnsi="宋体" w:cs="宋体" w:hint="eastAsia"/>
               <w:szCs w:val="24"/>
             </w:rPr>
             <w:fldChar w:fldCharType="separate"/>
@@ -3331,7 +3304,7 @@
           </w:r>
           <w:r>
             <w:rPr>
-              <w:rFonts w:hint="eastAsia" w:ascii="宋体" w:hAnsi="宋体" w:eastAsia="宋体" w:cs="宋体"/>
+              <w:rFonts w:ascii="宋体" w:eastAsia="宋体" w:hAnsi="宋体" w:cs="宋体" w:hint="eastAsia"/>
               <w:szCs w:val="24"/>
             </w:rPr>
             <w:fldChar w:fldCharType="end"/>
@@ -3339,28 +3312,28 @@
         </w:p>
         <w:p>
           <w:pPr>
-            <w:pStyle w:val="16"/>
+            <w:pStyle w:val="TOC1"/>
             <w:tabs>
               <w:tab w:val="right" w:leader="dot" w:pos="8306"/>
             </w:tabs>
           </w:pPr>
           <w:r>
             <w:rPr>
-              <w:rFonts w:hint="eastAsia" w:ascii="宋体" w:hAnsi="宋体" w:eastAsia="宋体" w:cs="宋体"/>
+              <w:rFonts w:ascii="宋体" w:eastAsia="宋体" w:hAnsi="宋体" w:cs="宋体" w:hint="eastAsia"/>
               <w:szCs w:val="24"/>
             </w:rPr>
             <w:fldChar w:fldCharType="begin"/>
           </w:r>
           <w:r>
             <w:rPr>
-              <w:rFonts w:hint="eastAsia" w:ascii="宋体" w:hAnsi="宋体" w:eastAsia="宋体" w:cs="宋体"/>
+              <w:rFonts w:ascii="宋体" w:eastAsia="宋体" w:hAnsi="宋体" w:cs="宋体" w:hint="eastAsia"/>
               <w:szCs w:val="24"/>
             </w:rPr>
             <w:instrText xml:space="preserve"> HYPERLINK \l _Toc18250 </w:instrText>
           </w:r>
           <w:r>
             <w:rPr>
-              <w:rFonts w:hint="eastAsia" w:ascii="宋体" w:hAnsi="宋体" w:eastAsia="宋体" w:cs="宋体"/>
+              <w:rFonts w:ascii="宋体" w:eastAsia="宋体" w:hAnsi="宋体" w:cs="宋体" w:hint="eastAsia"/>
               <w:szCs w:val="24"/>
             </w:rPr>
             <w:fldChar w:fldCharType="separate"/>
@@ -3392,7 +3365,7 @@
           </w:r>
           <w:r>
             <w:rPr>
-              <w:rFonts w:hint="eastAsia" w:ascii="宋体" w:hAnsi="宋体" w:eastAsia="宋体" w:cs="宋体"/>
+              <w:rFonts w:ascii="宋体" w:eastAsia="宋体" w:hAnsi="宋体" w:cs="宋体" w:hint="eastAsia"/>
               <w:szCs w:val="24"/>
             </w:rPr>
             <w:fldChar w:fldCharType="end"/>
@@ -3414,7 +3387,7 @@
             <w:snapToGrid w:val="0"/>
             <w:textAlignment w:val="baseline"/>
             <w:rPr>
-              <w:rFonts w:hint="eastAsia" w:ascii="宋体" w:hAnsi="宋体" w:eastAsia="宋体" w:cs="宋体"/>
+              <w:rFonts w:ascii="宋体" w:eastAsia="宋体" w:hAnsi="宋体" w:cs="宋体" w:hint="eastAsia"/>
               <w:snapToGrid w:val="0"/>
               <w:color w:val="000000"/>
               <w:kern w:val="0"/>
@@ -3425,7 +3398,7 @@
           </w:pPr>
           <w:r>
             <w:rPr>
-              <w:rFonts w:hint="eastAsia" w:ascii="宋体" w:hAnsi="宋体" w:eastAsia="宋体" w:cs="宋体"/>
+              <w:rFonts w:ascii="宋体" w:eastAsia="宋体" w:hAnsi="宋体" w:cs="宋体" w:hint="eastAsia"/>
               <w:szCs w:val="24"/>
             </w:rPr>
             <w:fldChar w:fldCharType="end"/>
@@ -3450,7 +3423,7 @@
     </w:p>
     <w:p>
       <w:pPr>
-        <w:pStyle w:val="28"/>
+        <w:pStyle w:val="1"/>
         <w:bidi w:val="0"/>
         <w:rPr>
           <w:rFonts w:hint="default"/>
@@ -3469,7 +3442,7 @@
     </w:p>
     <w:p>
       <w:pPr>
-        <w:pStyle w:val="29"/>
+        <w:pStyle w:val="a1"/>
         <w:keepNext w:val="0"/>
         <w:keepLines w:val="0"/>
         <w:pageBreakBefore w:val="0"/>
@@ -3498,7 +3471,7 @@
     </w:p>
     <w:p>
       <w:pPr>
-        <w:pStyle w:val="28"/>
+        <w:pStyle w:val="1"/>
         <w:bidi w:val="0"/>
         <w:rPr>
           <w:rFonts w:hint="default"/>
@@ -3517,7 +3490,7 @@
     </w:p>
     <w:p>
       <w:pPr>
-        <w:pStyle w:val="29"/>
+        <w:pStyle w:val="a1"/>
         <w:keepNext w:val="0"/>
         <w:keepLines w:val="0"/>
         <w:pageBreakBefore w:val="0"/>
@@ -3546,7 +3519,7 @@
     </w:p>
     <w:p>
       <w:pPr>
-        <w:pStyle w:val="28"/>
+        <w:pStyle w:val="1"/>
         <w:bidi w:val="0"/>
         <w:rPr>
           <w:rFonts w:hint="default"/>
@@ -3565,7 +3538,7 @@
     </w:p>
     <w:p>
       <w:pPr>
-        <w:pStyle w:val="30"/>
+        <w:pStyle w:val="2"/>
         <w:bidi w:val="0"/>
         <w:rPr>
           <w:rFonts w:hint="default"/>
@@ -3584,7 +3557,7 @@
     </w:p>
     <w:p>
       <w:pPr>
-        <w:pStyle w:val="29"/>
+        <w:pStyle w:val="a1"/>
         <w:keepNext w:val="0"/>
         <w:keepLines w:val="0"/>
         <w:pageBreakBefore w:val="0"/>
@@ -3613,7 +3586,7 @@
     </w:p>
     <w:p>
       <w:pPr>
-        <w:pStyle w:val="30"/>
+        <w:pStyle w:val="2"/>
         <w:bidi w:val="0"/>
         <w:rPr>
           <w:rFonts w:hint="default"/>
@@ -3632,7 +3605,7 @@
     </w:p>
     <w:p>
       <w:pPr>
-        <w:pStyle w:val="29"/>
+        <w:pStyle w:val="a1"/>
         <w:keepNext w:val="0"/>
         <w:keepLines w:val="0"/>
         <w:pageBreakBefore w:val="0"/>
@@ -3661,7 +3634,7 @@
     </w:p>
     <w:p>
       <w:pPr>
-        <w:pStyle w:val="30"/>
+        <w:pStyle w:val="2"/>
         <w:bidi w:val="0"/>
         <w:rPr>
           <w:rFonts w:hint="default"/>
@@ -3680,7 +3653,7 @@
     </w:p>
     <w:p>
       <w:pPr>
-        <w:pStyle w:val="29"/>
+        <w:pStyle w:val="a1"/>
         <w:keepNext w:val="0"/>
         <w:keepLines w:val="0"/>
         <w:pageBreakBefore w:val="0"/>
@@ -3709,7 +3682,7 @@
     </w:p>
     <w:p>
       <w:pPr>
-        <w:pStyle w:val="28"/>
+        <w:pStyle w:val="1"/>
         <w:bidi w:val="0"/>
         <w:rPr>
           <w:rFonts w:hint="default"/>
@@ -3728,7 +3701,7 @@
     </w:p>
     <w:p>
       <w:pPr>
-        <w:pStyle w:val="30"/>
+        <w:pStyle w:val="2"/>
         <w:bidi w:val="0"/>
         <w:rPr>
           <w:rFonts w:hint="default"/>
@@ -3747,7 +3720,7 @@
     </w:p>
     <w:p>
       <w:pPr>
-        <w:pStyle w:val="29"/>
+        <w:pStyle w:val="a1"/>
         <w:keepNext w:val="0"/>
         <w:keepLines w:val="0"/>
         <w:pageBreakBefore w:val="0"/>
@@ -3776,7 +3749,7 @@
     </w:p>
     <w:p>
       <w:pPr>
-        <w:pStyle w:val="29"/>
+        <w:pStyle w:val="a1"/>
         <w:keepNext w:val="0"/>
         <w:keepLines w:val="0"/>
         <w:pageBreakBefore w:val="0"/>
@@ -3805,7 +3778,7 @@
     </w:p>
     <w:p>
       <w:pPr>
-        <w:pStyle w:val="29"/>
+        <w:pStyle w:val="a1"/>
         <w:keepNext w:val="0"/>
         <w:keepLines w:val="0"/>
         <w:pageBreakBefore w:val="0"/>
@@ -3834,7 +3807,7 @@
     </w:p>
     <w:p>
       <w:pPr>
-        <w:pStyle w:val="29"/>
+        <w:pStyle w:val="a1"/>
         <w:keepNext w:val="0"/>
         <w:keepLines w:val="0"/>
         <w:pageBreakBefore w:val="0"/>
@@ -3863,7 +3836,7 @@
     </w:p>
     <w:p>
       <w:pPr>
-        <w:pStyle w:val="29"/>
+        <w:pStyle w:val="a1"/>
         <w:keepNext w:val="0"/>
         <w:keepLines w:val="0"/>
         <w:pageBreakBefore w:val="0"/>
@@ -3892,7 +3865,7 @@
     </w:p>
     <w:p>
       <w:pPr>
-        <w:pStyle w:val="30"/>
+        <w:pStyle w:val="2"/>
         <w:bidi w:val="0"/>
         <w:rPr>
           <w:rFonts w:hint="default"/>
@@ -3911,7 +3884,7 @@
     </w:p>
     <w:p>
       <w:pPr>
-        <w:pStyle w:val="29"/>
+        <w:pStyle w:val="a1"/>
         <w:keepNext w:val="0"/>
         <w:keepLines w:val="0"/>
         <w:pageBreakBefore w:val="0"/>
@@ -3940,7 +3913,7 @@
     </w:p>
     <w:p>
       <w:pPr>
-        <w:pStyle w:val="29"/>
+        <w:pStyle w:val="a1"/>
         <w:keepNext w:val="0"/>
         <w:keepLines w:val="0"/>
         <w:pageBreakBefore w:val="0"/>
@@ -3969,7 +3942,7 @@
     </w:p>
     <w:p>
       <w:pPr>
-        <w:pStyle w:val="29"/>
+        <w:pStyle w:val="a1"/>
         <w:keepNext w:val="0"/>
         <w:keepLines w:val="0"/>
         <w:pageBreakBefore w:val="0"/>
@@ -3998,7 +3971,7 @@
     </w:p>
     <w:p>
       <w:pPr>
-        <w:pStyle w:val="28"/>
+        <w:pStyle w:val="1"/>
         <w:bidi w:val="0"/>
         <w:rPr>
           <w:rFonts w:hint="default"/>
@@ -4017,7 +3990,7 @@
     </w:p>
     <w:p>
       <w:pPr>
-        <w:pStyle w:val="30"/>
+        <w:pStyle w:val="2"/>
         <w:bidi w:val="0"/>
         <w:rPr>
           <w:rFonts w:hint="default"/>
@@ -4036,7 +4009,7 @@
     </w:p>
     <w:p>
       <w:pPr>
-        <w:pStyle w:val="29"/>
+        <w:pStyle w:val="a1"/>
         <w:keepNext w:val="0"/>
         <w:keepLines w:val="0"/>
         <w:pageBreakBefore w:val="0"/>
@@ -4065,7 +4038,7 @@
     </w:p>
     <w:p>
       <w:pPr>
-        <w:pStyle w:val="29"/>
+        <w:pStyle w:val="a1"/>
         <w:keepNext w:val="0"/>
         <w:keepLines w:val="0"/>
         <w:pageBreakBefore w:val="0"/>
@@ -4094,7 +4067,7 @@
     </w:p>
     <w:p>
       <w:pPr>
-        <w:pStyle w:val="29"/>
+        <w:pStyle w:val="a1"/>
         <w:keepNext w:val="0"/>
         <w:keepLines w:val="0"/>
         <w:pageBreakBefore w:val="0"/>
@@ -4123,7 +4096,7 @@
     </w:p>
     <w:p>
       <w:pPr>
-        <w:pStyle w:val="30"/>
+        <w:pStyle w:val="2"/>
         <w:bidi w:val="0"/>
         <w:rPr>
           <w:rFonts w:hint="default"/>
@@ -4142,7 +4115,7 @@
     </w:p>
     <w:p>
       <w:pPr>
-        <w:pStyle w:val="29"/>
+        <w:pStyle w:val="a1"/>
         <w:keepNext w:val="0"/>
         <w:keepLines w:val="0"/>
         <w:pageBreakBefore w:val="0"/>
@@ -4171,7 +4144,7 @@
     </w:p>
     <w:p>
       <w:pPr>
-        <w:pStyle w:val="29"/>
+        <w:pStyle w:val="a1"/>
         <w:keepNext w:val="0"/>
         <w:keepLines w:val="0"/>
         <w:pageBreakBefore w:val="0"/>
@@ -4200,7 +4173,7 @@
     </w:p>
     <w:p>
       <w:pPr>
-        <w:pStyle w:val="29"/>
+        <w:pStyle w:val="a1"/>
         <w:keepNext w:val="0"/>
         <w:keepLines w:val="0"/>
         <w:pageBreakBefore w:val="0"/>
@@ -4229,7 +4202,7 @@
     </w:p>
     <w:p>
       <w:pPr>
-        <w:pStyle w:val="30"/>
+        <w:pStyle w:val="2"/>
         <w:bidi w:val="0"/>
         <w:rPr>
           <w:rFonts w:hint="default"/>
@@ -4248,7 +4221,7 @@
     </w:p>
     <w:p>
       <w:pPr>
-        <w:pStyle w:val="29"/>
+        <w:pStyle w:val="a1"/>
         <w:keepNext w:val="0"/>
         <w:keepLines w:val="0"/>
         <w:pageBreakBefore w:val="0"/>
@@ -4277,7 +4250,7 @@
     </w:p>
     <w:p>
       <w:pPr>
-        <w:pStyle w:val="29"/>
+        <w:pStyle w:val="a1"/>
         <w:keepNext w:val="0"/>
         <w:keepLines w:val="0"/>
         <w:pageBreakBefore w:val="0"/>
@@ -4306,7 +4279,7 @@
     </w:p>
     <w:p>
       <w:pPr>
-        <w:pStyle w:val="29"/>
+        <w:pStyle w:val="a1"/>
         <w:keepNext w:val="0"/>
         <w:keepLines w:val="0"/>
         <w:pageBreakBefore w:val="0"/>
@@ -4335,7 +4308,7 @@
     </w:p>
     <w:p>
       <w:pPr>
-        <w:pStyle w:val="28"/>
+        <w:pStyle w:val="1"/>
         <w:bidi w:val="0"/>
         <w:rPr>
           <w:rFonts w:hint="default"/>
@@ -4354,7 +4327,7 @@
     </w:p>
     <w:p>
       <w:pPr>
-        <w:pStyle w:val="30"/>
+        <w:pStyle w:val="2"/>
         <w:bidi w:val="0"/>
         <w:rPr>
           <w:rFonts w:hint="default"/>
@@ -4373,7 +4346,7 @@
     </w:p>
     <w:p>
       <w:pPr>
-        <w:pStyle w:val="29"/>
+        <w:pStyle w:val="a1"/>
         <w:keepNext w:val="0"/>
         <w:keepLines w:val="0"/>
         <w:pageBreakBefore w:val="0"/>
@@ -4402,7 +4375,7 @@
     </w:p>
     <w:p>
       <w:pPr>
-        <w:pStyle w:val="30"/>
+        <w:pStyle w:val="2"/>
         <w:bidi w:val="0"/>
         <w:rPr>
           <w:rFonts w:hint="default"/>
@@ -4421,7 +4394,7 @@
     </w:p>
     <w:p>
       <w:pPr>
-        <w:pStyle w:val="29"/>
+        <w:pStyle w:val="a1"/>
         <w:keepNext w:val="0"/>
         <w:keepLines w:val="0"/>
         <w:pageBreakBefore w:val="0"/>
@@ -4450,7 +4423,7 @@
     </w:p>
     <w:p>
       <w:pPr>
-        <w:pStyle w:val="29"/>
+        <w:pStyle w:val="a1"/>
         <w:keepNext w:val="0"/>
         <w:keepLines w:val="0"/>
         <w:pageBreakBefore w:val="0"/>
@@ -4479,7 +4452,7 @@
     </w:p>
     <w:p>
       <w:pPr>
-        <w:pStyle w:val="29"/>
+        <w:pStyle w:val="a1"/>
         <w:keepNext w:val="0"/>
         <w:keepLines w:val="0"/>
         <w:pageBreakBefore w:val="0"/>
@@ -4508,7 +4481,7 @@
     </w:p>
     <w:p>
       <w:pPr>
-        <w:pStyle w:val="28"/>
+        <w:pStyle w:val="1"/>
         <w:bidi w:val="0"/>
         <w:rPr>
           <w:rFonts w:hint="default"/>
@@ -4516,8 +4489,8 @@
         </w:rPr>
       </w:pPr>
       <w:bookmarkStart w:id="18" w:name="_Toc3011"/>
-      <w:bookmarkStart w:id="20" w:name="_GoBack"/>
-      <w:bookmarkEnd w:id="20"/>
+      <w:bookmarkStart w:id="19" w:name="_GoBack"/>
+      <w:bookmarkEnd w:id="19"/>
       <w:r>
         <w:rPr>
           <w:rFonts w:hint="eastAsia"/>
@@ -4529,19 +4502,18 @@
     </w:p>
     <w:tbl>
       <w:tblPr>
-        <w:tblStyle w:val="20"/>
+        <w:tblStyle w:val="TableNormal"/>
         <w:tblW w:w="8504" w:type="dxa"/>
         <w:tblInd w:w="96" w:type="dxa"/>
         <w:tblBorders>
-          <w:top w:val="none" w:color="auto" w:sz="0" w:space="0"/>
-          <w:left w:val="none" w:color="auto" w:sz="0" w:space="0"/>
-          <w:bottom w:val="none" w:color="auto" w:sz="0" w:space="0"/>
-          <w:right w:val="none" w:color="auto" w:sz="0" w:space="0"/>
-          <w:insideH w:val="none" w:color="auto" w:sz="0" w:space="0"/>
-          <w:insideV w:val="none" w:color="auto" w:sz="0" w:space="0"/>
+          <w:top w:val="nil"/>
+          <w:left w:val="nil"/>
+          <w:bottom w:val="nil"/>
+          <w:right w:val="nil"/>
+          <w:insideH w:val="nil"/>
+          <w:insideV w:val="nil"/>
         </w:tblBorders>
         <w:shd w:val="clear" w:color="auto" w:fill="auto"/>
-        <w:tblLayout w:type="autofit"/>
         <w:tblCellMar>
           <w:top w:w="0" w:type="dxa"/>
           <w:left w:w="108" w:type="dxa"/>
@@ -4557,13 +4529,15 @@
       </w:tblGrid>
       <w:tr>
         <w:tblPrEx>
+          <w:tblW w:w="8504" w:type="dxa"/>
+          <w:tblInd w:w="96" w:type="dxa"/>
           <w:tblBorders>
-            <w:top w:val="none" w:color="auto" w:sz="0" w:space="0"/>
-            <w:left w:val="none" w:color="auto" w:sz="0" w:space="0"/>
-            <w:bottom w:val="none" w:color="auto" w:sz="0" w:space="0"/>
-            <w:right w:val="none" w:color="auto" w:sz="0" w:space="0"/>
-            <w:insideH w:val="none" w:color="auto" w:sz="0" w:space="0"/>
-            <w:insideV w:val="none" w:color="auto" w:sz="0" w:space="0"/>
+            <w:top w:val="nil"/>
+            <w:left w:val="nil"/>
+            <w:bottom w:val="nil"/>
+            <w:right w:val="nil"/>
+            <w:insideH w:val="nil"/>
+            <w:insideV w:val="nil"/>
           </w:tblBorders>
           <w:shd w:val="clear" w:color="auto" w:fill="auto"/>
           <w:tblCellMar>
@@ -4574,16 +4548,16 @@
           </w:tblCellMar>
         </w:tblPrEx>
         <w:trPr>
-          <w:trHeight w:val="493" w:hRule="atLeast"/>
+          <w:trHeight w:val="493"/>
         </w:trPr>
         <w:tc>
           <w:tcPr>
             <w:tcW w:w="1435" w:type="dxa"/>
             <w:tcBorders>
-              <w:top w:val="single" w:color="000000" w:sz="4" w:space="0"/>
-              <w:left w:val="single" w:color="000000" w:sz="4" w:space="0"/>
-              <w:bottom w:val="single" w:color="000000" w:sz="4" w:space="0"/>
-              <w:right w:val="single" w:color="000000" w:sz="4" w:space="0"/>
+              <w:top w:val="single" w:sz="4" w:space="0" w:color="000000"/>
+              <w:left w:val="single" w:sz="4" w:space="0" w:color="000000"/>
+              <w:bottom w:val="single" w:sz="4" w:space="0" w:color="000000"/>
+              <w:right w:val="single" w:sz="4" w:space="0" w:color="000000"/>
             </w:tcBorders>
             <w:shd w:val="clear" w:color="auto" w:fill="C0C0C0"/>
             <w:vAlign w:val="center"/>
@@ -4597,7 +4571,7 @@
               <w:jc w:val="center"/>
               <w:textAlignment w:val="center"/>
               <w:rPr>
-                <w:rFonts w:ascii="楷体_GB2312" w:hAnsi="宋体" w:eastAsia="楷体_GB2312" w:cs="楷体_GB2312"/>
+                <w:rFonts w:ascii="楷体_GB2312" w:eastAsia="楷体_GB2312" w:hAnsi="宋体" w:cs="楷体_GB2312"/>
                 <w:b/>
                 <w:bCs/>
                 <w:i w:val="0"/>
@@ -4610,7 +4584,7 @@
             </w:pPr>
             <w:r>
               <w:rPr>
-                <w:rFonts w:hint="default" w:ascii="楷体_GB2312" w:hAnsi="宋体" w:eastAsia="楷体_GB2312" w:cs="楷体_GB2312"/>
+                <w:rFonts w:ascii="楷体_GB2312" w:eastAsia="楷体_GB2312" w:hAnsi="宋体" w:cs="楷体_GB2312" w:hint="default"/>
                 <w:b/>
                 <w:bCs/>
                 <w:i w:val="0"/>
@@ -4631,10 +4605,10 @@
           <w:tcPr>
             <w:tcW w:w="1108" w:type="dxa"/>
             <w:tcBorders>
-              <w:top w:val="single" w:color="000000" w:sz="4" w:space="0"/>
-              <w:left w:val="single" w:color="000000" w:sz="4" w:space="0"/>
-              <w:bottom w:val="single" w:color="000000" w:sz="4" w:space="0"/>
-              <w:right w:val="single" w:color="000000" w:sz="4" w:space="0"/>
+              <w:top w:val="single" w:sz="4" w:space="0" w:color="000000"/>
+              <w:left w:val="single" w:sz="4" w:space="0" w:color="000000"/>
+              <w:bottom w:val="single" w:sz="4" w:space="0" w:color="000000"/>
+              <w:right w:val="single" w:sz="4" w:space="0" w:color="000000"/>
             </w:tcBorders>
             <w:shd w:val="clear" w:color="auto" w:fill="C0C0C0"/>
             <w:vAlign w:val="center"/>
@@ -4648,7 +4622,7 @@
               <w:jc w:val="center"/>
               <w:textAlignment w:val="center"/>
               <w:rPr>
-                <w:rFonts w:hint="default" w:ascii="楷体_GB2312" w:hAnsi="宋体" w:eastAsia="楷体_GB2312" w:cs="楷体_GB2312"/>
+                <w:rFonts w:ascii="楷体_GB2312" w:eastAsia="楷体_GB2312" w:hAnsi="宋体" w:cs="楷体_GB2312" w:hint="default"/>
                 <w:b/>
                 <w:bCs/>
                 <w:i w:val="0"/>
@@ -4661,7 +4635,7 @@
             </w:pPr>
             <w:r>
               <w:rPr>
-                <w:rFonts w:hint="default" w:ascii="楷体_GB2312" w:hAnsi="宋体" w:eastAsia="楷体_GB2312" w:cs="楷体_GB2312"/>
+                <w:rFonts w:ascii="楷体_GB2312" w:eastAsia="楷体_GB2312" w:hAnsi="宋体" w:cs="楷体_GB2312" w:hint="default"/>
                 <w:b/>
                 <w:bCs/>
                 <w:i w:val="0"/>
@@ -4682,10 +4656,10 @@
           <w:tcPr>
             <w:tcW w:w="5035" w:type="dxa"/>
             <w:tcBorders>
-              <w:top w:val="single" w:color="000000" w:sz="4" w:space="0"/>
-              <w:left w:val="single" w:color="000000" w:sz="4" w:space="0"/>
-              <w:bottom w:val="single" w:color="000000" w:sz="4" w:space="0"/>
-              <w:right w:val="single" w:color="000000" w:sz="4" w:space="0"/>
+              <w:top w:val="single" w:sz="4" w:space="0" w:color="000000"/>
+              <w:left w:val="single" w:sz="4" w:space="0" w:color="000000"/>
+              <w:bottom w:val="single" w:sz="4" w:space="0" w:color="000000"/>
+              <w:right w:val="single" w:sz="4" w:space="0" w:color="000000"/>
             </w:tcBorders>
             <w:shd w:val="clear" w:color="auto" w:fill="C0C0C0"/>
             <w:vAlign w:val="center"/>
@@ -4699,7 +4673,7 @@
               <w:jc w:val="center"/>
               <w:textAlignment w:val="center"/>
               <w:rPr>
-                <w:rFonts w:hint="default" w:ascii="楷体_GB2312" w:hAnsi="宋体" w:eastAsia="楷体_GB2312" w:cs="楷体_GB2312"/>
+                <w:rFonts w:ascii="楷体_GB2312" w:eastAsia="楷体_GB2312" w:hAnsi="宋体" w:cs="楷体_GB2312" w:hint="default"/>
                 <w:b/>
                 <w:bCs/>
                 <w:i w:val="0"/>
@@ -4712,7 +4686,7 @@
             </w:pPr>
             <w:r>
               <w:rPr>
-                <w:rFonts w:hint="default" w:ascii="楷体_GB2312" w:hAnsi="宋体" w:eastAsia="楷体_GB2312" w:cs="楷体_GB2312"/>
+                <w:rFonts w:ascii="楷体_GB2312" w:eastAsia="楷体_GB2312" w:hAnsi="宋体" w:cs="楷体_GB2312" w:hint="default"/>
                 <w:b/>
                 <w:bCs/>
                 <w:i w:val="0"/>
@@ -4733,10 +4707,10 @@
           <w:tcPr>
             <w:tcW w:w="926" w:type="dxa"/>
             <w:tcBorders>
-              <w:top w:val="single" w:color="000000" w:sz="4" w:space="0"/>
-              <w:left w:val="single" w:color="000000" w:sz="4" w:space="0"/>
-              <w:bottom w:val="single" w:color="000000" w:sz="4" w:space="0"/>
-              <w:right w:val="single" w:color="000000" w:sz="4" w:space="0"/>
+              <w:top w:val="single" w:sz="4" w:space="0" w:color="000000"/>
+              <w:left w:val="single" w:sz="4" w:space="0" w:color="000000"/>
+              <w:bottom w:val="single" w:sz="4" w:space="0" w:color="000000"/>
+              <w:right w:val="single" w:sz="4" w:space="0" w:color="000000"/>
             </w:tcBorders>
             <w:shd w:val="clear" w:color="auto" w:fill="C0C0C0"/>
             <w:vAlign w:val="center"/>
@@ -4750,7 +4724,7 @@
               <w:jc w:val="center"/>
               <w:textAlignment w:val="center"/>
               <w:rPr>
-                <w:rFonts w:hint="default" w:ascii="楷体_GB2312" w:hAnsi="宋体" w:eastAsia="楷体_GB2312" w:cs="楷体_GB2312"/>
+                <w:rFonts w:ascii="楷体_GB2312" w:eastAsia="楷体_GB2312" w:hAnsi="宋体" w:cs="楷体_GB2312" w:hint="default"/>
                 <w:b/>
                 <w:bCs/>
                 <w:i w:val="0"/>
@@ -4763,7 +4737,7 @@
             </w:pPr>
             <w:r>
               <w:rPr>
-                <w:rFonts w:hint="default" w:ascii="楷体_GB2312" w:hAnsi="宋体" w:eastAsia="楷体_GB2312" w:cs="楷体_GB2312"/>
+                <w:rFonts w:ascii="楷体_GB2312" w:eastAsia="楷体_GB2312" w:hAnsi="宋体" w:cs="楷体_GB2312" w:hint="default"/>
                 <w:b/>
                 <w:bCs/>
                 <w:i w:val="0"/>
@@ -4783,14 +4757,8 @@
       </w:tr>
       <w:tr>
         <w:tblPrEx>
-          <w:tblBorders>
-            <w:top w:val="none" w:color="auto" w:sz="0" w:space="0"/>
-            <w:left w:val="none" w:color="auto" w:sz="0" w:space="0"/>
-            <w:bottom w:val="none" w:color="auto" w:sz="0" w:space="0"/>
-            <w:right w:val="none" w:color="auto" w:sz="0" w:space="0"/>
-            <w:insideH w:val="none" w:color="auto" w:sz="0" w:space="0"/>
-            <w:insideV w:val="none" w:color="auto" w:sz="0" w:space="0"/>
-          </w:tblBorders>
+          <w:tblW w:w="8504" w:type="dxa"/>
+          <w:tblInd w:w="96" w:type="dxa"/>
           <w:shd w:val="clear" w:color="auto" w:fill="auto"/>
           <w:tblCellMar>
             <w:top w:w="0" w:type="dxa"/>
@@ -4800,16 +4768,16 @@
           </w:tblCellMar>
         </w:tblPrEx>
         <w:trPr>
-          <w:trHeight w:val="493" w:hRule="atLeast"/>
+          <w:trHeight w:val="493"/>
         </w:trPr>
         <w:tc>
           <w:tcPr>
             <w:tcW w:w="1435" w:type="dxa"/>
             <w:tcBorders>
-              <w:top w:val="single" w:color="000000" w:sz="4" w:space="0"/>
-              <w:left w:val="single" w:color="000000" w:sz="4" w:space="0"/>
-              <w:bottom w:val="single" w:color="000000" w:sz="4" w:space="0"/>
-              <w:right w:val="single" w:color="000000" w:sz="4" w:space="0"/>
+              <w:top w:val="single" w:sz="4" w:space="0" w:color="000000"/>
+              <w:left w:val="single" w:sz="4" w:space="0" w:color="000000"/>
+              <w:bottom w:val="single" w:sz="4" w:space="0" w:color="000000"/>
+              <w:right w:val="single" w:sz="4" w:space="0" w:color="000000"/>
             </w:tcBorders>
             <w:shd w:val="clear" w:color="auto" w:fill="auto"/>
             <w:vAlign w:val="center"/>
@@ -4823,7 +4791,7 @@
               <w:jc w:val="left"/>
               <w:textAlignment w:val="center"/>
               <w:rPr>
-                <w:rFonts w:hint="default" w:ascii="楷体_GB2312" w:hAnsi="宋体" w:eastAsia="楷体_GB2312" w:cs="楷体_GB2312"/>
+                <w:rFonts w:ascii="楷体_GB2312" w:eastAsia="楷体_GB2312" w:hAnsi="宋体" w:cs="楷体_GB2312" w:hint="default"/>
                 <w:b/>
                 <w:bCs/>
                 <w:i w:val="0"/>
@@ -4839,7 +4807,7 @@
             </w:pPr>
             <w:r>
               <w:rPr>
-                <w:rFonts w:hint="eastAsia" w:ascii="宋体" w:hAnsi="宋体" w:eastAsia="宋体" w:cs="宋体"/>
+                <w:rFonts w:ascii="宋体" w:eastAsia="宋体" w:hAnsi="宋体" w:cs="宋体" w:hint="eastAsia"/>
                 <w:i w:val="0"/>
                 <w:iCs w:val="0"/>
                 <w:snapToGrid w:val="0"/>
@@ -4858,10 +4826,10 @@
           <w:tcPr>
             <w:tcW w:w="1108" w:type="dxa"/>
             <w:tcBorders>
-              <w:top w:val="single" w:color="000000" w:sz="4" w:space="0"/>
-              <w:left w:val="single" w:color="000000" w:sz="4" w:space="0"/>
-              <w:bottom w:val="single" w:color="000000" w:sz="4" w:space="0"/>
-              <w:right w:val="single" w:color="000000" w:sz="4" w:space="0"/>
+              <w:top w:val="single" w:sz="4" w:space="0" w:color="000000"/>
+              <w:left w:val="single" w:sz="4" w:space="0" w:color="000000"/>
+              <w:bottom w:val="single" w:sz="4" w:space="0" w:color="000000"/>
+              <w:right w:val="single" w:sz="4" w:space="0" w:color="000000"/>
             </w:tcBorders>
             <w:shd w:val="clear" w:color="auto" w:fill="auto"/>
             <w:vAlign w:val="center"/>
@@ -4875,7 +4843,7 @@
               <w:jc w:val="left"/>
               <w:textAlignment w:val="center"/>
               <w:rPr>
-                <w:rFonts w:hint="default" w:ascii="楷体_GB2312" w:hAnsi="宋体" w:eastAsia="楷体_GB2312" w:cs="楷体_GB2312"/>
+                <w:rFonts w:ascii="楷体_GB2312" w:eastAsia="楷体_GB2312" w:hAnsi="宋体" w:cs="楷体_GB2312" w:hint="default"/>
                 <w:b/>
                 <w:bCs/>
                 <w:i w:val="0"/>
@@ -4891,7 +4859,7 @@
             </w:pPr>
             <w:r>
               <w:rPr>
-                <w:rFonts w:hint="eastAsia" w:ascii="宋体" w:hAnsi="宋体" w:eastAsia="宋体" w:cs="宋体"/>
+                <w:rFonts w:ascii="宋体" w:eastAsia="宋体" w:hAnsi="宋体" w:cs="宋体" w:hint="eastAsia"/>
                 <w:i w:val="0"/>
                 <w:iCs w:val="0"/>
                 <w:snapToGrid w:val="0"/>
@@ -4910,10 +4878,10 @@
           <w:tcPr>
             <w:tcW w:w="5035" w:type="dxa"/>
             <w:tcBorders>
-              <w:top w:val="single" w:color="000000" w:sz="4" w:space="0"/>
-              <w:left w:val="single" w:color="000000" w:sz="4" w:space="0"/>
-              <w:bottom w:val="single" w:color="000000" w:sz="4" w:space="0"/>
-              <w:right w:val="single" w:color="000000" w:sz="4" w:space="0"/>
+              <w:top w:val="single" w:sz="4" w:space="0" w:color="000000"/>
+              <w:left w:val="single" w:sz="4" w:space="0" w:color="000000"/>
+              <w:bottom w:val="single" w:sz="4" w:space="0" w:color="000000"/>
+              <w:right w:val="single" w:sz="4" w:space="0" w:color="000000"/>
             </w:tcBorders>
             <w:shd w:val="clear" w:color="auto" w:fill="auto"/>
             <w:vAlign w:val="center"/>
@@ -4927,7 +4895,7 @@
               <w:jc w:val="left"/>
               <w:textAlignment w:val="center"/>
               <w:rPr>
-                <w:rFonts w:hint="default" w:ascii="楷体_GB2312" w:hAnsi="宋体" w:eastAsia="楷体_GB2312" w:cs="楷体_GB2312"/>
+                <w:rFonts w:ascii="楷体_GB2312" w:eastAsia="楷体_GB2312" w:hAnsi="宋体" w:cs="楷体_GB2312" w:hint="default"/>
                 <w:b/>
                 <w:bCs/>
                 <w:i w:val="0"/>
@@ -4943,7 +4911,7 @@
             </w:pPr>
             <w:r>
               <w:rPr>
-                <w:rFonts w:hint="eastAsia" w:ascii="宋体" w:hAnsi="宋体" w:eastAsia="宋体" w:cs="宋体"/>
+                <w:rFonts w:ascii="宋体" w:eastAsia="宋体" w:hAnsi="宋体" w:cs="宋体" w:hint="eastAsia"/>
                 <w:i w:val="0"/>
                 <w:iCs w:val="0"/>
                 <w:snapToGrid w:val="0"/>
@@ -4962,10 +4930,10 @@
           <w:tcPr>
             <w:tcW w:w="926" w:type="dxa"/>
             <w:tcBorders>
-              <w:top w:val="single" w:color="000000" w:sz="4" w:space="0"/>
-              <w:left w:val="single" w:color="000000" w:sz="4" w:space="0"/>
-              <w:bottom w:val="single" w:color="000000" w:sz="4" w:space="0"/>
-              <w:right w:val="single" w:color="000000" w:sz="4" w:space="0"/>
+              <w:top w:val="single" w:sz="4" w:space="0" w:color="000000"/>
+              <w:left w:val="single" w:sz="4" w:space="0" w:color="000000"/>
+              <w:bottom w:val="single" w:sz="4" w:space="0" w:color="000000"/>
+              <w:right w:val="single" w:sz="4" w:space="0" w:color="000000"/>
             </w:tcBorders>
             <w:shd w:val="clear" w:color="auto" w:fill="auto"/>
             <w:vAlign w:val="center"/>
@@ -4979,7 +4947,7 @@
               <w:jc w:val="left"/>
               <w:textAlignment w:val="center"/>
               <w:rPr>
-                <w:rFonts w:hint="default" w:ascii="楷体_GB2312" w:hAnsi="宋体" w:eastAsia="楷体_GB2312" w:cs="楷体_GB2312"/>
+                <w:rFonts w:ascii="楷体_GB2312" w:eastAsia="楷体_GB2312" w:hAnsi="宋体" w:cs="楷体_GB2312" w:hint="default"/>
                 <w:b/>
                 <w:bCs/>
                 <w:i w:val="0"/>
@@ -4995,7 +4963,7 @@
             </w:pPr>
             <w:r>
               <w:rPr>
-                <w:rFonts w:hint="eastAsia" w:ascii="宋体" w:hAnsi="宋体" w:eastAsia="宋体" w:cs="宋体"/>
+                <w:rFonts w:ascii="宋体" w:eastAsia="宋体" w:hAnsi="宋体" w:cs="宋体" w:hint="eastAsia"/>
                 <w:i w:val="0"/>
                 <w:iCs w:val="0"/>
                 <w:snapToGrid w:val="0"/>
@@ -5014,7 +4982,7 @@
     </w:tbl>
     <w:p>
       <w:pPr>
-        <w:pStyle w:val="29"/>
+        <w:pStyle w:val="a1"/>
         <w:rPr>
           <w:rFonts w:hint="default"/>
           <w:lang w:val="en-US" w:eastAsia="zh-CN"/>
@@ -5023,14 +4991,14 @@
     </w:p>
     <w:p>
       <w:pPr>
-        <w:pStyle w:val="28"/>
+        <w:pStyle w:val="1"/>
         <w:bidi w:val="0"/>
         <w:rPr>
           <w:rFonts w:hint="default"/>
           <w:lang w:val="en-US" w:eastAsia="zh-CN"/>
         </w:rPr>
       </w:pPr>
-      <w:bookmarkStart w:id="19" w:name="_Toc18250"/>
+      <w:bookmarkStart w:id="20" w:name="_Toc18250"/>
       <w:r>
         <w:rPr>
           <w:rFonts w:hint="default"/>
@@ -5038,11 +5006,11 @@
         </w:rPr>
         <w:t>附则</w:t>
       </w:r>
-      <w:bookmarkEnd w:id="19"/>
+      <w:bookmarkEnd w:id="20"/>
     </w:p>
     <w:p>
       <w:pPr>
-        <w:pStyle w:val="29"/>
+        <w:pStyle w:val="a1"/>
         <w:keepNext w:val="0"/>
         <w:keepLines w:val="0"/>
         <w:pageBreakBefore w:val="0"/>
@@ -5070,84 +5038,34 @@
       </w:r>
     </w:p>
     <w:sectPr>
-      <w:headerReference r:id="rId5" w:type="default"/>
-      <w:footerReference r:id="rId6" w:type="default"/>
+      <w:headerReference w:type="default" r:id="rId7"/>
+      <w:footerReference w:type="default" r:id="rId8"/>
       <w:pgSz w:w="11906" w:h="16838"/>
       <w:pgMar w:top="1417" w:right="1800" w:bottom="1440" w:left="1800" w:header="1140" w:footer="992" w:gutter="0"/>
-      <w:cols w:space="425" w:num="1"/>
+      <w:cols w:num="1" w:space="425"/>
       <w:docGrid w:type="lines" w:linePitch="312" w:charSpace="0"/>
     </w:sectPr>
   </w:body>
 </w:document>
 </file>
 
-<file path=word/endnotes.xml><?xml version="1.0" encoding="utf-8"?>
-<w:endnotes xmlns:wpc="http://schemas.microsoft.com/office/word/2010/wordprocessingCanvas" xmlns:mc="http://schemas.openxmlformats.org/markup-compatibility/2006" xmlns:o="urn:schemas-microsoft-com:office:office" xmlns:r="http://schemas.openxmlformats.org/officeDocument/2006/relationships" xmlns:m="http://schemas.openxmlformats.org/officeDocument/2006/math" xmlns:v="urn:schemas-microsoft-com:vml" xmlns:wp14="http://schemas.microsoft.com/office/word/2010/wordprocessingDrawing" xmlns:wp="http://schemas.openxmlformats.org/drawingml/2006/wordprocessingDrawing" xmlns:w="http://schemas.openxmlformats.org/wordprocessingml/2006/main" xmlns:w14="http://schemas.microsoft.com/office/word/2010/wordml" xmlns:w15="http://schemas.microsoft.com/office/word/2012/wordml" xmlns:w10="urn:schemas-microsoft-com:office:word" xmlns:wpg="http://schemas.microsoft.com/office/word/2010/wordprocessingGroup" xmlns:wpi="http://schemas.microsoft.com/office/word/2010/wordprocessingInk" xmlns:wne="http://schemas.microsoft.com/office/word/2006/wordml" xmlns:wps="http://schemas.microsoft.com/office/word/2010/wordprocessingShape" xmlns:wpsCustomData="http://www.wps.cn/officeDocument/2013/wpsCustomData" mc:Ignorable="w14 w15 wp14">
-  <w:endnote w:type="separator" w:id="0">
-    <w:p>
-      <w:pPr>
-        <w:spacing w:line="240" w:lineRule="auto"/>
-      </w:pPr>
-      <w:r>
-        <w:separator/>
-      </w:r>
-    </w:p>
-  </w:endnote>
-  <w:endnote w:type="continuationSeparator" w:id="1">
-    <w:p>
-      <w:pPr>
-        <w:spacing w:line="240" w:lineRule="auto"/>
-      </w:pPr>
-      <w:r>
-        <w:continuationSeparator/>
-      </w:r>
-    </w:p>
-  </w:endnote>
-</w:endnotes>
-</file>
-
 <file path=word/footer1.xml><?xml version="1.0" encoding="utf-8"?>
-<w:ftr xmlns:wpc="http://schemas.microsoft.com/office/word/2010/wordprocessingCanvas" xmlns:mc="http://schemas.openxmlformats.org/markup-compatibility/2006" xmlns:o="urn:schemas-microsoft-com:office:office" xmlns:r="http://schemas.openxmlformats.org/officeDocument/2006/relationships" xmlns:m="http://schemas.openxmlformats.org/officeDocument/2006/math" xmlns:v="urn:schemas-microsoft-com:vml" xmlns:wp14="http://schemas.microsoft.com/office/word/2010/wordprocessingDrawing" xmlns:wp="http://schemas.openxmlformats.org/drawingml/2006/wordprocessingDrawing" xmlns:w10="urn:schemas-microsoft-com:office:word" xmlns:w="http://schemas.openxmlformats.org/wordprocessingml/2006/main" xmlns:w14="http://schemas.microsoft.com/office/word/2010/wordml" xmlns:w15="http://schemas.microsoft.com/office/word/2012/wordml" xmlns:wpg="http://schemas.microsoft.com/office/word/2010/wordprocessingGroup" xmlns:wpi="http://schemas.microsoft.com/office/word/2010/wordprocessingInk" xmlns:wne="http://schemas.microsoft.com/office/word/2006/wordml" xmlns:wps="http://schemas.microsoft.com/office/word/2010/wordprocessingShape" xmlns:wpsCustomData="http://www.wps.cn/officeDocument/2013/wpsCustomData" mc:Ignorable="w14 w15 wp14">
+<w:ftr xmlns:wpc="http://schemas.microsoft.com/office/word/2010/wordprocessingCanvas" xmlns:mc="http://schemas.openxmlformats.org/markup-compatibility/2006" xmlns:o="urn:schemas-microsoft-com:office:office" xmlns:r="http://schemas.openxmlformats.org/officeDocument/2006/relationships" xmlns:m="http://schemas.openxmlformats.org/officeDocument/2006/math" xmlns:v="urn:schemas-microsoft-com:vml" xmlns:wp14="http://schemas.microsoft.com/office/word/2010/wordprocessingDrawing" xmlns:wp="http://schemas.openxmlformats.org/drawingml/2006/wordprocessingDrawing" xmlns:w10="urn:schemas-microsoft-com:office:word" xmlns:w="http://schemas.openxmlformats.org/wordprocessingml/2006/main" xmlns:w14="http://schemas.microsoft.com/office/word/2010/wordml" xmlns:w15="http://schemas.microsoft.com/office/word/2012/wordml" xmlns:wne="http://schemas.microsoft.com/office/word/2006/wordml" xmlns:wpg="http://schemas.microsoft.com/office/word/2010/wordprocessingGroup" xmlns:wpi="http://schemas.microsoft.com/office/word/2010/wordprocessingInk" xmlns:wps="http://schemas.microsoft.com/office/word/2010/wordprocessingShape" mc:Ignorable="w14 w15 wp14">
   <w:p>
     <w:pPr>
-      <w:pStyle w:val="14"/>
+      <w:pStyle w:val="Footer"/>
     </w:pPr>
   </w:p>
 </w:ftr>
 </file>
 
-<file path=word/footnotes.xml><?xml version="1.0" encoding="utf-8"?>
-<w:footnotes xmlns:wpc="http://schemas.microsoft.com/office/word/2010/wordprocessingCanvas" xmlns:mc="http://schemas.openxmlformats.org/markup-compatibility/2006" xmlns:o="urn:schemas-microsoft-com:office:office" xmlns:r="http://schemas.openxmlformats.org/officeDocument/2006/relationships" xmlns:m="http://schemas.openxmlformats.org/officeDocument/2006/math" xmlns:v="urn:schemas-microsoft-com:vml" xmlns:wp14="http://schemas.microsoft.com/office/word/2010/wordprocessingDrawing" xmlns:wp="http://schemas.openxmlformats.org/drawingml/2006/wordprocessingDrawing" xmlns:w="http://schemas.openxmlformats.org/wordprocessingml/2006/main" xmlns:w14="http://schemas.microsoft.com/office/word/2010/wordml" xmlns:w15="http://schemas.microsoft.com/office/word/2012/wordml" xmlns:w10="urn:schemas-microsoft-com:office:word" xmlns:wpg="http://schemas.microsoft.com/office/word/2010/wordprocessingGroup" xmlns:wpi="http://schemas.microsoft.com/office/word/2010/wordprocessingInk" xmlns:wne="http://schemas.microsoft.com/office/word/2006/wordml" xmlns:wps="http://schemas.microsoft.com/office/word/2010/wordprocessingShape" xmlns:wpsCustomData="http://www.wps.cn/officeDocument/2013/wpsCustomData" mc:Ignorable="w14 w15 wp14">
-  <w:footnote w:type="separator" w:id="0">
-    <w:p>
-      <w:pPr>
-        <w:spacing w:line="360" w:lineRule="auto"/>
-      </w:pPr>
-      <w:r>
-        <w:separator/>
-      </w:r>
-    </w:p>
-  </w:footnote>
-  <w:footnote w:type="continuationSeparator" w:id="1">
-    <w:p>
-      <w:pPr>
-        <w:spacing w:line="360" w:lineRule="auto"/>
-      </w:pPr>
-      <w:r>
-        <w:continuationSeparator/>
-      </w:r>
-    </w:p>
-  </w:footnote>
-</w:footnotes>
-</file>
-
 <file path=word/header1.xml><?xml version="1.0" encoding="utf-8"?>
-<w:hdr xmlns:wpc="http://schemas.microsoft.com/office/word/2010/wordprocessingCanvas" xmlns:mc="http://schemas.openxmlformats.org/markup-compatibility/2006" xmlns:o="urn:schemas-microsoft-com:office:office" xmlns:r="http://schemas.openxmlformats.org/officeDocument/2006/relationships" xmlns:m="http://schemas.openxmlformats.org/officeDocument/2006/math" xmlns:v="urn:schemas-microsoft-com:vml" xmlns:wp14="http://schemas.microsoft.com/office/word/2010/wordprocessingDrawing" xmlns:wp="http://schemas.openxmlformats.org/drawingml/2006/wordprocessingDrawing" xmlns:w10="urn:schemas-microsoft-com:office:word" xmlns:w="http://schemas.openxmlformats.org/wordprocessingml/2006/main" xmlns:w14="http://schemas.microsoft.com/office/word/2010/wordml" xmlns:w15="http://schemas.microsoft.com/office/word/2012/wordml" xmlns:wpg="http://schemas.microsoft.com/office/word/2010/wordprocessingGroup" xmlns:wpi="http://schemas.microsoft.com/office/word/2010/wordprocessingInk" xmlns:wne="http://schemas.microsoft.com/office/word/2006/wordml" xmlns:wps="http://schemas.microsoft.com/office/word/2010/wordprocessingShape" xmlns:wpsCustomData="http://www.wps.cn/officeDocument/2013/wpsCustomData" mc:Ignorable="w14 w15 wp14">
+<w:hdr xmlns:wpc="http://schemas.microsoft.com/office/word/2010/wordprocessingCanvas" xmlns:mc="http://schemas.openxmlformats.org/markup-compatibility/2006" xmlns:o="urn:schemas-microsoft-com:office:office" xmlns:r="http://schemas.openxmlformats.org/officeDocument/2006/relationships" xmlns:m="http://schemas.openxmlformats.org/officeDocument/2006/math" xmlns:v="urn:schemas-microsoft-com:vml" xmlns:wp14="http://schemas.microsoft.com/office/word/2010/wordprocessingDrawing" xmlns:wp="http://schemas.openxmlformats.org/drawingml/2006/wordprocessingDrawing" xmlns:w10="urn:schemas-microsoft-com:office:word" xmlns:w="http://schemas.openxmlformats.org/wordprocessingml/2006/main" xmlns:w14="http://schemas.microsoft.com/office/word/2010/wordml" xmlns:w15="http://schemas.microsoft.com/office/word/2012/wordml" xmlns:wne="http://schemas.microsoft.com/office/word/2006/wordml" xmlns:wpg="http://schemas.microsoft.com/office/word/2010/wordprocessingGroup" xmlns:wpi="http://schemas.microsoft.com/office/word/2010/wordprocessingInk" xmlns:wps="http://schemas.microsoft.com/office/word/2010/wordprocessingShape" mc:Ignorable="w14 w15 wp14">
   <w:p>
     <w:pPr>
-      <w:pStyle w:val="15"/>
+      <w:pStyle w:val="Header"/>
       <w:pBdr>
-        <w:bottom w:val="single" w:color="auto" w:sz="4" w:space="1"/>
+        <w:bottom w:val="single" w:sz="4" w:space="1" w:color="auto"/>
       </w:pBdr>
       <w:tabs>
         <w:tab w:val="left" w:pos="335"/>
@@ -5155,27 +5073,27 @@
       </w:tabs>
       <w:jc w:val="right"/>
       <w:rPr>
-        <w:rFonts w:hint="eastAsia" w:eastAsiaTheme="minorEastAsia"/>
+        <w:rFonts w:eastAsiaTheme="minorEastAsia" w:hint="eastAsia"/>
         <w:lang w:eastAsia="zh-CN"/>
       </w:rPr>
     </w:pPr>
     <w:r>
       <w:rPr>
-        <w:rFonts w:hint="eastAsia" w:eastAsiaTheme="minorEastAsia"/>
+        <w:rFonts w:eastAsiaTheme="minorEastAsia" w:hint="eastAsia"/>
         <w:lang w:val="en-US" w:eastAsia="zh-CN"/>
       </w:rPr>
       <w:tab/>
     </w:r>
     <w:r>
       <w:rPr>
-        <w:rFonts w:hint="eastAsia" w:eastAsiaTheme="minorEastAsia"/>
+        <w:rFonts w:eastAsiaTheme="minorEastAsia" w:hint="eastAsia"/>
         <w:lang w:val="en-US" w:eastAsia="zh-CN"/>
       </w:rPr>
       <w:tab/>
     </w:r>
     <w:r>
       <w:rPr>
-        <w:rFonts w:hint="eastAsia" w:eastAsiaTheme="minorEastAsia"/>
+        <w:rFonts w:eastAsiaTheme="minorEastAsia" w:hint="eastAsia"/>
         <w:lang w:val="en-US" w:eastAsia="zh-CN"/>
       </w:rPr>
       <w:t>桐乡华数广电网络有限公司</w:t>
@@ -5185,15 +5103,15 @@
 </file>
 
 <file path=word/numbering.xml><?xml version="1.0" encoding="utf-8"?>
-<w:numbering xmlns:wpc="http://schemas.microsoft.com/office/word/2010/wordprocessingCanvas" xmlns:mc="http://schemas.openxmlformats.org/markup-compatibility/2006" xmlns:o="urn:schemas-microsoft-com:office:office" xmlns:r="http://schemas.openxmlformats.org/officeDocument/2006/relationships" xmlns:m="http://schemas.openxmlformats.org/officeDocument/2006/math" xmlns:v="urn:schemas-microsoft-com:vml" xmlns:wp14="http://schemas.microsoft.com/office/word/2010/wordprocessingDrawing" xmlns:wp="http://schemas.openxmlformats.org/drawingml/2006/wordprocessingDrawing" xmlns:w10="urn:schemas-microsoft-com:office:word" xmlns:w="http://schemas.openxmlformats.org/wordprocessingml/2006/main" xmlns:w14="http://schemas.microsoft.com/office/word/2010/wordml" xmlns:wpg="http://schemas.microsoft.com/office/word/2010/wordprocessingGroup" xmlns:wpi="http://schemas.microsoft.com/office/word/2010/wordprocessingInk" xmlns:wne="http://schemas.microsoft.com/office/word/2006/wordml" xmlns:wps="http://schemas.microsoft.com/office/word/2010/wordprocessingShape" xmlns:wpsCustomData="http://www.wps.cn/officeDocument/2013/wpsCustomData" mc:Ignorable="w14 wp14">
+<w:numbering xmlns:wpc="http://schemas.microsoft.com/office/word/2010/wordprocessingCanvas" xmlns:mc="http://schemas.openxmlformats.org/markup-compatibility/2006" xmlns:o="urn:schemas-microsoft-com:office:office" xmlns:r="http://schemas.openxmlformats.org/officeDocument/2006/relationships" xmlns:m="http://schemas.openxmlformats.org/officeDocument/2006/math" xmlns:v="urn:schemas-microsoft-com:vml" xmlns:wp14="http://schemas.microsoft.com/office/word/2010/wordprocessingDrawing" xmlns:wp="http://schemas.openxmlformats.org/drawingml/2006/wordprocessingDrawing" xmlns:w10="urn:schemas-microsoft-com:office:word" xmlns:w="http://schemas.openxmlformats.org/wordprocessingml/2006/main" xmlns:w14="http://schemas.microsoft.com/office/word/2010/wordml" xmlns:w15="http://schemas.microsoft.com/office/word/2012/wordml" xmlns:wne="http://schemas.microsoft.com/office/word/2006/wordml" xmlns:wpg="http://schemas.microsoft.com/office/word/2010/wordprocessingGroup" xmlns:wpi="http://schemas.microsoft.com/office/word/2010/wordprocessingInk" xmlns:wps="http://schemas.microsoft.com/office/word/2010/wordprocessingShape" mc:Ignorable="w14 w15 wp14">
   <w:abstractNum w:abstractNumId="0">
     <w:nsid w:val="8E964DCE"/>
     <w:multiLevelType w:val="multilevel"/>
     <w:tmpl w:val="8E964DCE"/>
-    <w:lvl w:ilvl="0" w:tentative="0">
+    <w:lvl w:ilvl="0">
       <w:start w:val="1"/>
       <w:numFmt w:val="decimal"/>
-      <w:pStyle w:val="2"/>
+      <w:pStyle w:val="Heading1"/>
       <w:lvlText w:val="%1."/>
       <w:lvlJc w:val="left"/>
       <w:pPr>
@@ -5203,10 +5121,10 @@
         <w:rFonts w:hint="default"/>
       </w:rPr>
     </w:lvl>
-    <w:lvl w:ilvl="1" w:tentative="0">
+    <w:lvl w:ilvl="1">
       <w:start w:val="1"/>
       <w:numFmt w:val="decimal"/>
-      <w:pStyle w:val="3"/>
+      <w:pStyle w:val="Heading2"/>
       <w:lvlText w:val="%1.%2."/>
       <w:lvlJc w:val="left"/>
       <w:pPr>
@@ -5216,10 +5134,10 @@
         <w:rFonts w:hint="default"/>
       </w:rPr>
     </w:lvl>
-    <w:lvl w:ilvl="2" w:tentative="0">
+    <w:lvl w:ilvl="2">
       <w:start w:val="1"/>
       <w:numFmt w:val="decimal"/>
-      <w:pStyle w:val="4"/>
+      <w:pStyle w:val="Heading3"/>
       <w:lvlText w:val="%1.%2.%3."/>
       <w:lvlJc w:val="left"/>
       <w:pPr>
@@ -5229,10 +5147,10 @@
         <w:rFonts w:hint="default"/>
       </w:rPr>
     </w:lvl>
-    <w:lvl w:ilvl="3" w:tentative="0">
+    <w:lvl w:ilvl="3">
       <w:start w:val="1"/>
       <w:numFmt w:val="decimal"/>
-      <w:pStyle w:val="5"/>
+      <w:pStyle w:val="Heading4"/>
       <w:lvlText w:val="%1.%2.%3.%4."/>
       <w:lvlJc w:val="left"/>
       <w:pPr>
@@ -5242,10 +5160,10 @@
         <w:rFonts w:hint="default"/>
       </w:rPr>
     </w:lvl>
-    <w:lvl w:ilvl="4" w:tentative="0">
+    <w:lvl w:ilvl="4">
       <w:start w:val="1"/>
       <w:numFmt w:val="decimal"/>
-      <w:pStyle w:val="6"/>
+      <w:pStyle w:val="Heading5"/>
       <w:lvlText w:val="%1.%2.%3.%4.%5."/>
       <w:lvlJc w:val="left"/>
       <w:pPr>
@@ -5255,10 +5173,10 @@
         <w:rFonts w:hint="default"/>
       </w:rPr>
     </w:lvl>
-    <w:lvl w:ilvl="5" w:tentative="0">
+    <w:lvl w:ilvl="5">
       <w:start w:val="1"/>
       <w:numFmt w:val="decimal"/>
-      <w:pStyle w:val="7"/>
+      <w:pStyle w:val="Heading6"/>
       <w:lvlText w:val="%1.%2.%3.%4.%5.%6."/>
       <w:lvlJc w:val="left"/>
       <w:pPr>
@@ -5268,10 +5186,10 @@
         <w:rFonts w:hint="default"/>
       </w:rPr>
     </w:lvl>
-    <w:lvl w:ilvl="6" w:tentative="0">
+    <w:lvl w:ilvl="6">
       <w:start w:val="1"/>
       <w:numFmt w:val="decimal"/>
-      <w:pStyle w:val="8"/>
+      <w:pStyle w:val="Heading7"/>
       <w:lvlText w:val="%1.%2.%3.%4.%5.%6.%7."/>
       <w:lvlJc w:val="left"/>
       <w:pPr>
@@ -5281,10 +5199,10 @@
         <w:rFonts w:hint="default"/>
       </w:rPr>
     </w:lvl>
-    <w:lvl w:ilvl="7" w:tentative="0">
+    <w:lvl w:ilvl="7">
       <w:start w:val="1"/>
       <w:numFmt w:val="decimal"/>
-      <w:pStyle w:val="9"/>
+      <w:pStyle w:val="Heading8"/>
       <w:lvlText w:val="%1.%2.%3.%4.%5.%6.%7.%8."/>
       <w:lvlJc w:val="left"/>
       <w:pPr>
@@ -5294,10 +5212,10 @@
         <w:rFonts w:hint="default"/>
       </w:rPr>
     </w:lvl>
-    <w:lvl w:ilvl="8" w:tentative="0">
+    <w:lvl w:ilvl="8">
       <w:start w:val="1"/>
       <w:numFmt w:val="decimal"/>
-      <w:pStyle w:val="10"/>
+      <w:pStyle w:val="Heading9"/>
       <w:lvlText w:val="%1.%2.%3.%4.%5.%6.%7.%8.%9."/>
       <w:lvlJc w:val="left"/>
       <w:pPr>
@@ -5315,269 +5233,267 @@
 </file>
 
 <file path=word/styles.xml><?xml version="1.0" encoding="utf-8"?>
-<w:styles xmlns:mc="http://schemas.openxmlformats.org/markup-compatibility/2006" xmlns:o="urn:schemas-microsoft-com:office:office" xmlns:r="http://schemas.openxmlformats.org/officeDocument/2006/relationships" xmlns:m="http://schemas.openxmlformats.org/officeDocument/2006/math" xmlns:v="urn:schemas-microsoft-com:vml" xmlns:w="http://schemas.openxmlformats.org/wordprocessingml/2006/main" xmlns:w14="http://schemas.microsoft.com/office/word/2010/wordml" xmlns:w10="urn:schemas-microsoft-com:office:word" xmlns:sl="http://schemas.openxmlformats.org/schemaLibrary/2006/main" xmlns:wpsCustomData="http://www.wps.cn/officeDocument/2013/wpsCustomData" mc:Ignorable="w14">
+<w:styles xmlns:mc="http://schemas.openxmlformats.org/markup-compatibility/2006" xmlns:r="http://schemas.openxmlformats.org/officeDocument/2006/relationships" xmlns:w="http://schemas.openxmlformats.org/wordprocessingml/2006/main" xmlns:w14="http://schemas.microsoft.com/office/word/2010/wordml" xmlns:w15="http://schemas.microsoft.com/office/word/2012/wordml" mc:Ignorable="w14 w15">
   <w:docDefaults>
     <w:rPrDefault>
       <w:rPr>
-        <w:rFonts w:ascii="Times New Roman" w:hAnsi="Times New Roman" w:eastAsia="宋体" w:cs="Times New Roman"/>
+        <w:rFonts w:ascii="Times New Roman" w:eastAsia="宋体" w:hAnsi="Times New Roman" w:cs="Times New Roman"/>
       </w:rPr>
     </w:rPrDefault>
     <w:pPrDefault/>
   </w:docDefaults>
-  <w:latentStyles w:count="260" w:defQFormat="0" w:defUnhideWhenUsed="1" w:defSemiHidden="1" w:defUIPriority="99" w:defLockedState="0">
-    <w:lsdException w:qFormat="1" w:unhideWhenUsed="0" w:uiPriority="0" w:semiHidden="0" w:name="Normal"/>
-    <w:lsdException w:qFormat="1" w:unhideWhenUsed="0" w:uiPriority="0" w:semiHidden="0" w:name="heading 1"/>
-    <w:lsdException w:qFormat="1" w:uiPriority="0" w:semiHidden="0" w:name="heading 2"/>
-    <w:lsdException w:qFormat="1" w:uiPriority="0" w:name="heading 3"/>
-    <w:lsdException w:qFormat="1" w:uiPriority="0" w:semiHidden="0" w:name="heading 4"/>
-    <w:lsdException w:qFormat="1" w:uiPriority="0" w:name="heading 5"/>
-    <w:lsdException w:qFormat="1" w:uiPriority="0" w:name="heading 6"/>
-    <w:lsdException w:qFormat="1" w:uiPriority="0" w:name="heading 7"/>
-    <w:lsdException w:qFormat="1" w:uiPriority="0" w:name="heading 8"/>
-    <w:lsdException w:qFormat="1" w:uiPriority="0" w:name="heading 9"/>
-    <w:lsdException w:unhideWhenUsed="0" w:uiPriority="0" w:semiHidden="0" w:name="index 1"/>
-    <w:lsdException w:unhideWhenUsed="0" w:uiPriority="0" w:semiHidden="0" w:name="index 2"/>
-    <w:lsdException w:unhideWhenUsed="0" w:uiPriority="0" w:semiHidden="0" w:name="index 3"/>
-    <w:lsdException w:unhideWhenUsed="0" w:uiPriority="0" w:semiHidden="0" w:name="index 4"/>
-    <w:lsdException w:unhideWhenUsed="0" w:uiPriority="0" w:semiHidden="0" w:name="index 5"/>
-    <w:lsdException w:unhideWhenUsed="0" w:uiPriority="0" w:semiHidden="0" w:name="index 6"/>
-    <w:lsdException w:unhideWhenUsed="0" w:uiPriority="0" w:semiHidden="0" w:name="index 7"/>
-    <w:lsdException w:unhideWhenUsed="0" w:uiPriority="0" w:semiHidden="0" w:name="index 8"/>
-    <w:lsdException w:unhideWhenUsed="0" w:uiPriority="0" w:semiHidden="0" w:name="index 9"/>
-    <w:lsdException w:qFormat="1" w:unhideWhenUsed="0" w:uiPriority="0" w:semiHidden="0" w:name="toc 1"/>
-    <w:lsdException w:qFormat="1" w:unhideWhenUsed="0" w:uiPriority="0" w:semiHidden="0" w:name="toc 2"/>
-    <w:lsdException w:qFormat="1" w:unhideWhenUsed="0" w:uiPriority="0" w:semiHidden="0" w:name="toc 3"/>
-    <w:lsdException w:unhideWhenUsed="0" w:uiPriority="0" w:semiHidden="0" w:name="toc 4"/>
-    <w:lsdException w:unhideWhenUsed="0" w:uiPriority="0" w:semiHidden="0" w:name="toc 5"/>
-    <w:lsdException w:unhideWhenUsed="0" w:uiPriority="0" w:semiHidden="0" w:name="toc 6"/>
-    <w:lsdException w:unhideWhenUsed="0" w:uiPriority="0" w:semiHidden="0" w:name="toc 7"/>
-    <w:lsdException w:unhideWhenUsed="0" w:uiPriority="0" w:semiHidden="0" w:name="toc 8"/>
-    <w:lsdException w:unhideWhenUsed="0" w:uiPriority="0" w:semiHidden="0" w:name="toc 9"/>
-    <w:lsdException w:unhideWhenUsed="0" w:uiPriority="0" w:semiHidden="0" w:name="Normal Indent"/>
-    <w:lsdException w:unhideWhenUsed="0" w:uiPriority="0" w:semiHidden="0" w:name="footnote text"/>
-    <w:lsdException w:qFormat="1" w:unhideWhenUsed="0" w:uiPriority="0" w:semiHidden="0" w:name="annotation text"/>
-    <w:lsdException w:qFormat="1" w:unhideWhenUsed="0" w:uiPriority="0" w:semiHidden="0" w:name="header"/>
-    <w:lsdException w:qFormat="1" w:unhideWhenUsed="0" w:uiPriority="0" w:semiHidden="0" w:name="footer"/>
-    <w:lsdException w:unhideWhenUsed="0" w:uiPriority="0" w:semiHidden="0" w:name="index heading"/>
-    <w:lsdException w:qFormat="1" w:uiPriority="0" w:name="caption"/>
-    <w:lsdException w:unhideWhenUsed="0" w:uiPriority="0" w:semiHidden="0" w:name="table of figures"/>
-    <w:lsdException w:unhideWhenUsed="0" w:uiPriority="0" w:semiHidden="0" w:name="envelope address"/>
-    <w:lsdException w:unhideWhenUsed="0" w:uiPriority="0" w:semiHidden="0" w:name="envelope return"/>
-    <w:lsdException w:unhideWhenUsed="0" w:uiPriority="0" w:semiHidden="0" w:name="footnote reference"/>
-    <w:lsdException w:unhideWhenUsed="0" w:uiPriority="0" w:semiHidden="0" w:name="annotation reference"/>
-    <w:lsdException w:unhideWhenUsed="0" w:uiPriority="0" w:semiHidden="0" w:name="line number"/>
-    <w:lsdException w:unhideWhenUsed="0" w:uiPriority="0" w:semiHidden="0" w:name="page number"/>
-    <w:lsdException w:unhideWhenUsed="0" w:uiPriority="0" w:semiHidden="0" w:name="endnote reference"/>
-    <w:lsdException w:unhideWhenUsed="0" w:uiPriority="0" w:semiHidden="0" w:name="endnote text"/>
-    <w:lsdException w:unhideWhenUsed="0" w:uiPriority="0" w:semiHidden="0" w:name="table of authorities"/>
-    <w:lsdException w:unhideWhenUsed="0" w:uiPriority="0" w:semiHidden="0" w:name="macro"/>
-    <w:lsdException w:unhideWhenUsed="0" w:uiPriority="0" w:semiHidden="0" w:name="toa heading"/>
-    <w:lsdException w:unhideWhenUsed="0" w:uiPriority="0" w:semiHidden="0" w:name="List"/>
-    <w:lsdException w:unhideWhenUsed="0" w:uiPriority="0" w:semiHidden="0" w:name="List Bullet"/>
-    <w:lsdException w:unhideWhenUsed="0" w:uiPriority="0" w:semiHidden="0" w:name="List Number"/>
-    <w:lsdException w:unhideWhenUsed="0" w:uiPriority="0" w:semiHidden="0" w:name="List 2"/>
-    <w:lsdException w:unhideWhenUsed="0" w:uiPriority="0" w:semiHidden="0" w:name="List 3"/>
-    <w:lsdException w:unhideWhenUsed="0" w:uiPriority="0" w:semiHidden="0" w:name="List 4"/>
-    <w:lsdException w:unhideWhenUsed="0" w:uiPriority="0" w:semiHidden="0" w:name="List 5"/>
-    <w:lsdException w:unhideWhenUsed="0" w:uiPriority="0" w:semiHidden="0" w:name="List Bullet 2"/>
-    <w:lsdException w:unhideWhenUsed="0" w:uiPriority="0" w:semiHidden="0" w:name="List Bullet 3"/>
-    <w:lsdException w:unhideWhenUsed="0" w:uiPriority="0" w:semiHidden="0" w:name="List Bullet 4"/>
-    <w:lsdException w:unhideWhenUsed="0" w:uiPriority="0" w:semiHidden="0" w:name="List Bullet 5"/>
-    <w:lsdException w:unhideWhenUsed="0" w:uiPriority="0" w:semiHidden="0" w:name="List Number 2"/>
-    <w:lsdException w:unhideWhenUsed="0" w:uiPriority="0" w:semiHidden="0" w:name="List Number 3"/>
-    <w:lsdException w:unhideWhenUsed="0" w:uiPriority="0" w:semiHidden="0" w:name="List Number 4"/>
-    <w:lsdException w:unhideWhenUsed="0" w:uiPriority="0" w:semiHidden="0" w:name="List Number 5"/>
-    <w:lsdException w:qFormat="1" w:unhideWhenUsed="0" w:uiPriority="0" w:semiHidden="0" w:name="Title"/>
-    <w:lsdException w:unhideWhenUsed="0" w:uiPriority="0" w:semiHidden="0" w:name="Closing"/>
-    <w:lsdException w:unhideWhenUsed="0" w:uiPriority="0" w:semiHidden="0" w:name="Signature"/>
-    <w:lsdException w:qFormat="1" w:unhideWhenUsed="0" w:uiPriority="0" w:name="Default Paragraph Font"/>
-    <w:lsdException w:qFormat="1" w:unhideWhenUsed="0" w:uiPriority="0" w:name="Body Text"/>
-    <w:lsdException w:unhideWhenUsed="0" w:uiPriority="0" w:semiHidden="0" w:name="Body Text Indent"/>
-    <w:lsdException w:unhideWhenUsed="0" w:uiPriority="0" w:semiHidden="0" w:name="List Continue"/>
-    <w:lsdException w:unhideWhenUsed="0" w:uiPriority="0" w:semiHidden="0" w:name="List Continue 2"/>
-    <w:lsdException w:unhideWhenUsed="0" w:uiPriority="0" w:semiHidden="0" w:name="List Continue 3"/>
-    <w:lsdException w:unhideWhenUsed="0" w:uiPriority="0" w:semiHidden="0" w:name="List Continue 4"/>
-    <w:lsdException w:unhideWhenUsed="0" w:uiPriority="0" w:semiHidden="0" w:name="List Continue 5"/>
-    <w:lsdException w:unhideWhenUsed="0" w:uiPriority="0" w:semiHidden="0" w:name="Message Header"/>
-    <w:lsdException w:qFormat="1" w:unhideWhenUsed="0" w:uiPriority="0" w:semiHidden="0" w:name="Subtitle"/>
-    <w:lsdException w:unhideWhenUsed="0" w:uiPriority="0" w:semiHidden="0" w:name="Salutation"/>
-    <w:lsdException w:unhideWhenUsed="0" w:uiPriority="0" w:semiHidden="0" w:name="Date"/>
-    <w:lsdException w:unhideWhenUsed="0" w:uiPriority="0" w:semiHidden="0" w:name="Body Text First Indent"/>
-    <w:lsdException w:unhideWhenUsed="0" w:uiPriority="0" w:semiHidden="0" w:name="Body Text First Indent 2"/>
-    <w:lsdException w:uiPriority="99" w:name="Note Heading"/>
-    <w:lsdException w:unhideWhenUsed="0" w:uiPriority="0" w:semiHidden="0" w:name="Body Text 2"/>
-    <w:lsdException w:unhideWhenUsed="0" w:uiPriority="0" w:semiHidden="0" w:name="Body Text 3"/>
-    <w:lsdException w:unhideWhenUsed="0" w:uiPriority="0" w:semiHidden="0" w:name="Body Text Indent 2"/>
-    <w:lsdException w:unhideWhenUsed="0" w:uiPriority="0" w:semiHidden="0" w:name="Body Text Indent 3"/>
-    <w:lsdException w:unhideWhenUsed="0" w:uiPriority="0" w:semiHidden="0" w:name="Block Text"/>
-    <w:lsdException w:unhideWhenUsed="0" w:uiPriority="0" w:semiHidden="0" w:name="Hyperlink"/>
-    <w:lsdException w:unhideWhenUsed="0" w:uiPriority="0" w:semiHidden="0" w:name="FollowedHyperlink"/>
-    <w:lsdException w:qFormat="1" w:unhideWhenUsed="0" w:uiPriority="0" w:semiHidden="0" w:name="Strong"/>
-    <w:lsdException w:qFormat="1" w:unhideWhenUsed="0" w:uiPriority="0" w:semiHidden="0" w:name="Emphasis"/>
-    <w:lsdException w:unhideWhenUsed="0" w:uiPriority="0" w:semiHidden="0" w:name="Document Map"/>
-    <w:lsdException w:unhideWhenUsed="0" w:uiPriority="0" w:semiHidden="0" w:name="Plain Text"/>
-    <w:lsdException w:unhideWhenUsed="0" w:uiPriority="0" w:semiHidden="0" w:name="E-mail Signature"/>
-    <w:lsdException w:qFormat="1" w:unhideWhenUsed="0" w:uiPriority="0" w:semiHidden="0" w:name="Normal (Web)"/>
-    <w:lsdException w:unhideWhenUsed="0" w:uiPriority="0" w:semiHidden="0" w:name="HTML Acronym"/>
-    <w:lsdException w:unhideWhenUsed="0" w:uiPriority="0" w:semiHidden="0" w:name="HTML Address"/>
-    <w:lsdException w:unhideWhenUsed="0" w:uiPriority="0" w:semiHidden="0" w:name="HTML Cite"/>
-    <w:lsdException w:unhideWhenUsed="0" w:uiPriority="0" w:semiHidden="0" w:name="HTML Code"/>
-    <w:lsdException w:unhideWhenUsed="0" w:uiPriority="0" w:semiHidden="0" w:name="HTML Definition"/>
-    <w:lsdException w:unhideWhenUsed="0" w:uiPriority="0" w:semiHidden="0" w:name="HTML Keyboard"/>
-    <w:lsdException w:unhideWhenUsed="0" w:uiPriority="0" w:semiHidden="0" w:name="HTML Preformatted"/>
-    <w:lsdException w:unhideWhenUsed="0" w:uiPriority="0" w:semiHidden="0" w:name="HTML Sample"/>
-    <w:lsdException w:unhideWhenUsed="0" w:uiPriority="0" w:semiHidden="0" w:name="HTML Typewriter"/>
-    <w:lsdException w:unhideWhenUsed="0" w:uiPriority="0" w:semiHidden="0" w:name="HTML Variable"/>
-    <w:lsdException w:qFormat="1" w:unhideWhenUsed="0" w:uiPriority="0" w:name="Normal Table"/>
-    <w:lsdException w:unhideWhenUsed="0" w:uiPriority="0" w:semiHidden="0" w:name="annotation subject"/>
-    <w:lsdException w:unhideWhenUsed="0" w:uiPriority="0" w:semiHidden="0" w:name="Table Simple 1"/>
-    <w:lsdException w:unhideWhenUsed="0" w:uiPriority="0" w:semiHidden="0" w:name="Table Simple 2"/>
-    <w:lsdException w:unhideWhenUsed="0" w:uiPriority="0" w:semiHidden="0" w:name="Table Simple 3"/>
-    <w:lsdException w:unhideWhenUsed="0" w:uiPriority="0" w:semiHidden="0" w:name="Table Classic 1"/>
-    <w:lsdException w:unhideWhenUsed="0" w:uiPriority="0" w:semiHidden="0" w:name="Table Classic 2"/>
-    <w:lsdException w:unhideWhenUsed="0" w:uiPriority="0" w:semiHidden="0" w:name="Table Classic 3"/>
-    <w:lsdException w:unhideWhenUsed="0" w:uiPriority="0" w:semiHidden="0" w:name="Table Classic 4"/>
-    <w:lsdException w:unhideWhenUsed="0" w:uiPriority="0" w:semiHidden="0" w:name="Table Colorful 1"/>
-    <w:lsdException w:unhideWhenUsed="0" w:uiPriority="0" w:semiHidden="0" w:name="Table Colorful 2"/>
-    <w:lsdException w:unhideWhenUsed="0" w:uiPriority="0" w:semiHidden="0" w:name="Table Colorful 3"/>
-    <w:lsdException w:unhideWhenUsed="0" w:uiPriority="0" w:semiHidden="0" w:name="Table Columns 1"/>
-    <w:lsdException w:unhideWhenUsed="0" w:uiPriority="0" w:semiHidden="0" w:name="Table Columns 2"/>
-    <w:lsdException w:unhideWhenUsed="0" w:uiPriority="0" w:semiHidden="0" w:name="Table Columns 3"/>
-    <w:lsdException w:unhideWhenUsed="0" w:uiPriority="0" w:semiHidden="0" w:name="Table Columns 4"/>
-    <w:lsdException w:unhideWhenUsed="0" w:uiPriority="0" w:semiHidden="0" w:name="Table Columns 5"/>
-    <w:lsdException w:unhideWhenUsed="0" w:uiPriority="0" w:semiHidden="0" w:name="Table Grid 1"/>
-    <w:lsdException w:unhideWhenUsed="0" w:uiPriority="0" w:semiHidden="0" w:name="Table Grid 2"/>
-    <w:lsdException w:unhideWhenUsed="0" w:uiPriority="0" w:semiHidden="0" w:name="Table Grid 3"/>
-    <w:lsdException w:unhideWhenUsed="0" w:uiPriority="0" w:semiHidden="0" w:name="Table Grid 4"/>
-    <w:lsdException w:unhideWhenUsed="0" w:uiPriority="0" w:semiHidden="0" w:name="Table Grid 5"/>
-    <w:lsdException w:unhideWhenUsed="0" w:uiPriority="0" w:semiHidden="0" w:name="Table Grid 6"/>
-    <w:lsdException w:unhideWhenUsed="0" w:uiPriority="0" w:semiHidden="0" w:name="Table Grid 7"/>
-    <w:lsdException w:unhideWhenUsed="0" w:uiPriority="0" w:semiHidden="0" w:name="Table Grid 8"/>
-    <w:lsdException w:unhideWhenUsed="0" w:uiPriority="0" w:semiHidden="0" w:name="Table List 1"/>
-    <w:lsdException w:unhideWhenUsed="0" w:uiPriority="0" w:semiHidden="0" w:name="Table List 2"/>
-    <w:lsdException w:unhideWhenUsed="0" w:uiPriority="0" w:semiHidden="0" w:name="Table List 3"/>
-    <w:lsdException w:unhideWhenUsed="0" w:uiPriority="0" w:semiHidden="0" w:name="Table List 4"/>
-    <w:lsdException w:unhideWhenUsed="0" w:uiPriority="0" w:semiHidden="0" w:name="Table List 5"/>
-    <w:lsdException w:unhideWhenUsed="0" w:uiPriority="0" w:semiHidden="0" w:name="Table List 6"/>
-    <w:lsdException w:unhideWhenUsed="0" w:uiPriority="0" w:semiHidden="0" w:name="Table List 7"/>
-    <w:lsdException w:unhideWhenUsed="0" w:uiPriority="0" w:semiHidden="0" w:name="Table List 8"/>
-    <w:lsdException w:unhideWhenUsed="0" w:uiPriority="0" w:semiHidden="0" w:name="Table 3D effects 1"/>
-    <w:lsdException w:unhideWhenUsed="0" w:uiPriority="0" w:semiHidden="0" w:name="Table 3D effects 2"/>
-    <w:lsdException w:unhideWhenUsed="0" w:uiPriority="0" w:semiHidden="0" w:name="Table 3D effects 3"/>
-    <w:lsdException w:unhideWhenUsed="0" w:uiPriority="0" w:semiHidden="0" w:name="Table Contemporary"/>
-    <w:lsdException w:unhideWhenUsed="0" w:uiPriority="0" w:semiHidden="0" w:name="Table Elegant"/>
-    <w:lsdException w:unhideWhenUsed="0" w:uiPriority="0" w:semiHidden="0" w:name="Table Professional"/>
-    <w:lsdException w:unhideWhenUsed="0" w:uiPriority="0" w:semiHidden="0" w:name="Table Subtle 1"/>
-    <w:lsdException w:unhideWhenUsed="0" w:uiPriority="0" w:semiHidden="0" w:name="Table Subtle 2"/>
-    <w:lsdException w:unhideWhenUsed="0" w:uiPriority="0" w:semiHidden="0" w:name="Table Web 1"/>
-    <w:lsdException w:unhideWhenUsed="0" w:uiPriority="0" w:semiHidden="0" w:name="Table Web 2"/>
-    <w:lsdException w:unhideWhenUsed="0" w:uiPriority="0" w:semiHidden="0" w:name="Table Web 3"/>
-    <w:lsdException w:unhideWhenUsed="0" w:uiPriority="0" w:semiHidden="0" w:name="Balloon Text"/>
-    <w:lsdException w:qFormat="1" w:unhideWhenUsed="0" w:uiPriority="0" w:semiHidden="0" w:name="Table Grid"/>
-    <w:lsdException w:unhideWhenUsed="0" w:uiPriority="0" w:semiHidden="0" w:name="Table Theme"/>
-    <w:lsdException w:unhideWhenUsed="0" w:uiPriority="60" w:semiHidden="0" w:name="Light Shading"/>
-    <w:lsdException w:unhideWhenUsed="0" w:uiPriority="61" w:semiHidden="0" w:name="Light List"/>
-    <w:lsdException w:unhideWhenUsed="0" w:uiPriority="62" w:semiHidden="0" w:name="Light Grid"/>
-    <w:lsdException w:unhideWhenUsed="0" w:uiPriority="63" w:semiHidden="0" w:name="Medium Shading 1"/>
-    <w:lsdException w:unhideWhenUsed="0" w:uiPriority="64" w:semiHidden="0" w:name="Medium Shading 2"/>
-    <w:lsdException w:unhideWhenUsed="0" w:uiPriority="65" w:semiHidden="0" w:name="Medium List 1"/>
-    <w:lsdException w:unhideWhenUsed="0" w:uiPriority="66" w:semiHidden="0" w:name="Medium List 2"/>
-    <w:lsdException w:unhideWhenUsed="0" w:uiPriority="67" w:semiHidden="0" w:name="Medium Grid 1"/>
-    <w:lsdException w:unhideWhenUsed="0" w:uiPriority="68" w:semiHidden="0" w:name="Medium Grid 2"/>
-    <w:lsdException w:unhideWhenUsed="0" w:uiPriority="69" w:semiHidden="0" w:name="Medium Grid 3"/>
-    <w:lsdException w:unhideWhenUsed="0" w:uiPriority="70" w:semiHidden="0" w:name="Dark List"/>
-    <w:lsdException w:unhideWhenUsed="0" w:uiPriority="71" w:semiHidden="0" w:name="Colorful Shading"/>
-    <w:lsdException w:unhideWhenUsed="0" w:uiPriority="72" w:semiHidden="0" w:name="Colorful List"/>
-    <w:lsdException w:unhideWhenUsed="0" w:uiPriority="73" w:semiHidden="0" w:name="Colorful Grid"/>
-    <w:lsdException w:unhideWhenUsed="0" w:uiPriority="60" w:semiHidden="0" w:name="Light Shading Accent 1"/>
-    <w:lsdException w:unhideWhenUsed="0" w:uiPriority="61" w:semiHidden="0" w:name="Light List Accent 1"/>
-    <w:lsdException w:unhideWhenUsed="0" w:uiPriority="62" w:semiHidden="0" w:name="Light Grid Accent 1"/>
-    <w:lsdException w:unhideWhenUsed="0" w:uiPriority="63" w:semiHidden="0" w:name="Medium Shading 1 Accent 1"/>
-    <w:lsdException w:unhideWhenUsed="0" w:uiPriority="64" w:semiHidden="0" w:name="Medium Shading 2 Accent 1"/>
-    <w:lsdException w:unhideWhenUsed="0" w:uiPriority="65" w:semiHidden="0" w:name="Medium List 1 Accent 1"/>
-    <w:lsdException w:unhideWhenUsed="0" w:uiPriority="66" w:semiHidden="0" w:name="Medium List 2 Accent 1"/>
-    <w:lsdException w:unhideWhenUsed="0" w:uiPriority="67" w:semiHidden="0" w:name="Medium Grid 1 Accent 1"/>
-    <w:lsdException w:unhideWhenUsed="0" w:uiPriority="68" w:semiHidden="0" w:name="Medium Grid 2 Accent 1"/>
-    <w:lsdException w:unhideWhenUsed="0" w:uiPriority="69" w:semiHidden="0" w:name="Medium Grid 3 Accent 1"/>
-    <w:lsdException w:unhideWhenUsed="0" w:uiPriority="70" w:semiHidden="0" w:name="Dark List Accent 1"/>
-    <w:lsdException w:unhideWhenUsed="0" w:uiPriority="71" w:semiHidden="0" w:name="Colorful Shading Accent 1"/>
-    <w:lsdException w:unhideWhenUsed="0" w:uiPriority="72" w:semiHidden="0" w:name="Colorful List Accent 1"/>
-    <w:lsdException w:unhideWhenUsed="0" w:uiPriority="73" w:semiHidden="0" w:name="Colorful Grid Accent 1"/>
-    <w:lsdException w:unhideWhenUsed="0" w:uiPriority="60" w:semiHidden="0" w:name="Light Shading Accent 2"/>
-    <w:lsdException w:unhideWhenUsed="0" w:uiPriority="61" w:semiHidden="0" w:name="Light List Accent 2"/>
-    <w:lsdException w:unhideWhenUsed="0" w:uiPriority="62" w:semiHidden="0" w:name="Light Grid Accent 2"/>
-    <w:lsdException w:unhideWhenUsed="0" w:uiPriority="63" w:semiHidden="0" w:name="Medium Shading 1 Accent 2"/>
-    <w:lsdException w:unhideWhenUsed="0" w:uiPriority="64" w:semiHidden="0" w:name="Medium Shading 2 Accent 2"/>
-    <w:lsdException w:unhideWhenUsed="0" w:uiPriority="65" w:semiHidden="0" w:name="Medium List 1 Accent 2"/>
-    <w:lsdException w:unhideWhenUsed="0" w:uiPriority="66" w:semiHidden="0" w:name="Medium List 2 Accent 2"/>
-    <w:lsdException w:unhideWhenUsed="0" w:uiPriority="67" w:semiHidden="0" w:name="Medium Grid 1 Accent 2"/>
-    <w:lsdException w:unhideWhenUsed="0" w:uiPriority="68" w:semiHidden="0" w:name="Medium Grid 2 Accent 2"/>
-    <w:lsdException w:unhideWhenUsed="0" w:uiPriority="69" w:semiHidden="0" w:name="Medium Grid 3 Accent 2"/>
-    <w:lsdException w:unhideWhenUsed="0" w:uiPriority="70" w:semiHidden="0" w:name="Dark List Accent 2"/>
-    <w:lsdException w:unhideWhenUsed="0" w:uiPriority="71" w:semiHidden="0" w:name="Colorful Shading Accent 2"/>
-    <w:lsdException w:unhideWhenUsed="0" w:uiPriority="72" w:semiHidden="0" w:name="Colorful List Accent 2"/>
-    <w:lsdException w:unhideWhenUsed="0" w:uiPriority="73" w:semiHidden="0" w:name="Colorful Grid Accent 2"/>
-    <w:lsdException w:unhideWhenUsed="0" w:uiPriority="60" w:semiHidden="0" w:name="Light Shading Accent 3"/>
-    <w:lsdException w:unhideWhenUsed="0" w:uiPriority="61" w:semiHidden="0" w:name="Light List Accent 3"/>
-    <w:lsdException w:unhideWhenUsed="0" w:uiPriority="62" w:semiHidden="0" w:name="Light Grid Accent 3"/>
-    <w:lsdException w:unhideWhenUsed="0" w:uiPriority="63" w:semiHidden="0" w:name="Medium Shading 1 Accent 3"/>
-    <w:lsdException w:unhideWhenUsed="0" w:uiPriority="64" w:semiHidden="0" w:name="Medium Shading 2 Accent 3"/>
-    <w:lsdException w:unhideWhenUsed="0" w:uiPriority="65" w:semiHidden="0" w:name="Medium List 1 Accent 3"/>
-    <w:lsdException w:unhideWhenUsed="0" w:uiPriority="66" w:semiHidden="0" w:name="Medium List 2 Accent 3"/>
-    <w:lsdException w:unhideWhenUsed="0" w:uiPriority="67" w:semiHidden="0" w:name="Medium Grid 1 Accent 3"/>
-    <w:lsdException w:unhideWhenUsed="0" w:uiPriority="68" w:semiHidden="0" w:name="Medium Grid 2 Accent 3"/>
-    <w:lsdException w:unhideWhenUsed="0" w:uiPriority="69" w:semiHidden="0" w:name="Medium Grid 3 Accent 3"/>
-    <w:lsdException w:unhideWhenUsed="0" w:uiPriority="70" w:semiHidden="0" w:name="Dark List Accent 3"/>
-    <w:lsdException w:unhideWhenUsed="0" w:uiPriority="71" w:semiHidden="0" w:name="Colorful Shading Accent 3"/>
-    <w:lsdException w:unhideWhenUsed="0" w:uiPriority="72" w:semiHidden="0" w:name="Colorful List Accent 3"/>
-    <w:lsdException w:unhideWhenUsed="0" w:uiPriority="73" w:semiHidden="0" w:name="Colorful Grid Accent 3"/>
-    <w:lsdException w:unhideWhenUsed="0" w:uiPriority="60" w:semiHidden="0" w:name="Light Shading Accent 4"/>
-    <w:lsdException w:unhideWhenUsed="0" w:uiPriority="61" w:semiHidden="0" w:name="Light List Accent 4"/>
-    <w:lsdException w:unhideWhenUsed="0" w:uiPriority="62" w:semiHidden="0" w:name="Light Grid Accent 4"/>
-    <w:lsdException w:unhideWhenUsed="0" w:uiPriority="63" w:semiHidden="0" w:name="Medium Shading 1 Accent 4"/>
-    <w:lsdException w:unhideWhenUsed="0" w:uiPriority="64" w:semiHidden="0" w:name="Medium Shading 2 Accent 4"/>
-    <w:lsdException w:unhideWhenUsed="0" w:uiPriority="65" w:semiHidden="0" w:name="Medium List 1 Accent 4"/>
-    <w:lsdException w:unhideWhenUsed="0" w:uiPriority="66" w:semiHidden="0" w:name="Medium List 2 Accent 4"/>
-    <w:lsdException w:unhideWhenUsed="0" w:uiPriority="67" w:semiHidden="0" w:name="Medium Grid 1 Accent 4"/>
-    <w:lsdException w:unhideWhenUsed="0" w:uiPriority="68" w:semiHidden="0" w:name="Medium Grid 2 Accent 4"/>
-    <w:lsdException w:unhideWhenUsed="0" w:uiPriority="69" w:semiHidden="0" w:name="Medium Grid 3 Accent 4"/>
-    <w:lsdException w:unhideWhenUsed="0" w:uiPriority="70" w:semiHidden="0" w:name="Dark List Accent 4"/>
-    <w:lsdException w:unhideWhenUsed="0" w:uiPriority="71" w:semiHidden="0" w:name="Colorful Shading Accent 4"/>
-    <w:lsdException w:unhideWhenUsed="0" w:uiPriority="72" w:semiHidden="0" w:name="Colorful List Accent 4"/>
-    <w:lsdException w:unhideWhenUsed="0" w:uiPriority="73" w:semiHidden="0" w:name="Colorful Grid Accent 4"/>
-    <w:lsdException w:unhideWhenUsed="0" w:uiPriority="60" w:semiHidden="0" w:name="Light Shading Accent 5"/>
-    <w:lsdException w:unhideWhenUsed="0" w:uiPriority="61" w:semiHidden="0" w:name="Light List Accent 5"/>
-    <w:lsdException w:unhideWhenUsed="0" w:uiPriority="62" w:semiHidden="0" w:name="Light Grid Accent 5"/>
-    <w:lsdException w:unhideWhenUsed="0" w:uiPriority="63" w:semiHidden="0" w:name="Medium Shading 1 Accent 5"/>
-    <w:lsdException w:unhideWhenUsed="0" w:uiPriority="64" w:semiHidden="0" w:name="Medium Shading 2 Accent 5"/>
-    <w:lsdException w:unhideWhenUsed="0" w:uiPriority="65" w:semiHidden="0" w:name="Medium List 1 Accent 5"/>
-    <w:lsdException w:unhideWhenUsed="0" w:uiPriority="66" w:semiHidden="0" w:name="Medium List 2 Accent 5"/>
-    <w:lsdException w:unhideWhenUsed="0" w:uiPriority="67" w:semiHidden="0" w:name="Medium Grid 1 Accent 5"/>
-    <w:lsdException w:unhideWhenUsed="0" w:uiPriority="68" w:semiHidden="0" w:name="Medium Grid 2 Accent 5"/>
-    <w:lsdException w:unhideWhenUsed="0" w:uiPriority="69" w:semiHidden="0" w:name="Medium Grid 3 Accent 5"/>
-    <w:lsdException w:unhideWhenUsed="0" w:uiPriority="70" w:semiHidden="0" w:name="Dark List Accent 5"/>
-    <w:lsdException w:unhideWhenUsed="0" w:uiPriority="71" w:semiHidden="0" w:name="Colorful Shading Accent 5"/>
-    <w:lsdException w:unhideWhenUsed="0" w:uiPriority="72" w:semiHidden="0" w:name="Colorful List Accent 5"/>
-    <w:lsdException w:unhideWhenUsed="0" w:uiPriority="73" w:semiHidden="0" w:name="Colorful Grid Accent 5"/>
-    <w:lsdException w:unhideWhenUsed="0" w:uiPriority="60" w:semiHidden="0" w:name="Light Shading Accent 6"/>
-    <w:lsdException w:unhideWhenUsed="0" w:uiPriority="61" w:semiHidden="0" w:name="Light List Accent 6"/>
-    <w:lsdException w:unhideWhenUsed="0" w:uiPriority="62" w:semiHidden="0" w:name="Light Grid Accent 6"/>
-    <w:lsdException w:unhideWhenUsed="0" w:uiPriority="63" w:semiHidden="0" w:name="Medium Shading 1 Accent 6"/>
-    <w:lsdException w:unhideWhenUsed="0" w:uiPriority="64" w:semiHidden="0" w:name="Medium Shading 2 Accent 6"/>
-    <w:lsdException w:unhideWhenUsed="0" w:uiPriority="65" w:semiHidden="0" w:name="Medium List 1 Accent 6"/>
-    <w:lsdException w:unhideWhenUsed="0" w:uiPriority="66" w:semiHidden="0" w:name="Medium List 2 Accent 6"/>
-    <w:lsdException w:unhideWhenUsed="0" w:uiPriority="67" w:semiHidden="0" w:name="Medium Grid 1 Accent 6"/>
-    <w:lsdException w:unhideWhenUsed="0" w:uiPriority="68" w:semiHidden="0" w:name="Medium Grid 2 Accent 6"/>
-    <w:lsdException w:unhideWhenUsed="0" w:uiPriority="69" w:semiHidden="0" w:name="Medium Grid 3 Accent 6"/>
-    <w:lsdException w:unhideWhenUsed="0" w:uiPriority="70" w:semiHidden="0" w:name="Dark List Accent 6"/>
-    <w:lsdException w:unhideWhenUsed="0" w:uiPriority="71" w:semiHidden="0" w:name="Colorful Shading Accent 6"/>
-    <w:lsdException w:unhideWhenUsed="0" w:uiPriority="72" w:semiHidden="0" w:name="Colorful List Accent 6"/>
-    <w:lsdException w:unhideWhenUsed="0" w:uiPriority="73" w:semiHidden="0" w:name="Colorful Grid Accent 6"/>
+  <w:latentStyles w:defLockedState="0" w:defUIPriority="99" w:defSemiHidden="1" w:defUnhideWhenUsed="1" w:defQFormat="0" w:count="260">
+    <w:lsdException w:name="Normal" w:semiHidden="0" w:uiPriority="0" w:unhideWhenUsed="0" w:qFormat="1"/>
+    <w:lsdException w:name="heading 1" w:semiHidden="0" w:uiPriority="0" w:unhideWhenUsed="0" w:qFormat="1"/>
+    <w:lsdException w:name="heading 2" w:semiHidden="0" w:uiPriority="0" w:qFormat="1"/>
+    <w:lsdException w:name="heading 3" w:uiPriority="0" w:qFormat="1"/>
+    <w:lsdException w:name="heading 4" w:semiHidden="0" w:uiPriority="0" w:qFormat="1"/>
+    <w:lsdException w:name="heading 5" w:uiPriority="0" w:qFormat="1"/>
+    <w:lsdException w:name="heading 6" w:uiPriority="0" w:qFormat="1"/>
+    <w:lsdException w:name="heading 7" w:uiPriority="0" w:qFormat="1"/>
+    <w:lsdException w:name="heading 8" w:uiPriority="0" w:qFormat="1"/>
+    <w:lsdException w:name="heading 9" w:uiPriority="0" w:qFormat="1"/>
+    <w:lsdException w:name="index 1" w:semiHidden="0" w:uiPriority="0" w:unhideWhenUsed="0"/>
+    <w:lsdException w:name="index 2" w:semiHidden="0" w:uiPriority="0" w:unhideWhenUsed="0"/>
+    <w:lsdException w:name="index 3" w:semiHidden="0" w:uiPriority="0" w:unhideWhenUsed="0"/>
+    <w:lsdException w:name="index 4" w:semiHidden="0" w:uiPriority="0" w:unhideWhenUsed="0"/>
+    <w:lsdException w:name="index 5" w:semiHidden="0" w:uiPriority="0" w:unhideWhenUsed="0"/>
+    <w:lsdException w:name="index 6" w:semiHidden="0" w:uiPriority="0" w:unhideWhenUsed="0"/>
+    <w:lsdException w:name="index 7" w:semiHidden="0" w:uiPriority="0" w:unhideWhenUsed="0"/>
+    <w:lsdException w:name="index 8" w:semiHidden="0" w:uiPriority="0" w:unhideWhenUsed="0"/>
+    <w:lsdException w:name="index 9" w:semiHidden="0" w:uiPriority="0" w:unhideWhenUsed="0"/>
+    <w:lsdException w:name="toc 1" w:semiHidden="0" w:uiPriority="0" w:unhideWhenUsed="0" w:qFormat="1"/>
+    <w:lsdException w:name="toc 2" w:semiHidden="0" w:uiPriority="0" w:unhideWhenUsed="0" w:qFormat="1"/>
+    <w:lsdException w:name="toc 3" w:semiHidden="0" w:uiPriority="0" w:unhideWhenUsed="0" w:qFormat="1"/>
+    <w:lsdException w:name="toc 4" w:semiHidden="0" w:uiPriority="0" w:unhideWhenUsed="0"/>
+    <w:lsdException w:name="toc 5" w:semiHidden="0" w:uiPriority="0" w:unhideWhenUsed="0"/>
+    <w:lsdException w:name="toc 6" w:semiHidden="0" w:uiPriority="0" w:unhideWhenUsed="0"/>
+    <w:lsdException w:name="toc 7" w:semiHidden="0" w:uiPriority="0" w:unhideWhenUsed="0"/>
+    <w:lsdException w:name="toc 8" w:semiHidden="0" w:uiPriority="0" w:unhideWhenUsed="0"/>
+    <w:lsdException w:name="toc 9" w:semiHidden="0" w:uiPriority="0" w:unhideWhenUsed="0"/>
+    <w:lsdException w:name="Normal Indent" w:semiHidden="0" w:uiPriority="0" w:unhideWhenUsed="0"/>
+    <w:lsdException w:name="footnote text" w:semiHidden="0" w:uiPriority="0" w:unhideWhenUsed="0"/>
+    <w:lsdException w:name="annotation text" w:semiHidden="0" w:uiPriority="0" w:unhideWhenUsed="0" w:qFormat="1"/>
+    <w:lsdException w:name="header" w:semiHidden="0" w:uiPriority="0" w:unhideWhenUsed="0" w:qFormat="1"/>
+    <w:lsdException w:name="footer" w:semiHidden="0" w:uiPriority="0" w:unhideWhenUsed="0" w:qFormat="1"/>
+    <w:lsdException w:name="index heading" w:semiHidden="0" w:uiPriority="0" w:unhideWhenUsed="0"/>
+    <w:lsdException w:name="caption" w:uiPriority="0" w:qFormat="1"/>
+    <w:lsdException w:name="table of figures" w:semiHidden="0" w:uiPriority="0" w:unhideWhenUsed="0"/>
+    <w:lsdException w:name="envelope address" w:semiHidden="0" w:uiPriority="0" w:unhideWhenUsed="0"/>
+    <w:lsdException w:name="envelope return" w:semiHidden="0" w:uiPriority="0" w:unhideWhenUsed="0"/>
+    <w:lsdException w:name="footnote reference" w:semiHidden="0" w:uiPriority="0" w:unhideWhenUsed="0"/>
+    <w:lsdException w:name="annotation reference" w:semiHidden="0" w:uiPriority="0" w:unhideWhenUsed="0"/>
+    <w:lsdException w:name="line number" w:semiHidden="0" w:uiPriority="0" w:unhideWhenUsed="0"/>
+    <w:lsdException w:name="page number" w:semiHidden="0" w:uiPriority="0" w:unhideWhenUsed="0"/>
+    <w:lsdException w:name="endnote reference" w:semiHidden="0" w:uiPriority="0" w:unhideWhenUsed="0"/>
+    <w:lsdException w:name="endnote text" w:semiHidden="0" w:uiPriority="0" w:unhideWhenUsed="0"/>
+    <w:lsdException w:name="table of authorities" w:semiHidden="0" w:uiPriority="0" w:unhideWhenUsed="0"/>
+    <w:lsdException w:name="macro" w:semiHidden="0" w:uiPriority="0" w:unhideWhenUsed="0"/>
+    <w:lsdException w:name="toa heading" w:semiHidden="0" w:uiPriority="0" w:unhideWhenUsed="0"/>
+    <w:lsdException w:name="List" w:semiHidden="0" w:uiPriority="0" w:unhideWhenUsed="0"/>
+    <w:lsdException w:name="List Bullet" w:semiHidden="0" w:uiPriority="0" w:unhideWhenUsed="0"/>
+    <w:lsdException w:name="List Number" w:semiHidden="0" w:uiPriority="0" w:unhideWhenUsed="0"/>
+    <w:lsdException w:name="List 2" w:semiHidden="0" w:uiPriority="0" w:unhideWhenUsed="0"/>
+    <w:lsdException w:name="List 3" w:semiHidden="0" w:uiPriority="0" w:unhideWhenUsed="0"/>
+    <w:lsdException w:name="List 4" w:semiHidden="0" w:uiPriority="0" w:unhideWhenUsed="0"/>
+    <w:lsdException w:name="List 5" w:semiHidden="0" w:uiPriority="0" w:unhideWhenUsed="0"/>
+    <w:lsdException w:name="List Bullet 2" w:semiHidden="0" w:uiPriority="0" w:unhideWhenUsed="0"/>
+    <w:lsdException w:name="List Bullet 3" w:semiHidden="0" w:uiPriority="0" w:unhideWhenUsed="0"/>
+    <w:lsdException w:name="List Bullet 4" w:semiHidden="0" w:uiPriority="0" w:unhideWhenUsed="0"/>
+    <w:lsdException w:name="List Bullet 5" w:semiHidden="0" w:uiPriority="0" w:unhideWhenUsed="0"/>
+    <w:lsdException w:name="List Number 2" w:semiHidden="0" w:uiPriority="0" w:unhideWhenUsed="0"/>
+    <w:lsdException w:name="List Number 3" w:semiHidden="0" w:uiPriority="0" w:unhideWhenUsed="0"/>
+    <w:lsdException w:name="List Number 4" w:semiHidden="0" w:uiPriority="0" w:unhideWhenUsed="0"/>
+    <w:lsdException w:name="List Number 5" w:semiHidden="0" w:uiPriority="0" w:unhideWhenUsed="0"/>
+    <w:lsdException w:name="Title" w:semiHidden="0" w:uiPriority="0" w:unhideWhenUsed="0" w:qFormat="1"/>
+    <w:lsdException w:name="Closing" w:semiHidden="0" w:uiPriority="0" w:unhideWhenUsed="0"/>
+    <w:lsdException w:name="Signature" w:semiHidden="0" w:uiPriority="0" w:unhideWhenUsed="0"/>
+    <w:lsdException w:name="Default Paragraph Font" w:uiPriority="0" w:unhideWhenUsed="0" w:qFormat="1"/>
+    <w:lsdException w:name="Body Text" w:uiPriority="0" w:unhideWhenUsed="0" w:qFormat="1"/>
+    <w:lsdException w:name="Body Text Indent" w:semiHidden="0" w:uiPriority="0" w:unhideWhenUsed="0"/>
+    <w:lsdException w:name="List Continue" w:semiHidden="0" w:uiPriority="0" w:unhideWhenUsed="0"/>
+    <w:lsdException w:name="List Continue 2" w:semiHidden="0" w:uiPriority="0" w:unhideWhenUsed="0"/>
+    <w:lsdException w:name="List Continue 3" w:semiHidden="0" w:uiPriority="0" w:unhideWhenUsed="0"/>
+    <w:lsdException w:name="List Continue 4" w:semiHidden="0" w:uiPriority="0" w:unhideWhenUsed="0"/>
+    <w:lsdException w:name="List Continue 5" w:semiHidden="0" w:uiPriority="0" w:unhideWhenUsed="0"/>
+    <w:lsdException w:name="Message Header" w:semiHidden="0" w:uiPriority="0" w:unhideWhenUsed="0"/>
+    <w:lsdException w:name="Subtitle" w:semiHidden="0" w:uiPriority="0" w:unhideWhenUsed="0" w:qFormat="1"/>
+    <w:lsdException w:name="Salutation" w:semiHidden="0" w:uiPriority="0" w:unhideWhenUsed="0"/>
+    <w:lsdException w:name="Date" w:semiHidden="0" w:uiPriority="0" w:unhideWhenUsed="0"/>
+    <w:lsdException w:name="Body Text First Indent" w:semiHidden="0" w:uiPriority="0" w:unhideWhenUsed="0"/>
+    <w:lsdException w:name="Body Text First Indent 2" w:semiHidden="0" w:uiPriority="0" w:unhideWhenUsed="0"/>
+    <w:lsdException w:name="Body Text 2" w:semiHidden="0" w:uiPriority="0" w:unhideWhenUsed="0"/>
+    <w:lsdException w:name="Body Text 3" w:semiHidden="0" w:uiPriority="0" w:unhideWhenUsed="0"/>
+    <w:lsdException w:name="Body Text Indent 2" w:semiHidden="0" w:uiPriority="0" w:unhideWhenUsed="0"/>
+    <w:lsdException w:name="Body Text Indent 3" w:semiHidden="0" w:uiPriority="0" w:unhideWhenUsed="0"/>
+    <w:lsdException w:name="Block Text" w:semiHidden="0" w:uiPriority="0" w:unhideWhenUsed="0"/>
+    <w:lsdException w:name="Hyperlink" w:semiHidden="0" w:uiPriority="0" w:unhideWhenUsed="0"/>
+    <w:lsdException w:name="FollowedHyperlink" w:semiHidden="0" w:uiPriority="0" w:unhideWhenUsed="0"/>
+    <w:lsdException w:name="Strong" w:semiHidden="0" w:uiPriority="0" w:unhideWhenUsed="0" w:qFormat="1"/>
+    <w:lsdException w:name="Emphasis" w:semiHidden="0" w:uiPriority="0" w:unhideWhenUsed="0" w:qFormat="1"/>
+    <w:lsdException w:name="Document Map" w:semiHidden="0" w:uiPriority="0" w:unhideWhenUsed="0"/>
+    <w:lsdException w:name="Plain Text" w:semiHidden="0" w:uiPriority="0" w:unhideWhenUsed="0"/>
+    <w:lsdException w:name="E-mail Signature" w:semiHidden="0" w:uiPriority="0" w:unhideWhenUsed="0"/>
+    <w:lsdException w:name="Normal (Web)" w:semiHidden="0" w:uiPriority="0" w:unhideWhenUsed="0" w:qFormat="1"/>
+    <w:lsdException w:name="HTML Acronym" w:semiHidden="0" w:uiPriority="0" w:unhideWhenUsed="0"/>
+    <w:lsdException w:name="HTML Address" w:semiHidden="0" w:uiPriority="0" w:unhideWhenUsed="0"/>
+    <w:lsdException w:name="HTML Cite" w:semiHidden="0" w:uiPriority="0" w:unhideWhenUsed="0"/>
+    <w:lsdException w:name="HTML Code" w:semiHidden="0" w:uiPriority="0" w:unhideWhenUsed="0"/>
+    <w:lsdException w:name="HTML Definition" w:semiHidden="0" w:uiPriority="0" w:unhideWhenUsed="0"/>
+    <w:lsdException w:name="HTML Keyboard" w:semiHidden="0" w:uiPriority="0" w:unhideWhenUsed="0"/>
+    <w:lsdException w:name="HTML Preformatted" w:semiHidden="0" w:uiPriority="0" w:unhideWhenUsed="0"/>
+    <w:lsdException w:name="HTML Sample" w:semiHidden="0" w:uiPriority="0" w:unhideWhenUsed="0"/>
+    <w:lsdException w:name="HTML Typewriter" w:semiHidden="0" w:uiPriority="0" w:unhideWhenUsed="0"/>
+    <w:lsdException w:name="HTML Variable" w:semiHidden="0" w:uiPriority="0" w:unhideWhenUsed="0"/>
+    <w:lsdException w:name="Normal Table" w:uiPriority="0" w:unhideWhenUsed="0" w:qFormat="1"/>
+    <w:lsdException w:name="annotation subject" w:semiHidden="0" w:uiPriority="0" w:unhideWhenUsed="0"/>
+    <w:lsdException w:name="Table Simple 1" w:semiHidden="0" w:uiPriority="0" w:unhideWhenUsed="0"/>
+    <w:lsdException w:name="Table Simple 2" w:semiHidden="0" w:uiPriority="0" w:unhideWhenUsed="0"/>
+    <w:lsdException w:name="Table Simple 3" w:semiHidden="0" w:uiPriority="0" w:unhideWhenUsed="0"/>
+    <w:lsdException w:name="Table Classic 1" w:semiHidden="0" w:uiPriority="0" w:unhideWhenUsed="0"/>
+    <w:lsdException w:name="Table Classic 2" w:semiHidden="0" w:uiPriority="0" w:unhideWhenUsed="0"/>
+    <w:lsdException w:name="Table Classic 3" w:semiHidden="0" w:uiPriority="0" w:unhideWhenUsed="0"/>
+    <w:lsdException w:name="Table Classic 4" w:semiHidden="0" w:uiPriority="0" w:unhideWhenUsed="0"/>
+    <w:lsdException w:name="Table Colorful 1" w:semiHidden="0" w:uiPriority="0" w:unhideWhenUsed="0"/>
+    <w:lsdException w:name="Table Colorful 2" w:semiHidden="0" w:uiPriority="0" w:unhideWhenUsed="0"/>
+    <w:lsdException w:name="Table Colorful 3" w:semiHidden="0" w:uiPriority="0" w:unhideWhenUsed="0"/>
+    <w:lsdException w:name="Table Columns 1" w:semiHidden="0" w:uiPriority="0" w:unhideWhenUsed="0"/>
+    <w:lsdException w:name="Table Columns 2" w:semiHidden="0" w:uiPriority="0" w:unhideWhenUsed="0"/>
+    <w:lsdException w:name="Table Columns 3" w:semiHidden="0" w:uiPriority="0" w:unhideWhenUsed="0"/>
+    <w:lsdException w:name="Table Columns 4" w:semiHidden="0" w:uiPriority="0" w:unhideWhenUsed="0"/>
+    <w:lsdException w:name="Table Columns 5" w:semiHidden="0" w:uiPriority="0" w:unhideWhenUsed="0"/>
+    <w:lsdException w:name="Table Grid 1" w:semiHidden="0" w:uiPriority="0" w:unhideWhenUsed="0"/>
+    <w:lsdException w:name="Table Grid 2" w:semiHidden="0" w:uiPriority="0" w:unhideWhenUsed="0"/>
+    <w:lsdException w:name="Table Grid 3" w:semiHidden="0" w:uiPriority="0" w:unhideWhenUsed="0"/>
+    <w:lsdException w:name="Table Grid 4" w:semiHidden="0" w:uiPriority="0" w:unhideWhenUsed="0"/>
+    <w:lsdException w:name="Table Grid 5" w:semiHidden="0" w:uiPriority="0" w:unhideWhenUsed="0"/>
+    <w:lsdException w:name="Table Grid 6" w:semiHidden="0" w:uiPriority="0" w:unhideWhenUsed="0"/>
+    <w:lsdException w:name="Table Grid 7" w:semiHidden="0" w:uiPriority="0" w:unhideWhenUsed="0"/>
+    <w:lsdException w:name="Table Grid 8" w:semiHidden="0" w:uiPriority="0" w:unhideWhenUsed="0"/>
+    <w:lsdException w:name="Table List 1" w:semiHidden="0" w:uiPriority="0" w:unhideWhenUsed="0"/>
+    <w:lsdException w:name="Table List 2" w:semiHidden="0" w:uiPriority="0" w:unhideWhenUsed="0"/>
+    <w:lsdException w:name="Table List 3" w:semiHidden="0" w:uiPriority="0" w:unhideWhenUsed="0"/>
+    <w:lsdException w:name="Table List 4" w:semiHidden="0" w:uiPriority="0" w:unhideWhenUsed="0"/>
+    <w:lsdException w:name="Table List 5" w:semiHidden="0" w:uiPriority="0" w:unhideWhenUsed="0"/>
+    <w:lsdException w:name="Table List 6" w:semiHidden="0" w:uiPriority="0" w:unhideWhenUsed="0"/>
+    <w:lsdException w:name="Table List 7" w:semiHidden="0" w:uiPriority="0" w:unhideWhenUsed="0"/>
+    <w:lsdException w:name="Table List 8" w:semiHidden="0" w:uiPriority="0" w:unhideWhenUsed="0"/>
+    <w:lsdException w:name="Table 3D effects 1" w:semiHidden="0" w:uiPriority="0" w:unhideWhenUsed="0"/>
+    <w:lsdException w:name="Table 3D effects 2" w:semiHidden="0" w:uiPriority="0" w:unhideWhenUsed="0"/>
+    <w:lsdException w:name="Table 3D effects 3" w:semiHidden="0" w:uiPriority="0" w:unhideWhenUsed="0"/>
+    <w:lsdException w:name="Table Contemporary" w:semiHidden="0" w:uiPriority="0" w:unhideWhenUsed="0"/>
+    <w:lsdException w:name="Table Elegant" w:semiHidden="0" w:uiPriority="0" w:unhideWhenUsed="0"/>
+    <w:lsdException w:name="Table Professional" w:semiHidden="0" w:uiPriority="0" w:unhideWhenUsed="0"/>
+    <w:lsdException w:name="Table Subtle 1" w:semiHidden="0" w:uiPriority="0" w:unhideWhenUsed="0"/>
+    <w:lsdException w:name="Table Subtle 2" w:semiHidden="0" w:uiPriority="0" w:unhideWhenUsed="0"/>
+    <w:lsdException w:name="Table Web 1" w:semiHidden="0" w:uiPriority="0" w:unhideWhenUsed="0"/>
+    <w:lsdException w:name="Table Web 2" w:semiHidden="0" w:uiPriority="0" w:unhideWhenUsed="0"/>
+    <w:lsdException w:name="Table Web 3" w:semiHidden="0" w:uiPriority="0" w:unhideWhenUsed="0"/>
+    <w:lsdException w:name="Balloon Text" w:semiHidden="0" w:uiPriority="0" w:unhideWhenUsed="0"/>
+    <w:lsdException w:name="Table Grid" w:semiHidden="0" w:uiPriority="0" w:unhideWhenUsed="0" w:qFormat="1"/>
+    <w:lsdException w:name="Table Theme" w:semiHidden="0" w:uiPriority="0" w:unhideWhenUsed="0"/>
+    <w:lsdException w:name="Light Shading" w:semiHidden="0" w:uiPriority="60" w:unhideWhenUsed="0"/>
+    <w:lsdException w:name="Light List" w:semiHidden="0" w:uiPriority="61" w:unhideWhenUsed="0"/>
+    <w:lsdException w:name="Light Grid" w:semiHidden="0" w:uiPriority="62" w:unhideWhenUsed="0"/>
+    <w:lsdException w:name="Medium Shading 1" w:semiHidden="0" w:uiPriority="63" w:unhideWhenUsed="0"/>
+    <w:lsdException w:name="Medium Shading 2" w:semiHidden="0" w:uiPriority="64" w:unhideWhenUsed="0"/>
+    <w:lsdException w:name="Medium List 1" w:semiHidden="0" w:uiPriority="65" w:unhideWhenUsed="0"/>
+    <w:lsdException w:name="Medium List 2" w:semiHidden="0" w:uiPriority="66" w:unhideWhenUsed="0"/>
+    <w:lsdException w:name="Medium Grid 1" w:semiHidden="0" w:uiPriority="67" w:unhideWhenUsed="0"/>
+    <w:lsdException w:name="Medium Grid 2" w:semiHidden="0" w:uiPriority="68" w:unhideWhenUsed="0"/>
+    <w:lsdException w:name="Medium Grid 3" w:semiHidden="0" w:uiPriority="69" w:unhideWhenUsed="0"/>
+    <w:lsdException w:name="Dark List" w:semiHidden="0" w:uiPriority="70" w:unhideWhenUsed="0"/>
+    <w:lsdException w:name="Colorful Shading" w:semiHidden="0" w:uiPriority="71" w:unhideWhenUsed="0"/>
+    <w:lsdException w:name="Colorful List" w:semiHidden="0" w:uiPriority="72" w:unhideWhenUsed="0"/>
+    <w:lsdException w:name="Colorful Grid" w:semiHidden="0" w:uiPriority="73" w:unhideWhenUsed="0"/>
+    <w:lsdException w:name="Light Shading Accent 1" w:semiHidden="0" w:uiPriority="60" w:unhideWhenUsed="0"/>
+    <w:lsdException w:name="Light List Accent 1" w:semiHidden="0" w:uiPriority="61" w:unhideWhenUsed="0"/>
+    <w:lsdException w:name="Light Grid Accent 1" w:semiHidden="0" w:uiPriority="62" w:unhideWhenUsed="0"/>
+    <w:lsdException w:name="Medium Shading 1 Accent 1" w:semiHidden="0" w:uiPriority="63" w:unhideWhenUsed="0"/>
+    <w:lsdException w:name="Medium Shading 2 Accent 1" w:semiHidden="0" w:uiPriority="64" w:unhideWhenUsed="0"/>
+    <w:lsdException w:name="Medium List 1 Accent 1" w:semiHidden="0" w:uiPriority="65" w:unhideWhenUsed="0"/>
+    <w:lsdException w:name="Medium List 2 Accent 1" w:semiHidden="0" w:uiPriority="66" w:unhideWhenUsed="0"/>
+    <w:lsdException w:name="Medium Grid 1 Accent 1" w:semiHidden="0" w:uiPriority="67" w:unhideWhenUsed="0"/>
+    <w:lsdException w:name="Medium Grid 2 Accent 1" w:semiHidden="0" w:uiPriority="68" w:unhideWhenUsed="0"/>
+    <w:lsdException w:name="Medium Grid 3 Accent 1" w:semiHidden="0" w:uiPriority="69" w:unhideWhenUsed="0"/>
+    <w:lsdException w:name="Dark List Accent 1" w:semiHidden="0" w:uiPriority="70" w:unhideWhenUsed="0"/>
+    <w:lsdException w:name="Colorful Shading Accent 1" w:semiHidden="0" w:uiPriority="71" w:unhideWhenUsed="0"/>
+    <w:lsdException w:name="Colorful List Accent 1" w:semiHidden="0" w:uiPriority="72" w:unhideWhenUsed="0"/>
+    <w:lsdException w:name="Colorful Grid Accent 1" w:semiHidden="0" w:uiPriority="73" w:unhideWhenUsed="0"/>
+    <w:lsdException w:name="Light Shading Accent 2" w:semiHidden="0" w:uiPriority="60" w:unhideWhenUsed="0"/>
+    <w:lsdException w:name="Light List Accent 2" w:semiHidden="0" w:uiPriority="61" w:unhideWhenUsed="0"/>
+    <w:lsdException w:name="Light Grid Accent 2" w:semiHidden="0" w:uiPriority="62" w:unhideWhenUsed="0"/>
+    <w:lsdException w:name="Medium Shading 1 Accent 2" w:semiHidden="0" w:uiPriority="63" w:unhideWhenUsed="0"/>
+    <w:lsdException w:name="Medium Shading 2 Accent 2" w:semiHidden="0" w:uiPriority="64" w:unhideWhenUsed="0"/>
+    <w:lsdException w:name="Medium List 1 Accent 2" w:semiHidden="0" w:uiPriority="65" w:unhideWhenUsed="0"/>
+    <w:lsdException w:name="Medium List 2 Accent 2" w:semiHidden="0" w:uiPriority="66" w:unhideWhenUsed="0"/>
+    <w:lsdException w:name="Medium Grid 1 Accent 2" w:semiHidden="0" w:uiPriority="67" w:unhideWhenUsed="0"/>
+    <w:lsdException w:name="Medium Grid 2 Accent 2" w:semiHidden="0" w:uiPriority="68" w:unhideWhenUsed="0"/>
+    <w:lsdException w:name="Medium Grid 3 Accent 2" w:semiHidden="0" w:uiPriority="69" w:unhideWhenUsed="0"/>
+    <w:lsdException w:name="Dark List Accent 2" w:semiHidden="0" w:uiPriority="70" w:unhideWhenUsed="0"/>
+    <w:lsdException w:name="Colorful Shading Accent 2" w:semiHidden="0" w:uiPriority="71" w:unhideWhenUsed="0"/>
+    <w:lsdException w:name="Colorful List Accent 2" w:semiHidden="0" w:uiPriority="72" w:unhideWhenUsed="0"/>
+    <w:lsdException w:name="Colorful Grid Accent 2" w:semiHidden="0" w:uiPriority="73" w:unhideWhenUsed="0"/>
+    <w:lsdException w:name="Light Shading Accent 3" w:semiHidden="0" w:uiPriority="60" w:unhideWhenUsed="0"/>
+    <w:lsdException w:name="Light List Accent 3" w:semiHidden="0" w:uiPriority="61" w:unhideWhenUsed="0"/>
+    <w:lsdException w:name="Light Grid Accent 3" w:semiHidden="0" w:uiPriority="62" w:unhideWhenUsed="0"/>
+    <w:lsdException w:name="Medium Shading 1 Accent 3" w:semiHidden="0" w:uiPriority="63" w:unhideWhenUsed="0"/>
+    <w:lsdException w:name="Medium Shading 2 Accent 3" w:semiHidden="0" w:uiPriority="64" w:unhideWhenUsed="0"/>
+    <w:lsdException w:name="Medium List 1 Accent 3" w:semiHidden="0" w:uiPriority="65" w:unhideWhenUsed="0"/>
+    <w:lsdException w:name="Medium List 2 Accent 3" w:semiHidden="0" w:uiPriority="66" w:unhideWhenUsed="0"/>
+    <w:lsdException w:name="Medium Grid 1 Accent 3" w:semiHidden="0" w:uiPriority="67" w:unhideWhenUsed="0"/>
+    <w:lsdException w:name="Medium Grid 2 Accent 3" w:semiHidden="0" w:uiPriority="68" w:unhideWhenUsed="0"/>
+    <w:lsdException w:name="Medium Grid 3 Accent 3" w:semiHidden="0" w:uiPriority="69" w:unhideWhenUsed="0"/>
+    <w:lsdException w:name="Dark List Accent 3" w:semiHidden="0" w:uiPriority="70" w:unhideWhenUsed="0"/>
+    <w:lsdException w:name="Colorful Shading Accent 3" w:semiHidden="0" w:uiPriority="71" w:unhideWhenUsed="0"/>
+    <w:lsdException w:name="Colorful List Accent 3" w:semiHidden="0" w:uiPriority="72" w:unhideWhenUsed="0"/>
+    <w:lsdException w:name="Colorful Grid Accent 3" w:semiHidden="0" w:uiPriority="73" w:unhideWhenUsed="0"/>
+    <w:lsdException w:name="Light Shading Accent 4" w:semiHidden="0" w:uiPriority="60" w:unhideWhenUsed="0"/>
+    <w:lsdException w:name="Light List Accent 4" w:semiHidden="0" w:uiPriority="61" w:unhideWhenUsed="0"/>
+    <w:lsdException w:name="Light Grid Accent 4" w:semiHidden="0" w:uiPriority="62" w:unhideWhenUsed="0"/>
+    <w:lsdException w:name="Medium Shading 1 Accent 4" w:semiHidden="0" w:uiPriority="63" w:unhideWhenUsed="0"/>
+    <w:lsdException w:name="Medium Shading 2 Accent 4" w:semiHidden="0" w:uiPriority="64" w:unhideWhenUsed="0"/>
+    <w:lsdException w:name="Medium List 1 Accent 4" w:semiHidden="0" w:uiPriority="65" w:unhideWhenUsed="0"/>
+    <w:lsdException w:name="Medium List 2 Accent 4" w:semiHidden="0" w:uiPriority="66" w:unhideWhenUsed="0"/>
+    <w:lsdException w:name="Medium Grid 1 Accent 4" w:semiHidden="0" w:uiPriority="67" w:unhideWhenUsed="0"/>
+    <w:lsdException w:name="Medium Grid 2 Accent 4" w:semiHidden="0" w:uiPriority="68" w:unhideWhenUsed="0"/>
+    <w:lsdException w:name="Medium Grid 3 Accent 4" w:semiHidden="0" w:uiPriority="69" w:unhideWhenUsed="0"/>
+    <w:lsdException w:name="Dark List Accent 4" w:semiHidden="0" w:uiPriority="70" w:unhideWhenUsed="0"/>
+    <w:lsdException w:name="Colorful Shading Accent 4" w:semiHidden="0" w:uiPriority="71" w:unhideWhenUsed="0"/>
+    <w:lsdException w:name="Colorful List Accent 4" w:semiHidden="0" w:uiPriority="72" w:unhideWhenUsed="0"/>
+    <w:lsdException w:name="Colorful Grid Accent 4" w:semiHidden="0" w:uiPriority="73" w:unhideWhenUsed="0"/>
+    <w:lsdException w:name="Light Shading Accent 5" w:semiHidden="0" w:uiPriority="60" w:unhideWhenUsed="0"/>
+    <w:lsdException w:name="Light List Accent 5" w:semiHidden="0" w:uiPriority="61" w:unhideWhenUsed="0"/>
+    <w:lsdException w:name="Light Grid Accent 5" w:semiHidden="0" w:uiPriority="62" w:unhideWhenUsed="0"/>
+    <w:lsdException w:name="Medium Shading 1 Accent 5" w:semiHidden="0" w:uiPriority="63" w:unhideWhenUsed="0"/>
+    <w:lsdException w:name="Medium Shading 2 Accent 5" w:semiHidden="0" w:uiPriority="64" w:unhideWhenUsed="0"/>
+    <w:lsdException w:name="Medium List 1 Accent 5" w:semiHidden="0" w:uiPriority="65" w:unhideWhenUsed="0"/>
+    <w:lsdException w:name="Medium List 2 Accent 5" w:semiHidden="0" w:uiPriority="66" w:unhideWhenUsed="0"/>
+    <w:lsdException w:name="Medium Grid 1 Accent 5" w:semiHidden="0" w:uiPriority="67" w:unhideWhenUsed="0"/>
+    <w:lsdException w:name="Medium Grid 2 Accent 5" w:semiHidden="0" w:uiPriority="68" w:unhideWhenUsed="0"/>
+    <w:lsdException w:name="Medium Grid 3 Accent 5" w:semiHidden="0" w:uiPriority="69" w:unhideWhenUsed="0"/>
+    <w:lsdException w:name="Dark List Accent 5" w:semiHidden="0" w:uiPriority="70" w:unhideWhenUsed="0"/>
+    <w:lsdException w:name="Colorful Shading Accent 5" w:semiHidden="0" w:uiPriority="71" w:unhideWhenUsed="0"/>
+    <w:lsdException w:name="Colorful List Accent 5" w:semiHidden="0" w:uiPriority="72" w:unhideWhenUsed="0"/>
+    <w:lsdException w:name="Colorful Grid Accent 5" w:semiHidden="0" w:uiPriority="73" w:unhideWhenUsed="0"/>
+    <w:lsdException w:name="Light Shading Accent 6" w:semiHidden="0" w:uiPriority="60" w:unhideWhenUsed="0"/>
+    <w:lsdException w:name="Light List Accent 6" w:semiHidden="0" w:uiPriority="61" w:unhideWhenUsed="0"/>
+    <w:lsdException w:name="Light Grid Accent 6" w:semiHidden="0" w:uiPriority="62" w:unhideWhenUsed="0"/>
+    <w:lsdException w:name="Medium Shading 1 Accent 6" w:semiHidden="0" w:uiPriority="63" w:unhideWhenUsed="0"/>
+    <w:lsdException w:name="Medium Shading 2 Accent 6" w:semiHidden="0" w:uiPriority="64" w:unhideWhenUsed="0"/>
+    <w:lsdException w:name="Medium List 1 Accent 6" w:semiHidden="0" w:uiPriority="65" w:unhideWhenUsed="0"/>
+    <w:lsdException w:name="Medium List 2 Accent 6" w:semiHidden="0" w:uiPriority="66" w:unhideWhenUsed="0"/>
+    <w:lsdException w:name="Medium Grid 1 Accent 6" w:semiHidden="0" w:uiPriority="67" w:unhideWhenUsed="0"/>
+    <w:lsdException w:name="Medium Grid 2 Accent 6" w:semiHidden="0" w:uiPriority="68" w:unhideWhenUsed="0"/>
+    <w:lsdException w:name="Medium Grid 3 Accent 6" w:semiHidden="0" w:uiPriority="69" w:unhideWhenUsed="0"/>
+    <w:lsdException w:name="Dark List Accent 6" w:semiHidden="0" w:uiPriority="70" w:unhideWhenUsed="0"/>
+    <w:lsdException w:name="Colorful Shading Accent 6" w:semiHidden="0" w:uiPriority="71" w:unhideWhenUsed="0"/>
+    <w:lsdException w:name="Colorful List Accent 6" w:semiHidden="0" w:uiPriority="72" w:unhideWhenUsed="0"/>
+    <w:lsdException w:name="Colorful Grid Accent 6" w:semiHidden="0" w:uiPriority="73" w:unhideWhenUsed="0"/>
   </w:latentStyles>
-  <w:style w:type="paragraph" w:default="1" w:styleId="1">
+  <w:style w:type="paragraph" w:default="1" w:styleId="Normal">
     <w:name w:val="Normal"/>
     <w:qFormat/>
-    <w:uiPriority w:val="0"/>
     <w:pPr>
       <w:kinsoku w:val="0"/>
       <w:autoSpaceDE w:val="0"/>
@@ -5589,7 +5505,7 @@
       <w:textAlignment w:val="baseline"/>
     </w:pPr>
     <w:rPr>
-      <w:rFonts w:ascii="Arial" w:hAnsi="Arial" w:eastAsia="宋体" w:cs="Arial"/>
+      <w:rFonts w:ascii="Arial" w:eastAsia="宋体" w:hAnsi="Arial" w:cs="Arial"/>
       <w:snapToGrid w:val="0"/>
       <w:color w:val="000000"/>
       <w:kern w:val="0"/>
@@ -5598,12 +5514,11 @@
       <w:lang w:val="en-US" w:eastAsia="en-US" w:bidi="ar-SA"/>
     </w:rPr>
   </w:style>
-  <w:style w:type="paragraph" w:styleId="2">
+  <w:style w:type="paragraph" w:styleId="Heading1">
     <w:name w:val="heading 1"/>
-    <w:basedOn w:val="1"/>
-    <w:next w:val="1"/>
+    <w:basedOn w:val="Normal"/>
+    <w:next w:val="Normal"/>
     <w:qFormat/>
-    <w:uiPriority w:val="0"/>
     <w:pPr>
       <w:keepNext/>
       <w:keepLines/>
@@ -5621,13 +5536,12 @@
       <w:sz w:val="44"/>
     </w:rPr>
   </w:style>
-  <w:style w:type="paragraph" w:styleId="3">
+  <w:style w:type="paragraph" w:styleId="Heading2">
     <w:name w:val="heading 2"/>
-    <w:basedOn w:val="1"/>
-    <w:next w:val="1"/>
+    <w:basedOn w:val="Normal"/>
+    <w:next w:val="Normal"/>
     <w:unhideWhenUsed/>
     <w:qFormat/>
-    <w:uiPriority w:val="0"/>
     <w:pPr>
       <w:keepNext/>
       <w:keepLines/>
@@ -5640,19 +5554,18 @@
       <w:outlineLvl w:val="1"/>
     </w:pPr>
     <w:rPr>
-      <w:rFonts w:ascii="Arial" w:hAnsi="Arial" w:eastAsia="黑体"/>
+      <w:rFonts w:ascii="Arial" w:eastAsia="黑体" w:hAnsi="Arial"/>
       <w:b/>
       <w:sz w:val="32"/>
     </w:rPr>
   </w:style>
-  <w:style w:type="paragraph" w:styleId="4">
+  <w:style w:type="paragraph" w:styleId="Heading3">
     <w:name w:val="heading 3"/>
-    <w:basedOn w:val="1"/>
-    <w:next w:val="1"/>
+    <w:basedOn w:val="Normal"/>
+    <w:next w:val="Normal"/>
     <w:semiHidden/>
     <w:unhideWhenUsed/>
     <w:qFormat/>
-    <w:uiPriority w:val="0"/>
     <w:pPr>
       <w:keepNext/>
       <w:keepLines/>
@@ -5669,13 +5582,12 @@
       <w:sz w:val="32"/>
     </w:rPr>
   </w:style>
-  <w:style w:type="paragraph" w:styleId="5">
+  <w:style w:type="paragraph" w:styleId="Heading4">
     <w:name w:val="heading 4"/>
-    <w:basedOn w:val="1"/>
-    <w:next w:val="1"/>
+    <w:basedOn w:val="Normal"/>
+    <w:next w:val="Normal"/>
     <w:unhideWhenUsed/>
     <w:qFormat/>
-    <w:uiPriority w:val="0"/>
     <w:pPr>
       <w:keepNext/>
       <w:keepLines/>
@@ -5688,19 +5600,18 @@
       <w:outlineLvl w:val="3"/>
     </w:pPr>
     <w:rPr>
-      <w:rFonts w:ascii="Arial" w:hAnsi="Arial" w:eastAsia="黑体"/>
+      <w:rFonts w:ascii="Arial" w:eastAsia="黑体" w:hAnsi="Arial"/>
       <w:b/>
       <w:sz w:val="28"/>
     </w:rPr>
   </w:style>
-  <w:style w:type="paragraph" w:styleId="6">
+  <w:style w:type="paragraph" w:styleId="Heading5">
     <w:name w:val="heading 5"/>
-    <w:basedOn w:val="1"/>
-    <w:next w:val="1"/>
+    <w:basedOn w:val="Normal"/>
+    <w:next w:val="Normal"/>
     <w:semiHidden/>
     <w:unhideWhenUsed/>
     <w:qFormat/>
-    <w:uiPriority w:val="0"/>
     <w:pPr>
       <w:keepNext/>
       <w:keepLines/>
@@ -5717,14 +5628,13 @@
       <w:sz w:val="28"/>
     </w:rPr>
   </w:style>
-  <w:style w:type="paragraph" w:styleId="7">
+  <w:style w:type="paragraph" w:styleId="Heading6">
     <w:name w:val="heading 6"/>
-    <w:basedOn w:val="1"/>
-    <w:next w:val="1"/>
+    <w:basedOn w:val="Normal"/>
+    <w:next w:val="Normal"/>
     <w:semiHidden/>
     <w:unhideWhenUsed/>
     <w:qFormat/>
-    <w:uiPriority w:val="0"/>
     <w:pPr>
       <w:keepNext/>
       <w:keepLines/>
@@ -5737,19 +5647,18 @@
       <w:outlineLvl w:val="5"/>
     </w:pPr>
     <w:rPr>
-      <w:rFonts w:ascii="Arial" w:hAnsi="Arial" w:eastAsia="黑体"/>
+      <w:rFonts w:ascii="Arial" w:eastAsia="黑体" w:hAnsi="Arial"/>
       <w:b/>
       <w:sz w:val="24"/>
     </w:rPr>
   </w:style>
-  <w:style w:type="paragraph" w:styleId="8">
+  <w:style w:type="paragraph" w:styleId="Heading7">
     <w:name w:val="heading 7"/>
-    <w:basedOn w:val="1"/>
-    <w:next w:val="1"/>
+    <w:basedOn w:val="Normal"/>
+    <w:next w:val="Normal"/>
     <w:semiHidden/>
     <w:unhideWhenUsed/>
     <w:qFormat/>
-    <w:uiPriority w:val="0"/>
     <w:pPr>
       <w:keepNext/>
       <w:keepLines/>
@@ -5766,14 +5675,13 @@
       <w:sz w:val="24"/>
     </w:rPr>
   </w:style>
-  <w:style w:type="paragraph" w:styleId="9">
+  <w:style w:type="paragraph" w:styleId="Heading8">
     <w:name w:val="heading 8"/>
-    <w:basedOn w:val="1"/>
-    <w:next w:val="1"/>
+    <w:basedOn w:val="Normal"/>
+    <w:next w:val="Normal"/>
     <w:semiHidden/>
     <w:unhideWhenUsed/>
     <w:qFormat/>
-    <w:uiPriority w:val="0"/>
     <w:pPr>
       <w:keepNext/>
       <w:keepLines/>
@@ -5786,18 +5694,17 @@
       <w:outlineLvl w:val="7"/>
     </w:pPr>
     <w:rPr>
-      <w:rFonts w:ascii="Arial" w:hAnsi="Arial" w:eastAsia="黑体"/>
+      <w:rFonts w:ascii="Arial" w:eastAsia="黑体" w:hAnsi="Arial"/>
       <w:sz w:val="24"/>
     </w:rPr>
   </w:style>
-  <w:style w:type="paragraph" w:styleId="10">
+  <w:style w:type="paragraph" w:styleId="Heading9">
     <w:name w:val="heading 9"/>
-    <w:basedOn w:val="1"/>
-    <w:next w:val="1"/>
+    <w:basedOn w:val="Normal"/>
+    <w:next w:val="Normal"/>
     <w:semiHidden/>
     <w:unhideWhenUsed/>
     <w:qFormat/>
-    <w:uiPriority w:val="0"/>
     <w:pPr>
       <w:keepNext/>
       <w:keepLines/>
@@ -5810,21 +5717,19 @@
       <w:outlineLvl w:val="8"/>
     </w:pPr>
     <w:rPr>
-      <w:rFonts w:ascii="Arial" w:hAnsi="Arial" w:eastAsia="黑体"/>
+      <w:rFonts w:ascii="Arial" w:eastAsia="黑体" w:hAnsi="Arial"/>
       <w:sz w:val="21"/>
     </w:rPr>
   </w:style>
-  <w:style w:type="character" w:default="1" w:styleId="22">
+  <w:style w:type="character" w:default="1" w:styleId="DefaultParagraphFont">
     <w:name w:val="Default Paragraph Font"/>
     <w:semiHidden/>
     <w:qFormat/>
-    <w:uiPriority w:val="0"/>
   </w:style>
-  <w:style w:type="table" w:default="1" w:styleId="20">
+  <w:style w:type="table" w:default="1" w:styleId="TableNormal">
     <w:name w:val="Normal Table"/>
     <w:semiHidden/>
     <w:qFormat/>
-    <w:uiPriority w:val="0"/>
     <w:tblPr>
       <w:tblCellMar>
         <w:top w:w="0" w:type="dxa"/>
@@ -5834,43 +5739,39 @@
       </w:tblCellMar>
     </w:tblPr>
   </w:style>
-  <w:style w:type="paragraph" w:styleId="11">
+  <w:style w:type="paragraph" w:styleId="CommentText">
     <w:name w:val="annotation text"/>
-    <w:basedOn w:val="1"/>
+    <w:basedOn w:val="Normal"/>
     <w:qFormat/>
-    <w:uiPriority w:val="0"/>
     <w:pPr>
       <w:jc w:val="left"/>
     </w:pPr>
   </w:style>
-  <w:style w:type="paragraph" w:styleId="12">
+  <w:style w:type="paragraph" w:styleId="BodyText">
     <w:name w:val="Body Text"/>
-    <w:basedOn w:val="1"/>
+    <w:basedOn w:val="Normal"/>
     <w:semiHidden/>
     <w:qFormat/>
-    <w:uiPriority w:val="0"/>
     <w:rPr>
-      <w:rFonts w:ascii="Arial" w:hAnsi="Arial" w:eastAsia="Arial" w:cs="Arial"/>
+      <w:rFonts w:ascii="Arial" w:eastAsia="Arial" w:hAnsi="Arial" w:cs="Arial"/>
       <w:sz w:val="21"/>
       <w:szCs w:val="21"/>
       <w:lang w:val="en-US" w:eastAsia="en-US" w:bidi="ar-SA"/>
     </w:rPr>
   </w:style>
-  <w:style w:type="paragraph" w:styleId="13">
+  <w:style w:type="paragraph" w:styleId="TOC3">
     <w:name w:val="toc 3"/>
-    <w:basedOn w:val="1"/>
-    <w:next w:val="1"/>
+    <w:basedOn w:val="Normal"/>
+    <w:next w:val="Normal"/>
     <w:qFormat/>
-    <w:uiPriority w:val="0"/>
     <w:pPr>
       <w:ind w:left="840" w:leftChars="400"/>
     </w:pPr>
   </w:style>
-  <w:style w:type="paragraph" w:styleId="14">
+  <w:style w:type="paragraph" w:styleId="Footer">
     <w:name w:val="footer"/>
-    <w:basedOn w:val="1"/>
+    <w:basedOn w:val="Normal"/>
     <w:qFormat/>
-    <w:uiPriority w:val="0"/>
     <w:pPr>
       <w:tabs>
         <w:tab w:val="center" w:pos="4153"/>
@@ -5883,17 +5784,16 @@
       <w:sz w:val="18"/>
     </w:rPr>
   </w:style>
-  <w:style w:type="paragraph" w:styleId="15">
+  <w:style w:type="paragraph" w:styleId="Header">
     <w:name w:val="header"/>
-    <w:basedOn w:val="1"/>
+    <w:basedOn w:val="Normal"/>
     <w:qFormat/>
-    <w:uiPriority w:val="0"/>
     <w:pPr>
       <w:pBdr>
-        <w:top w:val="none" w:color="auto" w:sz="0" w:space="0"/>
-        <w:left w:val="none" w:color="auto" w:sz="0" w:space="0"/>
-        <w:bottom w:val="none" w:color="auto" w:sz="0" w:space="0"/>
-        <w:right w:val="none" w:color="auto" w:sz="0" w:space="0"/>
+        <w:top w:val="nil"/>
+        <w:left w:val="nil"/>
+        <w:bottom w:val="nil"/>
+        <w:right w:val="nil"/>
       </w:pBdr>
       <w:tabs>
         <w:tab w:val="center" w:pos="4153"/>
@@ -5908,41 +5808,37 @@
       <w:sz w:val="18"/>
     </w:rPr>
   </w:style>
-  <w:style w:type="paragraph" w:styleId="16">
+  <w:style w:type="paragraph" w:styleId="TOC1">
     <w:name w:val="toc 1"/>
-    <w:basedOn w:val="1"/>
-    <w:next w:val="1"/>
+    <w:basedOn w:val="Normal"/>
+    <w:next w:val="Normal"/>
     <w:qFormat/>
-    <w:uiPriority w:val="0"/>
     <w:rPr>
-      <w:rFonts w:ascii="Arial" w:hAnsi="Arial" w:eastAsia="Microsoft JhengHei"/>
+      <w:rFonts w:ascii="Arial" w:eastAsia="Microsoft JhengHei" w:hAnsi="Arial"/>
       <w:sz w:val="24"/>
     </w:rPr>
   </w:style>
-  <w:style w:type="paragraph" w:styleId="17">
+  <w:style w:type="paragraph" w:styleId="TOC2">
     <w:name w:val="toc 2"/>
-    <w:basedOn w:val="1"/>
-    <w:next w:val="1"/>
+    <w:basedOn w:val="Normal"/>
+    <w:next w:val="Normal"/>
     <w:qFormat/>
-    <w:uiPriority w:val="0"/>
     <w:pPr>
       <w:ind w:left="420" w:leftChars="200"/>
     </w:pPr>
   </w:style>
-  <w:style w:type="paragraph" w:styleId="18">
+  <w:style w:type="paragraph" w:styleId="NormalWeb">
     <w:name w:val="Normal (Web)"/>
-    <w:basedOn w:val="1"/>
+    <w:basedOn w:val="Normal"/>
     <w:qFormat/>
-    <w:uiPriority w:val="0"/>
     <w:rPr>
       <w:sz w:val="24"/>
     </w:rPr>
   </w:style>
-  <w:style w:type="paragraph" w:styleId="19">
+  <w:style w:type="paragraph" w:styleId="Title">
     <w:name w:val="Title"/>
-    <w:basedOn w:val="1"/>
+    <w:basedOn w:val="Normal"/>
     <w:qFormat/>
-    <w:uiPriority w:val="0"/>
     <w:pPr>
       <w:spacing w:before="240" w:beforeLines="0" w:beforeAutospacing="0" w:after="60" w:afterLines="0" w:afterAutospacing="0"/>
       <w:jc w:val="center"/>
@@ -5954,73 +5850,68 @@
       <w:sz w:val="32"/>
     </w:rPr>
   </w:style>
-  <w:style w:type="table" w:styleId="21">
+  <w:style w:type="table" w:styleId="TableGrid">
     <w:name w:val="Table Grid"/>
-    <w:basedOn w:val="20"/>
+    <w:basedOn w:val="TableNormal"/>
     <w:qFormat/>
-    <w:uiPriority w:val="0"/>
     <w:pPr>
       <w:widowControl w:val="0"/>
       <w:jc w:val="both"/>
     </w:pPr>
     <w:tblPr>
       <w:tblBorders>
-        <w:top w:val="single" w:color="auto" w:sz="4" w:space="0"/>
-        <w:left w:val="single" w:color="auto" w:sz="4" w:space="0"/>
-        <w:bottom w:val="single" w:color="auto" w:sz="4" w:space="0"/>
-        <w:right w:val="single" w:color="auto" w:sz="4" w:space="0"/>
-        <w:insideH w:val="single" w:color="auto" w:sz="4" w:space="0"/>
-        <w:insideV w:val="single" w:color="auto" w:sz="4" w:space="0"/>
+        <w:top w:val="single" w:sz="4" w:space="0" w:color="auto"/>
+        <w:left w:val="single" w:sz="4" w:space="0" w:color="auto"/>
+        <w:bottom w:val="single" w:sz="4" w:space="0" w:color="auto"/>
+        <w:right w:val="single" w:sz="4" w:space="0" w:color="auto"/>
+        <w:insideH w:val="single" w:sz="4" w:space="0" w:color="auto"/>
+        <w:insideV w:val="single" w:sz="4" w:space="0" w:color="auto"/>
       </w:tblBorders>
     </w:tblPr>
   </w:style>
-  <w:style w:type="character" w:styleId="23">
+  <w:style w:type="character" w:styleId="Strong">
     <w:name w:val="Strong"/>
-    <w:basedOn w:val="22"/>
+    <w:basedOn w:val="DefaultParagraphFont"/>
     <w:qFormat/>
-    <w:uiPriority w:val="0"/>
     <w:rPr>
       <w:b/>
     </w:rPr>
   </w:style>
-  <w:style w:type="paragraph" w:customStyle="1" w:styleId="24">
+  <w:style w:type="paragraph" w:customStyle="1" w:styleId="a">
     <w:name w:val="柴_公司名"/>
-    <w:basedOn w:val="19"/>
+    <w:basedOn w:val="Title"/>
     <w:qFormat/>
-    <w:uiPriority w:val="0"/>
     <w:pPr>
       <w:spacing w:after="600" w:afterLines="600"/>
     </w:pPr>
     <w:rPr>
-      <w:rFonts w:hint="eastAsia" w:ascii="宋体" w:hAnsi="宋体" w:eastAsia="宋体" w:cs="宋体"/>
+      <w:rFonts w:ascii="宋体" w:eastAsia="宋体" w:hAnsi="宋体" w:cs="宋体" w:hint="eastAsia"/>
       <w:bCs/>
       <w:spacing w:val="-6"/>
       <w:sz w:val="52"/>
       <w:szCs w:val="52"/>
     </w:rPr>
   </w:style>
-  <w:style w:type="paragraph" w:customStyle="1" w:styleId="25">
+  <w:style w:type="paragraph" w:customStyle="1" w:styleId="a0">
     <w:name w:val="柴_文档名"/>
-    <w:basedOn w:val="19"/>
+    <w:basedOn w:val="Title"/>
     <w:qFormat/>
-    <w:uiPriority w:val="0"/>
     <w:pPr>
       <w:spacing w:after="900" w:afterLines="900"/>
     </w:pPr>
     <w:rPr>
-      <w:rFonts w:ascii="黑体" w:hAnsi="黑体" w:eastAsia="黑体" w:cs="黑体"/>
+      <w:rFonts w:ascii="黑体" w:eastAsia="黑体" w:hAnsi="黑体" w:cs="黑体"/>
       <w:bCs/>
       <w:spacing w:val="-7"/>
       <w:sz w:val="52"/>
       <w:szCs w:val="52"/>
     </w:rPr>
   </w:style>
-  <w:style w:type="table" w:customStyle="1" w:styleId="26">
+  <w:style w:type="table" w:customStyle="1" w:styleId="TableNormal0">
     <w:name w:val="Table Normal_0"/>
     <w:semiHidden/>
     <w:unhideWhenUsed/>
     <w:qFormat/>
-    <w:uiPriority w:val="0"/>
     <w:tblPr>
       <w:tblCellMar>
         <w:top w:w="0" w:type="dxa"/>
@@ -6030,87 +5921,81 @@
       </w:tblCellMar>
     </w:tblPr>
   </w:style>
-  <w:style w:type="paragraph" w:customStyle="1" w:styleId="27">
+  <w:style w:type="paragraph" w:customStyle="1" w:styleId="TableText">
     <w:name w:val="Table Text"/>
-    <w:basedOn w:val="1"/>
+    <w:basedOn w:val="Normal"/>
     <w:semiHidden/>
     <w:qFormat/>
-    <w:uiPriority w:val="0"/>
     <w:rPr>
-      <w:rFonts w:ascii="宋体" w:hAnsi="宋体" w:eastAsia="宋体" w:cs="宋体"/>
+      <w:rFonts w:ascii="宋体" w:eastAsia="宋体" w:hAnsi="宋体" w:cs="宋体"/>
       <w:sz w:val="21"/>
       <w:szCs w:val="21"/>
       <w:lang w:val="en-US" w:eastAsia="en-US" w:bidi="ar-SA"/>
     </w:rPr>
   </w:style>
-  <w:style w:type="paragraph" w:customStyle="1" w:styleId="28">
+  <w:style w:type="paragraph" w:customStyle="1" w:styleId="1">
     <w:name w:val="柴_标题1"/>
-    <w:basedOn w:val="2"/>
-    <w:next w:val="29"/>
-    <w:link w:val="38"/>
+    <w:basedOn w:val="Heading1"/>
+    <w:next w:val="a1"/>
+    <w:link w:val="1Char"/>
     <w:qFormat/>
-    <w:uiPriority w:val="0"/>
     <w:pPr>
       <w:spacing w:before="100" w:after="90" w:line="360" w:lineRule="auto"/>
     </w:pPr>
     <w:rPr>
-      <w:rFonts w:ascii="Arial" w:hAnsi="Arial" w:eastAsia="宋体"/>
+      <w:rFonts w:ascii="Arial" w:eastAsia="宋体" w:hAnsi="Arial"/>
       <w:sz w:val="32"/>
     </w:rPr>
   </w:style>
-  <w:style w:type="paragraph" w:customStyle="1" w:styleId="29">
+  <w:style w:type="paragraph" w:customStyle="1" w:styleId="a1">
     <w:name w:val="柴_正文"/>
-    <w:basedOn w:val="12"/>
-    <w:link w:val="42"/>
+    <w:basedOn w:val="BodyText"/>
+    <w:link w:val="Char"/>
     <w:qFormat/>
-    <w:uiPriority w:val="0"/>
     <w:pPr>
       <w:spacing w:line="360" w:lineRule="auto"/>
       <w:ind w:firstLine="470" w:firstLineChars="200"/>
     </w:pPr>
     <w:rPr>
-      <w:rFonts w:ascii="Arial" w:hAnsi="Arial" w:eastAsia="宋体"/>
+      <w:rFonts w:ascii="Arial" w:eastAsia="宋体" w:hAnsi="Arial"/>
       <w:sz w:val="24"/>
       <w:lang w:eastAsia="zh-CN"/>
     </w:rPr>
   </w:style>
-  <w:style w:type="paragraph" w:customStyle="1" w:styleId="30">
+  <w:style w:type="paragraph" w:customStyle="1" w:styleId="2">
     <w:name w:val="柴_标题2"/>
-    <w:basedOn w:val="3"/>
-    <w:next w:val="29"/>
+    <w:basedOn w:val="Heading2"/>
+    <w:next w:val="a1"/>
     <w:qFormat/>
-    <w:uiPriority w:val="0"/>
     <w:pPr>
       <w:spacing w:line="360" w:lineRule="auto"/>
     </w:pPr>
     <w:rPr>
-      <w:rFonts w:ascii="Arial" w:hAnsi="Arial" w:eastAsia="宋体"/>
+      <w:rFonts w:ascii="Arial" w:eastAsia="宋体" w:hAnsi="Arial"/>
       <w:sz w:val="28"/>
     </w:rPr>
   </w:style>
-  <w:style w:type="paragraph" w:customStyle="1" w:styleId="31">
+  <w:style w:type="paragraph" w:customStyle="1" w:styleId="3">
     <w:name w:val="柴_标题3"/>
-    <w:basedOn w:val="4"/>
-    <w:next w:val="29"/>
+    <w:basedOn w:val="Heading3"/>
+    <w:next w:val="a1"/>
     <w:qFormat/>
-    <w:uiPriority w:val="0"/>
     <w:pPr>
       <w:spacing w:line="360" w:lineRule="auto"/>
       <w:ind w:left="0" w:firstLine="472" w:firstLineChars="200"/>
     </w:pPr>
     <w:rPr>
-      <w:rFonts w:ascii="宋体" w:hAnsi="宋体" w:eastAsia="宋体" w:cs="宋体"/>
+      <w:rFonts w:ascii="宋体" w:eastAsia="宋体" w:hAnsi="宋体" w:cs="宋体"/>
       <w:spacing w:val="-2"/>
       <w:sz w:val="24"/>
       <w:szCs w:val="24"/>
     </w:rPr>
   </w:style>
-  <w:style w:type="paragraph" w:customStyle="1" w:styleId="32">
+  <w:style w:type="paragraph" w:customStyle="1" w:styleId="a2">
     <w:name w:val="柴_目录"/>
-    <w:basedOn w:val="1"/>
-    <w:next w:val="12"/>
+    <w:basedOn w:val="Normal"/>
+    <w:next w:val="BodyText"/>
     <w:qFormat/>
-    <w:uiPriority w:val="0"/>
     <w:pPr>
       <w:tabs>
         <w:tab w:val="right" w:leader="dot" w:pos="8442"/>
@@ -6118,64 +6003,59 @@
       <w:ind w:left="0" w:leftChars="0"/>
     </w:pPr>
     <w:rPr>
-      <w:rFonts w:ascii="Arial" w:hAnsi="Arial" w:eastAsia="Microsoft JhengHei"/>
+      <w:rFonts w:ascii="Arial" w:eastAsia="Microsoft JhengHei" w:hAnsi="Arial"/>
       <w:sz w:val="24"/>
     </w:rPr>
   </w:style>
-  <w:style w:type="paragraph" w:customStyle="1" w:styleId="33">
+  <w:style w:type="paragraph" w:customStyle="1" w:styleId="WPSOffice1">
     <w:name w:val="WPSOffice手动目录 1"/>
     <w:qFormat/>
-    <w:uiPriority w:val="0"/>
     <w:pPr>
       <w:ind w:leftChars="0"/>
     </w:pPr>
     <w:rPr>
-      <w:rFonts w:ascii="Times New Roman" w:hAnsi="Times New Roman" w:eastAsia="宋体" w:cs="Times New Roman"/>
+      <w:rFonts w:ascii="Times New Roman" w:eastAsia="宋体" w:hAnsi="Times New Roman" w:cs="Times New Roman"/>
       <w:sz w:val="20"/>
       <w:szCs w:val="20"/>
     </w:rPr>
   </w:style>
-  <w:style w:type="paragraph" w:customStyle="1" w:styleId="34">
+  <w:style w:type="paragraph" w:customStyle="1" w:styleId="WPSOffice2">
     <w:name w:val="WPSOffice手动目录 2"/>
     <w:qFormat/>
-    <w:uiPriority w:val="0"/>
     <w:pPr>
       <w:ind w:leftChars="200"/>
     </w:pPr>
     <w:rPr>
-      <w:rFonts w:ascii="Times New Roman" w:hAnsi="Times New Roman" w:eastAsia="宋体" w:cs="Times New Roman"/>
+      <w:rFonts w:ascii="Times New Roman" w:eastAsia="宋体" w:hAnsi="Times New Roman" w:cs="Times New Roman"/>
       <w:sz w:val="20"/>
       <w:szCs w:val="20"/>
     </w:rPr>
   </w:style>
-  <w:style w:type="paragraph" w:customStyle="1" w:styleId="35">
+  <w:style w:type="paragraph" w:customStyle="1" w:styleId="WPSOffice3">
     <w:name w:val="WPSOffice手动目录 3"/>
     <w:qFormat/>
-    <w:uiPriority w:val="0"/>
     <w:pPr>
       <w:ind w:leftChars="400"/>
     </w:pPr>
     <w:rPr>
-      <w:rFonts w:ascii="Times New Roman" w:hAnsi="Times New Roman" w:eastAsia="宋体" w:cs="Times New Roman"/>
+      <w:rFonts w:ascii="Times New Roman" w:eastAsia="宋体" w:hAnsi="Times New Roman" w:cs="Times New Roman"/>
       <w:sz w:val="20"/>
       <w:szCs w:val="20"/>
     </w:rPr>
   </w:style>
-  <w:style w:type="paragraph" w:customStyle="1" w:styleId="36">
+  <w:style w:type="paragraph" w:customStyle="1" w:styleId="Compact">
     <w:name w:val="Compact"/>
-    <w:basedOn w:val="12"/>
+    <w:basedOn w:val="BodyText"/>
     <w:qFormat/>
-    <w:uiPriority w:val="0"/>
     <w:pPr>
       <w:spacing w:before="36" w:after="36"/>
     </w:pPr>
   </w:style>
-  <w:style w:type="table" w:customStyle="1" w:styleId="37">
+  <w:style w:type="table" w:customStyle="1" w:styleId="Table">
     <w:name w:val="Table"/>
     <w:semiHidden/>
     <w:unhideWhenUsed/>
     <w:qFormat/>
-    <w:uiPriority w:val="0"/>
     <w:tblPr>
       <w:tblCellMar>
         <w:top w:w="0" w:type="dxa"/>
@@ -6187,28 +6067,26 @@
     <w:tblStylePr w:type="firstRow">
       <w:tcPr>
         <w:tcBorders>
-          <w:bottom w:val="single" w:color="auto" w:sz="0" w:space="0"/>
+          <w:bottom w:val="single" w:sz="0" w:space="0" w:color="auto"/>
         </w:tcBorders>
         <w:vAlign w:val="bottom"/>
       </w:tcPr>
     </w:tblStylePr>
   </w:style>
-  <w:style w:type="character" w:customStyle="1" w:styleId="38">
+  <w:style w:type="character" w:customStyle="1" w:styleId="1Char">
     <w:name w:val="柴_标题1 Char"/>
-    <w:link w:val="28"/>
+    <w:link w:val="1"/>
     <w:qFormat/>
-    <w:uiPriority w:val="0"/>
     <w:rPr>
-      <w:rFonts w:ascii="Arial" w:hAnsi="Arial" w:eastAsia="宋体"/>
+      <w:rFonts w:ascii="Arial" w:eastAsia="宋体" w:hAnsi="Arial"/>
       <w:sz w:val="32"/>
     </w:rPr>
   </w:style>
-  <w:style w:type="table" w:customStyle="1" w:styleId="39">
+  <w:style w:type="table" w:customStyle="1" w:styleId="TableNormal1">
     <w:name w:val="Table Normal_1"/>
     <w:semiHidden/>
     <w:unhideWhenUsed/>
     <w:qFormat/>
-    <w:uiPriority w:val="0"/>
     <w:tblPr>
       <w:tblCellMar>
         <w:top w:w="0" w:type="dxa"/>
@@ -6218,11 +6096,10 @@
       </w:tblCellMar>
     </w:tblPr>
   </w:style>
-  <w:style w:type="paragraph" w:customStyle="1" w:styleId="40">
+  <w:style w:type="paragraph" w:customStyle="1" w:styleId="a3">
     <w:name w:val="柴_正文_无缩进"/>
-    <w:basedOn w:val="1"/>
+    <w:basedOn w:val="Normal"/>
     <w:qFormat/>
-    <w:uiPriority w:val="0"/>
     <w:pPr>
       <w:ind w:firstLine="0" w:firstLineChars="0"/>
     </w:pPr>
@@ -6232,31 +6109,29 @@
       <w:lang w:eastAsia="zh-CN"/>
     </w:rPr>
   </w:style>
-  <w:style w:type="paragraph" w:customStyle="1" w:styleId="41">
+  <w:style w:type="paragraph" w:customStyle="1" w:styleId="4">
     <w:name w:val="柴_标题4"/>
-    <w:basedOn w:val="5"/>
-    <w:next w:val="1"/>
+    <w:basedOn w:val="Heading4"/>
+    <w:next w:val="Normal"/>
     <w:qFormat/>
-    <w:uiPriority w:val="0"/>
     <w:pPr>
       <w:widowControl w:val="0"/>
       <w:spacing w:before="160" w:line="360" w:lineRule="auto"/>
-      <w:ind w:left="981" w:leftChars="300" w:hanging="862"/>
+      <w:ind w:left="981" w:hanging="862" w:leftChars="300"/>
     </w:pPr>
     <w:rPr>
-      <w:rFonts w:hint="eastAsia" w:ascii="Calibri" w:hAnsi="Calibri" w:eastAsia="宋体" w:cs="宋体"/>
+      <w:rFonts w:ascii="Calibri" w:eastAsia="宋体" w:hAnsi="Calibri" w:cs="宋体" w:hint="eastAsia"/>
       <w:sz w:val="24"/>
       <w:szCs w:val="24"/>
       <w:lang w:eastAsia="zh-CN" w:bidi="zh-CN"/>
     </w:rPr>
   </w:style>
-  <w:style w:type="character" w:customStyle="1" w:styleId="42">
+  <w:style w:type="character" w:customStyle="1" w:styleId="Char">
     <w:name w:val="柴_正文 Char"/>
-    <w:link w:val="29"/>
+    <w:link w:val="a1"/>
     <w:qFormat/>
-    <w:uiPriority w:val="0"/>
     <w:rPr>
-      <w:rFonts w:ascii="Arial" w:hAnsi="Arial" w:eastAsia="宋体"/>
+      <w:rFonts w:ascii="Arial" w:eastAsia="宋体" w:hAnsi="Arial"/>
       <w:sz w:val="24"/>
       <w:lang w:eastAsia="zh-CN"/>
     </w:rPr>

--- a/8.资源管理/1.流程制度规范类文件/TXHS-08-01-运维服务工具管理制度.docx
+++ b/8.资源管理/1.流程制度规范类文件/TXHS-08-01-运维服务工具管理制度.docx
@@ -1,11 +1,10 @@
 
 <file path=word/document.xml><?xml version="1.0" encoding="utf-8"?>
-<w:document xmlns:wpc="http://schemas.microsoft.com/office/word/2010/wordprocessingCanvas" xmlns:mc="http://schemas.openxmlformats.org/markup-compatibility/2006" xmlns:o="urn:schemas-microsoft-com:office:office" xmlns:r="http://schemas.openxmlformats.org/officeDocument/2006/relationships" xmlns:m="http://schemas.openxmlformats.org/officeDocument/2006/math" xmlns:v="urn:schemas-microsoft-com:vml" xmlns:wp14="http://schemas.microsoft.com/office/word/2010/wordprocessingDrawing" xmlns:wp="http://schemas.openxmlformats.org/drawingml/2006/wordprocessingDrawing" xmlns:w10="urn:schemas-microsoft-com:office:word" xmlns:w="http://schemas.openxmlformats.org/wordprocessingml/2006/main" xmlns:w14="http://schemas.microsoft.com/office/word/2010/wordml" xmlns:w15="http://schemas.microsoft.com/office/word/2012/wordml" xmlns:wne="http://schemas.microsoft.com/office/word/2006/wordml" xmlns:wpg="http://schemas.microsoft.com/office/word/2010/wordprocessingGroup" xmlns:wpi="http://schemas.microsoft.com/office/word/2010/wordprocessingInk" xmlns:wps="http://schemas.microsoft.com/office/word/2010/wordprocessingShape" mc:Ignorable="w14 w15 wp14">
-  <!-- Generated by Aspose.Words for .NET 13.3.0.1 -->
+<w:document xmlns:wpc="http://schemas.microsoft.com/office/word/2010/wordprocessingCanvas" xmlns:mc="http://schemas.openxmlformats.org/markup-compatibility/2006" xmlns:o="urn:schemas-microsoft-com:office:office" xmlns:r="http://schemas.openxmlformats.org/officeDocument/2006/relationships" xmlns:m="http://schemas.openxmlformats.org/officeDocument/2006/math" xmlns:v="urn:schemas-microsoft-com:vml" xmlns:wp14="http://schemas.microsoft.com/office/word/2010/wordprocessingDrawing" xmlns:wp="http://schemas.openxmlformats.org/drawingml/2006/wordprocessingDrawing" xmlns:w="http://schemas.openxmlformats.org/wordprocessingml/2006/main" xmlns:w14="http://schemas.microsoft.com/office/word/2010/wordml" xmlns:w10="urn:schemas-microsoft-com:office:word" xmlns:w15="http://schemas.microsoft.com/office/word/2012/wordml" xmlns:wpg="http://schemas.microsoft.com/office/word/2010/wordprocessingGroup" xmlns:wpi="http://schemas.microsoft.com/office/word/2010/wordprocessingInk" xmlns:wne="http://schemas.microsoft.com/office/word/2006/wordml" xmlns:wps="http://schemas.microsoft.com/office/word/2010/wordprocessingShape" xmlns:wpsCustomData="http://www.wps.cn/officeDocument/2013/wpsCustomData" mc:Ignorable="w14 w15 wp14">
   <w:body>
     <w:p>
       <w:pPr>
-        <w:pStyle w:val="a"/>
+        <w:pStyle w:val="24"/>
         <w:keepNext w:val="0"/>
         <w:keepLines w:val="0"/>
         <w:pageBreakBefore w:val="0"/>
@@ -25,7 +24,7 @@
       <w:bookmarkStart w:id="0" w:name="_Toc20805"/>
       <w:r>
         <w:drawing>
-          <wp:anchor distT="0" distB="0" distL="114300" distR="114300" simplePos="0" relativeHeight="251660288" behindDoc="1" locked="0" layoutInCell="1" allowOverlap="1">
+          <wp:anchor distT="0" distB="0" distL="114300" distR="114300" simplePos="0" relativeHeight="251661312" behindDoc="1" locked="0" layoutInCell="1" allowOverlap="1">
             <wp:simplePos x="0" y="0"/>
             <wp:positionH relativeFrom="column">
               <wp:posOffset>-19050</wp:posOffset>
@@ -50,7 +49,7 @@
                     </pic:cNvPicPr>
                   </pic:nvPicPr>
                   <pic:blipFill>
-                    <a:blip xmlns:r="http://schemas.openxmlformats.org/officeDocument/2006/relationships" r:embed="rId4"/>
+                    <a:blip r:embed="rId8"/>
                     <a:stretch>
                       <a:fillRect/>
                     </a:stretch>
@@ -76,7 +75,7 @@
       </w:r>
       <w:r>
         <w:drawing>
-          <wp:anchor distT="0" distB="0" distL="114300" distR="114300" simplePos="0" relativeHeight="251659264" behindDoc="1" locked="0" layoutInCell="1" allowOverlap="1">
+          <wp:anchor distT="0" distB="0" distL="114300" distR="114300" simplePos="0" relativeHeight="251660288" behindDoc="1" locked="0" layoutInCell="1" allowOverlap="1">
             <wp:simplePos x="0" y="0"/>
             <wp:positionH relativeFrom="column">
               <wp:posOffset>0</wp:posOffset>
@@ -101,7 +100,7 @@
                     </pic:cNvPicPr>
                   </pic:nvPicPr>
                   <pic:blipFill>
-                    <a:blip xmlns:r="http://schemas.openxmlformats.org/officeDocument/2006/relationships" r:embed="rId5"/>
+                    <a:blip r:embed="rId9"/>
                     <a:stretch>
                       <a:fillRect/>
                     </a:stretch>
@@ -131,7 +130,7 @@
           <w:lang w:val="en-US" w:eastAsia="zh-CN"/>
         </w:rPr>
         <w:drawing>
-          <wp:anchor distT="0" distB="0" distL="114300" distR="114300" simplePos="0" relativeHeight="251658240" behindDoc="1" locked="0" layoutInCell="1" allowOverlap="1">
+          <wp:anchor distT="0" distB="0" distL="114300" distR="114300" simplePos="0" relativeHeight="251659264" behindDoc="1" locked="0" layoutInCell="1" allowOverlap="1">
             <wp:simplePos x="0" y="0"/>
             <wp:positionH relativeFrom="column">
               <wp:posOffset>635</wp:posOffset>
@@ -156,7 +155,7 @@
                     </pic:cNvPicPr>
                   </pic:nvPicPr>
                   <pic:blipFill>
-                    <a:blip xmlns:r="http://schemas.openxmlformats.org/officeDocument/2006/relationships" r:embed="rId6">
+                    <a:blip r:embed="rId10">
                       <a:alphaModFix amt="58000"/>
                       <a:lum contrast="-52000"/>
                     </a:blip>
@@ -190,7 +189,7 @@
     </w:p>
     <w:p>
       <w:pPr>
-        <w:pStyle w:val="a0"/>
+        <w:pStyle w:val="25"/>
         <w:keepNext w:val="0"/>
         <w:keepLines w:val="0"/>
         <w:pageBreakBefore w:val="0"/>
@@ -237,11 +236,11 @@
         <w:adjustRightInd w:val="0"/>
         <w:snapToGrid w:val="0"/>
         <w:spacing w:after="624" w:afterLines="200" w:line="219" w:lineRule="auto"/>
-        <w:ind w:left="0" w:right="0" w:firstLine="0" w:leftChars="0" w:rightChars="0" w:firstLineChars="0"/>
+        <w:ind w:left="0" w:leftChars="0" w:right="0" w:rightChars="0" w:firstLine="0" w:firstLineChars="0"/>
         <w:jc w:val="center"/>
         <w:textAlignment w:val="baseline"/>
         <w:rPr>
-          <w:rFonts w:ascii="宋体" w:eastAsia="宋体" w:hAnsi="宋体" w:cs="宋体" w:hint="default"/>
+          <w:rFonts w:hint="default" w:ascii="宋体" w:hAnsi="宋体" w:eastAsia="宋体" w:cs="宋体"/>
           <w:sz w:val="24"/>
           <w:szCs w:val="24"/>
           <w:lang w:val="en-US" w:eastAsia="zh-CN"/>
@@ -249,7 +248,7 @@
       </w:pPr>
       <w:r>
         <w:rPr>
-          <w:rFonts w:ascii="宋体" w:eastAsia="宋体" w:hAnsi="宋体" w:cs="宋体"/>
+          <w:rFonts w:ascii="宋体" w:hAnsi="宋体" w:eastAsia="宋体" w:cs="宋体"/>
           <w:b/>
           <w:bCs/>
           <w:spacing w:val="-3"/>
@@ -260,7 +259,7 @@
       </w:r>
       <w:r>
         <w:rPr>
-          <w:rFonts w:ascii="宋体" w:eastAsia="宋体" w:hAnsi="宋体" w:cs="宋体" w:hint="eastAsia"/>
+          <w:rFonts w:hint="eastAsia" w:ascii="宋体" w:hAnsi="宋体" w:eastAsia="宋体" w:cs="宋体"/>
           <w:b/>
           <w:bCs/>
           <w:spacing w:val="-3"/>
@@ -272,7 +271,7 @@
       </w:r>
       <w:r>
         <w:rPr>
-          <w:rFonts w:ascii="宋体" w:eastAsia="宋体" w:hAnsi="宋体" w:cs="宋体"/>
+          <w:rFonts w:ascii="宋体" w:hAnsi="宋体" w:eastAsia="宋体" w:cs="宋体"/>
           <w:b/>
           <w:bCs/>
           <w:spacing w:val="-3"/>
@@ -283,7 +282,7 @@
       </w:r>
       <w:r>
         <w:rPr>
-          <w:rFonts w:ascii="宋体" w:hAnsi="宋体" w:cs="宋体" w:hint="eastAsia"/>
+          <w:rFonts w:hint="eastAsia" w:ascii="宋体" w:hAnsi="宋体" w:cs="宋体"/>
           <w:b/>
           <w:bCs/>
           <w:spacing w:val="-3"/>
@@ -295,7 +294,7 @@
       </w:r>
       <w:r>
         <w:rPr>
-          <w:rFonts w:ascii="宋体" w:eastAsia="宋体" w:hAnsi="宋体" w:cs="宋体"/>
+          <w:rFonts w:ascii="宋体" w:hAnsi="宋体" w:eastAsia="宋体" w:cs="宋体"/>
           <w:b/>
           <w:bCs/>
           <w:spacing w:val="-3"/>
@@ -307,17 +306,18 @@
     </w:p>
     <w:tbl>
       <w:tblPr>
-        <w:tblStyle w:val="TableGrid"/>
+        <w:tblStyle w:val="21"/>
         <w:tblW w:w="0" w:type="auto"/>
         <w:jc w:val="center"/>
         <w:tblBorders>
-          <w:top w:val="nil"/>
-          <w:left w:val="nil"/>
-          <w:bottom w:val="nil"/>
-          <w:right w:val="nil"/>
-          <w:insideH w:val="nil"/>
-          <w:insideV w:val="nil"/>
+          <w:top w:val="none" w:color="auto" w:sz="0" w:space="0"/>
+          <w:left w:val="none" w:color="auto" w:sz="0" w:space="0"/>
+          <w:bottom w:val="none" w:color="auto" w:sz="0" w:space="0"/>
+          <w:right w:val="none" w:color="auto" w:sz="0" w:space="0"/>
+          <w:insideH w:val="none" w:color="auto" w:sz="0" w:space="0"/>
+          <w:insideV w:val="none" w:color="auto" w:sz="0" w:space="0"/>
         </w:tblBorders>
+        <w:tblLayout w:type="autofit"/>
         <w:tblCellMar>
           <w:top w:w="0" w:type="dxa"/>
           <w:left w:w="108" w:type="dxa"/>
@@ -331,15 +331,13 @@
       </w:tblGrid>
       <w:tr>
         <w:tblPrEx>
-          <w:tblW w:w="0" w:type="auto"/>
-          <w:jc w:val="center"/>
           <w:tblBorders>
-            <w:top w:val="nil"/>
-            <w:left w:val="nil"/>
-            <w:bottom w:val="nil"/>
-            <w:right w:val="nil"/>
-            <w:insideH w:val="nil"/>
-            <w:insideV w:val="nil"/>
+            <w:top w:val="none" w:color="auto" w:sz="0" w:space="0"/>
+            <w:left w:val="none" w:color="auto" w:sz="0" w:space="0"/>
+            <w:bottom w:val="none" w:color="auto" w:sz="0" w:space="0"/>
+            <w:right w:val="none" w:color="auto" w:sz="0" w:space="0"/>
+            <w:insideH w:val="none" w:color="auto" w:sz="0" w:space="0"/>
+            <w:insideV w:val="none" w:color="auto" w:sz="0" w:space="0"/>
           </w:tblBorders>
           <w:tblCellMar>
             <w:top w:w="0" w:type="dxa"/>
@@ -349,7 +347,7 @@
           </w:tblCellMar>
         </w:tblPrEx>
         <w:trPr>
-          <w:trHeight w:val="810"/>
+          <w:trHeight w:val="810" w:hRule="atLeast"/>
           <w:jc w:val="center"/>
         </w:trPr>
         <w:tc>
@@ -387,7 +385,7 @@
             </w:r>
             <w:r>
               <w:rPr>
-                <w:rFonts w:asciiTheme="minorAscii" w:eastAsiaTheme="minorEastAsia" w:hAnsiTheme="minorAscii" w:hint="default"/>
+                <w:rFonts w:hint="default" w:asciiTheme="minorAscii" w:hAnsiTheme="minorAscii" w:eastAsiaTheme="minorEastAsia"/>
                 <w:spacing w:val="227"/>
                 <w:sz w:val="21"/>
                 <w:vertAlign w:val="baseline"/>
@@ -441,7 +439,7 @@
             </w:r>
             <w:r>
               <w:rPr>
-                <w:rFonts w:asciiTheme="minorAscii" w:eastAsiaTheme="minorEastAsia" w:hAnsiTheme="minorAscii" w:hint="eastAsia"/>
+                <w:rFonts w:hint="eastAsia" w:asciiTheme="minorAscii" w:hAnsiTheme="minorAscii" w:eastAsiaTheme="minorEastAsia"/>
                 <w:spacing w:val="227"/>
                 <w:sz w:val="21"/>
                 <w:vertAlign w:val="baseline"/>
@@ -463,8 +461,14 @@
       </w:tr>
       <w:tr>
         <w:tblPrEx>
-          <w:tblW w:w="0" w:type="auto"/>
-          <w:jc w:val="center"/>
+          <w:tblBorders>
+            <w:top w:val="none" w:color="auto" w:sz="0" w:space="0"/>
+            <w:left w:val="none" w:color="auto" w:sz="0" w:space="0"/>
+            <w:bottom w:val="none" w:color="auto" w:sz="0" w:space="0"/>
+            <w:right w:val="none" w:color="auto" w:sz="0" w:space="0"/>
+            <w:insideH w:val="none" w:color="auto" w:sz="0" w:space="0"/>
+            <w:insideV w:val="none" w:color="auto" w:sz="0" w:space="0"/>
+          </w:tblBorders>
           <w:tblCellMar>
             <w:top w:w="0" w:type="dxa"/>
             <w:left w:w="108" w:type="dxa"/>
@@ -473,7 +477,7 @@
           </w:tblCellMar>
         </w:tblPrEx>
         <w:trPr>
-          <w:trHeight w:val="810"/>
+          <w:trHeight w:val="810" w:hRule="atLeast"/>
           <w:jc w:val="center"/>
         </w:trPr>
         <w:tc>
@@ -497,7 +501,7 @@
               <w:snapToGrid w:val="0"/>
               <w:textAlignment w:val="baseline"/>
               <w:rPr>
-                <w:rFonts w:ascii="Arial" w:eastAsia="Arial" w:hAnsi="Arial" w:cs="Arial" w:hint="default"/>
+                <w:rFonts w:hint="default" w:ascii="Arial" w:hAnsi="Arial" w:eastAsia="Arial" w:cs="Arial"/>
                 <w:snapToGrid w:val="0"/>
                 <w:color w:val="000000"/>
                 <w:kern w:val="0"/>
@@ -529,7 +533,7 @@
             </w:r>
             <w:r>
               <w:rPr>
-                <w:rFonts w:asciiTheme="minorAscii" w:eastAsiaTheme="minorEastAsia" w:hAnsiTheme="minorAscii" w:hint="default"/>
+                <w:rFonts w:hint="default" w:asciiTheme="minorAscii" w:hAnsiTheme="minorAscii" w:eastAsiaTheme="minorEastAsia"/>
                 <w:spacing w:val="227"/>
                 <w:sz w:val="21"/>
                 <w:vertAlign w:val="baseline"/>
@@ -571,7 +575,7 @@
               <w:snapToGrid w:val="0"/>
               <w:textAlignment w:val="baseline"/>
               <w:rPr>
-                <w:rFonts w:ascii="Arial" w:eastAsia="Arial" w:hAnsi="Arial" w:cs="Arial" w:hint="default"/>
+                <w:rFonts w:hint="default" w:ascii="Arial" w:hAnsi="Arial" w:eastAsia="Arial" w:cs="Arial"/>
                 <w:snapToGrid w:val="0"/>
                 <w:color w:val="000000"/>
                 <w:kern w:val="0"/>
@@ -591,7 +595,7 @@
             </w:r>
             <w:r>
               <w:rPr>
-                <w:rFonts w:asciiTheme="minorAscii" w:eastAsiaTheme="minorEastAsia" w:hAnsiTheme="minorAscii" w:hint="eastAsia"/>
+                <w:rFonts w:hint="eastAsia" w:asciiTheme="minorAscii" w:hAnsiTheme="minorAscii" w:eastAsiaTheme="minorEastAsia"/>
                 <w:spacing w:val="227"/>
                 <w:sz w:val="21"/>
                 <w:vertAlign w:val="baseline"/>
@@ -613,8 +617,14 @@
       </w:tr>
       <w:tr>
         <w:tblPrEx>
-          <w:tblW w:w="0" w:type="auto"/>
-          <w:jc w:val="center"/>
+          <w:tblBorders>
+            <w:top w:val="none" w:color="auto" w:sz="0" w:space="0"/>
+            <w:left w:val="none" w:color="auto" w:sz="0" w:space="0"/>
+            <w:bottom w:val="none" w:color="auto" w:sz="0" w:space="0"/>
+            <w:right w:val="none" w:color="auto" w:sz="0" w:space="0"/>
+            <w:insideH w:val="none" w:color="auto" w:sz="0" w:space="0"/>
+            <w:insideV w:val="none" w:color="auto" w:sz="0" w:space="0"/>
+          </w:tblBorders>
           <w:tblCellMar>
             <w:top w:w="0" w:type="dxa"/>
             <w:left w:w="108" w:type="dxa"/>
@@ -623,7 +633,7 @@
           </w:tblCellMar>
         </w:tblPrEx>
         <w:trPr>
-          <w:trHeight w:val="635"/>
+          <w:trHeight w:val="635" w:hRule="atLeast"/>
           <w:jc w:val="center"/>
         </w:trPr>
         <w:tc>
@@ -673,7 +683,7 @@
             </w:r>
             <w:r>
               <w:rPr>
-                <w:rFonts w:asciiTheme="minorAscii" w:eastAsiaTheme="minorEastAsia" w:hAnsiTheme="minorAscii" w:hint="eastAsia"/>
+                <w:rFonts w:hint="eastAsia" w:asciiTheme="minorAscii" w:hAnsiTheme="minorAscii" w:eastAsiaTheme="minorEastAsia"/>
                 <w:spacing w:val="227"/>
                 <w:sz w:val="21"/>
                 <w:vertAlign w:val="baseline"/>
@@ -726,7 +736,7 @@
             </w:r>
             <w:r>
               <w:rPr>
-                <w:rFonts w:asciiTheme="minorAscii" w:eastAsiaTheme="minorEastAsia" w:hAnsiTheme="minorAscii" w:hint="eastAsia"/>
+                <w:rFonts w:hint="eastAsia" w:asciiTheme="minorAscii" w:hAnsiTheme="minorAscii" w:eastAsiaTheme="minorEastAsia"/>
                 <w:spacing w:val="227"/>
                 <w:sz w:val="21"/>
                 <w:vertAlign w:val="baseline"/>
@@ -785,14 +795,14 @@
         <w:ind w:left="3634"/>
         <w:textAlignment w:val="baseline"/>
         <w:rPr>
-          <w:rFonts w:ascii="宋体" w:eastAsia="宋体" w:hAnsi="宋体" w:cs="宋体"/>
+          <w:rFonts w:ascii="宋体" w:hAnsi="宋体" w:eastAsia="宋体" w:cs="宋体"/>
           <w:sz w:val="31"/>
           <w:szCs w:val="31"/>
         </w:rPr>
       </w:pPr>
       <w:r>
         <w:rPr>
-          <w:rFonts w:ascii="宋体" w:eastAsia="宋体" w:hAnsi="宋体" w:cs="宋体"/>
+          <w:rFonts w:ascii="宋体" w:hAnsi="宋体" w:eastAsia="宋体" w:cs="宋体"/>
           <w:b/>
           <w:bCs/>
           <w:spacing w:val="4"/>
@@ -804,16 +814,16 @@
     </w:p>
     <w:tbl>
       <w:tblPr>
-        <w:tblStyle w:val="TableNormal0"/>
+        <w:tblStyle w:val="26"/>
         <w:tblW w:w="8214" w:type="dxa"/>
         <w:jc w:val="center"/>
         <w:tblBorders>
-          <w:top w:val="single" w:sz="2" w:space="0" w:color="000000"/>
-          <w:left w:val="single" w:sz="2" w:space="0" w:color="000000"/>
-          <w:bottom w:val="single" w:sz="2" w:space="0" w:color="000000"/>
-          <w:right w:val="single" w:sz="2" w:space="0" w:color="000000"/>
-          <w:insideH w:val="single" w:sz="2" w:space="0" w:color="000000"/>
-          <w:insideV w:val="single" w:sz="2" w:space="0" w:color="000000"/>
+          <w:top w:val="single" w:color="000000" w:sz="2" w:space="0"/>
+          <w:left w:val="single" w:color="000000" w:sz="2" w:space="0"/>
+          <w:bottom w:val="single" w:color="000000" w:sz="2" w:space="0"/>
+          <w:right w:val="single" w:color="000000" w:sz="2" w:space="0"/>
+          <w:insideH w:val="single" w:color="000000" w:sz="2" w:space="0"/>
+          <w:insideV w:val="single" w:color="000000" w:sz="2" w:space="0"/>
         </w:tblBorders>
         <w:tblLayout w:type="fixed"/>
         <w:tblCellMar>
@@ -833,17 +843,14 @@
       </w:tblGrid>
       <w:tr>
         <w:tblPrEx>
-          <w:tblW w:w="8214" w:type="dxa"/>
-          <w:jc w:val="center"/>
           <w:tblBorders>
-            <w:top w:val="single" w:sz="2" w:space="0" w:color="000000"/>
-            <w:left w:val="single" w:sz="2" w:space="0" w:color="000000"/>
-            <w:bottom w:val="single" w:sz="2" w:space="0" w:color="000000"/>
-            <w:right w:val="single" w:sz="2" w:space="0" w:color="000000"/>
-            <w:insideH w:val="single" w:sz="2" w:space="0" w:color="000000"/>
-            <w:insideV w:val="single" w:sz="2" w:space="0" w:color="000000"/>
+            <w:top w:val="single" w:color="000000" w:sz="2" w:space="0"/>
+            <w:left w:val="single" w:color="000000" w:sz="2" w:space="0"/>
+            <w:bottom w:val="single" w:color="000000" w:sz="2" w:space="0"/>
+            <w:right w:val="single" w:color="000000" w:sz="2" w:space="0"/>
+            <w:insideH w:val="single" w:color="000000" w:sz="2" w:space="0"/>
+            <w:insideV w:val="single" w:color="000000" w:sz="2" w:space="0"/>
           </w:tblBorders>
-          <w:tblLayout w:type="fixed"/>
           <w:tblCellMar>
             <w:top w:w="0" w:type="dxa"/>
             <w:left w:w="0" w:type="dxa"/>
@@ -852,7 +859,7 @@
           </w:tblCellMar>
         </w:tblPrEx>
         <w:trPr>
-          <w:trHeight w:val="593"/>
+          <w:trHeight w:val="593" w:hRule="atLeast"/>
           <w:jc w:val="center"/>
         </w:trPr>
         <w:tc>
@@ -874,18 +881,18 @@
               <w:adjustRightInd w:val="0"/>
               <w:snapToGrid w:val="0"/>
               <w:spacing w:before="176" w:line="228" w:lineRule="auto"/>
-              <w:ind w:left="0" w:right="0" w:firstLine="0" w:leftChars="0" w:rightChars="0" w:firstLineChars="0"/>
+              <w:ind w:left="0" w:leftChars="0" w:right="0" w:rightChars="0" w:firstLine="0" w:firstLineChars="0"/>
               <w:jc w:val="center"/>
               <w:textAlignment w:val="baseline"/>
               <w:rPr>
-                <w:rFonts w:ascii="宋体" w:eastAsia="宋体" w:hAnsi="宋体" w:cs="宋体"/>
+                <w:rFonts w:ascii="宋体" w:hAnsi="宋体" w:eastAsia="宋体" w:cs="宋体"/>
                 <w:sz w:val="20"/>
                 <w:szCs w:val="20"/>
               </w:rPr>
             </w:pPr>
             <w:r>
               <w:rPr>
-                <w:rFonts w:ascii="宋体" w:hAnsi="宋体" w:cs="宋体" w:hint="eastAsia"/>
+                <w:rFonts w:hint="eastAsia" w:ascii="宋体" w:hAnsi="宋体" w:cs="宋体"/>
                 <w:spacing w:val="-14"/>
                 <w:sz w:val="20"/>
                 <w:szCs w:val="20"/>
@@ -895,7 +902,7 @@
             </w:r>
             <w:r>
               <w:rPr>
-                <w:rFonts w:ascii="宋体" w:eastAsia="宋体" w:hAnsi="宋体" w:cs="宋体"/>
+                <w:rFonts w:ascii="宋体" w:hAnsi="宋体" w:eastAsia="宋体" w:cs="宋体"/>
                 <w:spacing w:val="-14"/>
                 <w:sz w:val="20"/>
                 <w:szCs w:val="20"/>
@@ -923,18 +930,18 @@
               <w:adjustRightInd w:val="0"/>
               <w:snapToGrid w:val="0"/>
               <w:spacing w:before="175" w:line="227" w:lineRule="auto"/>
-              <w:ind w:left="0" w:right="0" w:firstLine="0" w:leftChars="0" w:rightChars="0" w:firstLineChars="0"/>
+              <w:ind w:left="0" w:leftChars="0" w:right="0" w:rightChars="0" w:firstLine="0" w:firstLineChars="0"/>
               <w:jc w:val="center"/>
               <w:textAlignment w:val="baseline"/>
               <w:rPr>
-                <w:rFonts w:ascii="宋体" w:eastAsia="宋体" w:hAnsi="宋体" w:cs="宋体"/>
+                <w:rFonts w:ascii="宋体" w:hAnsi="宋体" w:eastAsia="宋体" w:cs="宋体"/>
                 <w:sz w:val="20"/>
                 <w:szCs w:val="20"/>
               </w:rPr>
             </w:pPr>
             <w:r>
               <w:rPr>
-                <w:rFonts w:ascii="宋体" w:eastAsia="宋体" w:hAnsi="宋体" w:cs="宋体"/>
+                <w:rFonts w:ascii="宋体" w:hAnsi="宋体" w:eastAsia="宋体" w:cs="宋体"/>
                 <w:spacing w:val="4"/>
                 <w:sz w:val="20"/>
                 <w:szCs w:val="20"/>
@@ -962,18 +969,18 @@
               <w:adjustRightInd w:val="0"/>
               <w:snapToGrid w:val="0"/>
               <w:spacing w:before="175" w:line="228" w:lineRule="auto"/>
-              <w:ind w:left="0" w:right="0" w:firstLine="0" w:leftChars="0" w:rightChars="0" w:firstLineChars="0"/>
+              <w:ind w:left="0" w:leftChars="0" w:right="0" w:rightChars="0" w:firstLine="0" w:firstLineChars="0"/>
               <w:jc w:val="center"/>
               <w:textAlignment w:val="baseline"/>
               <w:rPr>
-                <w:rFonts w:ascii="宋体" w:eastAsia="宋体" w:hAnsi="宋体" w:cs="宋体"/>
+                <w:rFonts w:ascii="宋体" w:hAnsi="宋体" w:eastAsia="宋体" w:cs="宋体"/>
                 <w:sz w:val="20"/>
                 <w:szCs w:val="20"/>
               </w:rPr>
             </w:pPr>
             <w:r>
               <w:rPr>
-                <w:rFonts w:ascii="宋体" w:eastAsia="宋体" w:hAnsi="宋体" w:cs="宋体"/>
+                <w:rFonts w:ascii="宋体" w:hAnsi="宋体" w:eastAsia="宋体" w:cs="宋体"/>
                 <w:spacing w:val="7"/>
                 <w:sz w:val="20"/>
                 <w:szCs w:val="20"/>
@@ -1001,11 +1008,11 @@
               <w:adjustRightInd w:val="0"/>
               <w:snapToGrid w:val="0"/>
               <w:spacing w:before="175" w:line="228" w:lineRule="auto"/>
-              <w:ind w:left="0" w:right="0" w:firstLine="0" w:leftChars="0" w:rightChars="0" w:firstLineChars="0"/>
+              <w:ind w:left="0" w:leftChars="0" w:right="0" w:rightChars="0" w:firstLine="0" w:firstLineChars="0"/>
               <w:jc w:val="center"/>
               <w:textAlignment w:val="baseline"/>
               <w:rPr>
-                <w:rFonts w:ascii="宋体" w:eastAsia="宋体" w:hAnsi="宋体" w:cs="宋体" w:hint="eastAsia"/>
+                <w:rFonts w:hint="eastAsia" w:ascii="宋体" w:hAnsi="宋体" w:eastAsia="宋体" w:cs="宋体"/>
                 <w:spacing w:val="7"/>
                 <w:sz w:val="20"/>
                 <w:szCs w:val="20"/>
@@ -1014,7 +1021,7 @@
             </w:pPr>
             <w:r>
               <w:rPr>
-                <w:rFonts w:ascii="宋体" w:hAnsi="宋体" w:cs="宋体" w:hint="eastAsia"/>
+                <w:rFonts w:hint="eastAsia" w:ascii="宋体" w:hAnsi="宋体" w:cs="宋体"/>
                 <w:spacing w:val="7"/>
                 <w:sz w:val="20"/>
                 <w:szCs w:val="20"/>
@@ -1043,11 +1050,11 @@
               <w:adjustRightInd w:val="0"/>
               <w:snapToGrid w:val="0"/>
               <w:spacing w:before="175" w:line="228" w:lineRule="auto"/>
-              <w:ind w:left="0" w:right="0" w:firstLine="0" w:leftChars="0" w:rightChars="0" w:firstLineChars="0"/>
+              <w:ind w:left="0" w:leftChars="0" w:right="0" w:rightChars="0" w:firstLine="0" w:firstLineChars="0"/>
               <w:jc w:val="center"/>
               <w:textAlignment w:val="baseline"/>
               <w:rPr>
-                <w:rFonts w:ascii="宋体" w:hAnsi="宋体" w:cs="宋体" w:hint="default"/>
+                <w:rFonts w:hint="default" w:ascii="宋体" w:hAnsi="宋体" w:cs="宋体"/>
                 <w:spacing w:val="7"/>
                 <w:sz w:val="20"/>
                 <w:szCs w:val="20"/>
@@ -1056,7 +1063,7 @@
             </w:pPr>
             <w:r>
               <w:rPr>
-                <w:rFonts w:ascii="宋体" w:hAnsi="宋体" w:cs="宋体" w:hint="eastAsia"/>
+                <w:rFonts w:hint="eastAsia" w:ascii="宋体" w:hAnsi="宋体" w:cs="宋体"/>
                 <w:spacing w:val="7"/>
                 <w:sz w:val="20"/>
                 <w:szCs w:val="20"/>
@@ -1085,18 +1092,18 @@
               <w:adjustRightInd w:val="0"/>
               <w:snapToGrid w:val="0"/>
               <w:spacing w:before="176" w:line="229" w:lineRule="auto"/>
-              <w:ind w:left="0" w:right="0" w:firstLine="0" w:leftChars="0" w:rightChars="0" w:firstLineChars="0"/>
+              <w:ind w:left="0" w:leftChars="0" w:right="0" w:rightChars="0" w:firstLine="0" w:firstLineChars="0"/>
               <w:jc w:val="center"/>
               <w:textAlignment w:val="baseline"/>
               <w:rPr>
-                <w:rFonts w:ascii="宋体" w:eastAsia="宋体" w:hAnsi="宋体" w:cs="宋体"/>
+                <w:rFonts w:ascii="宋体" w:hAnsi="宋体" w:eastAsia="宋体" w:cs="宋体"/>
                 <w:sz w:val="20"/>
                 <w:szCs w:val="20"/>
               </w:rPr>
             </w:pPr>
             <w:r>
               <w:rPr>
-                <w:rFonts w:ascii="宋体" w:eastAsia="宋体" w:hAnsi="宋体" w:cs="宋体"/>
+                <w:rFonts w:ascii="宋体" w:hAnsi="宋体" w:eastAsia="宋体" w:cs="宋体"/>
                 <w:spacing w:val="7"/>
                 <w:sz w:val="20"/>
                 <w:szCs w:val="20"/>
@@ -1108,9 +1115,14 @@
       </w:tr>
       <w:tr>
         <w:tblPrEx>
-          <w:tblW w:w="8214" w:type="dxa"/>
-          <w:jc w:val="center"/>
-          <w:tblLayout w:type="fixed"/>
+          <w:tblBorders>
+            <w:top w:val="single" w:color="000000" w:sz="2" w:space="0"/>
+            <w:left w:val="single" w:color="000000" w:sz="2" w:space="0"/>
+            <w:bottom w:val="single" w:color="000000" w:sz="2" w:space="0"/>
+            <w:right w:val="single" w:color="000000" w:sz="2" w:space="0"/>
+            <w:insideH w:val="single" w:color="000000" w:sz="2" w:space="0"/>
+            <w:insideV w:val="single" w:color="000000" w:sz="2" w:space="0"/>
+          </w:tblBorders>
           <w:tblCellMar>
             <w:top w:w="0" w:type="dxa"/>
             <w:left w:w="0" w:type="dxa"/>
@@ -1119,7 +1131,7 @@
           </w:tblCellMar>
         </w:tblPrEx>
         <w:trPr>
-          <w:trHeight w:val="516"/>
+          <w:trHeight w:val="516" w:hRule="atLeast"/>
           <w:jc w:val="center"/>
         </w:trPr>
         <w:tc>
@@ -1141,11 +1153,11 @@
               <w:adjustRightInd w:val="0"/>
               <w:snapToGrid w:val="0"/>
               <w:spacing w:before="173" w:line="267" w:lineRule="exact"/>
-              <w:ind w:left="0" w:right="0" w:firstLine="0" w:leftChars="0" w:rightChars="0" w:firstLineChars="0"/>
+              <w:ind w:left="0" w:leftChars="0" w:right="0" w:rightChars="0" w:firstLine="0" w:firstLineChars="0"/>
               <w:jc w:val="center"/>
               <w:textAlignment w:val="baseline"/>
               <w:rPr>
-                <w:rFonts w:ascii="宋体" w:eastAsia="宋体" w:hAnsi="宋体" w:cs="宋体" w:hint="default"/>
+                <w:rFonts w:hint="default" w:ascii="宋体" w:hAnsi="宋体" w:eastAsia="宋体" w:cs="宋体"/>
                 <w:sz w:val="20"/>
                 <w:szCs w:val="20"/>
                 <w:lang w:val="en-US"/>
@@ -1153,13 +1165,45 @@
             </w:pPr>
             <w:r>
               <w:rPr>
-                <w:rFonts w:ascii="宋体" w:eastAsia="宋体" w:hAnsi="宋体" w:cs="宋体"/>
+                <w:rFonts w:ascii="宋体" w:hAnsi="宋体" w:eastAsia="宋体" w:cs="宋体"/>
                 <w:spacing w:val="3"/>
                 <w:position w:val="1"/>
                 <w:sz w:val="20"/>
                 <w:szCs w:val="20"/>
               </w:rPr>
-              <w:t>2022.6.20</w:t>
+              <w:t>202</w:t>
+            </w:r>
+            <w:r>
+              <w:rPr>
+                <w:rFonts w:hint="eastAsia" w:ascii="宋体" w:hAnsi="宋体" w:cs="宋体"/>
+                <w:spacing w:val="3"/>
+                <w:position w:val="1"/>
+                <w:sz w:val="20"/>
+                <w:szCs w:val="20"/>
+                <w:lang w:val="en-US" w:eastAsia="zh-CN"/>
+              </w:rPr>
+              <w:t>5</w:t>
+            </w:r>
+            <w:r>
+              <w:rPr>
+                <w:rFonts w:ascii="宋体" w:hAnsi="宋体" w:eastAsia="宋体" w:cs="宋体"/>
+                <w:spacing w:val="3"/>
+                <w:position w:val="1"/>
+                <w:sz w:val="20"/>
+                <w:szCs w:val="20"/>
+              </w:rPr>
+              <w:t>.1.</w:t>
+            </w:r>
+            <w:r>
+              <w:rPr>
+                <w:rFonts w:hint="eastAsia" w:ascii="宋体" w:hAnsi="宋体" w:cs="宋体"/>
+                <w:spacing w:val="3"/>
+                <w:position w:val="1"/>
+                <w:sz w:val="20"/>
+                <w:szCs w:val="20"/>
+                <w:lang w:val="en-US" w:eastAsia="zh-CN"/>
+              </w:rPr>
+              <w:t>10</w:t>
             </w:r>
           </w:p>
         </w:tc>
@@ -1182,18 +1226,18 @@
               <w:adjustRightInd w:val="0"/>
               <w:snapToGrid w:val="0"/>
               <w:spacing w:before="173" w:line="267" w:lineRule="exact"/>
-              <w:ind w:left="0" w:right="0" w:firstLine="0" w:leftChars="0" w:rightChars="0" w:firstLineChars="0"/>
+              <w:ind w:left="0" w:leftChars="0" w:right="0" w:rightChars="0" w:firstLine="0" w:firstLineChars="0"/>
               <w:jc w:val="center"/>
               <w:textAlignment w:val="baseline"/>
               <w:rPr>
-                <w:rFonts w:ascii="宋体" w:eastAsia="宋体" w:hAnsi="宋体" w:cs="宋体"/>
+                <w:rFonts w:ascii="宋体" w:hAnsi="宋体" w:eastAsia="宋体" w:cs="宋体"/>
                 <w:sz w:val="20"/>
                 <w:szCs w:val="20"/>
               </w:rPr>
             </w:pPr>
             <w:r>
               <w:rPr>
-                <w:rFonts w:ascii="宋体" w:eastAsia="宋体" w:hAnsi="宋体" w:cs="宋体"/>
+                <w:rFonts w:ascii="宋体" w:hAnsi="宋体" w:eastAsia="宋体" w:cs="宋体"/>
                 <w:spacing w:val="4"/>
                 <w:position w:val="1"/>
                 <w:sz w:val="20"/>
@@ -1222,18 +1266,18 @@
               <w:adjustRightInd w:val="0"/>
               <w:snapToGrid w:val="0"/>
               <w:spacing w:before="172" w:line="228" w:lineRule="auto"/>
-              <w:ind w:left="0" w:right="0" w:firstLine="0" w:leftChars="0" w:rightChars="0" w:firstLineChars="0"/>
+              <w:ind w:left="0" w:leftChars="0" w:right="0" w:rightChars="0" w:firstLine="0" w:firstLineChars="0"/>
               <w:jc w:val="center"/>
               <w:textAlignment w:val="baseline"/>
               <w:rPr>
-                <w:rFonts w:ascii="宋体" w:eastAsia="宋体" w:hAnsi="宋体" w:cs="宋体"/>
+                <w:rFonts w:ascii="宋体" w:hAnsi="宋体" w:eastAsia="宋体" w:cs="宋体"/>
                 <w:sz w:val="20"/>
                 <w:szCs w:val="20"/>
               </w:rPr>
             </w:pPr>
             <w:r>
               <w:rPr>
-                <w:rFonts w:ascii="宋体" w:eastAsia="宋体" w:hAnsi="宋体" w:cs="宋体"/>
+                <w:rFonts w:ascii="宋体" w:hAnsi="宋体" w:eastAsia="宋体" w:cs="宋体"/>
                 <w:spacing w:val="200"/>
                 <w:kern w:val="0"/>
                 <w:sz w:val="20"/>
@@ -1243,7 +1287,7 @@
             </w:r>
             <w:r>
               <w:rPr>
-                <w:rFonts w:ascii="宋体" w:eastAsia="宋体" w:hAnsi="宋体" w:cs="宋体"/>
+                <w:rFonts w:ascii="宋体" w:hAnsi="宋体" w:eastAsia="宋体" w:cs="宋体"/>
                 <w:spacing w:val="0"/>
                 <w:kern w:val="0"/>
                 <w:sz w:val="20"/>
@@ -1272,11 +1316,11 @@
               <w:adjustRightInd w:val="0"/>
               <w:snapToGrid w:val="0"/>
               <w:spacing w:before="173" w:line="229" w:lineRule="auto"/>
-              <w:ind w:left="0" w:right="0" w:firstLine="0" w:leftChars="0" w:rightChars="0" w:firstLineChars="0"/>
+              <w:ind w:left="0" w:leftChars="0" w:right="0" w:rightChars="0" w:firstLine="0" w:firstLineChars="0"/>
               <w:jc w:val="center"/>
               <w:textAlignment w:val="baseline"/>
               <w:rPr>
-                <w:rFonts w:ascii="宋体" w:eastAsia="宋体" w:hAnsi="宋体" w:cs="宋体"/>
+                <w:rFonts w:ascii="宋体" w:hAnsi="宋体" w:eastAsia="宋体" w:cs="宋体"/>
                 <w:spacing w:val="200"/>
                 <w:kern w:val="0"/>
                 <w:sz w:val="20"/>
@@ -1285,7 +1329,7 @@
             </w:pPr>
             <w:r>
               <w:rPr>
-                <w:rFonts w:asciiTheme="minorAscii" w:eastAsiaTheme="minorEastAsia" w:hAnsiTheme="minorAscii" w:hint="eastAsia"/>
+                <w:rFonts w:hint="eastAsia" w:asciiTheme="minorAscii" w:hAnsiTheme="minorAscii" w:eastAsiaTheme="minorEastAsia"/>
                 <w:spacing w:val="0"/>
                 <w:kern w:val="0"/>
                 <w:sz w:val="21"/>
@@ -1315,11 +1359,11 @@
               <w:adjustRightInd w:val="0"/>
               <w:snapToGrid w:val="0"/>
               <w:spacing w:before="173" w:line="229" w:lineRule="auto"/>
-              <w:ind w:left="0" w:right="0" w:firstLine="0" w:leftChars="0" w:rightChars="0" w:firstLineChars="0"/>
+              <w:ind w:left="0" w:leftChars="0" w:right="0" w:rightChars="0" w:firstLine="0" w:firstLineChars="0"/>
               <w:jc w:val="center"/>
               <w:textAlignment w:val="baseline"/>
               <w:rPr>
-                <w:rFonts w:ascii="宋体" w:eastAsia="宋体" w:hAnsi="宋体" w:cs="宋体"/>
+                <w:rFonts w:ascii="宋体" w:hAnsi="宋体" w:eastAsia="宋体" w:cs="宋体"/>
                 <w:spacing w:val="200"/>
                 <w:kern w:val="0"/>
                 <w:sz w:val="20"/>
@@ -1328,7 +1372,7 @@
             </w:pPr>
             <w:r>
               <w:rPr>
-                <w:rFonts w:asciiTheme="minorAscii" w:eastAsiaTheme="minorEastAsia" w:hAnsiTheme="minorAscii" w:hint="eastAsia"/>
+                <w:rFonts w:hint="eastAsia" w:asciiTheme="minorAscii" w:hAnsiTheme="minorAscii" w:eastAsiaTheme="minorEastAsia"/>
                 <w:spacing w:val="0"/>
                 <w:kern w:val="0"/>
                 <w:sz w:val="21"/>
@@ -1358,18 +1402,18 @@
               <w:adjustRightInd w:val="0"/>
               <w:snapToGrid w:val="0"/>
               <w:spacing w:before="173" w:line="229" w:lineRule="auto"/>
-              <w:ind w:left="0" w:right="0" w:firstLine="0" w:leftChars="0" w:rightChars="0" w:firstLineChars="0"/>
+              <w:ind w:left="0" w:leftChars="0" w:right="0" w:rightChars="0" w:firstLine="0" w:firstLineChars="0"/>
               <w:jc w:val="center"/>
               <w:textAlignment w:val="baseline"/>
               <w:rPr>
-                <w:rFonts w:ascii="宋体" w:eastAsia="宋体" w:hAnsi="宋体" w:cs="宋体"/>
+                <w:rFonts w:ascii="宋体" w:hAnsi="宋体" w:eastAsia="宋体" w:cs="宋体"/>
                 <w:sz w:val="20"/>
                 <w:szCs w:val="20"/>
               </w:rPr>
             </w:pPr>
             <w:r>
               <w:rPr>
-                <w:rFonts w:asciiTheme="minorAscii" w:eastAsiaTheme="minorEastAsia" w:hAnsiTheme="minorAscii" w:hint="eastAsia"/>
+                <w:rFonts w:hint="eastAsia" w:asciiTheme="minorAscii" w:hAnsiTheme="minorAscii" w:eastAsiaTheme="minorEastAsia"/>
                 <w:spacing w:val="0"/>
                 <w:kern w:val="0"/>
                 <w:sz w:val="21"/>
@@ -1383,9 +1427,14 @@
       </w:tr>
       <w:tr>
         <w:tblPrEx>
-          <w:tblW w:w="8214" w:type="dxa"/>
-          <w:jc w:val="center"/>
-          <w:tblLayout w:type="fixed"/>
+          <w:tblBorders>
+            <w:top w:val="single" w:color="000000" w:sz="2" w:space="0"/>
+            <w:left w:val="single" w:color="000000" w:sz="2" w:space="0"/>
+            <w:bottom w:val="single" w:color="000000" w:sz="2" w:space="0"/>
+            <w:right w:val="single" w:color="000000" w:sz="2" w:space="0"/>
+            <w:insideH w:val="single" w:color="000000" w:sz="2" w:space="0"/>
+            <w:insideV w:val="single" w:color="000000" w:sz="2" w:space="0"/>
+          </w:tblBorders>
           <w:tblCellMar>
             <w:top w:w="0" w:type="dxa"/>
             <w:left w:w="0" w:type="dxa"/>
@@ -1394,7 +1443,7 @@
           </w:tblCellMar>
         </w:tblPrEx>
         <w:trPr>
-          <w:trHeight w:val="556"/>
+          <w:trHeight w:val="556" w:hRule="atLeast"/>
           <w:jc w:val="center"/>
         </w:trPr>
         <w:tc>
@@ -1417,11 +1466,11 @@
               <w:adjustRightInd w:val="0"/>
               <w:snapToGrid w:val="0"/>
               <w:spacing w:before="173" w:line="267" w:lineRule="exact"/>
-              <w:ind w:left="0" w:right="0" w:firstLine="0" w:leftChars="0" w:rightChars="0" w:firstLineChars="0"/>
+              <w:ind w:left="0" w:leftChars="0" w:right="0" w:rightChars="0" w:firstLine="0" w:firstLineChars="0"/>
               <w:jc w:val="center"/>
               <w:textAlignment w:val="baseline"/>
               <w:rPr>
-                <w:rFonts w:ascii="宋体" w:eastAsia="宋体" w:hAnsi="宋体" w:cs="宋体" w:hint="default"/>
+                <w:rFonts w:hint="default" w:ascii="宋体" w:hAnsi="宋体" w:eastAsia="宋体" w:cs="宋体"/>
                 <w:snapToGrid w:val="0"/>
                 <w:color w:val="000000"/>
                 <w:kern w:val="0"/>
@@ -1430,48 +1479,8 @@
                 <w:lang w:val="en-US" w:eastAsia="en-US" w:bidi="ar-SA"/>
               </w:rPr>
             </w:pPr>
-            <w:r>
-              <w:rPr>
-                <w:rFonts w:ascii="宋体" w:eastAsia="宋体" w:hAnsi="宋体" w:cs="宋体"/>
-                <w:spacing w:val="3"/>
-                <w:position w:val="1"/>
-                <w:sz w:val="20"/>
-                <w:szCs w:val="20"/>
-              </w:rPr>
-              <w:t>202</w:t>
-            </w:r>
-            <w:r>
-              <w:rPr>
-                <w:rFonts w:ascii="宋体" w:hAnsi="宋体" w:cs="宋体" w:hint="eastAsia"/>
-                <w:spacing w:val="3"/>
-                <w:position w:val="1"/>
-                <w:sz w:val="20"/>
-                <w:szCs w:val="20"/>
-                <w:lang w:val="en-US" w:eastAsia="zh-CN"/>
-              </w:rPr>
-              <w:t>5</w:t>
-            </w:r>
-            <w:r>
-              <w:rPr>
-                <w:rFonts w:ascii="宋体" w:eastAsia="宋体" w:hAnsi="宋体" w:cs="宋体"/>
-                <w:spacing w:val="3"/>
-                <w:position w:val="1"/>
-                <w:sz w:val="20"/>
-                <w:szCs w:val="20"/>
-              </w:rPr>
-              <w:t>.1.</w:t>
-            </w:r>
-            <w:r>
-              <w:rPr>
-                <w:rFonts w:ascii="宋体" w:hAnsi="宋体" w:cs="宋体" w:hint="eastAsia"/>
-                <w:spacing w:val="3"/>
-                <w:position w:val="1"/>
-                <w:sz w:val="20"/>
-                <w:szCs w:val="20"/>
-                <w:lang w:val="en-US" w:eastAsia="zh-CN"/>
-              </w:rPr>
-              <w:t>10</w:t>
-            </w:r>
+            <w:bookmarkStart w:id="20" w:name="_GoBack"/>
+            <w:bookmarkEnd w:id="20"/>
           </w:p>
         </w:tc>
         <w:tc>
@@ -1494,11 +1503,11 @@
               <w:adjustRightInd w:val="0"/>
               <w:snapToGrid w:val="0"/>
               <w:spacing w:before="173" w:line="267" w:lineRule="exact"/>
-              <w:ind w:left="0" w:right="0" w:firstLine="0" w:leftChars="0" w:rightChars="0" w:firstLineChars="0"/>
+              <w:ind w:left="0" w:leftChars="0" w:right="0" w:rightChars="0" w:firstLine="0" w:firstLineChars="0"/>
               <w:jc w:val="center"/>
               <w:textAlignment w:val="baseline"/>
               <w:rPr>
-                <w:rFonts w:ascii="宋体" w:eastAsia="宋体" w:hAnsi="宋体" w:cs="宋体"/>
+                <w:rFonts w:ascii="宋体" w:hAnsi="宋体" w:eastAsia="宋体" w:cs="宋体"/>
                 <w:snapToGrid w:val="0"/>
                 <w:color w:val="000000"/>
                 <w:kern w:val="0"/>
@@ -1507,16 +1516,6 @@
                 <w:lang w:val="en-US" w:eastAsia="en-US" w:bidi="ar-SA"/>
               </w:rPr>
             </w:pPr>
-            <w:r>
-              <w:rPr>
-                <w:rFonts w:ascii="宋体" w:eastAsia="宋体" w:hAnsi="宋体" w:cs="宋体"/>
-                <w:spacing w:val="4"/>
-                <w:position w:val="1"/>
-                <w:sz w:val="20"/>
-                <w:szCs w:val="20"/>
-              </w:rPr>
-              <w:t>V1.0</w:t>
-            </w:r>
           </w:p>
         </w:tc>
         <w:tc>
@@ -1539,11 +1538,11 @@
               <w:adjustRightInd w:val="0"/>
               <w:snapToGrid w:val="0"/>
               <w:spacing w:before="173" w:line="229" w:lineRule="auto"/>
-              <w:ind w:left="0" w:right="0" w:firstLine="0" w:leftChars="0" w:rightChars="0" w:firstLineChars="0"/>
+              <w:ind w:left="0" w:leftChars="0" w:right="0" w:rightChars="0" w:firstLine="0" w:firstLineChars="0"/>
               <w:jc w:val="center"/>
               <w:textAlignment w:val="baseline"/>
               <w:rPr>
-                <w:rFonts w:asciiTheme="minorAscii" w:eastAsiaTheme="minorEastAsia" w:hAnsiTheme="minorAscii" w:hint="default"/>
+                <w:rFonts w:hint="default" w:asciiTheme="minorAscii" w:hAnsiTheme="minorAscii" w:eastAsiaTheme="minorEastAsia"/>
                 <w:spacing w:val="0"/>
                 <w:kern w:val="0"/>
                 <w:sz w:val="21"/>
@@ -1551,17 +1550,6 @@
                 <w:lang w:val="en-US" w:eastAsia="zh-CN"/>
               </w:rPr>
             </w:pPr>
-            <w:r>
-              <w:rPr>
-                <w:rFonts w:asciiTheme="minorAscii" w:eastAsiaTheme="minorEastAsia" w:hAnsiTheme="minorAscii" w:hint="eastAsia"/>
-                <w:spacing w:val="0"/>
-                <w:kern w:val="0"/>
-                <w:sz w:val="21"/>
-                <w:vertAlign w:val="baseline"/>
-                <w:lang w:val="en-US" w:eastAsia="zh-CN"/>
-              </w:rPr>
-              <w:t>完善持续改进</w:t>
-            </w:r>
           </w:p>
         </w:tc>
         <w:tc>
@@ -1584,11 +1572,11 @@
               <w:adjustRightInd w:val="0"/>
               <w:snapToGrid w:val="0"/>
               <w:spacing w:before="173" w:line="229" w:lineRule="auto"/>
-              <w:ind w:left="0" w:right="0" w:firstLine="0" w:leftChars="0" w:rightChars="0" w:firstLineChars="0"/>
+              <w:ind w:left="0" w:leftChars="0" w:right="0" w:rightChars="0" w:firstLine="0" w:firstLineChars="0"/>
               <w:jc w:val="center"/>
               <w:textAlignment w:val="baseline"/>
               <w:rPr>
-                <w:rFonts w:asciiTheme="minorAscii" w:eastAsiaTheme="minorEastAsia" w:hAnsiTheme="minorAscii" w:hint="eastAsia"/>
+                <w:rFonts w:hint="eastAsia" w:asciiTheme="minorAscii" w:hAnsiTheme="minorAscii" w:eastAsiaTheme="minorEastAsia"/>
                 <w:spacing w:val="0"/>
                 <w:kern w:val="0"/>
                 <w:sz w:val="21"/>
@@ -1596,17 +1584,6 @@
                 <w:lang w:val="en-US" w:eastAsia="en-US"/>
               </w:rPr>
             </w:pPr>
-            <w:r>
-              <w:rPr>
-                <w:rFonts w:asciiTheme="minorAscii" w:eastAsiaTheme="minorEastAsia" w:hAnsiTheme="minorAscii" w:hint="eastAsia"/>
-                <w:spacing w:val="0"/>
-                <w:kern w:val="0"/>
-                <w:sz w:val="21"/>
-                <w:vertAlign w:val="baseline"/>
-                <w:lang w:val="en-US" w:eastAsia="zh-CN"/>
-              </w:rPr>
-              <w:t>程方</w:t>
-            </w:r>
           </w:p>
         </w:tc>
         <w:tc>
@@ -1629,11 +1606,11 @@
               <w:adjustRightInd w:val="0"/>
               <w:snapToGrid w:val="0"/>
               <w:spacing w:before="173" w:line="229" w:lineRule="auto"/>
-              <w:ind w:left="0" w:right="0" w:firstLine="0" w:leftChars="0" w:rightChars="0" w:firstLineChars="0"/>
+              <w:ind w:left="0" w:leftChars="0" w:right="0" w:rightChars="0" w:firstLine="0" w:firstLineChars="0"/>
               <w:jc w:val="center"/>
               <w:textAlignment w:val="baseline"/>
               <w:rPr>
-                <w:rFonts w:ascii="宋体" w:eastAsia="宋体" w:hAnsi="宋体" w:cs="宋体"/>
+                <w:rFonts w:ascii="宋体" w:hAnsi="宋体" w:eastAsia="宋体" w:cs="宋体"/>
                 <w:snapToGrid w:val="0"/>
                 <w:color w:val="000000"/>
                 <w:spacing w:val="200"/>
@@ -1643,17 +1620,6 @@
                 <w:lang w:val="en-US" w:eastAsia="en-US" w:bidi="ar-SA"/>
               </w:rPr>
             </w:pPr>
-            <w:r>
-              <w:rPr>
-                <w:rFonts w:asciiTheme="minorAscii" w:eastAsiaTheme="minorEastAsia" w:hAnsiTheme="minorAscii" w:hint="eastAsia"/>
-                <w:spacing w:val="0"/>
-                <w:kern w:val="0"/>
-                <w:sz w:val="21"/>
-                <w:vertAlign w:val="baseline"/>
-                <w:lang w:val="en-US" w:eastAsia="zh-CN"/>
-              </w:rPr>
-              <w:t>茅建根</w:t>
-            </w:r>
           </w:p>
         </w:tc>
         <w:tc>
@@ -1676,11 +1642,11 @@
               <w:adjustRightInd w:val="0"/>
               <w:snapToGrid w:val="0"/>
               <w:spacing w:before="173" w:line="229" w:lineRule="auto"/>
-              <w:ind w:left="0" w:right="0" w:firstLine="0" w:leftChars="0" w:rightChars="0" w:firstLineChars="0"/>
+              <w:ind w:left="0" w:leftChars="0" w:right="0" w:rightChars="0" w:firstLine="0" w:firstLineChars="0"/>
               <w:jc w:val="center"/>
               <w:textAlignment w:val="baseline"/>
               <w:rPr>
-                <w:rFonts w:ascii="宋体" w:eastAsia="宋体" w:hAnsi="宋体" w:cs="宋体"/>
+                <w:rFonts w:ascii="宋体" w:hAnsi="宋体" w:eastAsia="宋体" w:cs="宋体"/>
                 <w:snapToGrid w:val="0"/>
                 <w:color w:val="000000"/>
                 <w:kern w:val="0"/>
@@ -1689,25 +1655,19 @@
                 <w:lang w:val="en-US" w:eastAsia="en-US" w:bidi="ar-SA"/>
               </w:rPr>
             </w:pPr>
-            <w:r>
-              <w:rPr>
-                <w:rFonts w:asciiTheme="minorAscii" w:eastAsiaTheme="minorEastAsia" w:hAnsiTheme="minorAscii" w:hint="eastAsia"/>
-                <w:spacing w:val="0"/>
-                <w:kern w:val="0"/>
-                <w:sz w:val="21"/>
-                <w:vertAlign w:val="baseline"/>
-                <w:lang w:val="en-US" w:eastAsia="zh-CN"/>
-              </w:rPr>
-              <w:t>吴亚红</w:t>
-            </w:r>
           </w:p>
         </w:tc>
       </w:tr>
       <w:tr>
         <w:tblPrEx>
-          <w:tblW w:w="8214" w:type="dxa"/>
-          <w:jc w:val="center"/>
-          <w:tblLayout w:type="fixed"/>
+          <w:tblBorders>
+            <w:top w:val="single" w:color="000000" w:sz="2" w:space="0"/>
+            <w:left w:val="single" w:color="000000" w:sz="2" w:space="0"/>
+            <w:bottom w:val="single" w:color="000000" w:sz="2" w:space="0"/>
+            <w:right w:val="single" w:color="000000" w:sz="2" w:space="0"/>
+            <w:insideH w:val="single" w:color="000000" w:sz="2" w:space="0"/>
+            <w:insideV w:val="single" w:color="000000" w:sz="2" w:space="0"/>
+          </w:tblBorders>
           <w:tblCellMar>
             <w:top w:w="0" w:type="dxa"/>
             <w:left w:w="0" w:type="dxa"/>
@@ -1716,7 +1676,7 @@
           </w:tblCellMar>
         </w:tblPrEx>
         <w:trPr>
-          <w:trHeight w:val="556"/>
+          <w:trHeight w:val="556" w:hRule="atLeast"/>
           <w:jc w:val="center"/>
         </w:trPr>
         <w:tc>
@@ -1725,7 +1685,7 @@
           </w:tcPr>
           <w:p>
             <w:pPr>
-              <w:pStyle w:val="TableText"/>
+              <w:pStyle w:val="27"/>
               <w:keepNext w:val="0"/>
               <w:keepLines w:val="0"/>
               <w:pageBreakBefore w:val="0"/>
@@ -1738,7 +1698,7 @@
               <w:bidi w:val="0"/>
               <w:adjustRightInd w:val="0"/>
               <w:snapToGrid w:val="0"/>
-              <w:ind w:left="0" w:right="0" w:firstLine="0" w:leftChars="0" w:rightChars="0" w:firstLineChars="0"/>
+              <w:ind w:left="0" w:leftChars="0" w:right="0" w:rightChars="0" w:firstLine="0" w:firstLineChars="0"/>
               <w:jc w:val="center"/>
               <w:textAlignment w:val="baseline"/>
             </w:pPr>
@@ -1750,7 +1710,7 @@
           </w:tcPr>
           <w:p>
             <w:pPr>
-              <w:pStyle w:val="TableText"/>
+              <w:pStyle w:val="27"/>
               <w:keepNext w:val="0"/>
               <w:keepLines w:val="0"/>
               <w:pageBreakBefore w:val="0"/>
@@ -1763,7 +1723,7 @@
               <w:bidi w:val="0"/>
               <w:adjustRightInd w:val="0"/>
               <w:snapToGrid w:val="0"/>
-              <w:ind w:left="0" w:right="0" w:firstLine="0" w:leftChars="0" w:rightChars="0" w:firstLineChars="0"/>
+              <w:ind w:left="0" w:leftChars="0" w:right="0" w:rightChars="0" w:firstLine="0" w:firstLineChars="0"/>
               <w:jc w:val="center"/>
               <w:textAlignment w:val="baseline"/>
             </w:pPr>
@@ -1775,7 +1735,7 @@
           </w:tcPr>
           <w:p>
             <w:pPr>
-              <w:pStyle w:val="TableText"/>
+              <w:pStyle w:val="27"/>
               <w:keepNext w:val="0"/>
               <w:keepLines w:val="0"/>
               <w:pageBreakBefore w:val="0"/>
@@ -1788,7 +1748,7 @@
               <w:bidi w:val="0"/>
               <w:adjustRightInd w:val="0"/>
               <w:snapToGrid w:val="0"/>
-              <w:ind w:left="0" w:right="0" w:firstLine="0" w:leftChars="0" w:rightChars="0" w:firstLineChars="0"/>
+              <w:ind w:left="0" w:leftChars="0" w:right="0" w:rightChars="0" w:firstLine="0" w:firstLineChars="0"/>
               <w:jc w:val="center"/>
               <w:textAlignment w:val="baseline"/>
             </w:pPr>
@@ -1800,7 +1760,7 @@
           </w:tcPr>
           <w:p>
             <w:pPr>
-              <w:pStyle w:val="TableText"/>
+              <w:pStyle w:val="27"/>
               <w:keepNext w:val="0"/>
               <w:keepLines w:val="0"/>
               <w:pageBreakBefore w:val="0"/>
@@ -1813,7 +1773,7 @@
               <w:bidi w:val="0"/>
               <w:adjustRightInd w:val="0"/>
               <w:snapToGrid w:val="0"/>
-              <w:ind w:left="0" w:right="0" w:firstLine="0" w:leftChars="0" w:rightChars="0" w:firstLineChars="0"/>
+              <w:ind w:left="0" w:leftChars="0" w:right="0" w:rightChars="0" w:firstLine="0" w:firstLineChars="0"/>
               <w:jc w:val="center"/>
               <w:textAlignment w:val="baseline"/>
             </w:pPr>
@@ -1825,7 +1785,7 @@
           </w:tcPr>
           <w:p>
             <w:pPr>
-              <w:pStyle w:val="TableText"/>
+              <w:pStyle w:val="27"/>
               <w:keepNext w:val="0"/>
               <w:keepLines w:val="0"/>
               <w:pageBreakBefore w:val="0"/>
@@ -1838,7 +1798,7 @@
               <w:bidi w:val="0"/>
               <w:adjustRightInd w:val="0"/>
               <w:snapToGrid w:val="0"/>
-              <w:ind w:left="0" w:right="0" w:firstLine="0" w:leftChars="0" w:rightChars="0" w:firstLineChars="0"/>
+              <w:ind w:left="0" w:leftChars="0" w:right="0" w:rightChars="0" w:firstLine="0" w:firstLineChars="0"/>
               <w:jc w:val="center"/>
               <w:textAlignment w:val="baseline"/>
             </w:pPr>
@@ -1850,7 +1810,7 @@
           </w:tcPr>
           <w:p>
             <w:pPr>
-              <w:pStyle w:val="TableText"/>
+              <w:pStyle w:val="27"/>
               <w:keepNext w:val="0"/>
               <w:keepLines w:val="0"/>
               <w:pageBreakBefore w:val="0"/>
@@ -1863,7 +1823,7 @@
               <w:bidi w:val="0"/>
               <w:adjustRightInd w:val="0"/>
               <w:snapToGrid w:val="0"/>
-              <w:ind w:left="0" w:right="0" w:firstLine="0" w:leftChars="0" w:rightChars="0" w:firstLineChars="0"/>
+              <w:ind w:left="0" w:leftChars="0" w:right="0" w:rightChars="0" w:firstLine="0" w:firstLineChars="0"/>
               <w:jc w:val="center"/>
               <w:textAlignment w:val="baseline"/>
             </w:pPr>
@@ -1872,9 +1832,14 @@
       </w:tr>
       <w:tr>
         <w:tblPrEx>
-          <w:tblW w:w="8214" w:type="dxa"/>
-          <w:jc w:val="center"/>
-          <w:tblLayout w:type="fixed"/>
+          <w:tblBorders>
+            <w:top w:val="single" w:color="000000" w:sz="2" w:space="0"/>
+            <w:left w:val="single" w:color="000000" w:sz="2" w:space="0"/>
+            <w:bottom w:val="single" w:color="000000" w:sz="2" w:space="0"/>
+            <w:right w:val="single" w:color="000000" w:sz="2" w:space="0"/>
+            <w:insideH w:val="single" w:color="000000" w:sz="2" w:space="0"/>
+            <w:insideV w:val="single" w:color="000000" w:sz="2" w:space="0"/>
+          </w:tblBorders>
           <w:tblCellMar>
             <w:top w:w="0" w:type="dxa"/>
             <w:left w:w="0" w:type="dxa"/>
@@ -1883,7 +1848,7 @@
           </w:tblCellMar>
         </w:tblPrEx>
         <w:trPr>
-          <w:trHeight w:val="557"/>
+          <w:trHeight w:val="557" w:hRule="atLeast"/>
           <w:jc w:val="center"/>
         </w:trPr>
         <w:tc>
@@ -1892,7 +1857,7 @@
           </w:tcPr>
           <w:p>
             <w:pPr>
-              <w:pStyle w:val="TableText"/>
+              <w:pStyle w:val="27"/>
               <w:keepNext w:val="0"/>
               <w:keepLines w:val="0"/>
               <w:pageBreakBefore w:val="0"/>
@@ -1905,7 +1870,7 @@
               <w:bidi w:val="0"/>
               <w:adjustRightInd w:val="0"/>
               <w:snapToGrid w:val="0"/>
-              <w:ind w:left="0" w:right="0" w:firstLine="0" w:leftChars="0" w:rightChars="0" w:firstLineChars="0"/>
+              <w:ind w:left="0" w:leftChars="0" w:right="0" w:rightChars="0" w:firstLine="0" w:firstLineChars="0"/>
               <w:jc w:val="center"/>
               <w:textAlignment w:val="baseline"/>
             </w:pPr>
@@ -1917,7 +1882,7 @@
           </w:tcPr>
           <w:p>
             <w:pPr>
-              <w:pStyle w:val="TableText"/>
+              <w:pStyle w:val="27"/>
               <w:keepNext w:val="0"/>
               <w:keepLines w:val="0"/>
               <w:pageBreakBefore w:val="0"/>
@@ -1930,7 +1895,7 @@
               <w:bidi w:val="0"/>
               <w:adjustRightInd w:val="0"/>
               <w:snapToGrid w:val="0"/>
-              <w:ind w:left="0" w:right="0" w:firstLine="0" w:leftChars="0" w:rightChars="0" w:firstLineChars="0"/>
+              <w:ind w:left="0" w:leftChars="0" w:right="0" w:rightChars="0" w:firstLine="0" w:firstLineChars="0"/>
               <w:jc w:val="center"/>
               <w:textAlignment w:val="baseline"/>
             </w:pPr>
@@ -1942,7 +1907,7 @@
           </w:tcPr>
           <w:p>
             <w:pPr>
-              <w:pStyle w:val="TableText"/>
+              <w:pStyle w:val="27"/>
               <w:keepNext w:val="0"/>
               <w:keepLines w:val="0"/>
               <w:pageBreakBefore w:val="0"/>
@@ -1955,7 +1920,7 @@
               <w:bidi w:val="0"/>
               <w:adjustRightInd w:val="0"/>
               <w:snapToGrid w:val="0"/>
-              <w:ind w:left="0" w:right="0" w:firstLine="0" w:leftChars="0" w:rightChars="0" w:firstLineChars="0"/>
+              <w:ind w:left="0" w:leftChars="0" w:right="0" w:rightChars="0" w:firstLine="0" w:firstLineChars="0"/>
               <w:jc w:val="center"/>
               <w:textAlignment w:val="baseline"/>
             </w:pPr>
@@ -1967,7 +1932,7 @@
           </w:tcPr>
           <w:p>
             <w:pPr>
-              <w:pStyle w:val="TableText"/>
+              <w:pStyle w:val="27"/>
               <w:keepNext w:val="0"/>
               <w:keepLines w:val="0"/>
               <w:pageBreakBefore w:val="0"/>
@@ -1980,7 +1945,7 @@
               <w:bidi w:val="0"/>
               <w:adjustRightInd w:val="0"/>
               <w:snapToGrid w:val="0"/>
-              <w:ind w:left="0" w:right="0" w:firstLine="0" w:leftChars="0" w:rightChars="0" w:firstLineChars="0"/>
+              <w:ind w:left="0" w:leftChars="0" w:right="0" w:rightChars="0" w:firstLine="0" w:firstLineChars="0"/>
               <w:jc w:val="center"/>
               <w:textAlignment w:val="baseline"/>
             </w:pPr>
@@ -1992,7 +1957,7 @@
           </w:tcPr>
           <w:p>
             <w:pPr>
-              <w:pStyle w:val="TableText"/>
+              <w:pStyle w:val="27"/>
               <w:keepNext w:val="0"/>
               <w:keepLines w:val="0"/>
               <w:pageBreakBefore w:val="0"/>
@@ -2005,7 +1970,7 @@
               <w:bidi w:val="0"/>
               <w:adjustRightInd w:val="0"/>
               <w:snapToGrid w:val="0"/>
-              <w:ind w:left="0" w:right="0" w:firstLine="0" w:leftChars="0" w:rightChars="0" w:firstLineChars="0"/>
+              <w:ind w:left="0" w:leftChars="0" w:right="0" w:rightChars="0" w:firstLine="0" w:firstLineChars="0"/>
               <w:jc w:val="center"/>
               <w:textAlignment w:val="baseline"/>
             </w:pPr>
@@ -2017,7 +1982,7 @@
           </w:tcPr>
           <w:p>
             <w:pPr>
-              <w:pStyle w:val="TableText"/>
+              <w:pStyle w:val="27"/>
               <w:keepNext w:val="0"/>
               <w:keepLines w:val="0"/>
               <w:pageBreakBefore w:val="0"/>
@@ -2030,7 +1995,7 @@
               <w:bidi w:val="0"/>
               <w:adjustRightInd w:val="0"/>
               <w:snapToGrid w:val="0"/>
-              <w:ind w:left="0" w:right="0" w:firstLine="0" w:leftChars="0" w:rightChars="0" w:firstLineChars="0"/>
+              <w:ind w:left="0" w:leftChars="0" w:right="0" w:rightChars="0" w:firstLine="0" w:firstLineChars="0"/>
               <w:jc w:val="center"/>
               <w:textAlignment w:val="baseline"/>
             </w:pPr>
@@ -2061,7 +2026,7 @@
     <w:sdt>
       <w:sdtPr>
         <w:rPr>
-          <w:rFonts w:ascii="宋体" w:eastAsia="宋体" w:hAnsi="宋体" w:cs="Arial"/>
+          <w:rFonts w:ascii="宋体" w:hAnsi="宋体" w:eastAsia="宋体" w:cs="Arial"/>
           <w:snapToGrid w:val="0"/>
           <w:color w:val="000000"/>
           <w:kern w:val="0"/>
@@ -2077,7 +2042,7 @@
       </w:sdtPr>
       <w:sdtEndPr>
         <w:rPr>
-          <w:rFonts w:ascii="宋体" w:eastAsia="宋体" w:hAnsi="宋体" w:cs="宋体" w:hint="eastAsia"/>
+          <w:rFonts w:hint="eastAsia" w:ascii="宋体" w:hAnsi="宋体" w:eastAsia="宋体" w:cs="宋体"/>
           <w:snapToGrid w:val="0"/>
           <w:color w:val="000000"/>
           <w:kern w:val="0"/>
@@ -2102,18 +2067,18 @@
             <w:adjustRightInd w:val="0"/>
             <w:snapToGrid w:val="0"/>
             <w:spacing w:before="0" w:beforeLines="0" w:after="0" w:afterLines="0" w:line="240" w:lineRule="auto"/>
-            <w:ind w:left="0" w:right="0" w:firstLine="0" w:leftChars="0" w:rightChars="0" w:firstLineChars="0"/>
+            <w:ind w:left="0" w:leftChars="0" w:right="0" w:rightChars="0" w:firstLine="0" w:firstLineChars="0"/>
             <w:jc w:val="center"/>
             <w:textAlignment w:val="baseline"/>
             <w:rPr>
-              <w:rFonts w:ascii="宋体" w:eastAsia="宋体" w:hAnsi="宋体" w:cs="宋体" w:hint="eastAsia"/>
+              <w:rFonts w:hint="eastAsia" w:ascii="宋体" w:hAnsi="宋体" w:eastAsia="宋体" w:cs="宋体"/>
               <w:sz w:val="24"/>
               <w:szCs w:val="24"/>
             </w:rPr>
           </w:pPr>
           <w:r>
             <w:rPr>
-              <w:rFonts w:ascii="宋体" w:eastAsia="宋体" w:hAnsi="宋体" w:cs="宋体" w:hint="eastAsia"/>
+              <w:rFonts w:hint="eastAsia" w:ascii="宋体" w:hAnsi="宋体" w:eastAsia="宋体" w:cs="宋体"/>
               <w:sz w:val="24"/>
               <w:szCs w:val="24"/>
             </w:rPr>
@@ -2122,14 +2087,14 @@
         </w:p>
         <w:p>
           <w:pPr>
-            <w:pStyle w:val="TOC1"/>
+            <w:pStyle w:val="16"/>
             <w:tabs>
               <w:tab w:val="right" w:leader="dot" w:pos="8306"/>
             </w:tabs>
           </w:pPr>
           <w:r>
             <w:rPr>
-              <w:rFonts w:ascii="宋体" w:eastAsia="宋体" w:hAnsi="宋体" w:cs="宋体" w:hint="eastAsia"/>
+              <w:rFonts w:hint="eastAsia" w:ascii="宋体" w:hAnsi="宋体" w:eastAsia="宋体" w:cs="宋体"/>
               <w:sz w:val="24"/>
               <w:szCs w:val="24"/>
             </w:rPr>
@@ -2137,7 +2102,7 @@
           </w:r>
           <w:r>
             <w:rPr>
-              <w:rFonts w:ascii="宋体" w:eastAsia="宋体" w:hAnsi="宋体" w:cs="宋体" w:hint="eastAsia"/>
+              <w:rFonts w:hint="eastAsia" w:ascii="宋体" w:hAnsi="宋体" w:eastAsia="宋体" w:cs="宋体"/>
               <w:sz w:val="24"/>
               <w:szCs w:val="24"/>
             </w:rPr>
@@ -2145,7 +2110,7 @@
           </w:r>
           <w:r>
             <w:rPr>
-              <w:rFonts w:ascii="宋体" w:eastAsia="宋体" w:hAnsi="宋体" w:cs="宋体" w:hint="eastAsia"/>
+              <w:rFonts w:hint="eastAsia" w:ascii="宋体" w:hAnsi="宋体" w:eastAsia="宋体" w:cs="宋体"/>
               <w:sz w:val="24"/>
               <w:szCs w:val="24"/>
             </w:rPr>
@@ -2153,21 +2118,21 @@
           </w:r>
           <w:r>
             <w:rPr>
-              <w:rFonts w:ascii="宋体" w:eastAsia="宋体" w:hAnsi="宋体" w:cs="宋体" w:hint="eastAsia"/>
+              <w:rFonts w:hint="eastAsia" w:ascii="宋体" w:hAnsi="宋体" w:eastAsia="宋体" w:cs="宋体"/>
               <w:szCs w:val="24"/>
             </w:rPr>
             <w:fldChar w:fldCharType="begin"/>
           </w:r>
           <w:r>
             <w:rPr>
-              <w:rFonts w:ascii="宋体" w:eastAsia="宋体" w:hAnsi="宋体" w:cs="宋体" w:hint="eastAsia"/>
+              <w:rFonts w:hint="eastAsia" w:ascii="宋体" w:hAnsi="宋体" w:eastAsia="宋体" w:cs="宋体"/>
               <w:szCs w:val="24"/>
             </w:rPr>
             <w:instrText xml:space="preserve"> HYPERLINK \l _Toc20805 </w:instrText>
           </w:r>
           <w:r>
             <w:rPr>
-              <w:rFonts w:ascii="宋体" w:eastAsia="宋体" w:hAnsi="宋体" w:cs="宋体" w:hint="eastAsia"/>
+              <w:rFonts w:hint="eastAsia" w:ascii="宋体" w:hAnsi="宋体" w:eastAsia="宋体" w:cs="宋体"/>
               <w:szCs w:val="24"/>
             </w:rPr>
             <w:fldChar w:fldCharType="separate"/>
@@ -2199,7 +2164,7 @@
           </w:r>
           <w:r>
             <w:rPr>
-              <w:rFonts w:ascii="宋体" w:eastAsia="宋体" w:hAnsi="宋体" w:cs="宋体" w:hint="eastAsia"/>
+              <w:rFonts w:hint="eastAsia" w:ascii="宋体" w:hAnsi="宋体" w:eastAsia="宋体" w:cs="宋体"/>
               <w:szCs w:val="24"/>
             </w:rPr>
             <w:fldChar w:fldCharType="end"/>
@@ -2207,28 +2172,28 @@
         </w:p>
         <w:p>
           <w:pPr>
-            <w:pStyle w:val="TOC1"/>
+            <w:pStyle w:val="16"/>
             <w:tabs>
               <w:tab w:val="right" w:leader="dot" w:pos="8306"/>
             </w:tabs>
           </w:pPr>
           <w:r>
             <w:rPr>
-              <w:rFonts w:ascii="宋体" w:eastAsia="宋体" w:hAnsi="宋体" w:cs="宋体" w:hint="eastAsia"/>
+              <w:rFonts w:hint="eastAsia" w:ascii="宋体" w:hAnsi="宋体" w:eastAsia="宋体" w:cs="宋体"/>
               <w:szCs w:val="24"/>
             </w:rPr>
             <w:fldChar w:fldCharType="begin"/>
           </w:r>
           <w:r>
             <w:rPr>
-              <w:rFonts w:ascii="宋体" w:eastAsia="宋体" w:hAnsi="宋体" w:cs="宋体" w:hint="eastAsia"/>
+              <w:rFonts w:hint="eastAsia" w:ascii="宋体" w:hAnsi="宋体" w:eastAsia="宋体" w:cs="宋体"/>
               <w:szCs w:val="24"/>
             </w:rPr>
             <w:instrText xml:space="preserve"> HYPERLINK \l _Toc26015 </w:instrText>
           </w:r>
           <w:r>
             <w:rPr>
-              <w:rFonts w:ascii="宋体" w:eastAsia="宋体" w:hAnsi="宋体" w:cs="宋体" w:hint="eastAsia"/>
+              <w:rFonts w:hint="eastAsia" w:ascii="宋体" w:hAnsi="宋体" w:eastAsia="宋体" w:cs="宋体"/>
               <w:szCs w:val="24"/>
             </w:rPr>
             <w:fldChar w:fldCharType="separate"/>
@@ -2260,7 +2225,7 @@
           </w:r>
           <w:r>
             <w:rPr>
-              <w:rFonts w:ascii="宋体" w:eastAsia="宋体" w:hAnsi="宋体" w:cs="宋体" w:hint="eastAsia"/>
+              <w:rFonts w:hint="eastAsia" w:ascii="宋体" w:hAnsi="宋体" w:eastAsia="宋体" w:cs="宋体"/>
               <w:szCs w:val="24"/>
             </w:rPr>
             <w:fldChar w:fldCharType="end"/>
@@ -2268,28 +2233,28 @@
         </w:p>
         <w:p>
           <w:pPr>
-            <w:pStyle w:val="TOC1"/>
+            <w:pStyle w:val="16"/>
             <w:tabs>
               <w:tab w:val="right" w:leader="dot" w:pos="8306"/>
             </w:tabs>
           </w:pPr>
           <w:r>
             <w:rPr>
-              <w:rFonts w:ascii="宋体" w:eastAsia="宋体" w:hAnsi="宋体" w:cs="宋体" w:hint="eastAsia"/>
+              <w:rFonts w:hint="eastAsia" w:ascii="宋体" w:hAnsi="宋体" w:eastAsia="宋体" w:cs="宋体"/>
               <w:szCs w:val="24"/>
             </w:rPr>
             <w:fldChar w:fldCharType="begin"/>
           </w:r>
           <w:r>
             <w:rPr>
-              <w:rFonts w:ascii="宋体" w:eastAsia="宋体" w:hAnsi="宋体" w:cs="宋体" w:hint="eastAsia"/>
+              <w:rFonts w:hint="eastAsia" w:ascii="宋体" w:hAnsi="宋体" w:eastAsia="宋体" w:cs="宋体"/>
               <w:szCs w:val="24"/>
             </w:rPr>
             <w:instrText xml:space="preserve"> HYPERLINK \l _Toc9887 </w:instrText>
           </w:r>
           <w:r>
             <w:rPr>
-              <w:rFonts w:ascii="宋体" w:eastAsia="宋体" w:hAnsi="宋体" w:cs="宋体" w:hint="eastAsia"/>
+              <w:rFonts w:hint="eastAsia" w:ascii="宋体" w:hAnsi="宋体" w:eastAsia="宋体" w:cs="宋体"/>
               <w:szCs w:val="24"/>
             </w:rPr>
             <w:fldChar w:fldCharType="separate"/>
@@ -2321,7 +2286,7 @@
           </w:r>
           <w:r>
             <w:rPr>
-              <w:rFonts w:ascii="宋体" w:eastAsia="宋体" w:hAnsi="宋体" w:cs="宋体" w:hint="eastAsia"/>
+              <w:rFonts w:hint="eastAsia" w:ascii="宋体" w:hAnsi="宋体" w:eastAsia="宋体" w:cs="宋体"/>
               <w:szCs w:val="24"/>
             </w:rPr>
             <w:fldChar w:fldCharType="end"/>
@@ -2329,28 +2294,28 @@
         </w:p>
         <w:p>
           <w:pPr>
-            <w:pStyle w:val="TOC1"/>
+            <w:pStyle w:val="16"/>
             <w:tabs>
               <w:tab w:val="right" w:leader="dot" w:pos="8306"/>
             </w:tabs>
           </w:pPr>
           <w:r>
             <w:rPr>
-              <w:rFonts w:ascii="宋体" w:eastAsia="宋体" w:hAnsi="宋体" w:cs="宋体" w:hint="eastAsia"/>
+              <w:rFonts w:hint="eastAsia" w:ascii="宋体" w:hAnsi="宋体" w:eastAsia="宋体" w:cs="宋体"/>
               <w:szCs w:val="24"/>
             </w:rPr>
             <w:fldChar w:fldCharType="begin"/>
           </w:r>
           <w:r>
             <w:rPr>
-              <w:rFonts w:ascii="宋体" w:eastAsia="宋体" w:hAnsi="宋体" w:cs="宋体" w:hint="eastAsia"/>
+              <w:rFonts w:hint="eastAsia" w:ascii="宋体" w:hAnsi="宋体" w:eastAsia="宋体" w:cs="宋体"/>
               <w:szCs w:val="24"/>
             </w:rPr>
             <w:instrText xml:space="preserve"> HYPERLINK \l _Toc16553 </w:instrText>
           </w:r>
           <w:r>
             <w:rPr>
-              <w:rFonts w:ascii="宋体" w:eastAsia="宋体" w:hAnsi="宋体" w:cs="宋体" w:hint="eastAsia"/>
+              <w:rFonts w:hint="eastAsia" w:ascii="宋体" w:hAnsi="宋体" w:eastAsia="宋体" w:cs="宋体"/>
               <w:szCs w:val="24"/>
             </w:rPr>
             <w:fldChar w:fldCharType="separate"/>
@@ -2382,7 +2347,7 @@
           </w:r>
           <w:r>
             <w:rPr>
-              <w:rFonts w:ascii="宋体" w:eastAsia="宋体" w:hAnsi="宋体" w:cs="宋体" w:hint="eastAsia"/>
+              <w:rFonts w:hint="eastAsia" w:ascii="宋体" w:hAnsi="宋体" w:eastAsia="宋体" w:cs="宋体"/>
               <w:szCs w:val="24"/>
             </w:rPr>
             <w:fldChar w:fldCharType="end"/>
@@ -2390,28 +2355,28 @@
         </w:p>
         <w:p>
           <w:pPr>
-            <w:pStyle w:val="TOC1"/>
+            <w:pStyle w:val="16"/>
             <w:tabs>
               <w:tab w:val="right" w:leader="dot" w:pos="8306"/>
             </w:tabs>
           </w:pPr>
           <w:r>
             <w:rPr>
-              <w:rFonts w:ascii="宋体" w:eastAsia="宋体" w:hAnsi="宋体" w:cs="宋体" w:hint="eastAsia"/>
+              <w:rFonts w:hint="eastAsia" w:ascii="宋体" w:hAnsi="宋体" w:eastAsia="宋体" w:cs="宋体"/>
               <w:szCs w:val="24"/>
             </w:rPr>
             <w:fldChar w:fldCharType="begin"/>
           </w:r>
           <w:r>
             <w:rPr>
-              <w:rFonts w:ascii="宋体" w:eastAsia="宋体" w:hAnsi="宋体" w:cs="宋体" w:hint="eastAsia"/>
+              <w:rFonts w:hint="eastAsia" w:ascii="宋体" w:hAnsi="宋体" w:eastAsia="宋体" w:cs="宋体"/>
               <w:szCs w:val="24"/>
             </w:rPr>
             <w:instrText xml:space="preserve"> HYPERLINK \l _Toc5592 </w:instrText>
           </w:r>
           <w:r>
             <w:rPr>
-              <w:rFonts w:ascii="宋体" w:eastAsia="宋体" w:hAnsi="宋体" w:cs="宋体" w:hint="eastAsia"/>
+              <w:rFonts w:hint="eastAsia" w:ascii="宋体" w:hAnsi="宋体" w:eastAsia="宋体" w:cs="宋体"/>
               <w:szCs w:val="24"/>
             </w:rPr>
             <w:fldChar w:fldCharType="separate"/>
@@ -2443,7 +2408,7 @@
           </w:r>
           <w:r>
             <w:rPr>
-              <w:rFonts w:ascii="宋体" w:eastAsia="宋体" w:hAnsi="宋体" w:cs="宋体" w:hint="eastAsia"/>
+              <w:rFonts w:hint="eastAsia" w:ascii="宋体" w:hAnsi="宋体" w:eastAsia="宋体" w:cs="宋体"/>
               <w:szCs w:val="24"/>
             </w:rPr>
             <w:fldChar w:fldCharType="end"/>
@@ -2451,28 +2416,28 @@
         </w:p>
         <w:p>
           <w:pPr>
-            <w:pStyle w:val="TOC2"/>
+            <w:pStyle w:val="17"/>
             <w:tabs>
               <w:tab w:val="right" w:leader="dot" w:pos="8306"/>
             </w:tabs>
           </w:pPr>
           <w:r>
             <w:rPr>
-              <w:rFonts w:ascii="宋体" w:eastAsia="宋体" w:hAnsi="宋体" w:cs="宋体" w:hint="eastAsia"/>
+              <w:rFonts w:hint="eastAsia" w:ascii="宋体" w:hAnsi="宋体" w:eastAsia="宋体" w:cs="宋体"/>
               <w:szCs w:val="24"/>
             </w:rPr>
             <w:fldChar w:fldCharType="begin"/>
           </w:r>
           <w:r>
             <w:rPr>
-              <w:rFonts w:ascii="宋体" w:eastAsia="宋体" w:hAnsi="宋体" w:cs="宋体" w:hint="eastAsia"/>
+              <w:rFonts w:hint="eastAsia" w:ascii="宋体" w:hAnsi="宋体" w:eastAsia="宋体" w:cs="宋体"/>
               <w:szCs w:val="24"/>
             </w:rPr>
             <w:instrText xml:space="preserve"> HYPERLINK \l _Toc15637 </w:instrText>
           </w:r>
           <w:r>
             <w:rPr>
-              <w:rFonts w:ascii="宋体" w:eastAsia="宋体" w:hAnsi="宋体" w:cs="宋体" w:hint="eastAsia"/>
+              <w:rFonts w:hint="eastAsia" w:ascii="宋体" w:hAnsi="宋体" w:eastAsia="宋体" w:cs="宋体"/>
               <w:szCs w:val="24"/>
             </w:rPr>
             <w:fldChar w:fldCharType="separate"/>
@@ -2504,7 +2469,7 @@
           </w:r>
           <w:r>
             <w:rPr>
-              <w:rFonts w:ascii="宋体" w:eastAsia="宋体" w:hAnsi="宋体" w:cs="宋体" w:hint="eastAsia"/>
+              <w:rFonts w:hint="eastAsia" w:ascii="宋体" w:hAnsi="宋体" w:eastAsia="宋体" w:cs="宋体"/>
               <w:szCs w:val="24"/>
             </w:rPr>
             <w:fldChar w:fldCharType="end"/>
@@ -2512,28 +2477,28 @@
         </w:p>
         <w:p>
           <w:pPr>
-            <w:pStyle w:val="TOC2"/>
+            <w:pStyle w:val="17"/>
             <w:tabs>
               <w:tab w:val="right" w:leader="dot" w:pos="8306"/>
             </w:tabs>
           </w:pPr>
           <w:r>
             <w:rPr>
-              <w:rFonts w:ascii="宋体" w:eastAsia="宋体" w:hAnsi="宋体" w:cs="宋体" w:hint="eastAsia"/>
+              <w:rFonts w:hint="eastAsia" w:ascii="宋体" w:hAnsi="宋体" w:eastAsia="宋体" w:cs="宋体"/>
               <w:szCs w:val="24"/>
             </w:rPr>
             <w:fldChar w:fldCharType="begin"/>
           </w:r>
           <w:r>
             <w:rPr>
-              <w:rFonts w:ascii="宋体" w:eastAsia="宋体" w:hAnsi="宋体" w:cs="宋体" w:hint="eastAsia"/>
+              <w:rFonts w:hint="eastAsia" w:ascii="宋体" w:hAnsi="宋体" w:eastAsia="宋体" w:cs="宋体"/>
               <w:szCs w:val="24"/>
             </w:rPr>
             <w:instrText xml:space="preserve"> HYPERLINK \l _Toc24815 </w:instrText>
           </w:r>
           <w:r>
             <w:rPr>
-              <w:rFonts w:ascii="宋体" w:eastAsia="宋体" w:hAnsi="宋体" w:cs="宋体" w:hint="eastAsia"/>
+              <w:rFonts w:hint="eastAsia" w:ascii="宋体" w:hAnsi="宋体" w:eastAsia="宋体" w:cs="宋体"/>
               <w:szCs w:val="24"/>
             </w:rPr>
             <w:fldChar w:fldCharType="separate"/>
@@ -2565,7 +2530,7 @@
           </w:r>
           <w:r>
             <w:rPr>
-              <w:rFonts w:ascii="宋体" w:eastAsia="宋体" w:hAnsi="宋体" w:cs="宋体" w:hint="eastAsia"/>
+              <w:rFonts w:hint="eastAsia" w:ascii="宋体" w:hAnsi="宋体" w:eastAsia="宋体" w:cs="宋体"/>
               <w:szCs w:val="24"/>
             </w:rPr>
             <w:fldChar w:fldCharType="end"/>
@@ -2573,28 +2538,28 @@
         </w:p>
         <w:p>
           <w:pPr>
-            <w:pStyle w:val="TOC2"/>
+            <w:pStyle w:val="17"/>
             <w:tabs>
               <w:tab w:val="right" w:leader="dot" w:pos="8306"/>
             </w:tabs>
           </w:pPr>
           <w:r>
             <w:rPr>
-              <w:rFonts w:ascii="宋体" w:eastAsia="宋体" w:hAnsi="宋体" w:cs="宋体" w:hint="eastAsia"/>
+              <w:rFonts w:hint="eastAsia" w:ascii="宋体" w:hAnsi="宋体" w:eastAsia="宋体" w:cs="宋体"/>
               <w:szCs w:val="24"/>
             </w:rPr>
             <w:fldChar w:fldCharType="begin"/>
           </w:r>
           <w:r>
             <w:rPr>
-              <w:rFonts w:ascii="宋体" w:eastAsia="宋体" w:hAnsi="宋体" w:cs="宋体" w:hint="eastAsia"/>
+              <w:rFonts w:hint="eastAsia" w:ascii="宋体" w:hAnsi="宋体" w:eastAsia="宋体" w:cs="宋体"/>
               <w:szCs w:val="24"/>
             </w:rPr>
             <w:instrText xml:space="preserve"> HYPERLINK \l _Toc16098 </w:instrText>
           </w:r>
           <w:r>
             <w:rPr>
-              <w:rFonts w:ascii="宋体" w:eastAsia="宋体" w:hAnsi="宋体" w:cs="宋体" w:hint="eastAsia"/>
+              <w:rFonts w:hint="eastAsia" w:ascii="宋体" w:hAnsi="宋体" w:eastAsia="宋体" w:cs="宋体"/>
               <w:szCs w:val="24"/>
             </w:rPr>
             <w:fldChar w:fldCharType="separate"/>
@@ -2626,7 +2591,7 @@
           </w:r>
           <w:r>
             <w:rPr>
-              <w:rFonts w:ascii="宋体" w:eastAsia="宋体" w:hAnsi="宋体" w:cs="宋体" w:hint="eastAsia"/>
+              <w:rFonts w:hint="eastAsia" w:ascii="宋体" w:hAnsi="宋体" w:eastAsia="宋体" w:cs="宋体"/>
               <w:szCs w:val="24"/>
             </w:rPr>
             <w:fldChar w:fldCharType="end"/>
@@ -2634,28 +2599,28 @@
         </w:p>
         <w:p>
           <w:pPr>
-            <w:pStyle w:val="TOC1"/>
+            <w:pStyle w:val="16"/>
             <w:tabs>
               <w:tab w:val="right" w:leader="dot" w:pos="8306"/>
             </w:tabs>
           </w:pPr>
           <w:r>
             <w:rPr>
-              <w:rFonts w:ascii="宋体" w:eastAsia="宋体" w:hAnsi="宋体" w:cs="宋体" w:hint="eastAsia"/>
+              <w:rFonts w:hint="eastAsia" w:ascii="宋体" w:hAnsi="宋体" w:eastAsia="宋体" w:cs="宋体"/>
               <w:szCs w:val="24"/>
             </w:rPr>
             <w:fldChar w:fldCharType="begin"/>
           </w:r>
           <w:r>
             <w:rPr>
-              <w:rFonts w:ascii="宋体" w:eastAsia="宋体" w:hAnsi="宋体" w:cs="宋体" w:hint="eastAsia"/>
+              <w:rFonts w:hint="eastAsia" w:ascii="宋体" w:hAnsi="宋体" w:eastAsia="宋体" w:cs="宋体"/>
               <w:szCs w:val="24"/>
             </w:rPr>
             <w:instrText xml:space="preserve"> HYPERLINK \l _Toc17911 </w:instrText>
           </w:r>
           <w:r>
             <w:rPr>
-              <w:rFonts w:ascii="宋体" w:eastAsia="宋体" w:hAnsi="宋体" w:cs="宋体" w:hint="eastAsia"/>
+              <w:rFonts w:hint="eastAsia" w:ascii="宋体" w:hAnsi="宋体" w:eastAsia="宋体" w:cs="宋体"/>
               <w:szCs w:val="24"/>
             </w:rPr>
             <w:fldChar w:fldCharType="separate"/>
@@ -2687,7 +2652,7 @@
           </w:r>
           <w:r>
             <w:rPr>
-              <w:rFonts w:ascii="宋体" w:eastAsia="宋体" w:hAnsi="宋体" w:cs="宋体" w:hint="eastAsia"/>
+              <w:rFonts w:hint="eastAsia" w:ascii="宋体" w:hAnsi="宋体" w:eastAsia="宋体" w:cs="宋体"/>
               <w:szCs w:val="24"/>
             </w:rPr>
             <w:fldChar w:fldCharType="end"/>
@@ -2695,28 +2660,28 @@
         </w:p>
         <w:p>
           <w:pPr>
-            <w:pStyle w:val="TOC2"/>
+            <w:pStyle w:val="17"/>
             <w:tabs>
               <w:tab w:val="right" w:leader="dot" w:pos="8306"/>
             </w:tabs>
           </w:pPr>
           <w:r>
             <w:rPr>
-              <w:rFonts w:ascii="宋体" w:eastAsia="宋体" w:hAnsi="宋体" w:cs="宋体" w:hint="eastAsia"/>
+              <w:rFonts w:hint="eastAsia" w:ascii="宋体" w:hAnsi="宋体" w:eastAsia="宋体" w:cs="宋体"/>
               <w:szCs w:val="24"/>
             </w:rPr>
             <w:fldChar w:fldCharType="begin"/>
           </w:r>
           <w:r>
             <w:rPr>
-              <w:rFonts w:ascii="宋体" w:eastAsia="宋体" w:hAnsi="宋体" w:cs="宋体" w:hint="eastAsia"/>
+              <w:rFonts w:hint="eastAsia" w:ascii="宋体" w:hAnsi="宋体" w:eastAsia="宋体" w:cs="宋体"/>
               <w:szCs w:val="24"/>
             </w:rPr>
             <w:instrText xml:space="preserve"> HYPERLINK \l _Toc5534 </w:instrText>
           </w:r>
           <w:r>
             <w:rPr>
-              <w:rFonts w:ascii="宋体" w:eastAsia="宋体" w:hAnsi="宋体" w:cs="宋体" w:hint="eastAsia"/>
+              <w:rFonts w:hint="eastAsia" w:ascii="宋体" w:hAnsi="宋体" w:eastAsia="宋体" w:cs="宋体"/>
               <w:szCs w:val="24"/>
             </w:rPr>
             <w:fldChar w:fldCharType="separate"/>
@@ -2748,7 +2713,7 @@
           </w:r>
           <w:r>
             <w:rPr>
-              <w:rFonts w:ascii="宋体" w:eastAsia="宋体" w:hAnsi="宋体" w:cs="宋体" w:hint="eastAsia"/>
+              <w:rFonts w:hint="eastAsia" w:ascii="宋体" w:hAnsi="宋体" w:eastAsia="宋体" w:cs="宋体"/>
               <w:szCs w:val="24"/>
             </w:rPr>
             <w:fldChar w:fldCharType="end"/>
@@ -2756,28 +2721,28 @@
         </w:p>
         <w:p>
           <w:pPr>
-            <w:pStyle w:val="TOC2"/>
+            <w:pStyle w:val="17"/>
             <w:tabs>
               <w:tab w:val="right" w:leader="dot" w:pos="8306"/>
             </w:tabs>
           </w:pPr>
           <w:r>
             <w:rPr>
-              <w:rFonts w:ascii="宋体" w:eastAsia="宋体" w:hAnsi="宋体" w:cs="宋体" w:hint="eastAsia"/>
+              <w:rFonts w:hint="eastAsia" w:ascii="宋体" w:hAnsi="宋体" w:eastAsia="宋体" w:cs="宋体"/>
               <w:szCs w:val="24"/>
             </w:rPr>
             <w:fldChar w:fldCharType="begin"/>
           </w:r>
           <w:r>
             <w:rPr>
-              <w:rFonts w:ascii="宋体" w:eastAsia="宋体" w:hAnsi="宋体" w:cs="宋体" w:hint="eastAsia"/>
+              <w:rFonts w:hint="eastAsia" w:ascii="宋体" w:hAnsi="宋体" w:eastAsia="宋体" w:cs="宋体"/>
               <w:szCs w:val="24"/>
             </w:rPr>
             <w:instrText xml:space="preserve"> HYPERLINK \l _Toc24807 </w:instrText>
           </w:r>
           <w:r>
             <w:rPr>
-              <w:rFonts w:ascii="宋体" w:eastAsia="宋体" w:hAnsi="宋体" w:cs="宋体" w:hint="eastAsia"/>
+              <w:rFonts w:hint="eastAsia" w:ascii="宋体" w:hAnsi="宋体" w:eastAsia="宋体" w:cs="宋体"/>
               <w:szCs w:val="24"/>
             </w:rPr>
             <w:fldChar w:fldCharType="separate"/>
@@ -2809,7 +2774,7 @@
           </w:r>
           <w:r>
             <w:rPr>
-              <w:rFonts w:ascii="宋体" w:eastAsia="宋体" w:hAnsi="宋体" w:cs="宋体" w:hint="eastAsia"/>
+              <w:rFonts w:hint="eastAsia" w:ascii="宋体" w:hAnsi="宋体" w:eastAsia="宋体" w:cs="宋体"/>
               <w:szCs w:val="24"/>
             </w:rPr>
             <w:fldChar w:fldCharType="end"/>
@@ -2817,28 +2782,28 @@
         </w:p>
         <w:p>
           <w:pPr>
-            <w:pStyle w:val="TOC1"/>
+            <w:pStyle w:val="16"/>
             <w:tabs>
               <w:tab w:val="right" w:leader="dot" w:pos="8306"/>
             </w:tabs>
           </w:pPr>
           <w:r>
             <w:rPr>
-              <w:rFonts w:ascii="宋体" w:eastAsia="宋体" w:hAnsi="宋体" w:cs="宋体" w:hint="eastAsia"/>
+              <w:rFonts w:hint="eastAsia" w:ascii="宋体" w:hAnsi="宋体" w:eastAsia="宋体" w:cs="宋体"/>
               <w:szCs w:val="24"/>
             </w:rPr>
             <w:fldChar w:fldCharType="begin"/>
           </w:r>
           <w:r>
             <w:rPr>
-              <w:rFonts w:ascii="宋体" w:eastAsia="宋体" w:hAnsi="宋体" w:cs="宋体" w:hint="eastAsia"/>
+              <w:rFonts w:hint="eastAsia" w:ascii="宋体" w:hAnsi="宋体" w:eastAsia="宋体" w:cs="宋体"/>
               <w:szCs w:val="24"/>
             </w:rPr>
             <w:instrText xml:space="preserve"> HYPERLINK \l _Toc21886 </w:instrText>
           </w:r>
           <w:r>
             <w:rPr>
-              <w:rFonts w:ascii="宋体" w:eastAsia="宋体" w:hAnsi="宋体" w:cs="宋体" w:hint="eastAsia"/>
+              <w:rFonts w:hint="eastAsia" w:ascii="宋体" w:hAnsi="宋体" w:eastAsia="宋体" w:cs="宋体"/>
               <w:szCs w:val="24"/>
             </w:rPr>
             <w:fldChar w:fldCharType="separate"/>
@@ -2870,7 +2835,7 @@
           </w:r>
           <w:r>
             <w:rPr>
-              <w:rFonts w:ascii="宋体" w:eastAsia="宋体" w:hAnsi="宋体" w:cs="宋体" w:hint="eastAsia"/>
+              <w:rFonts w:hint="eastAsia" w:ascii="宋体" w:hAnsi="宋体" w:eastAsia="宋体" w:cs="宋体"/>
               <w:szCs w:val="24"/>
             </w:rPr>
             <w:fldChar w:fldCharType="end"/>
@@ -2878,28 +2843,28 @@
         </w:p>
         <w:p>
           <w:pPr>
-            <w:pStyle w:val="TOC2"/>
+            <w:pStyle w:val="17"/>
             <w:tabs>
               <w:tab w:val="right" w:leader="dot" w:pos="8306"/>
             </w:tabs>
           </w:pPr>
           <w:r>
             <w:rPr>
-              <w:rFonts w:ascii="宋体" w:eastAsia="宋体" w:hAnsi="宋体" w:cs="宋体" w:hint="eastAsia"/>
+              <w:rFonts w:hint="eastAsia" w:ascii="宋体" w:hAnsi="宋体" w:eastAsia="宋体" w:cs="宋体"/>
               <w:szCs w:val="24"/>
             </w:rPr>
             <w:fldChar w:fldCharType="begin"/>
           </w:r>
           <w:r>
             <w:rPr>
-              <w:rFonts w:ascii="宋体" w:eastAsia="宋体" w:hAnsi="宋体" w:cs="宋体" w:hint="eastAsia"/>
+              <w:rFonts w:hint="eastAsia" w:ascii="宋体" w:hAnsi="宋体" w:eastAsia="宋体" w:cs="宋体"/>
               <w:szCs w:val="24"/>
             </w:rPr>
             <w:instrText xml:space="preserve"> HYPERLINK \l _Toc9429 </w:instrText>
           </w:r>
           <w:r>
             <w:rPr>
-              <w:rFonts w:ascii="宋体" w:eastAsia="宋体" w:hAnsi="宋体" w:cs="宋体" w:hint="eastAsia"/>
+              <w:rFonts w:hint="eastAsia" w:ascii="宋体" w:hAnsi="宋体" w:eastAsia="宋体" w:cs="宋体"/>
               <w:szCs w:val="24"/>
             </w:rPr>
             <w:fldChar w:fldCharType="separate"/>
@@ -2931,7 +2896,7 @@
           </w:r>
           <w:r>
             <w:rPr>
-              <w:rFonts w:ascii="宋体" w:eastAsia="宋体" w:hAnsi="宋体" w:cs="宋体" w:hint="eastAsia"/>
+              <w:rFonts w:hint="eastAsia" w:ascii="宋体" w:hAnsi="宋体" w:eastAsia="宋体" w:cs="宋体"/>
               <w:szCs w:val="24"/>
             </w:rPr>
             <w:fldChar w:fldCharType="end"/>
@@ -2939,28 +2904,28 @@
         </w:p>
         <w:p>
           <w:pPr>
-            <w:pStyle w:val="TOC2"/>
+            <w:pStyle w:val="17"/>
             <w:tabs>
               <w:tab w:val="right" w:leader="dot" w:pos="8306"/>
             </w:tabs>
           </w:pPr>
           <w:r>
             <w:rPr>
-              <w:rFonts w:ascii="宋体" w:eastAsia="宋体" w:hAnsi="宋体" w:cs="宋体" w:hint="eastAsia"/>
+              <w:rFonts w:hint="eastAsia" w:ascii="宋体" w:hAnsi="宋体" w:eastAsia="宋体" w:cs="宋体"/>
               <w:szCs w:val="24"/>
             </w:rPr>
             <w:fldChar w:fldCharType="begin"/>
           </w:r>
           <w:r>
             <w:rPr>
-              <w:rFonts w:ascii="宋体" w:eastAsia="宋体" w:hAnsi="宋体" w:cs="宋体" w:hint="eastAsia"/>
+              <w:rFonts w:hint="eastAsia" w:ascii="宋体" w:hAnsi="宋体" w:eastAsia="宋体" w:cs="宋体"/>
               <w:szCs w:val="24"/>
             </w:rPr>
             <w:instrText xml:space="preserve"> HYPERLINK \l _Toc24107 </w:instrText>
           </w:r>
           <w:r>
             <w:rPr>
-              <w:rFonts w:ascii="宋体" w:eastAsia="宋体" w:hAnsi="宋体" w:cs="宋体" w:hint="eastAsia"/>
+              <w:rFonts w:hint="eastAsia" w:ascii="宋体" w:hAnsi="宋体" w:eastAsia="宋体" w:cs="宋体"/>
               <w:szCs w:val="24"/>
             </w:rPr>
             <w:fldChar w:fldCharType="separate"/>
@@ -2992,7 +2957,7 @@
           </w:r>
           <w:r>
             <w:rPr>
-              <w:rFonts w:ascii="宋体" w:eastAsia="宋体" w:hAnsi="宋体" w:cs="宋体" w:hint="eastAsia"/>
+              <w:rFonts w:hint="eastAsia" w:ascii="宋体" w:hAnsi="宋体" w:eastAsia="宋体" w:cs="宋体"/>
               <w:szCs w:val="24"/>
             </w:rPr>
             <w:fldChar w:fldCharType="end"/>
@@ -3000,28 +2965,28 @@
         </w:p>
         <w:p>
           <w:pPr>
-            <w:pStyle w:val="TOC2"/>
+            <w:pStyle w:val="17"/>
             <w:tabs>
               <w:tab w:val="right" w:leader="dot" w:pos="8306"/>
             </w:tabs>
           </w:pPr>
           <w:r>
             <w:rPr>
-              <w:rFonts w:ascii="宋体" w:eastAsia="宋体" w:hAnsi="宋体" w:cs="宋体" w:hint="eastAsia"/>
+              <w:rFonts w:hint="eastAsia" w:ascii="宋体" w:hAnsi="宋体" w:eastAsia="宋体" w:cs="宋体"/>
               <w:szCs w:val="24"/>
             </w:rPr>
             <w:fldChar w:fldCharType="begin"/>
           </w:r>
           <w:r>
             <w:rPr>
-              <w:rFonts w:ascii="宋体" w:eastAsia="宋体" w:hAnsi="宋体" w:cs="宋体" w:hint="eastAsia"/>
+              <w:rFonts w:hint="eastAsia" w:ascii="宋体" w:hAnsi="宋体" w:eastAsia="宋体" w:cs="宋体"/>
               <w:szCs w:val="24"/>
             </w:rPr>
             <w:instrText xml:space="preserve"> HYPERLINK \l _Toc28676 </w:instrText>
           </w:r>
           <w:r>
             <w:rPr>
-              <w:rFonts w:ascii="宋体" w:eastAsia="宋体" w:hAnsi="宋体" w:cs="宋体" w:hint="eastAsia"/>
+              <w:rFonts w:hint="eastAsia" w:ascii="宋体" w:hAnsi="宋体" w:eastAsia="宋体" w:cs="宋体"/>
               <w:szCs w:val="24"/>
             </w:rPr>
             <w:fldChar w:fldCharType="separate"/>
@@ -3053,7 +3018,7 @@
           </w:r>
           <w:r>
             <w:rPr>
-              <w:rFonts w:ascii="宋体" w:eastAsia="宋体" w:hAnsi="宋体" w:cs="宋体" w:hint="eastAsia"/>
+              <w:rFonts w:hint="eastAsia" w:ascii="宋体" w:hAnsi="宋体" w:eastAsia="宋体" w:cs="宋体"/>
               <w:szCs w:val="24"/>
             </w:rPr>
             <w:fldChar w:fldCharType="end"/>
@@ -3061,28 +3026,28 @@
         </w:p>
         <w:p>
           <w:pPr>
-            <w:pStyle w:val="TOC1"/>
+            <w:pStyle w:val="16"/>
             <w:tabs>
               <w:tab w:val="right" w:leader="dot" w:pos="8306"/>
             </w:tabs>
           </w:pPr>
           <w:r>
             <w:rPr>
-              <w:rFonts w:ascii="宋体" w:eastAsia="宋体" w:hAnsi="宋体" w:cs="宋体" w:hint="eastAsia"/>
+              <w:rFonts w:hint="eastAsia" w:ascii="宋体" w:hAnsi="宋体" w:eastAsia="宋体" w:cs="宋体"/>
               <w:szCs w:val="24"/>
             </w:rPr>
             <w:fldChar w:fldCharType="begin"/>
           </w:r>
           <w:r>
             <w:rPr>
-              <w:rFonts w:ascii="宋体" w:eastAsia="宋体" w:hAnsi="宋体" w:cs="宋体" w:hint="eastAsia"/>
+              <w:rFonts w:hint="eastAsia" w:ascii="宋体" w:hAnsi="宋体" w:eastAsia="宋体" w:cs="宋体"/>
               <w:szCs w:val="24"/>
             </w:rPr>
             <w:instrText xml:space="preserve"> HYPERLINK \l _Toc9497 </w:instrText>
           </w:r>
           <w:r>
             <w:rPr>
-              <w:rFonts w:ascii="宋体" w:eastAsia="宋体" w:hAnsi="宋体" w:cs="宋体" w:hint="eastAsia"/>
+              <w:rFonts w:hint="eastAsia" w:ascii="宋体" w:hAnsi="宋体" w:eastAsia="宋体" w:cs="宋体"/>
               <w:szCs w:val="24"/>
             </w:rPr>
             <w:fldChar w:fldCharType="separate"/>
@@ -3114,7 +3079,7 @@
           </w:r>
           <w:r>
             <w:rPr>
-              <w:rFonts w:ascii="宋体" w:eastAsia="宋体" w:hAnsi="宋体" w:cs="宋体" w:hint="eastAsia"/>
+              <w:rFonts w:hint="eastAsia" w:ascii="宋体" w:hAnsi="宋体" w:eastAsia="宋体" w:cs="宋体"/>
               <w:szCs w:val="24"/>
             </w:rPr>
             <w:fldChar w:fldCharType="end"/>
@@ -3122,28 +3087,28 @@
         </w:p>
         <w:p>
           <w:pPr>
-            <w:pStyle w:val="TOC2"/>
+            <w:pStyle w:val="17"/>
             <w:tabs>
               <w:tab w:val="right" w:leader="dot" w:pos="8306"/>
             </w:tabs>
           </w:pPr>
           <w:r>
             <w:rPr>
-              <w:rFonts w:ascii="宋体" w:eastAsia="宋体" w:hAnsi="宋体" w:cs="宋体" w:hint="eastAsia"/>
+              <w:rFonts w:hint="eastAsia" w:ascii="宋体" w:hAnsi="宋体" w:eastAsia="宋体" w:cs="宋体"/>
               <w:szCs w:val="24"/>
             </w:rPr>
             <w:fldChar w:fldCharType="begin"/>
           </w:r>
           <w:r>
             <w:rPr>
-              <w:rFonts w:ascii="宋体" w:eastAsia="宋体" w:hAnsi="宋体" w:cs="宋体" w:hint="eastAsia"/>
+              <w:rFonts w:hint="eastAsia" w:ascii="宋体" w:hAnsi="宋体" w:eastAsia="宋体" w:cs="宋体"/>
               <w:szCs w:val="24"/>
             </w:rPr>
             <w:instrText xml:space="preserve"> HYPERLINK \l _Toc6512 </w:instrText>
           </w:r>
           <w:r>
             <w:rPr>
-              <w:rFonts w:ascii="宋体" w:eastAsia="宋体" w:hAnsi="宋体" w:cs="宋体" w:hint="eastAsia"/>
+              <w:rFonts w:hint="eastAsia" w:ascii="宋体" w:hAnsi="宋体" w:eastAsia="宋体" w:cs="宋体"/>
               <w:szCs w:val="24"/>
             </w:rPr>
             <w:fldChar w:fldCharType="separate"/>
@@ -3175,7 +3140,7 @@
           </w:r>
           <w:r>
             <w:rPr>
-              <w:rFonts w:ascii="宋体" w:eastAsia="宋体" w:hAnsi="宋体" w:cs="宋体" w:hint="eastAsia"/>
+              <w:rFonts w:hint="eastAsia" w:ascii="宋体" w:hAnsi="宋体" w:eastAsia="宋体" w:cs="宋体"/>
               <w:szCs w:val="24"/>
             </w:rPr>
             <w:fldChar w:fldCharType="end"/>
@@ -3183,28 +3148,28 @@
         </w:p>
         <w:p>
           <w:pPr>
-            <w:pStyle w:val="TOC2"/>
+            <w:pStyle w:val="17"/>
             <w:tabs>
               <w:tab w:val="right" w:leader="dot" w:pos="8306"/>
             </w:tabs>
           </w:pPr>
           <w:r>
             <w:rPr>
-              <w:rFonts w:ascii="宋体" w:eastAsia="宋体" w:hAnsi="宋体" w:cs="宋体" w:hint="eastAsia"/>
+              <w:rFonts w:hint="eastAsia" w:ascii="宋体" w:hAnsi="宋体" w:eastAsia="宋体" w:cs="宋体"/>
               <w:szCs w:val="24"/>
             </w:rPr>
             <w:fldChar w:fldCharType="begin"/>
           </w:r>
           <w:r>
             <w:rPr>
-              <w:rFonts w:ascii="宋体" w:eastAsia="宋体" w:hAnsi="宋体" w:cs="宋体" w:hint="eastAsia"/>
+              <w:rFonts w:hint="eastAsia" w:ascii="宋体" w:hAnsi="宋体" w:eastAsia="宋体" w:cs="宋体"/>
               <w:szCs w:val="24"/>
             </w:rPr>
             <w:instrText xml:space="preserve"> HYPERLINK \l _Toc18264 </w:instrText>
           </w:r>
           <w:r>
             <w:rPr>
-              <w:rFonts w:ascii="宋体" w:eastAsia="宋体" w:hAnsi="宋体" w:cs="宋体" w:hint="eastAsia"/>
+              <w:rFonts w:hint="eastAsia" w:ascii="宋体" w:hAnsi="宋体" w:eastAsia="宋体" w:cs="宋体"/>
               <w:szCs w:val="24"/>
             </w:rPr>
             <w:fldChar w:fldCharType="separate"/>
@@ -3236,7 +3201,7 @@
           </w:r>
           <w:r>
             <w:rPr>
-              <w:rFonts w:ascii="宋体" w:eastAsia="宋体" w:hAnsi="宋体" w:cs="宋体" w:hint="eastAsia"/>
+              <w:rFonts w:hint="eastAsia" w:ascii="宋体" w:hAnsi="宋体" w:eastAsia="宋体" w:cs="宋体"/>
               <w:szCs w:val="24"/>
             </w:rPr>
             <w:fldChar w:fldCharType="end"/>
@@ -3244,28 +3209,28 @@
         </w:p>
         <w:p>
           <w:pPr>
-            <w:pStyle w:val="TOC1"/>
+            <w:pStyle w:val="16"/>
             <w:tabs>
               <w:tab w:val="right" w:leader="dot" w:pos="8306"/>
             </w:tabs>
           </w:pPr>
           <w:r>
             <w:rPr>
-              <w:rFonts w:ascii="宋体" w:eastAsia="宋体" w:hAnsi="宋体" w:cs="宋体" w:hint="eastAsia"/>
+              <w:rFonts w:hint="eastAsia" w:ascii="宋体" w:hAnsi="宋体" w:eastAsia="宋体" w:cs="宋体"/>
               <w:szCs w:val="24"/>
             </w:rPr>
             <w:fldChar w:fldCharType="begin"/>
           </w:r>
           <w:r>
             <w:rPr>
-              <w:rFonts w:ascii="宋体" w:eastAsia="宋体" w:hAnsi="宋体" w:cs="宋体" w:hint="eastAsia"/>
+              <w:rFonts w:hint="eastAsia" w:ascii="宋体" w:hAnsi="宋体" w:eastAsia="宋体" w:cs="宋体"/>
               <w:szCs w:val="24"/>
             </w:rPr>
             <w:instrText xml:space="preserve"> HYPERLINK \l _Toc3011 </w:instrText>
           </w:r>
           <w:r>
             <w:rPr>
-              <w:rFonts w:ascii="宋体" w:eastAsia="宋体" w:hAnsi="宋体" w:cs="宋体" w:hint="eastAsia"/>
+              <w:rFonts w:hint="eastAsia" w:ascii="宋体" w:hAnsi="宋体" w:eastAsia="宋体" w:cs="宋体"/>
               <w:szCs w:val="24"/>
             </w:rPr>
             <w:fldChar w:fldCharType="separate"/>
@@ -3304,7 +3269,7 @@
           </w:r>
           <w:r>
             <w:rPr>
-              <w:rFonts w:ascii="宋体" w:eastAsia="宋体" w:hAnsi="宋体" w:cs="宋体" w:hint="eastAsia"/>
+              <w:rFonts w:hint="eastAsia" w:ascii="宋体" w:hAnsi="宋体" w:eastAsia="宋体" w:cs="宋体"/>
               <w:szCs w:val="24"/>
             </w:rPr>
             <w:fldChar w:fldCharType="end"/>
@@ -3312,28 +3277,28 @@
         </w:p>
         <w:p>
           <w:pPr>
-            <w:pStyle w:val="TOC1"/>
+            <w:pStyle w:val="16"/>
             <w:tabs>
               <w:tab w:val="right" w:leader="dot" w:pos="8306"/>
             </w:tabs>
           </w:pPr>
           <w:r>
             <w:rPr>
-              <w:rFonts w:ascii="宋体" w:eastAsia="宋体" w:hAnsi="宋体" w:cs="宋体" w:hint="eastAsia"/>
+              <w:rFonts w:hint="eastAsia" w:ascii="宋体" w:hAnsi="宋体" w:eastAsia="宋体" w:cs="宋体"/>
               <w:szCs w:val="24"/>
             </w:rPr>
             <w:fldChar w:fldCharType="begin"/>
           </w:r>
           <w:r>
             <w:rPr>
-              <w:rFonts w:ascii="宋体" w:eastAsia="宋体" w:hAnsi="宋体" w:cs="宋体" w:hint="eastAsia"/>
+              <w:rFonts w:hint="eastAsia" w:ascii="宋体" w:hAnsi="宋体" w:eastAsia="宋体" w:cs="宋体"/>
               <w:szCs w:val="24"/>
             </w:rPr>
             <w:instrText xml:space="preserve"> HYPERLINK \l _Toc18250 </w:instrText>
           </w:r>
           <w:r>
             <w:rPr>
-              <w:rFonts w:ascii="宋体" w:eastAsia="宋体" w:hAnsi="宋体" w:cs="宋体" w:hint="eastAsia"/>
+              <w:rFonts w:hint="eastAsia" w:ascii="宋体" w:hAnsi="宋体" w:eastAsia="宋体" w:cs="宋体"/>
               <w:szCs w:val="24"/>
             </w:rPr>
             <w:fldChar w:fldCharType="separate"/>
@@ -3365,7 +3330,7 @@
           </w:r>
           <w:r>
             <w:rPr>
-              <w:rFonts w:ascii="宋体" w:eastAsia="宋体" w:hAnsi="宋体" w:cs="宋体" w:hint="eastAsia"/>
+              <w:rFonts w:hint="eastAsia" w:ascii="宋体" w:hAnsi="宋体" w:eastAsia="宋体" w:cs="宋体"/>
               <w:szCs w:val="24"/>
             </w:rPr>
             <w:fldChar w:fldCharType="end"/>
@@ -3387,7 +3352,7 @@
             <w:snapToGrid w:val="0"/>
             <w:textAlignment w:val="baseline"/>
             <w:rPr>
-              <w:rFonts w:ascii="宋体" w:eastAsia="宋体" w:hAnsi="宋体" w:cs="宋体" w:hint="eastAsia"/>
+              <w:rFonts w:hint="eastAsia" w:ascii="宋体" w:hAnsi="宋体" w:eastAsia="宋体" w:cs="宋体"/>
               <w:snapToGrid w:val="0"/>
               <w:color w:val="000000"/>
               <w:kern w:val="0"/>
@@ -3398,7 +3363,7 @@
           </w:pPr>
           <w:r>
             <w:rPr>
-              <w:rFonts w:ascii="宋体" w:eastAsia="宋体" w:hAnsi="宋体" w:cs="宋体" w:hint="eastAsia"/>
+              <w:rFonts w:hint="eastAsia" w:ascii="宋体" w:hAnsi="宋体" w:eastAsia="宋体" w:cs="宋体"/>
               <w:szCs w:val="24"/>
             </w:rPr>
             <w:fldChar w:fldCharType="end"/>
@@ -3423,7 +3388,7 @@
     </w:p>
     <w:p>
       <w:pPr>
-        <w:pStyle w:val="1"/>
+        <w:pStyle w:val="28"/>
         <w:bidi w:val="0"/>
         <w:rPr>
           <w:rFonts w:hint="default"/>
@@ -3442,7 +3407,7 @@
     </w:p>
     <w:p>
       <w:pPr>
-        <w:pStyle w:val="a1"/>
+        <w:pStyle w:val="29"/>
         <w:keepNext w:val="0"/>
         <w:keepLines w:val="0"/>
         <w:pageBreakBefore w:val="0"/>
@@ -3471,7 +3436,7 @@
     </w:p>
     <w:p>
       <w:pPr>
-        <w:pStyle w:val="1"/>
+        <w:pStyle w:val="28"/>
         <w:bidi w:val="0"/>
         <w:rPr>
           <w:rFonts w:hint="default"/>
@@ -3490,7 +3455,7 @@
     </w:p>
     <w:p>
       <w:pPr>
-        <w:pStyle w:val="a1"/>
+        <w:pStyle w:val="29"/>
         <w:keepNext w:val="0"/>
         <w:keepLines w:val="0"/>
         <w:pageBreakBefore w:val="0"/>
@@ -3519,7 +3484,7 @@
     </w:p>
     <w:p>
       <w:pPr>
-        <w:pStyle w:val="1"/>
+        <w:pStyle w:val="28"/>
         <w:bidi w:val="0"/>
         <w:rPr>
           <w:rFonts w:hint="default"/>
@@ -3538,7 +3503,7 @@
     </w:p>
     <w:p>
       <w:pPr>
-        <w:pStyle w:val="2"/>
+        <w:pStyle w:val="30"/>
         <w:bidi w:val="0"/>
         <w:rPr>
           <w:rFonts w:hint="default"/>
@@ -3557,7 +3522,7 @@
     </w:p>
     <w:p>
       <w:pPr>
-        <w:pStyle w:val="a1"/>
+        <w:pStyle w:val="29"/>
         <w:keepNext w:val="0"/>
         <w:keepLines w:val="0"/>
         <w:pageBreakBefore w:val="0"/>
@@ -3586,7 +3551,7 @@
     </w:p>
     <w:p>
       <w:pPr>
-        <w:pStyle w:val="2"/>
+        <w:pStyle w:val="30"/>
         <w:bidi w:val="0"/>
         <w:rPr>
           <w:rFonts w:hint="default"/>
@@ -3605,7 +3570,7 @@
     </w:p>
     <w:p>
       <w:pPr>
-        <w:pStyle w:val="a1"/>
+        <w:pStyle w:val="29"/>
         <w:keepNext w:val="0"/>
         <w:keepLines w:val="0"/>
         <w:pageBreakBefore w:val="0"/>
@@ -3634,7 +3599,7 @@
     </w:p>
     <w:p>
       <w:pPr>
-        <w:pStyle w:val="2"/>
+        <w:pStyle w:val="30"/>
         <w:bidi w:val="0"/>
         <w:rPr>
           <w:rFonts w:hint="default"/>
@@ -3653,7 +3618,7 @@
     </w:p>
     <w:p>
       <w:pPr>
-        <w:pStyle w:val="a1"/>
+        <w:pStyle w:val="29"/>
         <w:keepNext w:val="0"/>
         <w:keepLines w:val="0"/>
         <w:pageBreakBefore w:val="0"/>
@@ -3682,7 +3647,7 @@
     </w:p>
     <w:p>
       <w:pPr>
-        <w:pStyle w:val="1"/>
+        <w:pStyle w:val="28"/>
         <w:bidi w:val="0"/>
         <w:rPr>
           <w:rFonts w:hint="default"/>
@@ -3701,7 +3666,7 @@
     </w:p>
     <w:p>
       <w:pPr>
-        <w:pStyle w:val="2"/>
+        <w:pStyle w:val="30"/>
         <w:bidi w:val="0"/>
         <w:rPr>
           <w:rFonts w:hint="default"/>
@@ -3720,7 +3685,7 @@
     </w:p>
     <w:p>
       <w:pPr>
-        <w:pStyle w:val="a1"/>
+        <w:pStyle w:val="29"/>
         <w:keepNext w:val="0"/>
         <w:keepLines w:val="0"/>
         <w:pageBreakBefore w:val="0"/>
@@ -3749,7 +3714,7 @@
     </w:p>
     <w:p>
       <w:pPr>
-        <w:pStyle w:val="a1"/>
+        <w:pStyle w:val="29"/>
         <w:keepNext w:val="0"/>
         <w:keepLines w:val="0"/>
         <w:pageBreakBefore w:val="0"/>
@@ -3778,7 +3743,7 @@
     </w:p>
     <w:p>
       <w:pPr>
-        <w:pStyle w:val="a1"/>
+        <w:pStyle w:val="29"/>
         <w:keepNext w:val="0"/>
         <w:keepLines w:val="0"/>
         <w:pageBreakBefore w:val="0"/>
@@ -3807,7 +3772,7 @@
     </w:p>
     <w:p>
       <w:pPr>
-        <w:pStyle w:val="a1"/>
+        <w:pStyle w:val="29"/>
         <w:keepNext w:val="0"/>
         <w:keepLines w:val="0"/>
         <w:pageBreakBefore w:val="0"/>
@@ -3836,7 +3801,7 @@
     </w:p>
     <w:p>
       <w:pPr>
-        <w:pStyle w:val="a1"/>
+        <w:pStyle w:val="29"/>
         <w:keepNext w:val="0"/>
         <w:keepLines w:val="0"/>
         <w:pageBreakBefore w:val="0"/>
@@ -3865,7 +3830,7 @@
     </w:p>
     <w:p>
       <w:pPr>
-        <w:pStyle w:val="2"/>
+        <w:pStyle w:val="30"/>
         <w:bidi w:val="0"/>
         <w:rPr>
           <w:rFonts w:hint="default"/>
@@ -3884,7 +3849,7 @@
     </w:p>
     <w:p>
       <w:pPr>
-        <w:pStyle w:val="a1"/>
+        <w:pStyle w:val="29"/>
         <w:keepNext w:val="0"/>
         <w:keepLines w:val="0"/>
         <w:pageBreakBefore w:val="0"/>
@@ -3913,7 +3878,7 @@
     </w:p>
     <w:p>
       <w:pPr>
-        <w:pStyle w:val="a1"/>
+        <w:pStyle w:val="29"/>
         <w:keepNext w:val="0"/>
         <w:keepLines w:val="0"/>
         <w:pageBreakBefore w:val="0"/>
@@ -3942,7 +3907,7 @@
     </w:p>
     <w:p>
       <w:pPr>
-        <w:pStyle w:val="a1"/>
+        <w:pStyle w:val="29"/>
         <w:keepNext w:val="0"/>
         <w:keepLines w:val="0"/>
         <w:pageBreakBefore w:val="0"/>
@@ -3971,7 +3936,7 @@
     </w:p>
     <w:p>
       <w:pPr>
-        <w:pStyle w:val="1"/>
+        <w:pStyle w:val="28"/>
         <w:bidi w:val="0"/>
         <w:rPr>
           <w:rFonts w:hint="default"/>
@@ -3990,7 +3955,7 @@
     </w:p>
     <w:p>
       <w:pPr>
-        <w:pStyle w:val="2"/>
+        <w:pStyle w:val="30"/>
         <w:bidi w:val="0"/>
         <w:rPr>
           <w:rFonts w:hint="default"/>
@@ -4009,7 +3974,7 @@
     </w:p>
     <w:p>
       <w:pPr>
-        <w:pStyle w:val="a1"/>
+        <w:pStyle w:val="29"/>
         <w:keepNext w:val="0"/>
         <w:keepLines w:val="0"/>
         <w:pageBreakBefore w:val="0"/>
@@ -4038,7 +4003,7 @@
     </w:p>
     <w:p>
       <w:pPr>
-        <w:pStyle w:val="a1"/>
+        <w:pStyle w:val="29"/>
         <w:keepNext w:val="0"/>
         <w:keepLines w:val="0"/>
         <w:pageBreakBefore w:val="0"/>
@@ -4067,7 +4032,7 @@
     </w:p>
     <w:p>
       <w:pPr>
-        <w:pStyle w:val="a1"/>
+        <w:pStyle w:val="29"/>
         <w:keepNext w:val="0"/>
         <w:keepLines w:val="0"/>
         <w:pageBreakBefore w:val="0"/>
@@ -4096,7 +4061,7 @@
     </w:p>
     <w:p>
       <w:pPr>
-        <w:pStyle w:val="2"/>
+        <w:pStyle w:val="30"/>
         <w:bidi w:val="0"/>
         <w:rPr>
           <w:rFonts w:hint="default"/>
@@ -4115,7 +4080,7 @@
     </w:p>
     <w:p>
       <w:pPr>
-        <w:pStyle w:val="a1"/>
+        <w:pStyle w:val="29"/>
         <w:keepNext w:val="0"/>
         <w:keepLines w:val="0"/>
         <w:pageBreakBefore w:val="0"/>
@@ -4144,7 +4109,7 @@
     </w:p>
     <w:p>
       <w:pPr>
-        <w:pStyle w:val="a1"/>
+        <w:pStyle w:val="29"/>
         <w:keepNext w:val="0"/>
         <w:keepLines w:val="0"/>
         <w:pageBreakBefore w:val="0"/>
@@ -4173,7 +4138,7 @@
     </w:p>
     <w:p>
       <w:pPr>
-        <w:pStyle w:val="a1"/>
+        <w:pStyle w:val="29"/>
         <w:keepNext w:val="0"/>
         <w:keepLines w:val="0"/>
         <w:pageBreakBefore w:val="0"/>
@@ -4202,7 +4167,7 @@
     </w:p>
     <w:p>
       <w:pPr>
-        <w:pStyle w:val="2"/>
+        <w:pStyle w:val="30"/>
         <w:bidi w:val="0"/>
         <w:rPr>
           <w:rFonts w:hint="default"/>
@@ -4221,7 +4186,7 @@
     </w:p>
     <w:p>
       <w:pPr>
-        <w:pStyle w:val="a1"/>
+        <w:pStyle w:val="29"/>
         <w:keepNext w:val="0"/>
         <w:keepLines w:val="0"/>
         <w:pageBreakBefore w:val="0"/>
@@ -4250,7 +4215,7 @@
     </w:p>
     <w:p>
       <w:pPr>
-        <w:pStyle w:val="a1"/>
+        <w:pStyle w:val="29"/>
         <w:keepNext w:val="0"/>
         <w:keepLines w:val="0"/>
         <w:pageBreakBefore w:val="0"/>
@@ -4279,7 +4244,7 @@
     </w:p>
     <w:p>
       <w:pPr>
-        <w:pStyle w:val="a1"/>
+        <w:pStyle w:val="29"/>
         <w:keepNext w:val="0"/>
         <w:keepLines w:val="0"/>
         <w:pageBreakBefore w:val="0"/>
@@ -4308,7 +4273,7 @@
     </w:p>
     <w:p>
       <w:pPr>
-        <w:pStyle w:val="1"/>
+        <w:pStyle w:val="28"/>
         <w:bidi w:val="0"/>
         <w:rPr>
           <w:rFonts w:hint="default"/>
@@ -4327,7 +4292,7 @@
     </w:p>
     <w:p>
       <w:pPr>
-        <w:pStyle w:val="2"/>
+        <w:pStyle w:val="30"/>
         <w:bidi w:val="0"/>
         <w:rPr>
           <w:rFonts w:hint="default"/>
@@ -4346,7 +4311,7 @@
     </w:p>
     <w:p>
       <w:pPr>
-        <w:pStyle w:val="a1"/>
+        <w:pStyle w:val="29"/>
         <w:keepNext w:val="0"/>
         <w:keepLines w:val="0"/>
         <w:pageBreakBefore w:val="0"/>
@@ -4375,7 +4340,7 @@
     </w:p>
     <w:p>
       <w:pPr>
-        <w:pStyle w:val="2"/>
+        <w:pStyle w:val="30"/>
         <w:bidi w:val="0"/>
         <w:rPr>
           <w:rFonts w:hint="default"/>
@@ -4394,7 +4359,7 @@
     </w:p>
     <w:p>
       <w:pPr>
-        <w:pStyle w:val="a1"/>
+        <w:pStyle w:val="29"/>
         <w:keepNext w:val="0"/>
         <w:keepLines w:val="0"/>
         <w:pageBreakBefore w:val="0"/>
@@ -4423,7 +4388,7 @@
     </w:p>
     <w:p>
       <w:pPr>
-        <w:pStyle w:val="a1"/>
+        <w:pStyle w:val="29"/>
         <w:keepNext w:val="0"/>
         <w:keepLines w:val="0"/>
         <w:pageBreakBefore w:val="0"/>
@@ -4452,7 +4417,7 @@
     </w:p>
     <w:p>
       <w:pPr>
-        <w:pStyle w:val="a1"/>
+        <w:pStyle w:val="29"/>
         <w:keepNext w:val="0"/>
         <w:keepLines w:val="0"/>
         <w:pageBreakBefore w:val="0"/>
@@ -4481,7 +4446,7 @@
     </w:p>
     <w:p>
       <w:pPr>
-        <w:pStyle w:val="1"/>
+        <w:pStyle w:val="28"/>
         <w:bidi w:val="0"/>
         <w:rPr>
           <w:rFonts w:hint="default"/>
@@ -4489,8 +4454,6 @@
         </w:rPr>
       </w:pPr>
       <w:bookmarkStart w:id="18" w:name="_Toc3011"/>
-      <w:bookmarkStart w:id="19" w:name="_GoBack"/>
-      <w:bookmarkEnd w:id="19"/>
       <w:r>
         <w:rPr>
           <w:rFonts w:hint="eastAsia"/>
@@ -4502,18 +4465,19 @@
     </w:p>
     <w:tbl>
       <w:tblPr>
-        <w:tblStyle w:val="TableNormal"/>
+        <w:tblStyle w:val="20"/>
         <w:tblW w:w="8504" w:type="dxa"/>
         <w:tblInd w:w="96" w:type="dxa"/>
         <w:tblBorders>
-          <w:top w:val="nil"/>
-          <w:left w:val="nil"/>
-          <w:bottom w:val="nil"/>
-          <w:right w:val="nil"/>
-          <w:insideH w:val="nil"/>
-          <w:insideV w:val="nil"/>
+          <w:top w:val="none" w:color="auto" w:sz="0" w:space="0"/>
+          <w:left w:val="none" w:color="auto" w:sz="0" w:space="0"/>
+          <w:bottom w:val="none" w:color="auto" w:sz="0" w:space="0"/>
+          <w:right w:val="none" w:color="auto" w:sz="0" w:space="0"/>
+          <w:insideH w:val="none" w:color="auto" w:sz="0" w:space="0"/>
+          <w:insideV w:val="none" w:color="auto" w:sz="0" w:space="0"/>
         </w:tblBorders>
         <w:shd w:val="clear" w:color="auto" w:fill="auto"/>
+        <w:tblLayout w:type="autofit"/>
         <w:tblCellMar>
           <w:top w:w="0" w:type="dxa"/>
           <w:left w:w="108" w:type="dxa"/>
@@ -4529,15 +4493,13 @@
       </w:tblGrid>
       <w:tr>
         <w:tblPrEx>
-          <w:tblW w:w="8504" w:type="dxa"/>
-          <w:tblInd w:w="96" w:type="dxa"/>
           <w:tblBorders>
-            <w:top w:val="nil"/>
-            <w:left w:val="nil"/>
-            <w:bottom w:val="nil"/>
-            <w:right w:val="nil"/>
-            <w:insideH w:val="nil"/>
-            <w:insideV w:val="nil"/>
+            <w:top w:val="none" w:color="auto" w:sz="0" w:space="0"/>
+            <w:left w:val="none" w:color="auto" w:sz="0" w:space="0"/>
+            <w:bottom w:val="none" w:color="auto" w:sz="0" w:space="0"/>
+            <w:right w:val="none" w:color="auto" w:sz="0" w:space="0"/>
+            <w:insideH w:val="none" w:color="auto" w:sz="0" w:space="0"/>
+            <w:insideV w:val="none" w:color="auto" w:sz="0" w:space="0"/>
           </w:tblBorders>
           <w:shd w:val="clear" w:color="auto" w:fill="auto"/>
           <w:tblCellMar>
@@ -4548,16 +4510,16 @@
           </w:tblCellMar>
         </w:tblPrEx>
         <w:trPr>
-          <w:trHeight w:val="493"/>
+          <w:trHeight w:val="493" w:hRule="atLeast"/>
         </w:trPr>
         <w:tc>
           <w:tcPr>
             <w:tcW w:w="1435" w:type="dxa"/>
             <w:tcBorders>
-              <w:top w:val="single" w:sz="4" w:space="0" w:color="000000"/>
-              <w:left w:val="single" w:sz="4" w:space="0" w:color="000000"/>
-              <w:bottom w:val="single" w:sz="4" w:space="0" w:color="000000"/>
-              <w:right w:val="single" w:sz="4" w:space="0" w:color="000000"/>
+              <w:top w:val="single" w:color="000000" w:sz="4" w:space="0"/>
+              <w:left w:val="single" w:color="000000" w:sz="4" w:space="0"/>
+              <w:bottom w:val="single" w:color="000000" w:sz="4" w:space="0"/>
+              <w:right w:val="single" w:color="000000" w:sz="4" w:space="0"/>
             </w:tcBorders>
             <w:shd w:val="clear" w:color="auto" w:fill="C0C0C0"/>
             <w:vAlign w:val="center"/>
@@ -4571,7 +4533,7 @@
               <w:jc w:val="center"/>
               <w:textAlignment w:val="center"/>
               <w:rPr>
-                <w:rFonts w:ascii="楷体_GB2312" w:eastAsia="楷体_GB2312" w:hAnsi="宋体" w:cs="楷体_GB2312"/>
+                <w:rFonts w:ascii="楷体_GB2312" w:hAnsi="宋体" w:eastAsia="楷体_GB2312" w:cs="楷体_GB2312"/>
                 <w:b/>
                 <w:bCs/>
                 <w:i w:val="0"/>
@@ -4584,7 +4546,7 @@
             </w:pPr>
             <w:r>
               <w:rPr>
-                <w:rFonts w:ascii="楷体_GB2312" w:eastAsia="楷体_GB2312" w:hAnsi="宋体" w:cs="楷体_GB2312" w:hint="default"/>
+                <w:rFonts w:hint="default" w:ascii="楷体_GB2312" w:hAnsi="宋体" w:eastAsia="楷体_GB2312" w:cs="楷体_GB2312"/>
                 <w:b/>
                 <w:bCs/>
                 <w:i w:val="0"/>
@@ -4605,10 +4567,10 @@
           <w:tcPr>
             <w:tcW w:w="1108" w:type="dxa"/>
             <w:tcBorders>
-              <w:top w:val="single" w:sz="4" w:space="0" w:color="000000"/>
-              <w:left w:val="single" w:sz="4" w:space="0" w:color="000000"/>
-              <w:bottom w:val="single" w:sz="4" w:space="0" w:color="000000"/>
-              <w:right w:val="single" w:sz="4" w:space="0" w:color="000000"/>
+              <w:top w:val="single" w:color="000000" w:sz="4" w:space="0"/>
+              <w:left w:val="single" w:color="000000" w:sz="4" w:space="0"/>
+              <w:bottom w:val="single" w:color="000000" w:sz="4" w:space="0"/>
+              <w:right w:val="single" w:color="000000" w:sz="4" w:space="0"/>
             </w:tcBorders>
             <w:shd w:val="clear" w:color="auto" w:fill="C0C0C0"/>
             <w:vAlign w:val="center"/>
@@ -4622,7 +4584,7 @@
               <w:jc w:val="center"/>
               <w:textAlignment w:val="center"/>
               <w:rPr>
-                <w:rFonts w:ascii="楷体_GB2312" w:eastAsia="楷体_GB2312" w:hAnsi="宋体" w:cs="楷体_GB2312" w:hint="default"/>
+                <w:rFonts w:hint="default" w:ascii="楷体_GB2312" w:hAnsi="宋体" w:eastAsia="楷体_GB2312" w:cs="楷体_GB2312"/>
                 <w:b/>
                 <w:bCs/>
                 <w:i w:val="0"/>
@@ -4635,7 +4597,7 @@
             </w:pPr>
             <w:r>
               <w:rPr>
-                <w:rFonts w:ascii="楷体_GB2312" w:eastAsia="楷体_GB2312" w:hAnsi="宋体" w:cs="楷体_GB2312" w:hint="default"/>
+                <w:rFonts w:hint="default" w:ascii="楷体_GB2312" w:hAnsi="宋体" w:eastAsia="楷体_GB2312" w:cs="楷体_GB2312"/>
                 <w:b/>
                 <w:bCs/>
                 <w:i w:val="0"/>
@@ -4656,10 +4618,10 @@
           <w:tcPr>
             <w:tcW w:w="5035" w:type="dxa"/>
             <w:tcBorders>
-              <w:top w:val="single" w:sz="4" w:space="0" w:color="000000"/>
-              <w:left w:val="single" w:sz="4" w:space="0" w:color="000000"/>
-              <w:bottom w:val="single" w:sz="4" w:space="0" w:color="000000"/>
-              <w:right w:val="single" w:sz="4" w:space="0" w:color="000000"/>
+              <w:top w:val="single" w:color="000000" w:sz="4" w:space="0"/>
+              <w:left w:val="single" w:color="000000" w:sz="4" w:space="0"/>
+              <w:bottom w:val="single" w:color="000000" w:sz="4" w:space="0"/>
+              <w:right w:val="single" w:color="000000" w:sz="4" w:space="0"/>
             </w:tcBorders>
             <w:shd w:val="clear" w:color="auto" w:fill="C0C0C0"/>
             <w:vAlign w:val="center"/>
@@ -4673,7 +4635,7 @@
               <w:jc w:val="center"/>
               <w:textAlignment w:val="center"/>
               <w:rPr>
-                <w:rFonts w:ascii="楷体_GB2312" w:eastAsia="楷体_GB2312" w:hAnsi="宋体" w:cs="楷体_GB2312" w:hint="default"/>
+                <w:rFonts w:hint="default" w:ascii="楷体_GB2312" w:hAnsi="宋体" w:eastAsia="楷体_GB2312" w:cs="楷体_GB2312"/>
                 <w:b/>
                 <w:bCs/>
                 <w:i w:val="0"/>
@@ -4686,7 +4648,7 @@
             </w:pPr>
             <w:r>
               <w:rPr>
-                <w:rFonts w:ascii="楷体_GB2312" w:eastAsia="楷体_GB2312" w:hAnsi="宋体" w:cs="楷体_GB2312" w:hint="default"/>
+                <w:rFonts w:hint="default" w:ascii="楷体_GB2312" w:hAnsi="宋体" w:eastAsia="楷体_GB2312" w:cs="楷体_GB2312"/>
                 <w:b/>
                 <w:bCs/>
                 <w:i w:val="0"/>
@@ -4707,10 +4669,10 @@
           <w:tcPr>
             <w:tcW w:w="926" w:type="dxa"/>
             <w:tcBorders>
-              <w:top w:val="single" w:sz="4" w:space="0" w:color="000000"/>
-              <w:left w:val="single" w:sz="4" w:space="0" w:color="000000"/>
-              <w:bottom w:val="single" w:sz="4" w:space="0" w:color="000000"/>
-              <w:right w:val="single" w:sz="4" w:space="0" w:color="000000"/>
+              <w:top w:val="single" w:color="000000" w:sz="4" w:space="0"/>
+              <w:left w:val="single" w:color="000000" w:sz="4" w:space="0"/>
+              <w:bottom w:val="single" w:color="000000" w:sz="4" w:space="0"/>
+              <w:right w:val="single" w:color="000000" w:sz="4" w:space="0"/>
             </w:tcBorders>
             <w:shd w:val="clear" w:color="auto" w:fill="C0C0C0"/>
             <w:vAlign w:val="center"/>
@@ -4724,7 +4686,7 @@
               <w:jc w:val="center"/>
               <w:textAlignment w:val="center"/>
               <w:rPr>
-                <w:rFonts w:ascii="楷体_GB2312" w:eastAsia="楷体_GB2312" w:hAnsi="宋体" w:cs="楷体_GB2312" w:hint="default"/>
+                <w:rFonts w:hint="default" w:ascii="楷体_GB2312" w:hAnsi="宋体" w:eastAsia="楷体_GB2312" w:cs="楷体_GB2312"/>
                 <w:b/>
                 <w:bCs/>
                 <w:i w:val="0"/>
@@ -4737,7 +4699,7 @@
             </w:pPr>
             <w:r>
               <w:rPr>
-                <w:rFonts w:ascii="楷体_GB2312" w:eastAsia="楷体_GB2312" w:hAnsi="宋体" w:cs="楷体_GB2312" w:hint="default"/>
+                <w:rFonts w:hint="default" w:ascii="楷体_GB2312" w:hAnsi="宋体" w:eastAsia="楷体_GB2312" w:cs="楷体_GB2312"/>
                 <w:b/>
                 <w:bCs/>
                 <w:i w:val="0"/>
@@ -4757,8 +4719,14 @@
       </w:tr>
       <w:tr>
         <w:tblPrEx>
-          <w:tblW w:w="8504" w:type="dxa"/>
-          <w:tblInd w:w="96" w:type="dxa"/>
+          <w:tblBorders>
+            <w:top w:val="none" w:color="auto" w:sz="0" w:space="0"/>
+            <w:left w:val="none" w:color="auto" w:sz="0" w:space="0"/>
+            <w:bottom w:val="none" w:color="auto" w:sz="0" w:space="0"/>
+            <w:right w:val="none" w:color="auto" w:sz="0" w:space="0"/>
+            <w:insideH w:val="none" w:color="auto" w:sz="0" w:space="0"/>
+            <w:insideV w:val="none" w:color="auto" w:sz="0" w:space="0"/>
+          </w:tblBorders>
           <w:shd w:val="clear" w:color="auto" w:fill="auto"/>
           <w:tblCellMar>
             <w:top w:w="0" w:type="dxa"/>
@@ -4768,16 +4736,16 @@
           </w:tblCellMar>
         </w:tblPrEx>
         <w:trPr>
-          <w:trHeight w:val="493"/>
+          <w:trHeight w:val="493" w:hRule="atLeast"/>
         </w:trPr>
         <w:tc>
           <w:tcPr>
             <w:tcW w:w="1435" w:type="dxa"/>
             <w:tcBorders>
-              <w:top w:val="single" w:sz="4" w:space="0" w:color="000000"/>
-              <w:left w:val="single" w:sz="4" w:space="0" w:color="000000"/>
-              <w:bottom w:val="single" w:sz="4" w:space="0" w:color="000000"/>
-              <w:right w:val="single" w:sz="4" w:space="0" w:color="000000"/>
+              <w:top w:val="single" w:color="000000" w:sz="4" w:space="0"/>
+              <w:left w:val="single" w:color="000000" w:sz="4" w:space="0"/>
+              <w:bottom w:val="single" w:color="000000" w:sz="4" w:space="0"/>
+              <w:right w:val="single" w:color="000000" w:sz="4" w:space="0"/>
             </w:tcBorders>
             <w:shd w:val="clear" w:color="auto" w:fill="auto"/>
             <w:vAlign w:val="center"/>
@@ -4791,7 +4759,7 @@
               <w:jc w:val="left"/>
               <w:textAlignment w:val="center"/>
               <w:rPr>
-                <w:rFonts w:ascii="楷体_GB2312" w:eastAsia="楷体_GB2312" w:hAnsi="宋体" w:cs="楷体_GB2312" w:hint="default"/>
+                <w:rFonts w:hint="default" w:ascii="楷体_GB2312" w:hAnsi="宋体" w:eastAsia="楷体_GB2312" w:cs="楷体_GB2312"/>
                 <w:b/>
                 <w:bCs/>
                 <w:i w:val="0"/>
@@ -4807,7 +4775,7 @@
             </w:pPr>
             <w:r>
               <w:rPr>
-                <w:rFonts w:ascii="宋体" w:eastAsia="宋体" w:hAnsi="宋体" w:cs="宋体" w:hint="eastAsia"/>
+                <w:rFonts w:hint="eastAsia" w:ascii="宋体" w:hAnsi="宋体" w:eastAsia="宋体" w:cs="宋体"/>
                 <w:i w:val="0"/>
                 <w:iCs w:val="0"/>
                 <w:snapToGrid w:val="0"/>
@@ -4826,10 +4794,10 @@
           <w:tcPr>
             <w:tcW w:w="1108" w:type="dxa"/>
             <w:tcBorders>
-              <w:top w:val="single" w:sz="4" w:space="0" w:color="000000"/>
-              <w:left w:val="single" w:sz="4" w:space="0" w:color="000000"/>
-              <w:bottom w:val="single" w:sz="4" w:space="0" w:color="000000"/>
-              <w:right w:val="single" w:sz="4" w:space="0" w:color="000000"/>
+              <w:top w:val="single" w:color="000000" w:sz="4" w:space="0"/>
+              <w:left w:val="single" w:color="000000" w:sz="4" w:space="0"/>
+              <w:bottom w:val="single" w:color="000000" w:sz="4" w:space="0"/>
+              <w:right w:val="single" w:color="000000" w:sz="4" w:space="0"/>
             </w:tcBorders>
             <w:shd w:val="clear" w:color="auto" w:fill="auto"/>
             <w:vAlign w:val="center"/>
@@ -4843,7 +4811,7 @@
               <w:jc w:val="left"/>
               <w:textAlignment w:val="center"/>
               <w:rPr>
-                <w:rFonts w:ascii="楷体_GB2312" w:eastAsia="楷体_GB2312" w:hAnsi="宋体" w:cs="楷体_GB2312" w:hint="default"/>
+                <w:rFonts w:hint="default" w:ascii="楷体_GB2312" w:hAnsi="宋体" w:eastAsia="楷体_GB2312" w:cs="楷体_GB2312"/>
                 <w:b/>
                 <w:bCs/>
                 <w:i w:val="0"/>
@@ -4859,7 +4827,7 @@
             </w:pPr>
             <w:r>
               <w:rPr>
-                <w:rFonts w:ascii="宋体" w:eastAsia="宋体" w:hAnsi="宋体" w:cs="宋体" w:hint="eastAsia"/>
+                <w:rFonts w:hint="eastAsia" w:ascii="宋体" w:hAnsi="宋体" w:eastAsia="宋体" w:cs="宋体"/>
                 <w:i w:val="0"/>
                 <w:iCs w:val="0"/>
                 <w:snapToGrid w:val="0"/>
@@ -4878,10 +4846,10 @@
           <w:tcPr>
             <w:tcW w:w="5035" w:type="dxa"/>
             <w:tcBorders>
-              <w:top w:val="single" w:sz="4" w:space="0" w:color="000000"/>
-              <w:left w:val="single" w:sz="4" w:space="0" w:color="000000"/>
-              <w:bottom w:val="single" w:sz="4" w:space="0" w:color="000000"/>
-              <w:right w:val="single" w:sz="4" w:space="0" w:color="000000"/>
+              <w:top w:val="single" w:color="000000" w:sz="4" w:space="0"/>
+              <w:left w:val="single" w:color="000000" w:sz="4" w:space="0"/>
+              <w:bottom w:val="single" w:color="000000" w:sz="4" w:space="0"/>
+              <w:right w:val="single" w:color="000000" w:sz="4" w:space="0"/>
             </w:tcBorders>
             <w:shd w:val="clear" w:color="auto" w:fill="auto"/>
             <w:vAlign w:val="center"/>
@@ -4895,7 +4863,7 @@
               <w:jc w:val="left"/>
               <w:textAlignment w:val="center"/>
               <w:rPr>
-                <w:rFonts w:ascii="楷体_GB2312" w:eastAsia="楷体_GB2312" w:hAnsi="宋体" w:cs="楷体_GB2312" w:hint="default"/>
+                <w:rFonts w:hint="default" w:ascii="楷体_GB2312" w:hAnsi="宋体" w:eastAsia="楷体_GB2312" w:cs="楷体_GB2312"/>
                 <w:b/>
                 <w:bCs/>
                 <w:i w:val="0"/>
@@ -4911,7 +4879,7 @@
             </w:pPr>
             <w:r>
               <w:rPr>
-                <w:rFonts w:ascii="宋体" w:eastAsia="宋体" w:hAnsi="宋体" w:cs="宋体" w:hint="eastAsia"/>
+                <w:rFonts w:hint="eastAsia" w:ascii="宋体" w:hAnsi="宋体" w:eastAsia="宋体" w:cs="宋体"/>
                 <w:i w:val="0"/>
                 <w:iCs w:val="0"/>
                 <w:snapToGrid w:val="0"/>
@@ -4930,10 +4898,10 @@
           <w:tcPr>
             <w:tcW w:w="926" w:type="dxa"/>
             <w:tcBorders>
-              <w:top w:val="single" w:sz="4" w:space="0" w:color="000000"/>
-              <w:left w:val="single" w:sz="4" w:space="0" w:color="000000"/>
-              <w:bottom w:val="single" w:sz="4" w:space="0" w:color="000000"/>
-              <w:right w:val="single" w:sz="4" w:space="0" w:color="000000"/>
+              <w:top w:val="single" w:color="000000" w:sz="4" w:space="0"/>
+              <w:left w:val="single" w:color="000000" w:sz="4" w:space="0"/>
+              <w:bottom w:val="single" w:color="000000" w:sz="4" w:space="0"/>
+              <w:right w:val="single" w:color="000000" w:sz="4" w:space="0"/>
             </w:tcBorders>
             <w:shd w:val="clear" w:color="auto" w:fill="auto"/>
             <w:vAlign w:val="center"/>
@@ -4947,7 +4915,7 @@
               <w:jc w:val="left"/>
               <w:textAlignment w:val="center"/>
               <w:rPr>
-                <w:rFonts w:ascii="楷体_GB2312" w:eastAsia="楷体_GB2312" w:hAnsi="宋体" w:cs="楷体_GB2312" w:hint="default"/>
+                <w:rFonts w:hint="default" w:ascii="楷体_GB2312" w:hAnsi="宋体" w:eastAsia="楷体_GB2312" w:cs="楷体_GB2312"/>
                 <w:b/>
                 <w:bCs/>
                 <w:i w:val="0"/>
@@ -4963,7 +4931,7 @@
             </w:pPr>
             <w:r>
               <w:rPr>
-                <w:rFonts w:ascii="宋体" w:eastAsia="宋体" w:hAnsi="宋体" w:cs="宋体" w:hint="eastAsia"/>
+                <w:rFonts w:hint="eastAsia" w:ascii="宋体" w:hAnsi="宋体" w:eastAsia="宋体" w:cs="宋体"/>
                 <w:i w:val="0"/>
                 <w:iCs w:val="0"/>
                 <w:snapToGrid w:val="0"/>
@@ -4982,7 +4950,7 @@
     </w:tbl>
     <w:p>
       <w:pPr>
-        <w:pStyle w:val="a1"/>
+        <w:pStyle w:val="29"/>
         <w:rPr>
           <w:rFonts w:hint="default"/>
           <w:lang w:val="en-US" w:eastAsia="zh-CN"/>
@@ -4991,14 +4959,14 @@
     </w:p>
     <w:p>
       <w:pPr>
-        <w:pStyle w:val="1"/>
+        <w:pStyle w:val="28"/>
         <w:bidi w:val="0"/>
         <w:rPr>
           <w:rFonts w:hint="default"/>
           <w:lang w:val="en-US" w:eastAsia="zh-CN"/>
         </w:rPr>
       </w:pPr>
-      <w:bookmarkStart w:id="20" w:name="_Toc18250"/>
+      <w:bookmarkStart w:id="19" w:name="_Toc18250"/>
       <w:r>
         <w:rPr>
           <w:rFonts w:hint="default"/>
@@ -5006,11 +4974,11 @@
         </w:rPr>
         <w:t>附则</w:t>
       </w:r>
-      <w:bookmarkEnd w:id="20"/>
+      <w:bookmarkEnd w:id="19"/>
     </w:p>
     <w:p>
       <w:pPr>
-        <w:pStyle w:val="a1"/>
+        <w:pStyle w:val="29"/>
         <w:keepNext w:val="0"/>
         <w:keepLines w:val="0"/>
         <w:pageBreakBefore w:val="0"/>
@@ -5038,34 +5006,84 @@
       </w:r>
     </w:p>
     <w:sectPr>
-      <w:headerReference w:type="default" r:id="rId7"/>
-      <w:footerReference w:type="default" r:id="rId8"/>
+      <w:headerReference r:id="rId5" w:type="default"/>
+      <w:footerReference r:id="rId6" w:type="default"/>
       <w:pgSz w:w="11906" w:h="16838"/>
       <w:pgMar w:top="1417" w:right="1800" w:bottom="1440" w:left="1800" w:header="1140" w:footer="992" w:gutter="0"/>
-      <w:cols w:num="1" w:space="425"/>
+      <w:cols w:space="425" w:num="1"/>
       <w:docGrid w:type="lines" w:linePitch="312" w:charSpace="0"/>
     </w:sectPr>
   </w:body>
 </w:document>
 </file>
 
+<file path=word/endnotes.xml><?xml version="1.0" encoding="utf-8"?>
+<w:endnotes xmlns:wpc="http://schemas.microsoft.com/office/word/2010/wordprocessingCanvas" xmlns:mc="http://schemas.openxmlformats.org/markup-compatibility/2006" xmlns:o="urn:schemas-microsoft-com:office:office" xmlns:r="http://schemas.openxmlformats.org/officeDocument/2006/relationships" xmlns:m="http://schemas.openxmlformats.org/officeDocument/2006/math" xmlns:v="urn:schemas-microsoft-com:vml" xmlns:wp14="http://schemas.microsoft.com/office/word/2010/wordprocessingDrawing" xmlns:wp="http://schemas.openxmlformats.org/drawingml/2006/wordprocessingDrawing" xmlns:w="http://schemas.openxmlformats.org/wordprocessingml/2006/main" xmlns:w14="http://schemas.microsoft.com/office/word/2010/wordml" xmlns:w15="http://schemas.microsoft.com/office/word/2012/wordml" xmlns:w10="urn:schemas-microsoft-com:office:word" xmlns:wpg="http://schemas.microsoft.com/office/word/2010/wordprocessingGroup" xmlns:wpi="http://schemas.microsoft.com/office/word/2010/wordprocessingInk" xmlns:wne="http://schemas.microsoft.com/office/word/2006/wordml" xmlns:wps="http://schemas.microsoft.com/office/word/2010/wordprocessingShape" xmlns:wpsCustomData="http://www.wps.cn/officeDocument/2013/wpsCustomData" mc:Ignorable="w14 w15 wp14">
+  <w:endnote w:type="separator" w:id="0">
+    <w:p>
+      <w:pPr>
+        <w:spacing w:line="240" w:lineRule="auto"/>
+      </w:pPr>
+      <w:r>
+        <w:separator/>
+      </w:r>
+    </w:p>
+  </w:endnote>
+  <w:endnote w:type="continuationSeparator" w:id="1">
+    <w:p>
+      <w:pPr>
+        <w:spacing w:line="240" w:lineRule="auto"/>
+      </w:pPr>
+      <w:r>
+        <w:continuationSeparator/>
+      </w:r>
+    </w:p>
+  </w:endnote>
+</w:endnotes>
+</file>
+
 <file path=word/footer1.xml><?xml version="1.0" encoding="utf-8"?>
-<w:ftr xmlns:wpc="http://schemas.microsoft.com/office/word/2010/wordprocessingCanvas" xmlns:mc="http://schemas.openxmlformats.org/markup-compatibility/2006" xmlns:o="urn:schemas-microsoft-com:office:office" xmlns:r="http://schemas.openxmlformats.org/officeDocument/2006/relationships" xmlns:m="http://schemas.openxmlformats.org/officeDocument/2006/math" xmlns:v="urn:schemas-microsoft-com:vml" xmlns:wp14="http://schemas.microsoft.com/office/word/2010/wordprocessingDrawing" xmlns:wp="http://schemas.openxmlformats.org/drawingml/2006/wordprocessingDrawing" xmlns:w10="urn:schemas-microsoft-com:office:word" xmlns:w="http://schemas.openxmlformats.org/wordprocessingml/2006/main" xmlns:w14="http://schemas.microsoft.com/office/word/2010/wordml" xmlns:w15="http://schemas.microsoft.com/office/word/2012/wordml" xmlns:wne="http://schemas.microsoft.com/office/word/2006/wordml" xmlns:wpg="http://schemas.microsoft.com/office/word/2010/wordprocessingGroup" xmlns:wpi="http://schemas.microsoft.com/office/word/2010/wordprocessingInk" xmlns:wps="http://schemas.microsoft.com/office/word/2010/wordprocessingShape" mc:Ignorable="w14 w15 wp14">
+<w:ftr xmlns:wpc="http://schemas.microsoft.com/office/word/2010/wordprocessingCanvas" xmlns:mc="http://schemas.openxmlformats.org/markup-compatibility/2006" xmlns:o="urn:schemas-microsoft-com:office:office" xmlns:r="http://schemas.openxmlformats.org/officeDocument/2006/relationships" xmlns:m="http://schemas.openxmlformats.org/officeDocument/2006/math" xmlns:v="urn:schemas-microsoft-com:vml" xmlns:wp14="http://schemas.microsoft.com/office/word/2010/wordprocessingDrawing" xmlns:wp="http://schemas.openxmlformats.org/drawingml/2006/wordprocessingDrawing" xmlns:w10="urn:schemas-microsoft-com:office:word" xmlns:w="http://schemas.openxmlformats.org/wordprocessingml/2006/main" xmlns:w14="http://schemas.microsoft.com/office/word/2010/wordml" xmlns:w15="http://schemas.microsoft.com/office/word/2012/wordml" xmlns:wpg="http://schemas.microsoft.com/office/word/2010/wordprocessingGroup" xmlns:wpi="http://schemas.microsoft.com/office/word/2010/wordprocessingInk" xmlns:wne="http://schemas.microsoft.com/office/word/2006/wordml" xmlns:wps="http://schemas.microsoft.com/office/word/2010/wordprocessingShape" xmlns:wpsCustomData="http://www.wps.cn/officeDocument/2013/wpsCustomData" mc:Ignorable="w14 w15 wp14">
   <w:p>
     <w:pPr>
-      <w:pStyle w:val="Footer"/>
+      <w:pStyle w:val="14"/>
     </w:pPr>
   </w:p>
 </w:ftr>
 </file>
 
+<file path=word/footnotes.xml><?xml version="1.0" encoding="utf-8"?>
+<w:footnotes xmlns:wpc="http://schemas.microsoft.com/office/word/2010/wordprocessingCanvas" xmlns:mc="http://schemas.openxmlformats.org/markup-compatibility/2006" xmlns:o="urn:schemas-microsoft-com:office:office" xmlns:r="http://schemas.openxmlformats.org/officeDocument/2006/relationships" xmlns:m="http://schemas.openxmlformats.org/officeDocument/2006/math" xmlns:v="urn:schemas-microsoft-com:vml" xmlns:wp14="http://schemas.microsoft.com/office/word/2010/wordprocessingDrawing" xmlns:wp="http://schemas.openxmlformats.org/drawingml/2006/wordprocessingDrawing" xmlns:w="http://schemas.openxmlformats.org/wordprocessingml/2006/main" xmlns:w14="http://schemas.microsoft.com/office/word/2010/wordml" xmlns:w15="http://schemas.microsoft.com/office/word/2012/wordml" xmlns:w10="urn:schemas-microsoft-com:office:word" xmlns:wpg="http://schemas.microsoft.com/office/word/2010/wordprocessingGroup" xmlns:wpi="http://schemas.microsoft.com/office/word/2010/wordprocessingInk" xmlns:wne="http://schemas.microsoft.com/office/word/2006/wordml" xmlns:wps="http://schemas.microsoft.com/office/word/2010/wordprocessingShape" xmlns:wpsCustomData="http://www.wps.cn/officeDocument/2013/wpsCustomData" mc:Ignorable="w14 w15 wp14">
+  <w:footnote w:type="separator" w:id="0">
+    <w:p>
+      <w:pPr>
+        <w:spacing w:line="360" w:lineRule="auto"/>
+      </w:pPr>
+      <w:r>
+        <w:separator/>
+      </w:r>
+    </w:p>
+  </w:footnote>
+  <w:footnote w:type="continuationSeparator" w:id="1">
+    <w:p>
+      <w:pPr>
+        <w:spacing w:line="360" w:lineRule="auto"/>
+      </w:pPr>
+      <w:r>
+        <w:continuationSeparator/>
+      </w:r>
+    </w:p>
+  </w:footnote>
+</w:footnotes>
+</file>
+
 <file path=word/header1.xml><?xml version="1.0" encoding="utf-8"?>
-<w:hdr xmlns:wpc="http://schemas.microsoft.com/office/word/2010/wordprocessingCanvas" xmlns:mc="http://schemas.openxmlformats.org/markup-compatibility/2006" xmlns:o="urn:schemas-microsoft-com:office:office" xmlns:r="http://schemas.openxmlformats.org/officeDocument/2006/relationships" xmlns:m="http://schemas.openxmlformats.org/officeDocument/2006/math" xmlns:v="urn:schemas-microsoft-com:vml" xmlns:wp14="http://schemas.microsoft.com/office/word/2010/wordprocessingDrawing" xmlns:wp="http://schemas.openxmlformats.org/drawingml/2006/wordprocessingDrawing" xmlns:w10="urn:schemas-microsoft-com:office:word" xmlns:w="http://schemas.openxmlformats.org/wordprocessingml/2006/main" xmlns:w14="http://schemas.microsoft.com/office/word/2010/wordml" xmlns:w15="http://schemas.microsoft.com/office/word/2012/wordml" xmlns:wne="http://schemas.microsoft.com/office/word/2006/wordml" xmlns:wpg="http://schemas.microsoft.com/office/word/2010/wordprocessingGroup" xmlns:wpi="http://schemas.microsoft.com/office/word/2010/wordprocessingInk" xmlns:wps="http://schemas.microsoft.com/office/word/2010/wordprocessingShape" mc:Ignorable="w14 w15 wp14">
+<w:hdr xmlns:wpc="http://schemas.microsoft.com/office/word/2010/wordprocessingCanvas" xmlns:mc="http://schemas.openxmlformats.org/markup-compatibility/2006" xmlns:o="urn:schemas-microsoft-com:office:office" xmlns:r="http://schemas.openxmlformats.org/officeDocument/2006/relationships" xmlns:m="http://schemas.openxmlformats.org/officeDocument/2006/math" xmlns:v="urn:schemas-microsoft-com:vml" xmlns:wp14="http://schemas.microsoft.com/office/word/2010/wordprocessingDrawing" xmlns:wp="http://schemas.openxmlformats.org/drawingml/2006/wordprocessingDrawing" xmlns:w10="urn:schemas-microsoft-com:office:word" xmlns:w="http://schemas.openxmlformats.org/wordprocessingml/2006/main" xmlns:w14="http://schemas.microsoft.com/office/word/2010/wordml" xmlns:w15="http://schemas.microsoft.com/office/word/2012/wordml" xmlns:wpg="http://schemas.microsoft.com/office/word/2010/wordprocessingGroup" xmlns:wpi="http://schemas.microsoft.com/office/word/2010/wordprocessingInk" xmlns:wne="http://schemas.microsoft.com/office/word/2006/wordml" xmlns:wps="http://schemas.microsoft.com/office/word/2010/wordprocessingShape" xmlns:wpsCustomData="http://www.wps.cn/officeDocument/2013/wpsCustomData" mc:Ignorable="w14 w15 wp14">
   <w:p>
     <w:pPr>
-      <w:pStyle w:val="Header"/>
+      <w:pStyle w:val="15"/>
       <w:pBdr>
-        <w:bottom w:val="single" w:sz="4" w:space="1" w:color="auto"/>
+        <w:bottom w:val="single" w:color="auto" w:sz="4" w:space="1"/>
       </w:pBdr>
       <w:tabs>
         <w:tab w:val="left" w:pos="335"/>
@@ -5073,27 +5091,27 @@
       </w:tabs>
       <w:jc w:val="right"/>
       <w:rPr>
-        <w:rFonts w:eastAsiaTheme="minorEastAsia" w:hint="eastAsia"/>
+        <w:rFonts w:hint="eastAsia" w:eastAsiaTheme="minorEastAsia"/>
         <w:lang w:eastAsia="zh-CN"/>
       </w:rPr>
     </w:pPr>
     <w:r>
       <w:rPr>
-        <w:rFonts w:eastAsiaTheme="minorEastAsia" w:hint="eastAsia"/>
+        <w:rFonts w:hint="eastAsia" w:eastAsiaTheme="minorEastAsia"/>
         <w:lang w:val="en-US" w:eastAsia="zh-CN"/>
       </w:rPr>
       <w:tab/>
     </w:r>
     <w:r>
       <w:rPr>
-        <w:rFonts w:eastAsiaTheme="minorEastAsia" w:hint="eastAsia"/>
+        <w:rFonts w:hint="eastAsia" w:eastAsiaTheme="minorEastAsia"/>
         <w:lang w:val="en-US" w:eastAsia="zh-CN"/>
       </w:rPr>
       <w:tab/>
     </w:r>
     <w:r>
       <w:rPr>
-        <w:rFonts w:eastAsiaTheme="minorEastAsia" w:hint="eastAsia"/>
+        <w:rFonts w:hint="eastAsia" w:eastAsiaTheme="minorEastAsia"/>
         <w:lang w:val="en-US" w:eastAsia="zh-CN"/>
       </w:rPr>
       <w:t>桐乡华数广电网络有限公司</w:t>
@@ -5103,15 +5121,15 @@
 </file>
 
 <file path=word/numbering.xml><?xml version="1.0" encoding="utf-8"?>
-<w:numbering xmlns:wpc="http://schemas.microsoft.com/office/word/2010/wordprocessingCanvas" xmlns:mc="http://schemas.openxmlformats.org/markup-compatibility/2006" xmlns:o="urn:schemas-microsoft-com:office:office" xmlns:r="http://schemas.openxmlformats.org/officeDocument/2006/relationships" xmlns:m="http://schemas.openxmlformats.org/officeDocument/2006/math" xmlns:v="urn:schemas-microsoft-com:vml" xmlns:wp14="http://schemas.microsoft.com/office/word/2010/wordprocessingDrawing" xmlns:wp="http://schemas.openxmlformats.org/drawingml/2006/wordprocessingDrawing" xmlns:w10="urn:schemas-microsoft-com:office:word" xmlns:w="http://schemas.openxmlformats.org/wordprocessingml/2006/main" xmlns:w14="http://schemas.microsoft.com/office/word/2010/wordml" xmlns:w15="http://schemas.microsoft.com/office/word/2012/wordml" xmlns:wne="http://schemas.microsoft.com/office/word/2006/wordml" xmlns:wpg="http://schemas.microsoft.com/office/word/2010/wordprocessingGroup" xmlns:wpi="http://schemas.microsoft.com/office/word/2010/wordprocessingInk" xmlns:wps="http://schemas.microsoft.com/office/word/2010/wordprocessingShape" mc:Ignorable="w14 w15 wp14">
+<w:numbering xmlns:wpc="http://schemas.microsoft.com/office/word/2010/wordprocessingCanvas" xmlns:mc="http://schemas.openxmlformats.org/markup-compatibility/2006" xmlns:o="urn:schemas-microsoft-com:office:office" xmlns:r="http://schemas.openxmlformats.org/officeDocument/2006/relationships" xmlns:m="http://schemas.openxmlformats.org/officeDocument/2006/math" xmlns:v="urn:schemas-microsoft-com:vml" xmlns:wp14="http://schemas.microsoft.com/office/word/2010/wordprocessingDrawing" xmlns:wp="http://schemas.openxmlformats.org/drawingml/2006/wordprocessingDrawing" xmlns:w10="urn:schemas-microsoft-com:office:word" xmlns:w="http://schemas.openxmlformats.org/wordprocessingml/2006/main" xmlns:w14="http://schemas.microsoft.com/office/word/2010/wordml" xmlns:wpg="http://schemas.microsoft.com/office/word/2010/wordprocessingGroup" xmlns:wpi="http://schemas.microsoft.com/office/word/2010/wordprocessingInk" xmlns:wne="http://schemas.microsoft.com/office/word/2006/wordml" xmlns:wps="http://schemas.microsoft.com/office/word/2010/wordprocessingShape" xmlns:wpsCustomData="http://www.wps.cn/officeDocument/2013/wpsCustomData" mc:Ignorable="w14 wp14">
   <w:abstractNum w:abstractNumId="0">
     <w:nsid w:val="8E964DCE"/>
     <w:multiLevelType w:val="multilevel"/>
     <w:tmpl w:val="8E964DCE"/>
-    <w:lvl w:ilvl="0">
+    <w:lvl w:ilvl="0" w:tentative="0">
       <w:start w:val="1"/>
       <w:numFmt w:val="decimal"/>
-      <w:pStyle w:val="Heading1"/>
+      <w:pStyle w:val="2"/>
       <w:lvlText w:val="%1."/>
       <w:lvlJc w:val="left"/>
       <w:pPr>
@@ -5121,10 +5139,10 @@
         <w:rFonts w:hint="default"/>
       </w:rPr>
     </w:lvl>
-    <w:lvl w:ilvl="1">
+    <w:lvl w:ilvl="1" w:tentative="0">
       <w:start w:val="1"/>
       <w:numFmt w:val="decimal"/>
-      <w:pStyle w:val="Heading2"/>
+      <w:pStyle w:val="3"/>
       <w:lvlText w:val="%1.%2."/>
       <w:lvlJc w:val="left"/>
       <w:pPr>
@@ -5134,10 +5152,10 @@
         <w:rFonts w:hint="default"/>
       </w:rPr>
     </w:lvl>
-    <w:lvl w:ilvl="2">
+    <w:lvl w:ilvl="2" w:tentative="0">
       <w:start w:val="1"/>
       <w:numFmt w:val="decimal"/>
-      <w:pStyle w:val="Heading3"/>
+      <w:pStyle w:val="4"/>
       <w:lvlText w:val="%1.%2.%3."/>
       <w:lvlJc w:val="left"/>
       <w:pPr>
@@ -5147,10 +5165,10 @@
         <w:rFonts w:hint="default"/>
       </w:rPr>
     </w:lvl>
-    <w:lvl w:ilvl="3">
+    <w:lvl w:ilvl="3" w:tentative="0">
       <w:start w:val="1"/>
       <w:numFmt w:val="decimal"/>
-      <w:pStyle w:val="Heading4"/>
+      <w:pStyle w:val="5"/>
       <w:lvlText w:val="%1.%2.%3.%4."/>
       <w:lvlJc w:val="left"/>
       <w:pPr>
@@ -5160,10 +5178,10 @@
         <w:rFonts w:hint="default"/>
       </w:rPr>
     </w:lvl>
-    <w:lvl w:ilvl="4">
+    <w:lvl w:ilvl="4" w:tentative="0">
       <w:start w:val="1"/>
       <w:numFmt w:val="decimal"/>
-      <w:pStyle w:val="Heading5"/>
+      <w:pStyle w:val="6"/>
       <w:lvlText w:val="%1.%2.%3.%4.%5."/>
       <w:lvlJc w:val="left"/>
       <w:pPr>
@@ -5173,10 +5191,10 @@
         <w:rFonts w:hint="default"/>
       </w:rPr>
     </w:lvl>
-    <w:lvl w:ilvl="5">
+    <w:lvl w:ilvl="5" w:tentative="0">
       <w:start w:val="1"/>
       <w:numFmt w:val="decimal"/>
-      <w:pStyle w:val="Heading6"/>
+      <w:pStyle w:val="7"/>
       <w:lvlText w:val="%1.%2.%3.%4.%5.%6."/>
       <w:lvlJc w:val="left"/>
       <w:pPr>
@@ -5186,10 +5204,10 @@
         <w:rFonts w:hint="default"/>
       </w:rPr>
     </w:lvl>
-    <w:lvl w:ilvl="6">
+    <w:lvl w:ilvl="6" w:tentative="0">
       <w:start w:val="1"/>
       <w:numFmt w:val="decimal"/>
-      <w:pStyle w:val="Heading7"/>
+      <w:pStyle w:val="8"/>
       <w:lvlText w:val="%1.%2.%3.%4.%5.%6.%7."/>
       <w:lvlJc w:val="left"/>
       <w:pPr>
@@ -5199,10 +5217,10 @@
         <w:rFonts w:hint="default"/>
       </w:rPr>
     </w:lvl>
-    <w:lvl w:ilvl="7">
+    <w:lvl w:ilvl="7" w:tentative="0">
       <w:start w:val="1"/>
       <w:numFmt w:val="decimal"/>
-      <w:pStyle w:val="Heading8"/>
+      <w:pStyle w:val="9"/>
       <w:lvlText w:val="%1.%2.%3.%4.%5.%6.%7.%8."/>
       <w:lvlJc w:val="left"/>
       <w:pPr>
@@ -5212,10 +5230,10 @@
         <w:rFonts w:hint="default"/>
       </w:rPr>
     </w:lvl>
-    <w:lvl w:ilvl="8">
+    <w:lvl w:ilvl="8" w:tentative="0">
       <w:start w:val="1"/>
       <w:numFmt w:val="decimal"/>
-      <w:pStyle w:val="Heading9"/>
+      <w:pStyle w:val="10"/>
       <w:lvlText w:val="%1.%2.%3.%4.%5.%6.%7.%8.%9."/>
       <w:lvlJc w:val="left"/>
       <w:pPr>
@@ -5233,267 +5251,269 @@
 </file>
 
 <file path=word/styles.xml><?xml version="1.0" encoding="utf-8"?>
-<w:styles xmlns:mc="http://schemas.openxmlformats.org/markup-compatibility/2006" xmlns:r="http://schemas.openxmlformats.org/officeDocument/2006/relationships" xmlns:w="http://schemas.openxmlformats.org/wordprocessingml/2006/main" xmlns:w14="http://schemas.microsoft.com/office/word/2010/wordml" xmlns:w15="http://schemas.microsoft.com/office/word/2012/wordml" mc:Ignorable="w14 w15">
+<w:styles xmlns:mc="http://schemas.openxmlformats.org/markup-compatibility/2006" xmlns:o="urn:schemas-microsoft-com:office:office" xmlns:r="http://schemas.openxmlformats.org/officeDocument/2006/relationships" xmlns:m="http://schemas.openxmlformats.org/officeDocument/2006/math" xmlns:v="urn:schemas-microsoft-com:vml" xmlns:w="http://schemas.openxmlformats.org/wordprocessingml/2006/main" xmlns:w14="http://schemas.microsoft.com/office/word/2010/wordml" xmlns:w10="urn:schemas-microsoft-com:office:word" xmlns:sl="http://schemas.openxmlformats.org/schemaLibrary/2006/main" xmlns:wpsCustomData="http://www.wps.cn/officeDocument/2013/wpsCustomData" mc:Ignorable="w14">
   <w:docDefaults>
     <w:rPrDefault>
       <w:rPr>
-        <w:rFonts w:ascii="Times New Roman" w:eastAsia="宋体" w:hAnsi="Times New Roman" w:cs="Times New Roman"/>
+        <w:rFonts w:ascii="Times New Roman" w:hAnsi="Times New Roman" w:eastAsia="宋体" w:cs="Times New Roman"/>
       </w:rPr>
     </w:rPrDefault>
     <w:pPrDefault/>
   </w:docDefaults>
-  <w:latentStyles w:defLockedState="0" w:defUIPriority="99" w:defSemiHidden="1" w:defUnhideWhenUsed="1" w:defQFormat="0" w:count="260">
-    <w:lsdException w:name="Normal" w:semiHidden="0" w:uiPriority="0" w:unhideWhenUsed="0" w:qFormat="1"/>
-    <w:lsdException w:name="heading 1" w:semiHidden="0" w:uiPriority="0" w:unhideWhenUsed="0" w:qFormat="1"/>
-    <w:lsdException w:name="heading 2" w:semiHidden="0" w:uiPriority="0" w:qFormat="1"/>
-    <w:lsdException w:name="heading 3" w:uiPriority="0" w:qFormat="1"/>
-    <w:lsdException w:name="heading 4" w:semiHidden="0" w:uiPriority="0" w:qFormat="1"/>
-    <w:lsdException w:name="heading 5" w:uiPriority="0" w:qFormat="1"/>
-    <w:lsdException w:name="heading 6" w:uiPriority="0" w:qFormat="1"/>
-    <w:lsdException w:name="heading 7" w:uiPriority="0" w:qFormat="1"/>
-    <w:lsdException w:name="heading 8" w:uiPriority="0" w:qFormat="1"/>
-    <w:lsdException w:name="heading 9" w:uiPriority="0" w:qFormat="1"/>
-    <w:lsdException w:name="index 1" w:semiHidden="0" w:uiPriority="0" w:unhideWhenUsed="0"/>
-    <w:lsdException w:name="index 2" w:semiHidden="0" w:uiPriority="0" w:unhideWhenUsed="0"/>
-    <w:lsdException w:name="index 3" w:semiHidden="0" w:uiPriority="0" w:unhideWhenUsed="0"/>
-    <w:lsdException w:name="index 4" w:semiHidden="0" w:uiPriority="0" w:unhideWhenUsed="0"/>
-    <w:lsdException w:name="index 5" w:semiHidden="0" w:uiPriority="0" w:unhideWhenUsed="0"/>
-    <w:lsdException w:name="index 6" w:semiHidden="0" w:uiPriority="0" w:unhideWhenUsed="0"/>
-    <w:lsdException w:name="index 7" w:semiHidden="0" w:uiPriority="0" w:unhideWhenUsed="0"/>
-    <w:lsdException w:name="index 8" w:semiHidden="0" w:uiPriority="0" w:unhideWhenUsed="0"/>
-    <w:lsdException w:name="index 9" w:semiHidden="0" w:uiPriority="0" w:unhideWhenUsed="0"/>
-    <w:lsdException w:name="toc 1" w:semiHidden="0" w:uiPriority="0" w:unhideWhenUsed="0" w:qFormat="1"/>
-    <w:lsdException w:name="toc 2" w:semiHidden="0" w:uiPriority="0" w:unhideWhenUsed="0" w:qFormat="1"/>
-    <w:lsdException w:name="toc 3" w:semiHidden="0" w:uiPriority="0" w:unhideWhenUsed="0" w:qFormat="1"/>
-    <w:lsdException w:name="toc 4" w:semiHidden="0" w:uiPriority="0" w:unhideWhenUsed="0"/>
-    <w:lsdException w:name="toc 5" w:semiHidden="0" w:uiPriority="0" w:unhideWhenUsed="0"/>
-    <w:lsdException w:name="toc 6" w:semiHidden="0" w:uiPriority="0" w:unhideWhenUsed="0"/>
-    <w:lsdException w:name="toc 7" w:semiHidden="0" w:uiPriority="0" w:unhideWhenUsed="0"/>
-    <w:lsdException w:name="toc 8" w:semiHidden="0" w:uiPriority="0" w:unhideWhenUsed="0"/>
-    <w:lsdException w:name="toc 9" w:semiHidden="0" w:uiPriority="0" w:unhideWhenUsed="0"/>
-    <w:lsdException w:name="Normal Indent" w:semiHidden="0" w:uiPriority="0" w:unhideWhenUsed="0"/>
-    <w:lsdException w:name="footnote text" w:semiHidden="0" w:uiPriority="0" w:unhideWhenUsed="0"/>
-    <w:lsdException w:name="annotation text" w:semiHidden="0" w:uiPriority="0" w:unhideWhenUsed="0" w:qFormat="1"/>
-    <w:lsdException w:name="header" w:semiHidden="0" w:uiPriority="0" w:unhideWhenUsed="0" w:qFormat="1"/>
-    <w:lsdException w:name="footer" w:semiHidden="0" w:uiPriority="0" w:unhideWhenUsed="0" w:qFormat="1"/>
-    <w:lsdException w:name="index heading" w:semiHidden="0" w:uiPriority="0" w:unhideWhenUsed="0"/>
-    <w:lsdException w:name="caption" w:uiPriority="0" w:qFormat="1"/>
-    <w:lsdException w:name="table of figures" w:semiHidden="0" w:uiPriority="0" w:unhideWhenUsed="0"/>
-    <w:lsdException w:name="envelope address" w:semiHidden="0" w:uiPriority="0" w:unhideWhenUsed="0"/>
-    <w:lsdException w:name="envelope return" w:semiHidden="0" w:uiPriority="0" w:unhideWhenUsed="0"/>
-    <w:lsdException w:name="footnote reference" w:semiHidden="0" w:uiPriority="0" w:unhideWhenUsed="0"/>
-    <w:lsdException w:name="annotation reference" w:semiHidden="0" w:uiPriority="0" w:unhideWhenUsed="0"/>
-    <w:lsdException w:name="line number" w:semiHidden="0" w:uiPriority="0" w:unhideWhenUsed="0"/>
-    <w:lsdException w:name="page number" w:semiHidden="0" w:uiPriority="0" w:unhideWhenUsed="0"/>
-    <w:lsdException w:name="endnote reference" w:semiHidden="0" w:uiPriority="0" w:unhideWhenUsed="0"/>
-    <w:lsdException w:name="endnote text" w:semiHidden="0" w:uiPriority="0" w:unhideWhenUsed="0"/>
-    <w:lsdException w:name="table of authorities" w:semiHidden="0" w:uiPriority="0" w:unhideWhenUsed="0"/>
-    <w:lsdException w:name="macro" w:semiHidden="0" w:uiPriority="0" w:unhideWhenUsed="0"/>
-    <w:lsdException w:name="toa heading" w:semiHidden="0" w:uiPriority="0" w:unhideWhenUsed="0"/>
-    <w:lsdException w:name="List" w:semiHidden="0" w:uiPriority="0" w:unhideWhenUsed="0"/>
-    <w:lsdException w:name="List Bullet" w:semiHidden="0" w:uiPriority="0" w:unhideWhenUsed="0"/>
-    <w:lsdException w:name="List Number" w:semiHidden="0" w:uiPriority="0" w:unhideWhenUsed="0"/>
-    <w:lsdException w:name="List 2" w:semiHidden="0" w:uiPriority="0" w:unhideWhenUsed="0"/>
-    <w:lsdException w:name="List 3" w:semiHidden="0" w:uiPriority="0" w:unhideWhenUsed="0"/>
-    <w:lsdException w:name="List 4" w:semiHidden="0" w:uiPriority="0" w:unhideWhenUsed="0"/>
-    <w:lsdException w:name="List 5" w:semiHidden="0" w:uiPriority="0" w:unhideWhenUsed="0"/>
-    <w:lsdException w:name="List Bullet 2" w:semiHidden="0" w:uiPriority="0" w:unhideWhenUsed="0"/>
-    <w:lsdException w:name="List Bullet 3" w:semiHidden="0" w:uiPriority="0" w:unhideWhenUsed="0"/>
-    <w:lsdException w:name="List Bullet 4" w:semiHidden="0" w:uiPriority="0" w:unhideWhenUsed="0"/>
-    <w:lsdException w:name="List Bullet 5" w:semiHidden="0" w:uiPriority="0" w:unhideWhenUsed="0"/>
-    <w:lsdException w:name="List Number 2" w:semiHidden="0" w:uiPriority="0" w:unhideWhenUsed="0"/>
-    <w:lsdException w:name="List Number 3" w:semiHidden="0" w:uiPriority="0" w:unhideWhenUsed="0"/>
-    <w:lsdException w:name="List Number 4" w:semiHidden="0" w:uiPriority="0" w:unhideWhenUsed="0"/>
-    <w:lsdException w:name="List Number 5" w:semiHidden="0" w:uiPriority="0" w:unhideWhenUsed="0"/>
-    <w:lsdException w:name="Title" w:semiHidden="0" w:uiPriority="0" w:unhideWhenUsed="0" w:qFormat="1"/>
-    <w:lsdException w:name="Closing" w:semiHidden="0" w:uiPriority="0" w:unhideWhenUsed="0"/>
-    <w:lsdException w:name="Signature" w:semiHidden="0" w:uiPriority="0" w:unhideWhenUsed="0"/>
-    <w:lsdException w:name="Default Paragraph Font" w:uiPriority="0" w:unhideWhenUsed="0" w:qFormat="1"/>
-    <w:lsdException w:name="Body Text" w:uiPriority="0" w:unhideWhenUsed="0" w:qFormat="1"/>
-    <w:lsdException w:name="Body Text Indent" w:semiHidden="0" w:uiPriority="0" w:unhideWhenUsed="0"/>
-    <w:lsdException w:name="List Continue" w:semiHidden="0" w:uiPriority="0" w:unhideWhenUsed="0"/>
-    <w:lsdException w:name="List Continue 2" w:semiHidden="0" w:uiPriority="0" w:unhideWhenUsed="0"/>
-    <w:lsdException w:name="List Continue 3" w:semiHidden="0" w:uiPriority="0" w:unhideWhenUsed="0"/>
-    <w:lsdException w:name="List Continue 4" w:semiHidden="0" w:uiPriority="0" w:unhideWhenUsed="0"/>
-    <w:lsdException w:name="List Continue 5" w:semiHidden="0" w:uiPriority="0" w:unhideWhenUsed="0"/>
-    <w:lsdException w:name="Message Header" w:semiHidden="0" w:uiPriority="0" w:unhideWhenUsed="0"/>
-    <w:lsdException w:name="Subtitle" w:semiHidden="0" w:uiPriority="0" w:unhideWhenUsed="0" w:qFormat="1"/>
-    <w:lsdException w:name="Salutation" w:semiHidden="0" w:uiPriority="0" w:unhideWhenUsed="0"/>
-    <w:lsdException w:name="Date" w:semiHidden="0" w:uiPriority="0" w:unhideWhenUsed="0"/>
-    <w:lsdException w:name="Body Text First Indent" w:semiHidden="0" w:uiPriority="0" w:unhideWhenUsed="0"/>
-    <w:lsdException w:name="Body Text First Indent 2" w:semiHidden="0" w:uiPriority="0" w:unhideWhenUsed="0"/>
-    <w:lsdException w:name="Body Text 2" w:semiHidden="0" w:uiPriority="0" w:unhideWhenUsed="0"/>
-    <w:lsdException w:name="Body Text 3" w:semiHidden="0" w:uiPriority="0" w:unhideWhenUsed="0"/>
-    <w:lsdException w:name="Body Text Indent 2" w:semiHidden="0" w:uiPriority="0" w:unhideWhenUsed="0"/>
-    <w:lsdException w:name="Body Text Indent 3" w:semiHidden="0" w:uiPriority="0" w:unhideWhenUsed="0"/>
-    <w:lsdException w:name="Block Text" w:semiHidden="0" w:uiPriority="0" w:unhideWhenUsed="0"/>
-    <w:lsdException w:name="Hyperlink" w:semiHidden="0" w:uiPriority="0" w:unhideWhenUsed="0"/>
-    <w:lsdException w:name="FollowedHyperlink" w:semiHidden="0" w:uiPriority="0" w:unhideWhenUsed="0"/>
-    <w:lsdException w:name="Strong" w:semiHidden="0" w:uiPriority="0" w:unhideWhenUsed="0" w:qFormat="1"/>
-    <w:lsdException w:name="Emphasis" w:semiHidden="0" w:uiPriority="0" w:unhideWhenUsed="0" w:qFormat="1"/>
-    <w:lsdException w:name="Document Map" w:semiHidden="0" w:uiPriority="0" w:unhideWhenUsed="0"/>
-    <w:lsdException w:name="Plain Text" w:semiHidden="0" w:uiPriority="0" w:unhideWhenUsed="0"/>
-    <w:lsdException w:name="E-mail Signature" w:semiHidden="0" w:uiPriority="0" w:unhideWhenUsed="0"/>
-    <w:lsdException w:name="Normal (Web)" w:semiHidden="0" w:uiPriority="0" w:unhideWhenUsed="0" w:qFormat="1"/>
-    <w:lsdException w:name="HTML Acronym" w:semiHidden="0" w:uiPriority="0" w:unhideWhenUsed="0"/>
-    <w:lsdException w:name="HTML Address" w:semiHidden="0" w:uiPriority="0" w:unhideWhenUsed="0"/>
-    <w:lsdException w:name="HTML Cite" w:semiHidden="0" w:uiPriority="0" w:unhideWhenUsed="0"/>
-    <w:lsdException w:name="HTML Code" w:semiHidden="0" w:uiPriority="0" w:unhideWhenUsed="0"/>
-    <w:lsdException w:name="HTML Definition" w:semiHidden="0" w:uiPriority="0" w:unhideWhenUsed="0"/>
-    <w:lsdException w:name="HTML Keyboard" w:semiHidden="0" w:uiPriority="0" w:unhideWhenUsed="0"/>
-    <w:lsdException w:name="HTML Preformatted" w:semiHidden="0" w:uiPriority="0" w:unhideWhenUsed="0"/>
-    <w:lsdException w:name="HTML Sample" w:semiHidden="0" w:uiPriority="0" w:unhideWhenUsed="0"/>
-    <w:lsdException w:name="HTML Typewriter" w:semiHidden="0" w:uiPriority="0" w:unhideWhenUsed="0"/>
-    <w:lsdException w:name="HTML Variable" w:semiHidden="0" w:uiPriority="0" w:unhideWhenUsed="0"/>
-    <w:lsdException w:name="Normal Table" w:uiPriority="0" w:unhideWhenUsed="0" w:qFormat="1"/>
-    <w:lsdException w:name="annotation subject" w:semiHidden="0" w:uiPriority="0" w:unhideWhenUsed="0"/>
-    <w:lsdException w:name="Table Simple 1" w:semiHidden="0" w:uiPriority="0" w:unhideWhenUsed="0"/>
-    <w:lsdException w:name="Table Simple 2" w:semiHidden="0" w:uiPriority="0" w:unhideWhenUsed="0"/>
-    <w:lsdException w:name="Table Simple 3" w:semiHidden="0" w:uiPriority="0" w:unhideWhenUsed="0"/>
-    <w:lsdException w:name="Table Classic 1" w:semiHidden="0" w:uiPriority="0" w:unhideWhenUsed="0"/>
-    <w:lsdException w:name="Table Classic 2" w:semiHidden="0" w:uiPriority="0" w:unhideWhenUsed="0"/>
-    <w:lsdException w:name="Table Classic 3" w:semiHidden="0" w:uiPriority="0" w:unhideWhenUsed="0"/>
-    <w:lsdException w:name="Table Classic 4" w:semiHidden="0" w:uiPriority="0" w:unhideWhenUsed="0"/>
-    <w:lsdException w:name="Table Colorful 1" w:semiHidden="0" w:uiPriority="0" w:unhideWhenUsed="0"/>
-    <w:lsdException w:name="Table Colorful 2" w:semiHidden="0" w:uiPriority="0" w:unhideWhenUsed="0"/>
-    <w:lsdException w:name="Table Colorful 3" w:semiHidden="0" w:uiPriority="0" w:unhideWhenUsed="0"/>
-    <w:lsdException w:name="Table Columns 1" w:semiHidden="0" w:uiPriority="0" w:unhideWhenUsed="0"/>
-    <w:lsdException w:name="Table Columns 2" w:semiHidden="0" w:uiPriority="0" w:unhideWhenUsed="0"/>
-    <w:lsdException w:name="Table Columns 3" w:semiHidden="0" w:uiPriority="0" w:unhideWhenUsed="0"/>
-    <w:lsdException w:name="Table Columns 4" w:semiHidden="0" w:uiPriority="0" w:unhideWhenUsed="0"/>
-    <w:lsdException w:name="Table Columns 5" w:semiHidden="0" w:uiPriority="0" w:unhideWhenUsed="0"/>
-    <w:lsdException w:name="Table Grid 1" w:semiHidden="0" w:uiPriority="0" w:unhideWhenUsed="0"/>
-    <w:lsdException w:name="Table Grid 2" w:semiHidden="0" w:uiPriority="0" w:unhideWhenUsed="0"/>
-    <w:lsdException w:name="Table Grid 3" w:semiHidden="0" w:uiPriority="0" w:unhideWhenUsed="0"/>
-    <w:lsdException w:name="Table Grid 4" w:semiHidden="0" w:uiPriority="0" w:unhideWhenUsed="0"/>
-    <w:lsdException w:name="Table Grid 5" w:semiHidden="0" w:uiPriority="0" w:unhideWhenUsed="0"/>
-    <w:lsdException w:name="Table Grid 6" w:semiHidden="0" w:uiPriority="0" w:unhideWhenUsed="0"/>
-    <w:lsdException w:name="Table Grid 7" w:semiHidden="0" w:uiPriority="0" w:unhideWhenUsed="0"/>
-    <w:lsdException w:name="Table Grid 8" w:semiHidden="0" w:uiPriority="0" w:unhideWhenUsed="0"/>
-    <w:lsdException w:name="Table List 1" w:semiHidden="0" w:uiPriority="0" w:unhideWhenUsed="0"/>
-    <w:lsdException w:name="Table List 2" w:semiHidden="0" w:uiPriority="0" w:unhideWhenUsed="0"/>
-    <w:lsdException w:name="Table List 3" w:semiHidden="0" w:uiPriority="0" w:unhideWhenUsed="0"/>
-    <w:lsdException w:name="Table List 4" w:semiHidden="0" w:uiPriority="0" w:unhideWhenUsed="0"/>
-    <w:lsdException w:name="Table List 5" w:semiHidden="0" w:uiPriority="0" w:unhideWhenUsed="0"/>
-    <w:lsdException w:name="Table List 6" w:semiHidden="0" w:uiPriority="0" w:unhideWhenUsed="0"/>
-    <w:lsdException w:name="Table List 7" w:semiHidden="0" w:uiPriority="0" w:unhideWhenUsed="0"/>
-    <w:lsdException w:name="Table List 8" w:semiHidden="0" w:uiPriority="0" w:unhideWhenUsed="0"/>
-    <w:lsdException w:name="Table 3D effects 1" w:semiHidden="0" w:uiPriority="0" w:unhideWhenUsed="0"/>
-    <w:lsdException w:name="Table 3D effects 2" w:semiHidden="0" w:uiPriority="0" w:unhideWhenUsed="0"/>
-    <w:lsdException w:name="Table 3D effects 3" w:semiHidden="0" w:uiPriority="0" w:unhideWhenUsed="0"/>
-    <w:lsdException w:name="Table Contemporary" w:semiHidden="0" w:uiPriority="0" w:unhideWhenUsed="0"/>
-    <w:lsdException w:name="Table Elegant" w:semiHidden="0" w:uiPriority="0" w:unhideWhenUsed="0"/>
-    <w:lsdException w:name="Table Professional" w:semiHidden="0" w:uiPriority="0" w:unhideWhenUsed="0"/>
-    <w:lsdException w:name="Table Subtle 1" w:semiHidden="0" w:uiPriority="0" w:unhideWhenUsed="0"/>
-    <w:lsdException w:name="Table Subtle 2" w:semiHidden="0" w:uiPriority="0" w:unhideWhenUsed="0"/>
-    <w:lsdException w:name="Table Web 1" w:semiHidden="0" w:uiPriority="0" w:unhideWhenUsed="0"/>
-    <w:lsdException w:name="Table Web 2" w:semiHidden="0" w:uiPriority="0" w:unhideWhenUsed="0"/>
-    <w:lsdException w:name="Table Web 3" w:semiHidden="0" w:uiPriority="0" w:unhideWhenUsed="0"/>
-    <w:lsdException w:name="Balloon Text" w:semiHidden="0" w:uiPriority="0" w:unhideWhenUsed="0"/>
-    <w:lsdException w:name="Table Grid" w:semiHidden="0" w:uiPriority="0" w:unhideWhenUsed="0" w:qFormat="1"/>
-    <w:lsdException w:name="Table Theme" w:semiHidden="0" w:uiPriority="0" w:unhideWhenUsed="0"/>
-    <w:lsdException w:name="Light Shading" w:semiHidden="0" w:uiPriority="60" w:unhideWhenUsed="0"/>
-    <w:lsdException w:name="Light List" w:semiHidden="0" w:uiPriority="61" w:unhideWhenUsed="0"/>
-    <w:lsdException w:name="Light Grid" w:semiHidden="0" w:uiPriority="62" w:unhideWhenUsed="0"/>
-    <w:lsdException w:name="Medium Shading 1" w:semiHidden="0" w:uiPriority="63" w:unhideWhenUsed="0"/>
-    <w:lsdException w:name="Medium Shading 2" w:semiHidden="0" w:uiPriority="64" w:unhideWhenUsed="0"/>
-    <w:lsdException w:name="Medium List 1" w:semiHidden="0" w:uiPriority="65" w:unhideWhenUsed="0"/>
-    <w:lsdException w:name="Medium List 2" w:semiHidden="0" w:uiPriority="66" w:unhideWhenUsed="0"/>
-    <w:lsdException w:name="Medium Grid 1" w:semiHidden="0" w:uiPriority="67" w:unhideWhenUsed="0"/>
-    <w:lsdException w:name="Medium Grid 2" w:semiHidden="0" w:uiPriority="68" w:unhideWhenUsed="0"/>
-    <w:lsdException w:name="Medium Grid 3" w:semiHidden="0" w:uiPriority="69" w:unhideWhenUsed="0"/>
-    <w:lsdException w:name="Dark List" w:semiHidden="0" w:uiPriority="70" w:unhideWhenUsed="0"/>
-    <w:lsdException w:name="Colorful Shading" w:semiHidden="0" w:uiPriority="71" w:unhideWhenUsed="0"/>
-    <w:lsdException w:name="Colorful List" w:semiHidden="0" w:uiPriority="72" w:unhideWhenUsed="0"/>
-    <w:lsdException w:name="Colorful Grid" w:semiHidden="0" w:uiPriority="73" w:unhideWhenUsed="0"/>
-    <w:lsdException w:name="Light Shading Accent 1" w:semiHidden="0" w:uiPriority="60" w:unhideWhenUsed="0"/>
-    <w:lsdException w:name="Light List Accent 1" w:semiHidden="0" w:uiPriority="61" w:unhideWhenUsed="0"/>
-    <w:lsdException w:name="Light Grid Accent 1" w:semiHidden="0" w:uiPriority="62" w:unhideWhenUsed="0"/>
-    <w:lsdException w:name="Medium Shading 1 Accent 1" w:semiHidden="0" w:uiPriority="63" w:unhideWhenUsed="0"/>
-    <w:lsdException w:name="Medium Shading 2 Accent 1" w:semiHidden="0" w:uiPriority="64" w:unhideWhenUsed="0"/>
-    <w:lsdException w:name="Medium List 1 Accent 1" w:semiHidden="0" w:uiPriority="65" w:unhideWhenUsed="0"/>
-    <w:lsdException w:name="Medium List 2 Accent 1" w:semiHidden="0" w:uiPriority="66" w:unhideWhenUsed="0"/>
-    <w:lsdException w:name="Medium Grid 1 Accent 1" w:semiHidden="0" w:uiPriority="67" w:unhideWhenUsed="0"/>
-    <w:lsdException w:name="Medium Grid 2 Accent 1" w:semiHidden="0" w:uiPriority="68" w:unhideWhenUsed="0"/>
-    <w:lsdException w:name="Medium Grid 3 Accent 1" w:semiHidden="0" w:uiPriority="69" w:unhideWhenUsed="0"/>
-    <w:lsdException w:name="Dark List Accent 1" w:semiHidden="0" w:uiPriority="70" w:unhideWhenUsed="0"/>
-    <w:lsdException w:name="Colorful Shading Accent 1" w:semiHidden="0" w:uiPriority="71" w:unhideWhenUsed="0"/>
-    <w:lsdException w:name="Colorful List Accent 1" w:semiHidden="0" w:uiPriority="72" w:unhideWhenUsed="0"/>
-    <w:lsdException w:name="Colorful Grid Accent 1" w:semiHidden="0" w:uiPriority="73" w:unhideWhenUsed="0"/>
-    <w:lsdException w:name="Light Shading Accent 2" w:semiHidden="0" w:uiPriority="60" w:unhideWhenUsed="0"/>
-    <w:lsdException w:name="Light List Accent 2" w:semiHidden="0" w:uiPriority="61" w:unhideWhenUsed="0"/>
-    <w:lsdException w:name="Light Grid Accent 2" w:semiHidden="0" w:uiPriority="62" w:unhideWhenUsed="0"/>
-    <w:lsdException w:name="Medium Shading 1 Accent 2" w:semiHidden="0" w:uiPriority="63" w:unhideWhenUsed="0"/>
-    <w:lsdException w:name="Medium Shading 2 Accent 2" w:semiHidden="0" w:uiPriority="64" w:unhideWhenUsed="0"/>
-    <w:lsdException w:name="Medium List 1 Accent 2" w:semiHidden="0" w:uiPriority="65" w:unhideWhenUsed="0"/>
-    <w:lsdException w:name="Medium List 2 Accent 2" w:semiHidden="0" w:uiPriority="66" w:unhideWhenUsed="0"/>
-    <w:lsdException w:name="Medium Grid 1 Accent 2" w:semiHidden="0" w:uiPriority="67" w:unhideWhenUsed="0"/>
-    <w:lsdException w:name="Medium Grid 2 Accent 2" w:semiHidden="0" w:uiPriority="68" w:unhideWhenUsed="0"/>
-    <w:lsdException w:name="Medium Grid 3 Accent 2" w:semiHidden="0" w:uiPriority="69" w:unhideWhenUsed="0"/>
-    <w:lsdException w:name="Dark List Accent 2" w:semiHidden="0" w:uiPriority="70" w:unhideWhenUsed="0"/>
-    <w:lsdException w:name="Colorful Shading Accent 2" w:semiHidden="0" w:uiPriority="71" w:unhideWhenUsed="0"/>
-    <w:lsdException w:name="Colorful List Accent 2" w:semiHidden="0" w:uiPriority="72" w:unhideWhenUsed="0"/>
-    <w:lsdException w:name="Colorful Grid Accent 2" w:semiHidden="0" w:uiPriority="73" w:unhideWhenUsed="0"/>
-    <w:lsdException w:name="Light Shading Accent 3" w:semiHidden="0" w:uiPriority="60" w:unhideWhenUsed="0"/>
-    <w:lsdException w:name="Light List Accent 3" w:semiHidden="0" w:uiPriority="61" w:unhideWhenUsed="0"/>
-    <w:lsdException w:name="Light Grid Accent 3" w:semiHidden="0" w:uiPriority="62" w:unhideWhenUsed="0"/>
-    <w:lsdException w:name="Medium Shading 1 Accent 3" w:semiHidden="0" w:uiPriority="63" w:unhideWhenUsed="0"/>
-    <w:lsdException w:name="Medium Shading 2 Accent 3" w:semiHidden="0" w:uiPriority="64" w:unhideWhenUsed="0"/>
-    <w:lsdException w:name="Medium List 1 Accent 3" w:semiHidden="0" w:uiPriority="65" w:unhideWhenUsed="0"/>
-    <w:lsdException w:name="Medium List 2 Accent 3" w:semiHidden="0" w:uiPriority="66" w:unhideWhenUsed="0"/>
-    <w:lsdException w:name="Medium Grid 1 Accent 3" w:semiHidden="0" w:uiPriority="67" w:unhideWhenUsed="0"/>
-    <w:lsdException w:name="Medium Grid 2 Accent 3" w:semiHidden="0" w:uiPriority="68" w:unhideWhenUsed="0"/>
-    <w:lsdException w:name="Medium Grid 3 Accent 3" w:semiHidden="0" w:uiPriority="69" w:unhideWhenUsed="0"/>
-    <w:lsdException w:name="Dark List Accent 3" w:semiHidden="0" w:uiPriority="70" w:unhideWhenUsed="0"/>
-    <w:lsdException w:name="Colorful Shading Accent 3" w:semiHidden="0" w:uiPriority="71" w:unhideWhenUsed="0"/>
-    <w:lsdException w:name="Colorful List Accent 3" w:semiHidden="0" w:uiPriority="72" w:unhideWhenUsed="0"/>
-    <w:lsdException w:name="Colorful Grid Accent 3" w:semiHidden="0" w:uiPriority="73" w:unhideWhenUsed="0"/>
-    <w:lsdException w:name="Light Shading Accent 4" w:semiHidden="0" w:uiPriority="60" w:unhideWhenUsed="0"/>
-    <w:lsdException w:name="Light List Accent 4" w:semiHidden="0" w:uiPriority="61" w:unhideWhenUsed="0"/>
-    <w:lsdException w:name="Light Grid Accent 4" w:semiHidden="0" w:uiPriority="62" w:unhideWhenUsed="0"/>
-    <w:lsdException w:name="Medium Shading 1 Accent 4" w:semiHidden="0" w:uiPriority="63" w:unhideWhenUsed="0"/>
-    <w:lsdException w:name="Medium Shading 2 Accent 4" w:semiHidden="0" w:uiPriority="64" w:unhideWhenUsed="0"/>
-    <w:lsdException w:name="Medium List 1 Accent 4" w:semiHidden="0" w:uiPriority="65" w:unhideWhenUsed="0"/>
-    <w:lsdException w:name="Medium List 2 Accent 4" w:semiHidden="0" w:uiPriority="66" w:unhideWhenUsed="0"/>
-    <w:lsdException w:name="Medium Grid 1 Accent 4" w:semiHidden="0" w:uiPriority="67" w:unhideWhenUsed="0"/>
-    <w:lsdException w:name="Medium Grid 2 Accent 4" w:semiHidden="0" w:uiPriority="68" w:unhideWhenUsed="0"/>
-    <w:lsdException w:name="Medium Grid 3 Accent 4" w:semiHidden="0" w:uiPriority="69" w:unhideWhenUsed="0"/>
-    <w:lsdException w:name="Dark List Accent 4" w:semiHidden="0" w:uiPriority="70" w:unhideWhenUsed="0"/>
-    <w:lsdException w:name="Colorful Shading Accent 4" w:semiHidden="0" w:uiPriority="71" w:unhideWhenUsed="0"/>
-    <w:lsdException w:name="Colorful List Accent 4" w:semiHidden="0" w:uiPriority="72" w:unhideWhenUsed="0"/>
-    <w:lsdException w:name="Colorful Grid Accent 4" w:semiHidden="0" w:uiPriority="73" w:unhideWhenUsed="0"/>
-    <w:lsdException w:name="Light Shading Accent 5" w:semiHidden="0" w:uiPriority="60" w:unhideWhenUsed="0"/>
-    <w:lsdException w:name="Light List Accent 5" w:semiHidden="0" w:uiPriority="61" w:unhideWhenUsed="0"/>
-    <w:lsdException w:name="Light Grid Accent 5" w:semiHidden="0" w:uiPriority="62" w:unhideWhenUsed="0"/>
-    <w:lsdException w:name="Medium Shading 1 Accent 5" w:semiHidden="0" w:uiPriority="63" w:unhideWhenUsed="0"/>
-    <w:lsdException w:name="Medium Shading 2 Accent 5" w:semiHidden="0" w:uiPriority="64" w:unhideWhenUsed="0"/>
-    <w:lsdException w:name="Medium List 1 Accent 5" w:semiHidden="0" w:uiPriority="65" w:unhideWhenUsed="0"/>
-    <w:lsdException w:name="Medium List 2 Accent 5" w:semiHidden="0" w:uiPriority="66" w:unhideWhenUsed="0"/>
-    <w:lsdException w:name="Medium Grid 1 Accent 5" w:semiHidden="0" w:uiPriority="67" w:unhideWhenUsed="0"/>
-    <w:lsdException w:name="Medium Grid 2 Accent 5" w:semiHidden="0" w:uiPriority="68" w:unhideWhenUsed="0"/>
-    <w:lsdException w:name="Medium Grid 3 Accent 5" w:semiHidden="0" w:uiPriority="69" w:unhideWhenUsed="0"/>
-    <w:lsdException w:name="Dark List Accent 5" w:semiHidden="0" w:uiPriority="70" w:unhideWhenUsed="0"/>
-    <w:lsdException w:name="Colorful Shading Accent 5" w:semiHidden="0" w:uiPriority="71" w:unhideWhenUsed="0"/>
-    <w:lsdException w:name="Colorful List Accent 5" w:semiHidden="0" w:uiPriority="72" w:unhideWhenUsed="0"/>
-    <w:lsdException w:name="Colorful Grid Accent 5" w:semiHidden="0" w:uiPriority="73" w:unhideWhenUsed="0"/>
-    <w:lsdException w:name="Light Shading Accent 6" w:semiHidden="0" w:uiPriority="60" w:unhideWhenUsed="0"/>
-    <w:lsdException w:name="Light List Accent 6" w:semiHidden="0" w:uiPriority="61" w:unhideWhenUsed="0"/>
-    <w:lsdException w:name="Light Grid Accent 6" w:semiHidden="0" w:uiPriority="62" w:unhideWhenUsed="0"/>
-    <w:lsdException w:name="Medium Shading 1 Accent 6" w:semiHidden="0" w:uiPriority="63" w:unhideWhenUsed="0"/>
-    <w:lsdException w:name="Medium Shading 2 Accent 6" w:semiHidden="0" w:uiPriority="64" w:unhideWhenUsed="0"/>
-    <w:lsdException w:name="Medium List 1 Accent 6" w:semiHidden="0" w:uiPriority="65" w:unhideWhenUsed="0"/>
-    <w:lsdException w:name="Medium List 2 Accent 6" w:semiHidden="0" w:uiPriority="66" w:unhideWhenUsed="0"/>
-    <w:lsdException w:name="Medium Grid 1 Accent 6" w:semiHidden="0" w:uiPriority="67" w:unhideWhenUsed="0"/>
-    <w:lsdException w:name="Medium Grid 2 Accent 6" w:semiHidden="0" w:uiPriority="68" w:unhideWhenUsed="0"/>
-    <w:lsdException w:name="Medium Grid 3 Accent 6" w:semiHidden="0" w:uiPriority="69" w:unhideWhenUsed="0"/>
-    <w:lsdException w:name="Dark List Accent 6" w:semiHidden="0" w:uiPriority="70" w:unhideWhenUsed="0"/>
-    <w:lsdException w:name="Colorful Shading Accent 6" w:semiHidden="0" w:uiPriority="71" w:unhideWhenUsed="0"/>
-    <w:lsdException w:name="Colorful List Accent 6" w:semiHidden="0" w:uiPriority="72" w:unhideWhenUsed="0"/>
-    <w:lsdException w:name="Colorful Grid Accent 6" w:semiHidden="0" w:uiPriority="73" w:unhideWhenUsed="0"/>
+  <w:latentStyles w:count="260" w:defQFormat="0" w:defUnhideWhenUsed="1" w:defSemiHidden="1" w:defUIPriority="99" w:defLockedState="0">
+    <w:lsdException w:qFormat="1" w:unhideWhenUsed="0" w:uiPriority="0" w:semiHidden="0" w:name="Normal"/>
+    <w:lsdException w:qFormat="1" w:unhideWhenUsed="0" w:uiPriority="0" w:semiHidden="0" w:name="heading 1"/>
+    <w:lsdException w:qFormat="1" w:uiPriority="0" w:semiHidden="0" w:name="heading 2"/>
+    <w:lsdException w:qFormat="1" w:uiPriority="0" w:name="heading 3"/>
+    <w:lsdException w:qFormat="1" w:uiPriority="0" w:semiHidden="0" w:name="heading 4"/>
+    <w:lsdException w:qFormat="1" w:uiPriority="0" w:name="heading 5"/>
+    <w:lsdException w:qFormat="1" w:uiPriority="0" w:name="heading 6"/>
+    <w:lsdException w:qFormat="1" w:uiPriority="0" w:name="heading 7"/>
+    <w:lsdException w:qFormat="1" w:uiPriority="0" w:name="heading 8"/>
+    <w:lsdException w:qFormat="1" w:uiPriority="0" w:name="heading 9"/>
+    <w:lsdException w:unhideWhenUsed="0" w:uiPriority="0" w:semiHidden="0" w:name="index 1"/>
+    <w:lsdException w:unhideWhenUsed="0" w:uiPriority="0" w:semiHidden="0" w:name="index 2"/>
+    <w:lsdException w:unhideWhenUsed="0" w:uiPriority="0" w:semiHidden="0" w:name="index 3"/>
+    <w:lsdException w:unhideWhenUsed="0" w:uiPriority="0" w:semiHidden="0" w:name="index 4"/>
+    <w:lsdException w:unhideWhenUsed="0" w:uiPriority="0" w:semiHidden="0" w:name="index 5"/>
+    <w:lsdException w:unhideWhenUsed="0" w:uiPriority="0" w:semiHidden="0" w:name="index 6"/>
+    <w:lsdException w:unhideWhenUsed="0" w:uiPriority="0" w:semiHidden="0" w:name="index 7"/>
+    <w:lsdException w:unhideWhenUsed="0" w:uiPriority="0" w:semiHidden="0" w:name="index 8"/>
+    <w:lsdException w:unhideWhenUsed="0" w:uiPriority="0" w:semiHidden="0" w:name="index 9"/>
+    <w:lsdException w:qFormat="1" w:unhideWhenUsed="0" w:uiPriority="0" w:semiHidden="0" w:name="toc 1"/>
+    <w:lsdException w:qFormat="1" w:unhideWhenUsed="0" w:uiPriority="0" w:semiHidden="0" w:name="toc 2"/>
+    <w:lsdException w:qFormat="1" w:unhideWhenUsed="0" w:uiPriority="0" w:semiHidden="0" w:name="toc 3"/>
+    <w:lsdException w:unhideWhenUsed="0" w:uiPriority="0" w:semiHidden="0" w:name="toc 4"/>
+    <w:lsdException w:unhideWhenUsed="0" w:uiPriority="0" w:semiHidden="0" w:name="toc 5"/>
+    <w:lsdException w:unhideWhenUsed="0" w:uiPriority="0" w:semiHidden="0" w:name="toc 6"/>
+    <w:lsdException w:unhideWhenUsed="0" w:uiPriority="0" w:semiHidden="0" w:name="toc 7"/>
+    <w:lsdException w:unhideWhenUsed="0" w:uiPriority="0" w:semiHidden="0" w:name="toc 8"/>
+    <w:lsdException w:unhideWhenUsed="0" w:uiPriority="0" w:semiHidden="0" w:name="toc 9"/>
+    <w:lsdException w:unhideWhenUsed="0" w:uiPriority="0" w:semiHidden="0" w:name="Normal Indent"/>
+    <w:lsdException w:unhideWhenUsed="0" w:uiPriority="0" w:semiHidden="0" w:name="footnote text"/>
+    <w:lsdException w:qFormat="1" w:unhideWhenUsed="0" w:uiPriority="0" w:semiHidden="0" w:name="annotation text"/>
+    <w:lsdException w:qFormat="1" w:unhideWhenUsed="0" w:uiPriority="0" w:semiHidden="0" w:name="header"/>
+    <w:lsdException w:qFormat="1" w:unhideWhenUsed="0" w:uiPriority="0" w:semiHidden="0" w:name="footer"/>
+    <w:lsdException w:unhideWhenUsed="0" w:uiPriority="0" w:semiHidden="0" w:name="index heading"/>
+    <w:lsdException w:qFormat="1" w:uiPriority="0" w:name="caption"/>
+    <w:lsdException w:unhideWhenUsed="0" w:uiPriority="0" w:semiHidden="0" w:name="table of figures"/>
+    <w:lsdException w:unhideWhenUsed="0" w:uiPriority="0" w:semiHidden="0" w:name="envelope address"/>
+    <w:lsdException w:unhideWhenUsed="0" w:uiPriority="0" w:semiHidden="0" w:name="envelope return"/>
+    <w:lsdException w:unhideWhenUsed="0" w:uiPriority="0" w:semiHidden="0" w:name="footnote reference"/>
+    <w:lsdException w:unhideWhenUsed="0" w:uiPriority="0" w:semiHidden="0" w:name="annotation reference"/>
+    <w:lsdException w:unhideWhenUsed="0" w:uiPriority="0" w:semiHidden="0" w:name="line number"/>
+    <w:lsdException w:unhideWhenUsed="0" w:uiPriority="0" w:semiHidden="0" w:name="page number"/>
+    <w:lsdException w:unhideWhenUsed="0" w:uiPriority="0" w:semiHidden="0" w:name="endnote reference"/>
+    <w:lsdException w:unhideWhenUsed="0" w:uiPriority="0" w:semiHidden="0" w:name="endnote text"/>
+    <w:lsdException w:unhideWhenUsed="0" w:uiPriority="0" w:semiHidden="0" w:name="table of authorities"/>
+    <w:lsdException w:unhideWhenUsed="0" w:uiPriority="0" w:semiHidden="0" w:name="macro"/>
+    <w:lsdException w:unhideWhenUsed="0" w:uiPriority="0" w:semiHidden="0" w:name="toa heading"/>
+    <w:lsdException w:unhideWhenUsed="0" w:uiPriority="0" w:semiHidden="0" w:name="List"/>
+    <w:lsdException w:unhideWhenUsed="0" w:uiPriority="0" w:semiHidden="0" w:name="List Bullet"/>
+    <w:lsdException w:unhideWhenUsed="0" w:uiPriority="0" w:semiHidden="0" w:name="List Number"/>
+    <w:lsdException w:unhideWhenUsed="0" w:uiPriority="0" w:semiHidden="0" w:name="List 2"/>
+    <w:lsdException w:unhideWhenUsed="0" w:uiPriority="0" w:semiHidden="0" w:name="List 3"/>
+    <w:lsdException w:unhideWhenUsed="0" w:uiPriority="0" w:semiHidden="0" w:name="List 4"/>
+    <w:lsdException w:unhideWhenUsed="0" w:uiPriority="0" w:semiHidden="0" w:name="List 5"/>
+    <w:lsdException w:unhideWhenUsed="0" w:uiPriority="0" w:semiHidden="0" w:name="List Bullet 2"/>
+    <w:lsdException w:unhideWhenUsed="0" w:uiPriority="0" w:semiHidden="0" w:name="List Bullet 3"/>
+    <w:lsdException w:unhideWhenUsed="0" w:uiPriority="0" w:semiHidden="0" w:name="List Bullet 4"/>
+    <w:lsdException w:unhideWhenUsed="0" w:uiPriority="0" w:semiHidden="0" w:name="List Bullet 5"/>
+    <w:lsdException w:unhideWhenUsed="0" w:uiPriority="0" w:semiHidden="0" w:name="List Number 2"/>
+    <w:lsdException w:unhideWhenUsed="0" w:uiPriority="0" w:semiHidden="0" w:name="List Number 3"/>
+    <w:lsdException w:unhideWhenUsed="0" w:uiPriority="0" w:semiHidden="0" w:name="List Number 4"/>
+    <w:lsdException w:unhideWhenUsed="0" w:uiPriority="0" w:semiHidden="0" w:name="List Number 5"/>
+    <w:lsdException w:qFormat="1" w:unhideWhenUsed="0" w:uiPriority="0" w:semiHidden="0" w:name="Title"/>
+    <w:lsdException w:unhideWhenUsed="0" w:uiPriority="0" w:semiHidden="0" w:name="Closing"/>
+    <w:lsdException w:unhideWhenUsed="0" w:uiPriority="0" w:semiHidden="0" w:name="Signature"/>
+    <w:lsdException w:qFormat="1" w:unhideWhenUsed="0" w:uiPriority="0" w:name="Default Paragraph Font"/>
+    <w:lsdException w:qFormat="1" w:unhideWhenUsed="0" w:uiPriority="0" w:name="Body Text"/>
+    <w:lsdException w:unhideWhenUsed="0" w:uiPriority="0" w:semiHidden="0" w:name="Body Text Indent"/>
+    <w:lsdException w:unhideWhenUsed="0" w:uiPriority="0" w:semiHidden="0" w:name="List Continue"/>
+    <w:lsdException w:unhideWhenUsed="0" w:uiPriority="0" w:semiHidden="0" w:name="List Continue 2"/>
+    <w:lsdException w:unhideWhenUsed="0" w:uiPriority="0" w:semiHidden="0" w:name="List Continue 3"/>
+    <w:lsdException w:unhideWhenUsed="0" w:uiPriority="0" w:semiHidden="0" w:name="List Continue 4"/>
+    <w:lsdException w:unhideWhenUsed="0" w:uiPriority="0" w:semiHidden="0" w:name="List Continue 5"/>
+    <w:lsdException w:unhideWhenUsed="0" w:uiPriority="0" w:semiHidden="0" w:name="Message Header"/>
+    <w:lsdException w:qFormat="1" w:unhideWhenUsed="0" w:uiPriority="0" w:semiHidden="0" w:name="Subtitle"/>
+    <w:lsdException w:unhideWhenUsed="0" w:uiPriority="0" w:semiHidden="0" w:name="Salutation"/>
+    <w:lsdException w:unhideWhenUsed="0" w:uiPriority="0" w:semiHidden="0" w:name="Date"/>
+    <w:lsdException w:unhideWhenUsed="0" w:uiPriority="0" w:semiHidden="0" w:name="Body Text First Indent"/>
+    <w:lsdException w:unhideWhenUsed="0" w:uiPriority="0" w:semiHidden="0" w:name="Body Text First Indent 2"/>
+    <w:lsdException w:uiPriority="99" w:name="Note Heading"/>
+    <w:lsdException w:unhideWhenUsed="0" w:uiPriority="0" w:semiHidden="0" w:name="Body Text 2"/>
+    <w:lsdException w:unhideWhenUsed="0" w:uiPriority="0" w:semiHidden="0" w:name="Body Text 3"/>
+    <w:lsdException w:unhideWhenUsed="0" w:uiPriority="0" w:semiHidden="0" w:name="Body Text Indent 2"/>
+    <w:lsdException w:unhideWhenUsed="0" w:uiPriority="0" w:semiHidden="0" w:name="Body Text Indent 3"/>
+    <w:lsdException w:unhideWhenUsed="0" w:uiPriority="0" w:semiHidden="0" w:name="Block Text"/>
+    <w:lsdException w:unhideWhenUsed="0" w:uiPriority="0" w:semiHidden="0" w:name="Hyperlink"/>
+    <w:lsdException w:unhideWhenUsed="0" w:uiPriority="0" w:semiHidden="0" w:name="FollowedHyperlink"/>
+    <w:lsdException w:qFormat="1" w:unhideWhenUsed="0" w:uiPriority="0" w:semiHidden="0" w:name="Strong"/>
+    <w:lsdException w:qFormat="1" w:unhideWhenUsed="0" w:uiPriority="0" w:semiHidden="0" w:name="Emphasis"/>
+    <w:lsdException w:unhideWhenUsed="0" w:uiPriority="0" w:semiHidden="0" w:name="Document Map"/>
+    <w:lsdException w:unhideWhenUsed="0" w:uiPriority="0" w:semiHidden="0" w:name="Plain Text"/>
+    <w:lsdException w:unhideWhenUsed="0" w:uiPriority="0" w:semiHidden="0" w:name="E-mail Signature"/>
+    <w:lsdException w:qFormat="1" w:unhideWhenUsed="0" w:uiPriority="0" w:semiHidden="0" w:name="Normal (Web)"/>
+    <w:lsdException w:unhideWhenUsed="0" w:uiPriority="0" w:semiHidden="0" w:name="HTML Acronym"/>
+    <w:lsdException w:unhideWhenUsed="0" w:uiPriority="0" w:semiHidden="0" w:name="HTML Address"/>
+    <w:lsdException w:unhideWhenUsed="0" w:uiPriority="0" w:semiHidden="0" w:name="HTML Cite"/>
+    <w:lsdException w:unhideWhenUsed="0" w:uiPriority="0" w:semiHidden="0" w:name="HTML Code"/>
+    <w:lsdException w:unhideWhenUsed="0" w:uiPriority="0" w:semiHidden="0" w:name="HTML Definition"/>
+    <w:lsdException w:unhideWhenUsed="0" w:uiPriority="0" w:semiHidden="0" w:name="HTML Keyboard"/>
+    <w:lsdException w:unhideWhenUsed="0" w:uiPriority="0" w:semiHidden="0" w:name="HTML Preformatted"/>
+    <w:lsdException w:unhideWhenUsed="0" w:uiPriority="0" w:semiHidden="0" w:name="HTML Sample"/>
+    <w:lsdException w:unhideWhenUsed="0" w:uiPriority="0" w:semiHidden="0" w:name="HTML Typewriter"/>
+    <w:lsdException w:unhideWhenUsed="0" w:uiPriority="0" w:semiHidden="0" w:name="HTML Variable"/>
+    <w:lsdException w:qFormat="1" w:unhideWhenUsed="0" w:uiPriority="0" w:name="Normal Table"/>
+    <w:lsdException w:unhideWhenUsed="0" w:uiPriority="0" w:semiHidden="0" w:name="annotation subject"/>
+    <w:lsdException w:unhideWhenUsed="0" w:uiPriority="0" w:semiHidden="0" w:name="Table Simple 1"/>
+    <w:lsdException w:unhideWhenUsed="0" w:uiPriority="0" w:semiHidden="0" w:name="Table Simple 2"/>
+    <w:lsdException w:unhideWhenUsed="0" w:uiPriority="0" w:semiHidden="0" w:name="Table Simple 3"/>
+    <w:lsdException w:unhideWhenUsed="0" w:uiPriority="0" w:semiHidden="0" w:name="Table Classic 1"/>
+    <w:lsdException w:unhideWhenUsed="0" w:uiPriority="0" w:semiHidden="0" w:name="Table Classic 2"/>
+    <w:lsdException w:unhideWhenUsed="0" w:uiPriority="0" w:semiHidden="0" w:name="Table Classic 3"/>
+    <w:lsdException w:unhideWhenUsed="0" w:uiPriority="0" w:semiHidden="0" w:name="Table Classic 4"/>
+    <w:lsdException w:unhideWhenUsed="0" w:uiPriority="0" w:semiHidden="0" w:name="Table Colorful 1"/>
+    <w:lsdException w:unhideWhenUsed="0" w:uiPriority="0" w:semiHidden="0" w:name="Table Colorful 2"/>
+    <w:lsdException w:unhideWhenUsed="0" w:uiPriority="0" w:semiHidden="0" w:name="Table Colorful 3"/>
+    <w:lsdException w:unhideWhenUsed="0" w:uiPriority="0" w:semiHidden="0" w:name="Table Columns 1"/>
+    <w:lsdException w:unhideWhenUsed="0" w:uiPriority="0" w:semiHidden="0" w:name="Table Columns 2"/>
+    <w:lsdException w:unhideWhenUsed="0" w:uiPriority="0" w:semiHidden="0" w:name="Table Columns 3"/>
+    <w:lsdException w:unhideWhenUsed="0" w:uiPriority="0" w:semiHidden="0" w:name="Table Columns 4"/>
+    <w:lsdException w:unhideWhenUsed="0" w:uiPriority="0" w:semiHidden="0" w:name="Table Columns 5"/>
+    <w:lsdException w:unhideWhenUsed="0" w:uiPriority="0" w:semiHidden="0" w:name="Table Grid 1"/>
+    <w:lsdException w:unhideWhenUsed="0" w:uiPriority="0" w:semiHidden="0" w:name="Table Grid 2"/>
+    <w:lsdException w:unhideWhenUsed="0" w:uiPriority="0" w:semiHidden="0" w:name="Table Grid 3"/>
+    <w:lsdException w:unhideWhenUsed="0" w:uiPriority="0" w:semiHidden="0" w:name="Table Grid 4"/>
+    <w:lsdException w:unhideWhenUsed="0" w:uiPriority="0" w:semiHidden="0" w:name="Table Grid 5"/>
+    <w:lsdException w:unhideWhenUsed="0" w:uiPriority="0" w:semiHidden="0" w:name="Table Grid 6"/>
+    <w:lsdException w:unhideWhenUsed="0" w:uiPriority="0" w:semiHidden="0" w:name="Table Grid 7"/>
+    <w:lsdException w:unhideWhenUsed="0" w:uiPriority="0" w:semiHidden="0" w:name="Table Grid 8"/>
+    <w:lsdException w:unhideWhenUsed="0" w:uiPriority="0" w:semiHidden="0" w:name="Table List 1"/>
+    <w:lsdException w:unhideWhenUsed="0" w:uiPriority="0" w:semiHidden="0" w:name="Table List 2"/>
+    <w:lsdException w:unhideWhenUsed="0" w:uiPriority="0" w:semiHidden="0" w:name="Table List 3"/>
+    <w:lsdException w:unhideWhenUsed="0" w:uiPriority="0" w:semiHidden="0" w:name="Table List 4"/>
+    <w:lsdException w:unhideWhenUsed="0" w:uiPriority="0" w:semiHidden="0" w:name="Table List 5"/>
+    <w:lsdException w:unhideWhenUsed="0" w:uiPriority="0" w:semiHidden="0" w:name="Table List 6"/>
+    <w:lsdException w:unhideWhenUsed="0" w:uiPriority="0" w:semiHidden="0" w:name="Table List 7"/>
+    <w:lsdException w:unhideWhenUsed="0" w:uiPriority="0" w:semiHidden="0" w:name="Table List 8"/>
+    <w:lsdException w:unhideWhenUsed="0" w:uiPriority="0" w:semiHidden="0" w:name="Table 3D effects 1"/>
+    <w:lsdException w:unhideWhenUsed="0" w:uiPriority="0" w:semiHidden="0" w:name="Table 3D effects 2"/>
+    <w:lsdException w:unhideWhenUsed="0" w:uiPriority="0" w:semiHidden="0" w:name="Table 3D effects 3"/>
+    <w:lsdException w:unhideWhenUsed="0" w:uiPriority="0" w:semiHidden="0" w:name="Table Contemporary"/>
+    <w:lsdException w:unhideWhenUsed="0" w:uiPriority="0" w:semiHidden="0" w:name="Table Elegant"/>
+    <w:lsdException w:unhideWhenUsed="0" w:uiPriority="0" w:semiHidden="0" w:name="Table Professional"/>
+    <w:lsdException w:unhideWhenUsed="0" w:uiPriority="0" w:semiHidden="0" w:name="Table Subtle 1"/>
+    <w:lsdException w:unhideWhenUsed="0" w:uiPriority="0" w:semiHidden="0" w:name="Table Subtle 2"/>
+    <w:lsdException w:unhideWhenUsed="0" w:uiPriority="0" w:semiHidden="0" w:name="Table Web 1"/>
+    <w:lsdException w:unhideWhenUsed="0" w:uiPriority="0" w:semiHidden="0" w:name="Table Web 2"/>
+    <w:lsdException w:unhideWhenUsed="0" w:uiPriority="0" w:semiHidden="0" w:name="Table Web 3"/>
+    <w:lsdException w:unhideWhenUsed="0" w:uiPriority="0" w:semiHidden="0" w:name="Balloon Text"/>
+    <w:lsdException w:qFormat="1" w:unhideWhenUsed="0" w:uiPriority="0" w:semiHidden="0" w:name="Table Grid"/>
+    <w:lsdException w:unhideWhenUsed="0" w:uiPriority="0" w:semiHidden="0" w:name="Table Theme"/>
+    <w:lsdException w:unhideWhenUsed="0" w:uiPriority="60" w:semiHidden="0" w:name="Light Shading"/>
+    <w:lsdException w:unhideWhenUsed="0" w:uiPriority="61" w:semiHidden="0" w:name="Light List"/>
+    <w:lsdException w:unhideWhenUsed="0" w:uiPriority="62" w:semiHidden="0" w:name="Light Grid"/>
+    <w:lsdException w:unhideWhenUsed="0" w:uiPriority="63" w:semiHidden="0" w:name="Medium Shading 1"/>
+    <w:lsdException w:unhideWhenUsed="0" w:uiPriority="64" w:semiHidden="0" w:name="Medium Shading 2"/>
+    <w:lsdException w:unhideWhenUsed="0" w:uiPriority="65" w:semiHidden="0" w:name="Medium List 1"/>
+    <w:lsdException w:unhideWhenUsed="0" w:uiPriority="66" w:semiHidden="0" w:name="Medium List 2"/>
+    <w:lsdException w:unhideWhenUsed="0" w:uiPriority="67" w:semiHidden="0" w:name="Medium Grid 1"/>
+    <w:lsdException w:unhideWhenUsed="0" w:uiPriority="68" w:semiHidden="0" w:name="Medium Grid 2"/>
+    <w:lsdException w:unhideWhenUsed="0" w:uiPriority="69" w:semiHidden="0" w:name="Medium Grid 3"/>
+    <w:lsdException w:unhideWhenUsed="0" w:uiPriority="70" w:semiHidden="0" w:name="Dark List"/>
+    <w:lsdException w:unhideWhenUsed="0" w:uiPriority="71" w:semiHidden="0" w:name="Colorful Shading"/>
+    <w:lsdException w:unhideWhenUsed="0" w:uiPriority="72" w:semiHidden="0" w:name="Colorful List"/>
+    <w:lsdException w:unhideWhenUsed="0" w:uiPriority="73" w:semiHidden="0" w:name="Colorful Grid"/>
+    <w:lsdException w:unhideWhenUsed="0" w:uiPriority="60" w:semiHidden="0" w:name="Light Shading Accent 1"/>
+    <w:lsdException w:unhideWhenUsed="0" w:uiPriority="61" w:semiHidden="0" w:name="Light List Accent 1"/>
+    <w:lsdException w:unhideWhenUsed="0" w:uiPriority="62" w:semiHidden="0" w:name="Light Grid Accent 1"/>
+    <w:lsdException w:unhideWhenUsed="0" w:uiPriority="63" w:semiHidden="0" w:name="Medium Shading 1 Accent 1"/>
+    <w:lsdException w:unhideWhenUsed="0" w:uiPriority="64" w:semiHidden="0" w:name="Medium Shading 2 Accent 1"/>
+    <w:lsdException w:unhideWhenUsed="0" w:uiPriority="65" w:semiHidden="0" w:name="Medium List 1 Accent 1"/>
+    <w:lsdException w:unhideWhenUsed="0" w:uiPriority="66" w:semiHidden="0" w:name="Medium List 2 Accent 1"/>
+    <w:lsdException w:unhideWhenUsed="0" w:uiPriority="67" w:semiHidden="0" w:name="Medium Grid 1 Accent 1"/>
+    <w:lsdException w:unhideWhenUsed="0" w:uiPriority="68" w:semiHidden="0" w:name="Medium Grid 2 Accent 1"/>
+    <w:lsdException w:unhideWhenUsed="0" w:uiPriority="69" w:semiHidden="0" w:name="Medium Grid 3 Accent 1"/>
+    <w:lsdException w:unhideWhenUsed="0" w:uiPriority="70" w:semiHidden="0" w:name="Dark List Accent 1"/>
+    <w:lsdException w:unhideWhenUsed="0" w:uiPriority="71" w:semiHidden="0" w:name="Colorful Shading Accent 1"/>
+    <w:lsdException w:unhideWhenUsed="0" w:uiPriority="72" w:semiHidden="0" w:name="Colorful List Accent 1"/>
+    <w:lsdException w:unhideWhenUsed="0" w:uiPriority="73" w:semiHidden="0" w:name="Colorful Grid Accent 1"/>
+    <w:lsdException w:unhideWhenUsed="0" w:uiPriority="60" w:semiHidden="0" w:name="Light Shading Accent 2"/>
+    <w:lsdException w:unhideWhenUsed="0" w:uiPriority="61" w:semiHidden="0" w:name="Light List Accent 2"/>
+    <w:lsdException w:unhideWhenUsed="0" w:uiPriority="62" w:semiHidden="0" w:name="Light Grid Accent 2"/>
+    <w:lsdException w:unhideWhenUsed="0" w:uiPriority="63" w:semiHidden="0" w:name="Medium Shading 1 Accent 2"/>
+    <w:lsdException w:unhideWhenUsed="0" w:uiPriority="64" w:semiHidden="0" w:name="Medium Shading 2 Accent 2"/>
+    <w:lsdException w:unhideWhenUsed="0" w:uiPriority="65" w:semiHidden="0" w:name="Medium List 1 Accent 2"/>
+    <w:lsdException w:unhideWhenUsed="0" w:uiPriority="66" w:semiHidden="0" w:name="Medium List 2 Accent 2"/>
+    <w:lsdException w:unhideWhenUsed="0" w:uiPriority="67" w:semiHidden="0" w:name="Medium Grid 1 Accent 2"/>
+    <w:lsdException w:unhideWhenUsed="0" w:uiPriority="68" w:semiHidden="0" w:name="Medium Grid 2 Accent 2"/>
+    <w:lsdException w:unhideWhenUsed="0" w:uiPriority="69" w:semiHidden="0" w:name="Medium Grid 3 Accent 2"/>
+    <w:lsdException w:unhideWhenUsed="0" w:uiPriority="70" w:semiHidden="0" w:name="Dark List Accent 2"/>
+    <w:lsdException w:unhideWhenUsed="0" w:uiPriority="71" w:semiHidden="0" w:name="Colorful Shading Accent 2"/>
+    <w:lsdException w:unhideWhenUsed="0" w:uiPriority="72" w:semiHidden="0" w:name="Colorful List Accent 2"/>
+    <w:lsdException w:unhideWhenUsed="0" w:uiPriority="73" w:semiHidden="0" w:name="Colorful Grid Accent 2"/>
+    <w:lsdException w:unhideWhenUsed="0" w:uiPriority="60" w:semiHidden="0" w:name="Light Shading Accent 3"/>
+    <w:lsdException w:unhideWhenUsed="0" w:uiPriority="61" w:semiHidden="0" w:name="Light List Accent 3"/>
+    <w:lsdException w:unhideWhenUsed="0" w:uiPriority="62" w:semiHidden="0" w:name="Light Grid Accent 3"/>
+    <w:lsdException w:unhideWhenUsed="0" w:uiPriority="63" w:semiHidden="0" w:name="Medium Shading 1 Accent 3"/>
+    <w:lsdException w:unhideWhenUsed="0" w:uiPriority="64" w:semiHidden="0" w:name="Medium Shading 2 Accent 3"/>
+    <w:lsdException w:unhideWhenUsed="0" w:uiPriority="65" w:semiHidden="0" w:name="Medium List 1 Accent 3"/>
+    <w:lsdException w:unhideWhenUsed="0" w:uiPriority="66" w:semiHidden="0" w:name="Medium List 2 Accent 3"/>
+    <w:lsdException w:unhideWhenUsed="0" w:uiPriority="67" w:semiHidden="0" w:name="Medium Grid 1 Accent 3"/>
+    <w:lsdException w:unhideWhenUsed="0" w:uiPriority="68" w:semiHidden="0" w:name="Medium Grid 2 Accent 3"/>
+    <w:lsdException w:unhideWhenUsed="0" w:uiPriority="69" w:semiHidden="0" w:name="Medium Grid 3 Accent 3"/>
+    <w:lsdException w:unhideWhenUsed="0" w:uiPriority="70" w:semiHidden="0" w:name="Dark List Accent 3"/>
+    <w:lsdException w:unhideWhenUsed="0" w:uiPriority="71" w:semiHidden="0" w:name="Colorful Shading Accent 3"/>
+    <w:lsdException w:unhideWhenUsed="0" w:uiPriority="72" w:semiHidden="0" w:name="Colorful List Accent 3"/>
+    <w:lsdException w:unhideWhenUsed="0" w:uiPriority="73" w:semiHidden="0" w:name="Colorful Grid Accent 3"/>
+    <w:lsdException w:unhideWhenUsed="0" w:uiPriority="60" w:semiHidden="0" w:name="Light Shading Accent 4"/>
+    <w:lsdException w:unhideWhenUsed="0" w:uiPriority="61" w:semiHidden="0" w:name="Light List Accent 4"/>
+    <w:lsdException w:unhideWhenUsed="0" w:uiPriority="62" w:semiHidden="0" w:name="Light Grid Accent 4"/>
+    <w:lsdException w:unhideWhenUsed="0" w:uiPriority="63" w:semiHidden="0" w:name="Medium Shading 1 Accent 4"/>
+    <w:lsdException w:unhideWhenUsed="0" w:uiPriority="64" w:semiHidden="0" w:name="Medium Shading 2 Accent 4"/>
+    <w:lsdException w:unhideWhenUsed="0" w:uiPriority="65" w:semiHidden="0" w:name="Medium List 1 Accent 4"/>
+    <w:lsdException w:unhideWhenUsed="0" w:uiPriority="66" w:semiHidden="0" w:name="Medium List 2 Accent 4"/>
+    <w:lsdException w:unhideWhenUsed="0" w:uiPriority="67" w:semiHidden="0" w:name="Medium Grid 1 Accent 4"/>
+    <w:lsdException w:unhideWhenUsed="0" w:uiPriority="68" w:semiHidden="0" w:name="Medium Grid 2 Accent 4"/>
+    <w:lsdException w:unhideWhenUsed="0" w:uiPriority="69" w:semiHidden="0" w:name="Medium Grid 3 Accent 4"/>
+    <w:lsdException w:unhideWhenUsed="0" w:uiPriority="70" w:semiHidden="0" w:name="Dark List Accent 4"/>
+    <w:lsdException w:unhideWhenUsed="0" w:uiPriority="71" w:semiHidden="0" w:name="Colorful Shading Accent 4"/>
+    <w:lsdException w:unhideWhenUsed="0" w:uiPriority="72" w:semiHidden="0" w:name="Colorful List Accent 4"/>
+    <w:lsdException w:unhideWhenUsed="0" w:uiPriority="73" w:semiHidden="0" w:name="Colorful Grid Accent 4"/>
+    <w:lsdException w:unhideWhenUsed="0" w:uiPriority="60" w:semiHidden="0" w:name="Light Shading Accent 5"/>
+    <w:lsdException w:unhideWhenUsed="0" w:uiPriority="61" w:semiHidden="0" w:name="Light List Accent 5"/>
+    <w:lsdException w:unhideWhenUsed="0" w:uiPriority="62" w:semiHidden="0" w:name="Light Grid Accent 5"/>
+    <w:lsdException w:unhideWhenUsed="0" w:uiPriority="63" w:semiHidden="0" w:name="Medium Shading 1 Accent 5"/>
+    <w:lsdException w:unhideWhenUsed="0" w:uiPriority="64" w:semiHidden="0" w:name="Medium Shading 2 Accent 5"/>
+    <w:lsdException w:unhideWhenUsed="0" w:uiPriority="65" w:semiHidden="0" w:name="Medium List 1 Accent 5"/>
+    <w:lsdException w:unhideWhenUsed="0" w:uiPriority="66" w:semiHidden="0" w:name="Medium List 2 Accent 5"/>
+    <w:lsdException w:unhideWhenUsed="0" w:uiPriority="67" w:semiHidden="0" w:name="Medium Grid 1 Accent 5"/>
+    <w:lsdException w:unhideWhenUsed="0" w:uiPriority="68" w:semiHidden="0" w:name="Medium Grid 2 Accent 5"/>
+    <w:lsdException w:unhideWhenUsed="0" w:uiPriority="69" w:semiHidden="0" w:name="Medium Grid 3 Accent 5"/>
+    <w:lsdException w:unhideWhenUsed="0" w:uiPriority="70" w:semiHidden="0" w:name="Dark List Accent 5"/>
+    <w:lsdException w:unhideWhenUsed="0" w:uiPriority="71" w:semiHidden="0" w:name="Colorful Shading Accent 5"/>
+    <w:lsdException w:unhideWhenUsed="0" w:uiPriority="72" w:semiHidden="0" w:name="Colorful List Accent 5"/>
+    <w:lsdException w:unhideWhenUsed="0" w:uiPriority="73" w:semiHidden="0" w:name="Colorful Grid Accent 5"/>
+    <w:lsdException w:unhideWhenUsed="0" w:uiPriority="60" w:semiHidden="0" w:name="Light Shading Accent 6"/>
+    <w:lsdException w:unhideWhenUsed="0" w:uiPriority="61" w:semiHidden="0" w:name="Light List Accent 6"/>
+    <w:lsdException w:unhideWhenUsed="0" w:uiPriority="62" w:semiHidden="0" w:name="Light Grid Accent 6"/>
+    <w:lsdException w:unhideWhenUsed="0" w:uiPriority="63" w:semiHidden="0" w:name="Medium Shading 1 Accent 6"/>
+    <w:lsdException w:unhideWhenUsed="0" w:uiPriority="64" w:semiHidden="0" w:name="Medium Shading 2 Accent 6"/>
+    <w:lsdException w:unhideWhenUsed="0" w:uiPriority="65" w:semiHidden="0" w:name="Medium List 1 Accent 6"/>
+    <w:lsdException w:unhideWhenUsed="0" w:uiPriority="66" w:semiHidden="0" w:name="Medium List 2 Accent 6"/>
+    <w:lsdException w:unhideWhenUsed="0" w:uiPriority="67" w:semiHidden="0" w:name="Medium Grid 1 Accent 6"/>
+    <w:lsdException w:unhideWhenUsed="0" w:uiPriority="68" w:semiHidden="0" w:name="Medium Grid 2 Accent 6"/>
+    <w:lsdException w:unhideWhenUsed="0" w:uiPriority="69" w:semiHidden="0" w:name="Medium Grid 3 Accent 6"/>
+    <w:lsdException w:unhideWhenUsed="0" w:uiPriority="70" w:semiHidden="0" w:name="Dark List Accent 6"/>
+    <w:lsdException w:unhideWhenUsed="0" w:uiPriority="71" w:semiHidden="0" w:name="Colorful Shading Accent 6"/>
+    <w:lsdException w:unhideWhenUsed="0" w:uiPriority="72" w:semiHidden="0" w:name="Colorful List Accent 6"/>
+    <w:lsdException w:unhideWhenUsed="0" w:uiPriority="73" w:semiHidden="0" w:name="Colorful Grid Accent 6"/>
   </w:latentStyles>
-  <w:style w:type="paragraph" w:default="1" w:styleId="Normal">
+  <w:style w:type="paragraph" w:default="1" w:styleId="1">
     <w:name w:val="Normal"/>
     <w:qFormat/>
+    <w:uiPriority w:val="0"/>
     <w:pPr>
       <w:kinsoku w:val="0"/>
       <w:autoSpaceDE w:val="0"/>
@@ -5505,7 +5525,7 @@
       <w:textAlignment w:val="baseline"/>
     </w:pPr>
     <w:rPr>
-      <w:rFonts w:ascii="Arial" w:eastAsia="宋体" w:hAnsi="Arial" w:cs="Arial"/>
+      <w:rFonts w:ascii="Arial" w:hAnsi="Arial" w:eastAsia="宋体" w:cs="Arial"/>
       <w:snapToGrid w:val="0"/>
       <w:color w:val="000000"/>
       <w:kern w:val="0"/>
@@ -5514,11 +5534,12 @@
       <w:lang w:val="en-US" w:eastAsia="en-US" w:bidi="ar-SA"/>
     </w:rPr>
   </w:style>
-  <w:style w:type="paragraph" w:styleId="Heading1">
+  <w:style w:type="paragraph" w:styleId="2">
     <w:name w:val="heading 1"/>
-    <w:basedOn w:val="Normal"/>
-    <w:next w:val="Normal"/>
+    <w:basedOn w:val="1"/>
+    <w:next w:val="1"/>
     <w:qFormat/>
+    <w:uiPriority w:val="0"/>
     <w:pPr>
       <w:keepNext/>
       <w:keepLines/>
@@ -5536,12 +5557,13 @@
       <w:sz w:val="44"/>
     </w:rPr>
   </w:style>
-  <w:style w:type="paragraph" w:styleId="Heading2">
+  <w:style w:type="paragraph" w:styleId="3">
     <w:name w:val="heading 2"/>
-    <w:basedOn w:val="Normal"/>
-    <w:next w:val="Normal"/>
+    <w:basedOn w:val="1"/>
+    <w:next w:val="1"/>
     <w:unhideWhenUsed/>
     <w:qFormat/>
+    <w:uiPriority w:val="0"/>
     <w:pPr>
       <w:keepNext/>
       <w:keepLines/>
@@ -5554,18 +5576,19 @@
       <w:outlineLvl w:val="1"/>
     </w:pPr>
     <w:rPr>
-      <w:rFonts w:ascii="Arial" w:eastAsia="黑体" w:hAnsi="Arial"/>
+      <w:rFonts w:ascii="Arial" w:hAnsi="Arial" w:eastAsia="黑体"/>
       <w:b/>
       <w:sz w:val="32"/>
     </w:rPr>
   </w:style>
-  <w:style w:type="paragraph" w:styleId="Heading3">
+  <w:style w:type="paragraph" w:styleId="4">
     <w:name w:val="heading 3"/>
-    <w:basedOn w:val="Normal"/>
-    <w:next w:val="Normal"/>
+    <w:basedOn w:val="1"/>
+    <w:next w:val="1"/>
     <w:semiHidden/>
     <w:unhideWhenUsed/>
     <w:qFormat/>
+    <w:uiPriority w:val="0"/>
     <w:pPr>
       <w:keepNext/>
       <w:keepLines/>
@@ -5582,12 +5605,13 @@
       <w:sz w:val="32"/>
     </w:rPr>
   </w:style>
-  <w:style w:type="paragraph" w:styleId="Heading4">
+  <w:style w:type="paragraph" w:styleId="5">
     <w:name w:val="heading 4"/>
-    <w:basedOn w:val="Normal"/>
-    <w:next w:val="Normal"/>
+    <w:basedOn w:val="1"/>
+    <w:next w:val="1"/>
     <w:unhideWhenUsed/>
     <w:qFormat/>
+    <w:uiPriority w:val="0"/>
     <w:pPr>
       <w:keepNext/>
       <w:keepLines/>
@@ -5600,18 +5624,19 @@
       <w:outlineLvl w:val="3"/>
     </w:pPr>
     <w:rPr>
-      <w:rFonts w:ascii="Arial" w:eastAsia="黑体" w:hAnsi="Arial"/>
+      <w:rFonts w:ascii="Arial" w:hAnsi="Arial" w:eastAsia="黑体"/>
       <w:b/>
       <w:sz w:val="28"/>
     </w:rPr>
   </w:style>
-  <w:style w:type="paragraph" w:styleId="Heading5">
+  <w:style w:type="paragraph" w:styleId="6">
     <w:name w:val="heading 5"/>
-    <w:basedOn w:val="Normal"/>
-    <w:next w:val="Normal"/>
+    <w:basedOn w:val="1"/>
+    <w:next w:val="1"/>
     <w:semiHidden/>
     <w:unhideWhenUsed/>
     <w:qFormat/>
+    <w:uiPriority w:val="0"/>
     <w:pPr>
       <w:keepNext/>
       <w:keepLines/>
@@ -5628,13 +5653,14 @@
       <w:sz w:val="28"/>
     </w:rPr>
   </w:style>
-  <w:style w:type="paragraph" w:styleId="Heading6">
+  <w:style w:type="paragraph" w:styleId="7">
     <w:name w:val="heading 6"/>
-    <w:basedOn w:val="Normal"/>
-    <w:next w:val="Normal"/>
+    <w:basedOn w:val="1"/>
+    <w:next w:val="1"/>
     <w:semiHidden/>
     <w:unhideWhenUsed/>
     <w:qFormat/>
+    <w:uiPriority w:val="0"/>
     <w:pPr>
       <w:keepNext/>
       <w:keepLines/>
@@ -5647,18 +5673,19 @@
       <w:outlineLvl w:val="5"/>
     </w:pPr>
     <w:rPr>
-      <w:rFonts w:ascii="Arial" w:eastAsia="黑体" w:hAnsi="Arial"/>
+      <w:rFonts w:ascii="Arial" w:hAnsi="Arial" w:eastAsia="黑体"/>
       <w:b/>
       <w:sz w:val="24"/>
     </w:rPr>
   </w:style>
-  <w:style w:type="paragraph" w:styleId="Heading7">
+  <w:style w:type="paragraph" w:styleId="8">
     <w:name w:val="heading 7"/>
-    <w:basedOn w:val="Normal"/>
-    <w:next w:val="Normal"/>
+    <w:basedOn w:val="1"/>
+    <w:next w:val="1"/>
     <w:semiHidden/>
     <w:unhideWhenUsed/>
     <w:qFormat/>
+    <w:uiPriority w:val="0"/>
     <w:pPr>
       <w:keepNext/>
       <w:keepLines/>
@@ -5675,13 +5702,14 @@
       <w:sz w:val="24"/>
     </w:rPr>
   </w:style>
-  <w:style w:type="paragraph" w:styleId="Heading8">
+  <w:style w:type="paragraph" w:styleId="9">
     <w:name w:val="heading 8"/>
-    <w:basedOn w:val="Normal"/>
-    <w:next w:val="Normal"/>
+    <w:basedOn w:val="1"/>
+    <w:next w:val="1"/>
     <w:semiHidden/>
     <w:unhideWhenUsed/>
     <w:qFormat/>
+    <w:uiPriority w:val="0"/>
     <w:pPr>
       <w:keepNext/>
       <w:keepLines/>
@@ -5694,17 +5722,18 @@
       <w:outlineLvl w:val="7"/>
     </w:pPr>
     <w:rPr>
-      <w:rFonts w:ascii="Arial" w:eastAsia="黑体" w:hAnsi="Arial"/>
+      <w:rFonts w:ascii="Arial" w:hAnsi="Arial" w:eastAsia="黑体"/>
       <w:sz w:val="24"/>
     </w:rPr>
   </w:style>
-  <w:style w:type="paragraph" w:styleId="Heading9">
+  <w:style w:type="paragraph" w:styleId="10">
     <w:name w:val="heading 9"/>
-    <w:basedOn w:val="Normal"/>
-    <w:next w:val="Normal"/>
+    <w:basedOn w:val="1"/>
+    <w:next w:val="1"/>
     <w:semiHidden/>
     <w:unhideWhenUsed/>
     <w:qFormat/>
+    <w:uiPriority w:val="0"/>
     <w:pPr>
       <w:keepNext/>
       <w:keepLines/>
@@ -5717,19 +5746,21 @@
       <w:outlineLvl w:val="8"/>
     </w:pPr>
     <w:rPr>
-      <w:rFonts w:ascii="Arial" w:eastAsia="黑体" w:hAnsi="Arial"/>
+      <w:rFonts w:ascii="Arial" w:hAnsi="Arial" w:eastAsia="黑体"/>
       <w:sz w:val="21"/>
     </w:rPr>
   </w:style>
-  <w:style w:type="character" w:default="1" w:styleId="DefaultParagraphFont">
+  <w:style w:type="character" w:default="1" w:styleId="22">
     <w:name w:val="Default Paragraph Font"/>
     <w:semiHidden/>
     <w:qFormat/>
+    <w:uiPriority w:val="0"/>
   </w:style>
-  <w:style w:type="table" w:default="1" w:styleId="TableNormal">
+  <w:style w:type="table" w:default="1" w:styleId="20">
     <w:name w:val="Normal Table"/>
     <w:semiHidden/>
     <w:qFormat/>
+    <w:uiPriority w:val="0"/>
     <w:tblPr>
       <w:tblCellMar>
         <w:top w:w="0" w:type="dxa"/>
@@ -5739,39 +5770,43 @@
       </w:tblCellMar>
     </w:tblPr>
   </w:style>
-  <w:style w:type="paragraph" w:styleId="CommentText">
+  <w:style w:type="paragraph" w:styleId="11">
     <w:name w:val="annotation text"/>
-    <w:basedOn w:val="Normal"/>
+    <w:basedOn w:val="1"/>
     <w:qFormat/>
+    <w:uiPriority w:val="0"/>
     <w:pPr>
       <w:jc w:val="left"/>
     </w:pPr>
   </w:style>
-  <w:style w:type="paragraph" w:styleId="BodyText">
+  <w:style w:type="paragraph" w:styleId="12">
     <w:name w:val="Body Text"/>
-    <w:basedOn w:val="Normal"/>
+    <w:basedOn w:val="1"/>
     <w:semiHidden/>
     <w:qFormat/>
+    <w:uiPriority w:val="0"/>
     <w:rPr>
-      <w:rFonts w:ascii="Arial" w:eastAsia="Arial" w:hAnsi="Arial" w:cs="Arial"/>
+      <w:rFonts w:ascii="Arial" w:hAnsi="Arial" w:eastAsia="Arial" w:cs="Arial"/>
       <w:sz w:val="21"/>
       <w:szCs w:val="21"/>
       <w:lang w:val="en-US" w:eastAsia="en-US" w:bidi="ar-SA"/>
     </w:rPr>
   </w:style>
-  <w:style w:type="paragraph" w:styleId="TOC3">
+  <w:style w:type="paragraph" w:styleId="13">
     <w:name w:val="toc 3"/>
-    <w:basedOn w:val="Normal"/>
-    <w:next w:val="Normal"/>
+    <w:basedOn w:val="1"/>
+    <w:next w:val="1"/>
     <w:qFormat/>
+    <w:uiPriority w:val="0"/>
     <w:pPr>
       <w:ind w:left="840" w:leftChars="400"/>
     </w:pPr>
   </w:style>
-  <w:style w:type="paragraph" w:styleId="Footer">
+  <w:style w:type="paragraph" w:styleId="14">
     <w:name w:val="footer"/>
-    <w:basedOn w:val="Normal"/>
+    <w:basedOn w:val="1"/>
     <w:qFormat/>
+    <w:uiPriority w:val="0"/>
     <w:pPr>
       <w:tabs>
         <w:tab w:val="center" w:pos="4153"/>
@@ -5784,16 +5819,17 @@
       <w:sz w:val="18"/>
     </w:rPr>
   </w:style>
-  <w:style w:type="paragraph" w:styleId="Header">
+  <w:style w:type="paragraph" w:styleId="15">
     <w:name w:val="header"/>
-    <w:basedOn w:val="Normal"/>
+    <w:basedOn w:val="1"/>
     <w:qFormat/>
+    <w:uiPriority w:val="0"/>
     <w:pPr>
       <w:pBdr>
-        <w:top w:val="nil"/>
-        <w:left w:val="nil"/>
-        <w:bottom w:val="nil"/>
-        <w:right w:val="nil"/>
+        <w:top w:val="none" w:color="auto" w:sz="0" w:space="0"/>
+        <w:left w:val="none" w:color="auto" w:sz="0" w:space="0"/>
+        <w:bottom w:val="none" w:color="auto" w:sz="0" w:space="0"/>
+        <w:right w:val="none" w:color="auto" w:sz="0" w:space="0"/>
       </w:pBdr>
       <w:tabs>
         <w:tab w:val="center" w:pos="4153"/>
@@ -5808,37 +5844,41 @@
       <w:sz w:val="18"/>
     </w:rPr>
   </w:style>
-  <w:style w:type="paragraph" w:styleId="TOC1">
+  <w:style w:type="paragraph" w:styleId="16">
     <w:name w:val="toc 1"/>
-    <w:basedOn w:val="Normal"/>
-    <w:next w:val="Normal"/>
+    <w:basedOn w:val="1"/>
+    <w:next w:val="1"/>
     <w:qFormat/>
+    <w:uiPriority w:val="0"/>
     <w:rPr>
-      <w:rFonts w:ascii="Arial" w:eastAsia="Microsoft JhengHei" w:hAnsi="Arial"/>
+      <w:rFonts w:ascii="Arial" w:hAnsi="Arial" w:eastAsia="Microsoft JhengHei"/>
       <w:sz w:val="24"/>
     </w:rPr>
   </w:style>
-  <w:style w:type="paragraph" w:styleId="TOC2">
+  <w:style w:type="paragraph" w:styleId="17">
     <w:name w:val="toc 2"/>
-    <w:basedOn w:val="Normal"/>
-    <w:next w:val="Normal"/>
+    <w:basedOn w:val="1"/>
+    <w:next w:val="1"/>
     <w:qFormat/>
+    <w:uiPriority w:val="0"/>
     <w:pPr>
       <w:ind w:left="420" w:leftChars="200"/>
     </w:pPr>
   </w:style>
-  <w:style w:type="paragraph" w:styleId="NormalWeb">
+  <w:style w:type="paragraph" w:styleId="18">
     <w:name w:val="Normal (Web)"/>
-    <w:basedOn w:val="Normal"/>
+    <w:basedOn w:val="1"/>
     <w:qFormat/>
+    <w:uiPriority w:val="0"/>
     <w:rPr>
       <w:sz w:val="24"/>
     </w:rPr>
   </w:style>
-  <w:style w:type="paragraph" w:styleId="Title">
+  <w:style w:type="paragraph" w:styleId="19">
     <w:name w:val="Title"/>
-    <w:basedOn w:val="Normal"/>
+    <w:basedOn w:val="1"/>
     <w:qFormat/>
+    <w:uiPriority w:val="0"/>
     <w:pPr>
       <w:spacing w:before="240" w:beforeLines="0" w:beforeAutospacing="0" w:after="60" w:afterLines="0" w:afterAutospacing="0"/>
       <w:jc w:val="center"/>
@@ -5850,68 +5890,73 @@
       <w:sz w:val="32"/>
     </w:rPr>
   </w:style>
-  <w:style w:type="table" w:styleId="TableGrid">
+  <w:style w:type="table" w:styleId="21">
     <w:name w:val="Table Grid"/>
-    <w:basedOn w:val="TableNormal"/>
+    <w:basedOn w:val="20"/>
     <w:qFormat/>
+    <w:uiPriority w:val="0"/>
     <w:pPr>
       <w:widowControl w:val="0"/>
       <w:jc w:val="both"/>
     </w:pPr>
     <w:tblPr>
       <w:tblBorders>
-        <w:top w:val="single" w:sz="4" w:space="0" w:color="auto"/>
-        <w:left w:val="single" w:sz="4" w:space="0" w:color="auto"/>
-        <w:bottom w:val="single" w:sz="4" w:space="0" w:color="auto"/>
-        <w:right w:val="single" w:sz="4" w:space="0" w:color="auto"/>
-        <w:insideH w:val="single" w:sz="4" w:space="0" w:color="auto"/>
-        <w:insideV w:val="single" w:sz="4" w:space="0" w:color="auto"/>
+        <w:top w:val="single" w:color="auto" w:sz="4" w:space="0"/>
+        <w:left w:val="single" w:color="auto" w:sz="4" w:space="0"/>
+        <w:bottom w:val="single" w:color="auto" w:sz="4" w:space="0"/>
+        <w:right w:val="single" w:color="auto" w:sz="4" w:space="0"/>
+        <w:insideH w:val="single" w:color="auto" w:sz="4" w:space="0"/>
+        <w:insideV w:val="single" w:color="auto" w:sz="4" w:space="0"/>
       </w:tblBorders>
     </w:tblPr>
   </w:style>
-  <w:style w:type="character" w:styleId="Strong">
+  <w:style w:type="character" w:styleId="23">
     <w:name w:val="Strong"/>
-    <w:basedOn w:val="DefaultParagraphFont"/>
+    <w:basedOn w:val="22"/>
     <w:qFormat/>
+    <w:uiPriority w:val="0"/>
     <w:rPr>
       <w:b/>
     </w:rPr>
   </w:style>
-  <w:style w:type="paragraph" w:customStyle="1" w:styleId="a">
+  <w:style w:type="paragraph" w:customStyle="1" w:styleId="24">
     <w:name w:val="柴_公司名"/>
-    <w:basedOn w:val="Title"/>
+    <w:basedOn w:val="19"/>
     <w:qFormat/>
+    <w:uiPriority w:val="0"/>
     <w:pPr>
       <w:spacing w:after="600" w:afterLines="600"/>
     </w:pPr>
     <w:rPr>
-      <w:rFonts w:ascii="宋体" w:eastAsia="宋体" w:hAnsi="宋体" w:cs="宋体" w:hint="eastAsia"/>
+      <w:rFonts w:hint="eastAsia" w:ascii="宋体" w:hAnsi="宋体" w:eastAsia="宋体" w:cs="宋体"/>
       <w:bCs/>
       <w:spacing w:val="-6"/>
       <w:sz w:val="52"/>
       <w:szCs w:val="52"/>
     </w:rPr>
   </w:style>
-  <w:style w:type="paragraph" w:customStyle="1" w:styleId="a0">
+  <w:style w:type="paragraph" w:customStyle="1" w:styleId="25">
     <w:name w:val="柴_文档名"/>
-    <w:basedOn w:val="Title"/>
+    <w:basedOn w:val="19"/>
     <w:qFormat/>
+    <w:uiPriority w:val="0"/>
     <w:pPr>
       <w:spacing w:after="900" w:afterLines="900"/>
     </w:pPr>
     <w:rPr>
-      <w:rFonts w:ascii="黑体" w:eastAsia="黑体" w:hAnsi="黑体" w:cs="黑体"/>
+      <w:rFonts w:ascii="黑体" w:hAnsi="黑体" w:eastAsia="黑体" w:cs="黑体"/>
       <w:bCs/>
       <w:spacing w:val="-7"/>
       <w:sz w:val="52"/>
       <w:szCs w:val="52"/>
     </w:rPr>
   </w:style>
-  <w:style w:type="table" w:customStyle="1" w:styleId="TableNormal0">
+  <w:style w:type="table" w:customStyle="1" w:styleId="26">
     <w:name w:val="Table Normal_0"/>
     <w:semiHidden/>
     <w:unhideWhenUsed/>
     <w:qFormat/>
+    <w:uiPriority w:val="0"/>
     <w:tblPr>
       <w:tblCellMar>
         <w:top w:w="0" w:type="dxa"/>
@@ -5921,81 +5966,87 @@
       </w:tblCellMar>
     </w:tblPr>
   </w:style>
-  <w:style w:type="paragraph" w:customStyle="1" w:styleId="TableText">
+  <w:style w:type="paragraph" w:customStyle="1" w:styleId="27">
     <w:name w:val="Table Text"/>
-    <w:basedOn w:val="Normal"/>
+    <w:basedOn w:val="1"/>
     <w:semiHidden/>
     <w:qFormat/>
+    <w:uiPriority w:val="0"/>
     <w:rPr>
-      <w:rFonts w:ascii="宋体" w:eastAsia="宋体" w:hAnsi="宋体" w:cs="宋体"/>
+      <w:rFonts w:ascii="宋体" w:hAnsi="宋体" w:eastAsia="宋体" w:cs="宋体"/>
       <w:sz w:val="21"/>
       <w:szCs w:val="21"/>
       <w:lang w:val="en-US" w:eastAsia="en-US" w:bidi="ar-SA"/>
     </w:rPr>
   </w:style>
-  <w:style w:type="paragraph" w:customStyle="1" w:styleId="1">
+  <w:style w:type="paragraph" w:customStyle="1" w:styleId="28">
     <w:name w:val="柴_标题1"/>
-    <w:basedOn w:val="Heading1"/>
-    <w:next w:val="a1"/>
-    <w:link w:val="1Char"/>
+    <w:basedOn w:val="2"/>
+    <w:next w:val="29"/>
+    <w:link w:val="38"/>
     <w:qFormat/>
+    <w:uiPriority w:val="0"/>
     <w:pPr>
       <w:spacing w:before="100" w:after="90" w:line="360" w:lineRule="auto"/>
     </w:pPr>
     <w:rPr>
-      <w:rFonts w:ascii="Arial" w:eastAsia="宋体" w:hAnsi="Arial"/>
+      <w:rFonts w:ascii="Arial" w:hAnsi="Arial" w:eastAsia="宋体"/>
       <w:sz w:val="32"/>
     </w:rPr>
   </w:style>
-  <w:style w:type="paragraph" w:customStyle="1" w:styleId="a1">
+  <w:style w:type="paragraph" w:customStyle="1" w:styleId="29">
     <w:name w:val="柴_正文"/>
-    <w:basedOn w:val="BodyText"/>
-    <w:link w:val="Char"/>
+    <w:basedOn w:val="12"/>
+    <w:link w:val="42"/>
     <w:qFormat/>
+    <w:uiPriority w:val="0"/>
     <w:pPr>
       <w:spacing w:line="360" w:lineRule="auto"/>
       <w:ind w:firstLine="470" w:firstLineChars="200"/>
     </w:pPr>
     <w:rPr>
-      <w:rFonts w:ascii="Arial" w:eastAsia="宋体" w:hAnsi="Arial"/>
+      <w:rFonts w:ascii="Arial" w:hAnsi="Arial" w:eastAsia="宋体"/>
       <w:sz w:val="24"/>
       <w:lang w:eastAsia="zh-CN"/>
     </w:rPr>
   </w:style>
-  <w:style w:type="paragraph" w:customStyle="1" w:styleId="2">
+  <w:style w:type="paragraph" w:customStyle="1" w:styleId="30">
     <w:name w:val="柴_标题2"/>
-    <w:basedOn w:val="Heading2"/>
-    <w:next w:val="a1"/>
+    <w:basedOn w:val="3"/>
+    <w:next w:val="29"/>
     <w:qFormat/>
+    <w:uiPriority w:val="0"/>
     <w:pPr>
       <w:spacing w:line="360" w:lineRule="auto"/>
     </w:pPr>
     <w:rPr>
-      <w:rFonts w:ascii="Arial" w:eastAsia="宋体" w:hAnsi="Arial"/>
+      <w:rFonts w:ascii="Arial" w:hAnsi="Arial" w:eastAsia="宋体"/>
       <w:sz w:val="28"/>
     </w:rPr>
   </w:style>
-  <w:style w:type="paragraph" w:customStyle="1" w:styleId="3">
+  <w:style w:type="paragraph" w:customStyle="1" w:styleId="31">
     <w:name w:val="柴_标题3"/>
-    <w:basedOn w:val="Heading3"/>
-    <w:next w:val="a1"/>
+    <w:basedOn w:val="4"/>
+    <w:next w:val="29"/>
     <w:qFormat/>
+    <w:uiPriority w:val="0"/>
     <w:pPr>
       <w:spacing w:line="360" w:lineRule="auto"/>
       <w:ind w:left="0" w:firstLine="472" w:firstLineChars="200"/>
     </w:pPr>
     <w:rPr>
-      <w:rFonts w:ascii="宋体" w:eastAsia="宋体" w:hAnsi="宋体" w:cs="宋体"/>
+      <w:rFonts w:ascii="宋体" w:hAnsi="宋体" w:eastAsia="宋体" w:cs="宋体"/>
       <w:spacing w:val="-2"/>
       <w:sz w:val="24"/>
       <w:szCs w:val="24"/>
     </w:rPr>
   </w:style>
-  <w:style w:type="paragraph" w:customStyle="1" w:styleId="a2">
+  <w:style w:type="paragraph" w:customStyle="1" w:styleId="32">
     <w:name w:val="柴_目录"/>
-    <w:basedOn w:val="Normal"/>
-    <w:next w:val="BodyText"/>
+    <w:basedOn w:val="1"/>
+    <w:next w:val="12"/>
     <w:qFormat/>
+    <w:uiPriority w:val="0"/>
     <w:pPr>
       <w:tabs>
         <w:tab w:val="right" w:leader="dot" w:pos="8442"/>
@@ -6003,59 +6054,64 @@
       <w:ind w:left="0" w:leftChars="0"/>
     </w:pPr>
     <w:rPr>
-      <w:rFonts w:ascii="Arial" w:eastAsia="Microsoft JhengHei" w:hAnsi="Arial"/>
+      <w:rFonts w:ascii="Arial" w:hAnsi="Arial" w:eastAsia="Microsoft JhengHei"/>
       <w:sz w:val="24"/>
     </w:rPr>
   </w:style>
-  <w:style w:type="paragraph" w:customStyle="1" w:styleId="WPSOffice1">
+  <w:style w:type="paragraph" w:customStyle="1" w:styleId="33">
     <w:name w:val="WPSOffice手动目录 1"/>
     <w:qFormat/>
+    <w:uiPriority w:val="0"/>
     <w:pPr>
       <w:ind w:leftChars="0"/>
     </w:pPr>
     <w:rPr>
-      <w:rFonts w:ascii="Times New Roman" w:eastAsia="宋体" w:hAnsi="Times New Roman" w:cs="Times New Roman"/>
+      <w:rFonts w:ascii="Times New Roman" w:hAnsi="Times New Roman" w:eastAsia="宋体" w:cs="Times New Roman"/>
       <w:sz w:val="20"/>
       <w:szCs w:val="20"/>
     </w:rPr>
   </w:style>
-  <w:style w:type="paragraph" w:customStyle="1" w:styleId="WPSOffice2">
+  <w:style w:type="paragraph" w:customStyle="1" w:styleId="34">
     <w:name w:val="WPSOffice手动目录 2"/>
     <w:qFormat/>
+    <w:uiPriority w:val="0"/>
     <w:pPr>
       <w:ind w:leftChars="200"/>
     </w:pPr>
     <w:rPr>
-      <w:rFonts w:ascii="Times New Roman" w:eastAsia="宋体" w:hAnsi="Times New Roman" w:cs="Times New Roman"/>
+      <w:rFonts w:ascii="Times New Roman" w:hAnsi="Times New Roman" w:eastAsia="宋体" w:cs="Times New Roman"/>
       <w:sz w:val="20"/>
       <w:szCs w:val="20"/>
     </w:rPr>
   </w:style>
-  <w:style w:type="paragraph" w:customStyle="1" w:styleId="WPSOffice3">
+  <w:style w:type="paragraph" w:customStyle="1" w:styleId="35">
     <w:name w:val="WPSOffice手动目录 3"/>
     <w:qFormat/>
+    <w:uiPriority w:val="0"/>
     <w:pPr>
       <w:ind w:leftChars="400"/>
     </w:pPr>
     <w:rPr>
-      <w:rFonts w:ascii="Times New Roman" w:eastAsia="宋体" w:hAnsi="Times New Roman" w:cs="Times New Roman"/>
+      <w:rFonts w:ascii="Times New Roman" w:hAnsi="Times New Roman" w:eastAsia="宋体" w:cs="Times New Roman"/>
       <w:sz w:val="20"/>
       <w:szCs w:val="20"/>
     </w:rPr>
   </w:style>
-  <w:style w:type="paragraph" w:customStyle="1" w:styleId="Compact">
+  <w:style w:type="paragraph" w:customStyle="1" w:styleId="36">
     <w:name w:val="Compact"/>
-    <w:basedOn w:val="BodyText"/>
+    <w:basedOn w:val="12"/>
     <w:qFormat/>
+    <w:uiPriority w:val="0"/>
     <w:pPr>
       <w:spacing w:before="36" w:after="36"/>
     </w:pPr>
   </w:style>
-  <w:style w:type="table" w:customStyle="1" w:styleId="Table">
+  <w:style w:type="table" w:customStyle="1" w:styleId="37">
     <w:name w:val="Table"/>
     <w:semiHidden/>
     <w:unhideWhenUsed/>
     <w:qFormat/>
+    <w:uiPriority w:val="0"/>
     <w:tblPr>
       <w:tblCellMar>
         <w:top w:w="0" w:type="dxa"/>
@@ -6067,26 +6123,28 @@
     <w:tblStylePr w:type="firstRow">
       <w:tcPr>
         <w:tcBorders>
-          <w:bottom w:val="single" w:sz="0" w:space="0" w:color="auto"/>
+          <w:bottom w:val="single" w:color="auto" w:sz="0" w:space="0"/>
         </w:tcBorders>
         <w:vAlign w:val="bottom"/>
       </w:tcPr>
     </w:tblStylePr>
   </w:style>
-  <w:style w:type="character" w:customStyle="1" w:styleId="1Char">
+  <w:style w:type="character" w:customStyle="1" w:styleId="38">
     <w:name w:val="柴_标题1 Char"/>
-    <w:link w:val="1"/>
+    <w:link w:val="28"/>
     <w:qFormat/>
+    <w:uiPriority w:val="0"/>
     <w:rPr>
-      <w:rFonts w:ascii="Arial" w:eastAsia="宋体" w:hAnsi="Arial"/>
+      <w:rFonts w:ascii="Arial" w:hAnsi="Arial" w:eastAsia="宋体"/>
       <w:sz w:val="32"/>
     </w:rPr>
   </w:style>
-  <w:style w:type="table" w:customStyle="1" w:styleId="TableNormal1">
+  <w:style w:type="table" w:customStyle="1" w:styleId="39">
     <w:name w:val="Table Normal_1"/>
     <w:semiHidden/>
     <w:unhideWhenUsed/>
     <w:qFormat/>
+    <w:uiPriority w:val="0"/>
     <w:tblPr>
       <w:tblCellMar>
         <w:top w:w="0" w:type="dxa"/>
@@ -6096,10 +6154,11 @@
       </w:tblCellMar>
     </w:tblPr>
   </w:style>
-  <w:style w:type="paragraph" w:customStyle="1" w:styleId="a3">
+  <w:style w:type="paragraph" w:customStyle="1" w:styleId="40">
     <w:name w:val="柴_正文_无缩进"/>
-    <w:basedOn w:val="Normal"/>
+    <w:basedOn w:val="1"/>
     <w:qFormat/>
+    <w:uiPriority w:val="0"/>
     <w:pPr>
       <w:ind w:firstLine="0" w:firstLineChars="0"/>
     </w:pPr>
@@ -6109,29 +6168,31 @@
       <w:lang w:eastAsia="zh-CN"/>
     </w:rPr>
   </w:style>
-  <w:style w:type="paragraph" w:customStyle="1" w:styleId="4">
+  <w:style w:type="paragraph" w:customStyle="1" w:styleId="41">
     <w:name w:val="柴_标题4"/>
-    <w:basedOn w:val="Heading4"/>
-    <w:next w:val="Normal"/>
+    <w:basedOn w:val="5"/>
+    <w:next w:val="1"/>
     <w:qFormat/>
+    <w:uiPriority w:val="0"/>
     <w:pPr>
       <w:widowControl w:val="0"/>
       <w:spacing w:before="160" w:line="360" w:lineRule="auto"/>
-      <w:ind w:left="981" w:hanging="862" w:leftChars="300"/>
+      <w:ind w:left="981" w:leftChars="300" w:hanging="862"/>
     </w:pPr>
     <w:rPr>
-      <w:rFonts w:ascii="Calibri" w:eastAsia="宋体" w:hAnsi="Calibri" w:cs="宋体" w:hint="eastAsia"/>
+      <w:rFonts w:hint="eastAsia" w:ascii="Calibri" w:hAnsi="Calibri" w:eastAsia="宋体" w:cs="宋体"/>
       <w:sz w:val="24"/>
       <w:szCs w:val="24"/>
       <w:lang w:eastAsia="zh-CN" w:bidi="zh-CN"/>
     </w:rPr>
   </w:style>
-  <w:style w:type="character" w:customStyle="1" w:styleId="Char">
+  <w:style w:type="character" w:customStyle="1" w:styleId="42">
     <w:name w:val="柴_正文 Char"/>
-    <w:link w:val="a1"/>
+    <w:link w:val="29"/>
     <w:qFormat/>
+    <w:uiPriority w:val="0"/>
     <w:rPr>
-      <w:rFonts w:ascii="Arial" w:eastAsia="宋体" w:hAnsi="Arial"/>
+      <w:rFonts w:ascii="Arial" w:hAnsi="Arial" w:eastAsia="宋体"/>
       <w:sz w:val="24"/>
       <w:lang w:eastAsia="zh-CN"/>
     </w:rPr>
